--- a/advisories/source/statutory-bars-to-gmc.docx
+++ b/advisories/source/statutory-bars-to-gmc.docx
@@ -1,6 +1,6 @@
 
 <file path=word/document.xml><?xml version="1.0" encoding="utf-8"?>
-<w:document xmlns:wpc="http://schemas.microsoft.com/office/word/2010/wordprocessingCanvas" xmlns:cx="http://schemas.microsoft.com/office/drawing/2014/chartex" xmlns:cx1="http://schemas.microsoft.com/office/drawing/2015/9/8/chartex" xmlns:cx2="http://schemas.microsoft.com/office/drawing/2015/10/21/chartex" xmlns:cx3="http://schemas.microsoft.com/office/drawing/2016/5/9/chartex" xmlns:cx4="http://schemas.microsoft.com/office/drawing/2016/5/10/chartex" xmlns:cx5="http://schemas.microsoft.com/office/drawing/2016/5/11/chartex" xmlns:cx6="http://schemas.microsoft.com/office/drawing/2016/5/12/chartex" xmlns:cx7="http://schemas.microsoft.com/office/drawing/2016/5/13/chartex" xmlns:cx8="http://schemas.microsoft.com/office/drawing/2016/5/14/chartex" xmlns:mc="http://schemas.openxmlformats.org/markup-compatibility/2006" xmlns:aink="http://schemas.microsoft.com/office/drawing/2016/ink" xmlns:am3d="http://schemas.microsoft.com/office/drawing/2017/model3d" xmlns:o="urn:schemas-microsoft-com:office:office" xmlns:oel="http://schemas.microsoft.com/office/2019/extlst" xmlns:r="http://schemas.openxmlformats.org/officeDocument/2006/relationships" xmlns:m="http://schemas.openxmlformats.org/officeDocument/2006/math" xmlns:v="urn:schemas-microsoft-com:vml" xmlns:wp14="http://schemas.microsoft.com/office/word/2010/wordprocessingDrawing" xmlns:wp="http://schemas.openxmlformats.org/drawingml/2006/wordprocessingDrawing" xmlns:w10="urn:schemas-microsoft-com:office:word" xmlns:w="http://schemas.openxmlformats.org/wordprocessingml/2006/main" xmlns:w14="http://schemas.microsoft.com/office/word/2010/wordml" xmlns:w15="http://schemas.microsoft.com/office/word/2012/wordml" xmlns:w16cex="http://schemas.microsoft.com/office/word/2018/wordml/cex" xmlns:w16cid="http://schemas.microsoft.com/office/word/2016/wordml/cid" xmlns:w16="http://schemas.microsoft.com/office/word/2018/wordml" xmlns:w16du="http://schemas.microsoft.com/office/word/2023/wordml/word16du" xmlns:w16sdtdh="http://schemas.microsoft.com/office/word/2020/wordml/sdtdatahash" xmlns:w16sdtfl="http://schemas.microsoft.com/office/word/2024/wordml/sdtformatlock" xmlns:w16se="http://schemas.microsoft.com/office/word/2015/wordml/symex" xmlns:wpg="http://schemas.microsoft.com/office/word/2010/wordprocessingGroup" xmlns:wpi="http://schemas.microsoft.com/office/word/2010/wordprocessingInk" xmlns:wne="http://schemas.microsoft.com/office/word/2006/wordml" xmlns:wps="http://schemas.microsoft.com/office/word/2010/wordprocessingShape" mc:Ignorable="w14 w15 w16se w16cid w16 w16cex w16sdtdh w16sdtfl w16du wp14">
+<w:document xmlns:wpc="http://schemas.microsoft.com/office/word/2010/wordprocessingCanvas" xmlns:cx="http://schemas.microsoft.com/office/drawing/2014/chartex" xmlns:cx1="http://schemas.microsoft.com/office/drawing/2015/9/8/chartex" xmlns:cx2="http://schemas.microsoft.com/office/drawing/2015/10/21/chartex" xmlns:cx3="http://schemas.microsoft.com/office/drawing/2016/5/9/chartex" xmlns:cx4="http://schemas.microsoft.com/office/drawing/2016/5/10/chartex" xmlns:cx5="http://schemas.microsoft.com/office/drawing/2016/5/11/chartex" xmlns:cx6="http://schemas.microsoft.com/office/drawing/2016/5/12/chartex" xmlns:cx7="http://schemas.microsoft.com/office/drawing/2016/5/13/chartex" xmlns:cx8="http://schemas.microsoft.com/office/drawing/2016/5/14/chartex" xmlns:mc="http://schemas.openxmlformats.org/markup-compatibility/2006" xmlns:aink="http://schemas.microsoft.com/office/drawing/2016/ink" xmlns:am3d="http://schemas.microsoft.com/office/drawing/2017/model3d" xmlns:o="urn:schemas-microsoft-com:office:office" xmlns:oel="http://schemas.microsoft.com/office/2019/extlst" xmlns:r="http://schemas.openxmlformats.org/officeDocument/2006/relationships" xmlns:m="http://schemas.openxmlformats.org/officeDocument/2006/math" xmlns:v="urn:schemas-microsoft-com:vml" xmlns:wp14="http://schemas.microsoft.com/office/word/2010/wordprocessingDrawing" xmlns:wp="http://schemas.openxmlformats.org/drawingml/2006/wordprocessingDrawing" xmlns:w10="urn:schemas-microsoft-com:office:word" xmlns:w="http://schemas.openxmlformats.org/wordprocessingml/2006/main" xmlns:w14="http://schemas.microsoft.com/office/word/2010/wordml" xmlns:w15="http://schemas.microsoft.com/office/word/2012/wordml" xmlns:w16cei="http://schemas.microsoft.com/office/word/2026/wordml/cei" xmlns:w16cex="http://schemas.microsoft.com/office/word/2018/wordml/cex" xmlns:w16cid="http://schemas.microsoft.com/office/word/2016/wordml/cid" xmlns:w16="http://schemas.microsoft.com/office/word/2018/wordml" xmlns:w16du="http://schemas.microsoft.com/office/word/2023/wordml/word16du" xmlns:w16sdtdh="http://schemas.microsoft.com/office/word/2020/wordml/sdtdatahash" xmlns:w16sdtfl="http://schemas.microsoft.com/office/word/2024/wordml/sdtformatlock" xmlns:w16se="http://schemas.microsoft.com/office/word/2015/wordml/symex" xmlns:wpg="http://schemas.microsoft.com/office/word/2010/wordprocessingGroup" xmlns:wpi="http://schemas.microsoft.com/office/word/2010/wordprocessingInk" xmlns:wne="http://schemas.microsoft.com/office/word/2006/wordml" xmlns:wps="http://schemas.microsoft.com/office/word/2010/wordprocessingShape" mc:Ignorable="w14 w15 w16se w16cid w16 w16cex w16sdtdh w16sdtfl w16du wp14">
   <w:body>
     <w:tbl>
       <w:tblPr>
@@ -617,25 +617,7 @@
                 <w:sz w:val="22"/>
                 <w:szCs w:val="22"/>
               </w:rPr>
-              <w:t>False testimony for the purpose of obtaining any immigration benefit (</w:t>
-            </w:r>
-            <w:proofErr w:type="gramStart"/>
-            <w:r>
-              <w:rPr>
-                <w:rFonts w:asciiTheme="minorHAnsi" w:hAnsiTheme="minorHAnsi" w:cstheme="minorHAnsi"/>
-                <w:sz w:val="22"/>
-                <w:szCs w:val="22"/>
-              </w:rPr>
-              <w:t>whether or not</w:t>
-            </w:r>
-            <w:proofErr w:type="gramEnd"/>
-            <w:r>
-              <w:rPr>
-                <w:rFonts w:asciiTheme="minorHAnsi" w:hAnsiTheme="minorHAnsi" w:cstheme="minorHAnsi"/>
-                <w:sz w:val="22"/>
-                <w:szCs w:val="22"/>
-              </w:rPr>
-              <w:t xml:space="preserve"> material)</w:t>
+              <w:t>False testimony for the purpose of obtaining any immigration benefit (whether or not material)</w:t>
             </w:r>
           </w:p>
         </w:tc>
@@ -1863,27 +1845,7 @@
                   <w:sz w:val="22"/>
                   <w:szCs w:val="22"/>
                 </w:rPr>
-                <w:t>8 CFR 316.10(b)(2)(</w:t>
-              </w:r>
-              <w:proofErr w:type="spellStart"/>
-              <w:r>
-                <w:rPr>
-                  <w:rStyle w:val="Hyperlink"/>
-                  <w:rFonts w:cstheme="minorHAnsi"/>
-                  <w:sz w:val="22"/>
-                  <w:szCs w:val="22"/>
-                </w:rPr>
-                <w:t>i</w:t>
-              </w:r>
-              <w:proofErr w:type="spellEnd"/>
-              <w:r>
-                <w:rPr>
-                  <w:rStyle w:val="Hyperlink"/>
-                  <w:rFonts w:cstheme="minorHAnsi"/>
-                  <w:sz w:val="22"/>
-                  <w:szCs w:val="22"/>
-                </w:rPr>
-                <w:t>), (iv)</w:t>
+                <w:t>8 CFR 316.10(b)(2)(i), (iv)</w:t>
               </w:r>
             </w:hyperlink>
           </w:p>
@@ -2235,27 +2197,7 @@
                   <w:sz w:val="22"/>
                   <w:szCs w:val="22"/>
                 </w:rPr>
-                <w:t>8 CFR 316.10(b)(2)(</w:t>
-              </w:r>
-              <w:proofErr w:type="spellStart"/>
-              <w:r>
-                <w:rPr>
-                  <w:rStyle w:val="Hyperlink"/>
-                  <w:rFonts w:asciiTheme="minorHAnsi" w:hAnsiTheme="minorHAnsi" w:cstheme="minorHAnsi"/>
-                  <w:sz w:val="22"/>
-                  <w:szCs w:val="22"/>
-                </w:rPr>
-                <w:t>i</w:t>
-              </w:r>
-              <w:proofErr w:type="spellEnd"/>
-              <w:r>
-                <w:rPr>
-                  <w:rStyle w:val="Hyperlink"/>
-                  <w:rFonts w:asciiTheme="minorHAnsi" w:hAnsiTheme="minorHAnsi" w:cstheme="minorHAnsi"/>
-                  <w:sz w:val="22"/>
-                  <w:szCs w:val="22"/>
-                </w:rPr>
-                <w:t>), (iv)</w:t>
+                <w:t>8 CFR 316.10(b)(2)(i), (iv)</w:t>
               </w:r>
             </w:hyperlink>
           </w:p>
@@ -2633,7 +2575,6 @@
               </w:rPr>
               <w:t xml:space="preserve">Confined </w:t>
             </w:r>
-            <w:proofErr w:type="gramStart"/>
             <w:r>
               <w:rPr>
                 <w:rFonts w:asciiTheme="minorHAnsi" w:hAnsiTheme="minorHAnsi" w:cstheme="minorHAnsi"/>
@@ -2642,18 +2583,7 @@
                 <w:sz w:val="22"/>
                 <w:szCs w:val="22"/>
               </w:rPr>
-              <w:t>as a result of</w:t>
-            </w:r>
-            <w:proofErr w:type="gramEnd"/>
-            <w:r>
-              <w:rPr>
-                <w:rFonts w:asciiTheme="minorHAnsi" w:hAnsiTheme="minorHAnsi" w:cstheme="minorHAnsi"/>
-                <w:i/>
-                <w:iCs/>
-                <w:sz w:val="22"/>
-                <w:szCs w:val="22"/>
-              </w:rPr>
-              <w:t xml:space="preserve"> a conviction</w:t>
+              <w:t>as a result of a conviction</w:t>
             </w:r>
             <w:r>
               <w:rPr>
@@ -2686,7 +2616,7 @@
 </file>
 
 <file path=word/endnotes.xml><?xml version="1.0" encoding="utf-8"?>
-<w:endnotes xmlns:wpc="http://schemas.microsoft.com/office/word/2010/wordprocessingCanvas" xmlns:cx="http://schemas.microsoft.com/office/drawing/2014/chartex" xmlns:cx1="http://schemas.microsoft.com/office/drawing/2015/9/8/chartex" xmlns:cx2="http://schemas.microsoft.com/office/drawing/2015/10/21/chartex" xmlns:cx3="http://schemas.microsoft.com/office/drawing/2016/5/9/chartex" xmlns:cx4="http://schemas.microsoft.com/office/drawing/2016/5/10/chartex" xmlns:cx5="http://schemas.microsoft.com/office/drawing/2016/5/11/chartex" xmlns:cx6="http://schemas.microsoft.com/office/drawing/2016/5/12/chartex" xmlns:cx7="http://schemas.microsoft.com/office/drawing/2016/5/13/chartex" xmlns:cx8="http://schemas.microsoft.com/office/drawing/2016/5/14/chartex" xmlns:mc="http://schemas.openxmlformats.org/markup-compatibility/2006" xmlns:aink="http://schemas.microsoft.com/office/drawing/2016/ink" xmlns:am3d="http://schemas.microsoft.com/office/drawing/2017/model3d" xmlns:o="urn:schemas-microsoft-com:office:office" xmlns:oel="http://schemas.microsoft.com/office/2019/extlst" xmlns:r="http://schemas.openxmlformats.org/officeDocument/2006/relationships" xmlns:m="http://schemas.openxmlformats.org/officeDocument/2006/math" xmlns:v="urn:schemas-microsoft-com:vml" xmlns:wp14="http://schemas.microsoft.com/office/word/2010/wordprocessingDrawing" xmlns:wp="http://schemas.openxmlformats.org/drawingml/2006/wordprocessingDrawing" xmlns:w10="urn:schemas-microsoft-com:office:word" xmlns:w="http://schemas.openxmlformats.org/wordprocessingml/2006/main" xmlns:w14="http://schemas.microsoft.com/office/word/2010/wordml" xmlns:w15="http://schemas.microsoft.com/office/word/2012/wordml" xmlns:w16cex="http://schemas.microsoft.com/office/word/2018/wordml/cex" xmlns:w16cid="http://schemas.microsoft.com/office/word/2016/wordml/cid" xmlns:w16="http://schemas.microsoft.com/office/word/2018/wordml" xmlns:w16du="http://schemas.microsoft.com/office/word/2023/wordml/word16du" xmlns:w16sdtdh="http://schemas.microsoft.com/office/word/2020/wordml/sdtdatahash" xmlns:w16sdtfl="http://schemas.microsoft.com/office/word/2024/wordml/sdtformatlock" xmlns:w16se="http://schemas.microsoft.com/office/word/2015/wordml/symex" xmlns:wpg="http://schemas.microsoft.com/office/word/2010/wordprocessingGroup" xmlns:wpi="http://schemas.microsoft.com/office/word/2010/wordprocessingInk" xmlns:wne="http://schemas.microsoft.com/office/word/2006/wordml" xmlns:wps="http://schemas.microsoft.com/office/word/2010/wordprocessingShape" mc:Ignorable="w14 w15 w16se w16cid w16 w16cex w16sdtdh w16sdtfl w16du wp14">
+<w:endnotes xmlns:wpc="http://schemas.microsoft.com/office/word/2010/wordprocessingCanvas" xmlns:cx="http://schemas.microsoft.com/office/drawing/2014/chartex" xmlns:cx1="http://schemas.microsoft.com/office/drawing/2015/9/8/chartex" xmlns:cx2="http://schemas.microsoft.com/office/drawing/2015/10/21/chartex" xmlns:cx3="http://schemas.microsoft.com/office/drawing/2016/5/9/chartex" xmlns:cx4="http://schemas.microsoft.com/office/drawing/2016/5/10/chartex" xmlns:cx5="http://schemas.microsoft.com/office/drawing/2016/5/11/chartex" xmlns:cx6="http://schemas.microsoft.com/office/drawing/2016/5/12/chartex" xmlns:cx7="http://schemas.microsoft.com/office/drawing/2016/5/13/chartex" xmlns:cx8="http://schemas.microsoft.com/office/drawing/2016/5/14/chartex" xmlns:mc="http://schemas.openxmlformats.org/markup-compatibility/2006" xmlns:aink="http://schemas.microsoft.com/office/drawing/2016/ink" xmlns:am3d="http://schemas.microsoft.com/office/drawing/2017/model3d" xmlns:o="urn:schemas-microsoft-com:office:office" xmlns:oel="http://schemas.microsoft.com/office/2019/extlst" xmlns:r="http://schemas.openxmlformats.org/officeDocument/2006/relationships" xmlns:m="http://schemas.openxmlformats.org/officeDocument/2006/math" xmlns:v="urn:schemas-microsoft-com:vml" xmlns:wp14="http://schemas.microsoft.com/office/word/2010/wordprocessingDrawing" xmlns:wp="http://schemas.openxmlformats.org/drawingml/2006/wordprocessingDrawing" xmlns:w10="urn:schemas-microsoft-com:office:word" xmlns:w="http://schemas.openxmlformats.org/wordprocessingml/2006/main" xmlns:w14="http://schemas.microsoft.com/office/word/2010/wordml" xmlns:w15="http://schemas.microsoft.com/office/word/2012/wordml" xmlns:w16cei="http://schemas.microsoft.com/office/word/2026/wordml/cei" xmlns:w16cex="http://schemas.microsoft.com/office/word/2018/wordml/cex" xmlns:w16cid="http://schemas.microsoft.com/office/word/2016/wordml/cid" xmlns:w16="http://schemas.microsoft.com/office/word/2018/wordml" xmlns:w16du="http://schemas.microsoft.com/office/word/2023/wordml/word16du" xmlns:w16sdtdh="http://schemas.microsoft.com/office/word/2020/wordml/sdtdatahash" xmlns:w16sdtfl="http://schemas.microsoft.com/office/word/2024/wordml/sdtformatlock" xmlns:w16se="http://schemas.microsoft.com/office/word/2015/wordml/symex" xmlns:wpg="http://schemas.microsoft.com/office/word/2010/wordprocessingGroup" xmlns:wpi="http://schemas.microsoft.com/office/word/2010/wordprocessingInk" xmlns:wne="http://schemas.microsoft.com/office/word/2006/wordml" xmlns:wps="http://schemas.microsoft.com/office/word/2010/wordprocessingShape" mc:Ignorable="w14 w15 w16se w16cid w16 w16cex w16sdtdh w16sdtfl w16du wp14">
   <w:endnote w:type="separator" w:id="-1">
     <w:p>
       <w:pPr>
@@ -2711,7 +2641,7 @@
 </file>
 
 <file path=word/footer1.xml><?xml version="1.0" encoding="utf-8"?>
-<w:ftr xmlns:wpc="http://schemas.microsoft.com/office/word/2010/wordprocessingCanvas" xmlns:cx="http://schemas.microsoft.com/office/drawing/2014/chartex" xmlns:cx1="http://schemas.microsoft.com/office/drawing/2015/9/8/chartex" xmlns:cx2="http://schemas.microsoft.com/office/drawing/2015/10/21/chartex" xmlns:cx3="http://schemas.microsoft.com/office/drawing/2016/5/9/chartex" xmlns:cx4="http://schemas.microsoft.com/office/drawing/2016/5/10/chartex" xmlns:cx5="http://schemas.microsoft.com/office/drawing/2016/5/11/chartex" xmlns:cx6="http://schemas.microsoft.com/office/drawing/2016/5/12/chartex" xmlns:cx7="http://schemas.microsoft.com/office/drawing/2016/5/13/chartex" xmlns:cx8="http://schemas.microsoft.com/office/drawing/2016/5/14/chartex" xmlns:mc="http://schemas.openxmlformats.org/markup-compatibility/2006" xmlns:aink="http://schemas.microsoft.com/office/drawing/2016/ink" xmlns:am3d="http://schemas.microsoft.com/office/drawing/2017/model3d" xmlns:o="urn:schemas-microsoft-com:office:office" xmlns:oel="http://schemas.microsoft.com/office/2019/extlst" xmlns:r="http://schemas.openxmlformats.org/officeDocument/2006/relationships" xmlns:m="http://schemas.openxmlformats.org/officeDocument/2006/math" xmlns:v="urn:schemas-microsoft-com:vml" xmlns:wp14="http://schemas.microsoft.com/office/word/2010/wordprocessingDrawing" xmlns:wp="http://schemas.openxmlformats.org/drawingml/2006/wordprocessingDrawing" xmlns:w10="urn:schemas-microsoft-com:office:word" xmlns:w="http://schemas.openxmlformats.org/wordprocessingml/2006/main" xmlns:w14="http://schemas.microsoft.com/office/word/2010/wordml" xmlns:w15="http://schemas.microsoft.com/office/word/2012/wordml" xmlns:w16cex="http://schemas.microsoft.com/office/word/2018/wordml/cex" xmlns:w16cid="http://schemas.microsoft.com/office/word/2016/wordml/cid" xmlns:w16="http://schemas.microsoft.com/office/word/2018/wordml" xmlns:w16du="http://schemas.microsoft.com/office/word/2023/wordml/word16du" xmlns:w16sdtdh="http://schemas.microsoft.com/office/word/2020/wordml/sdtdatahash" xmlns:w16sdtfl="http://schemas.microsoft.com/office/word/2024/wordml/sdtformatlock" xmlns:w16se="http://schemas.microsoft.com/office/word/2015/wordml/symex" xmlns:wpg="http://schemas.microsoft.com/office/word/2010/wordprocessingGroup" xmlns:wpi="http://schemas.microsoft.com/office/word/2010/wordprocessingInk" xmlns:wne="http://schemas.microsoft.com/office/word/2006/wordml" xmlns:wps="http://schemas.microsoft.com/office/word/2010/wordprocessingShape" mc:Ignorable="w14 w15 w16se w16cid w16 w16cex w16sdtdh w16sdtfl w16du wp14">
+<w:ftr xmlns:wpc="http://schemas.microsoft.com/office/word/2010/wordprocessingCanvas" xmlns:cx="http://schemas.microsoft.com/office/drawing/2014/chartex" xmlns:cx1="http://schemas.microsoft.com/office/drawing/2015/9/8/chartex" xmlns:cx2="http://schemas.microsoft.com/office/drawing/2015/10/21/chartex" xmlns:cx3="http://schemas.microsoft.com/office/drawing/2016/5/9/chartex" xmlns:cx4="http://schemas.microsoft.com/office/drawing/2016/5/10/chartex" xmlns:cx5="http://schemas.microsoft.com/office/drawing/2016/5/11/chartex" xmlns:cx6="http://schemas.microsoft.com/office/drawing/2016/5/12/chartex" xmlns:cx7="http://schemas.microsoft.com/office/drawing/2016/5/13/chartex" xmlns:cx8="http://schemas.microsoft.com/office/drawing/2016/5/14/chartex" xmlns:mc="http://schemas.openxmlformats.org/markup-compatibility/2006" xmlns:aink="http://schemas.microsoft.com/office/drawing/2016/ink" xmlns:am3d="http://schemas.microsoft.com/office/drawing/2017/model3d" xmlns:o="urn:schemas-microsoft-com:office:office" xmlns:oel="http://schemas.microsoft.com/office/2019/extlst" xmlns:r="http://schemas.openxmlformats.org/officeDocument/2006/relationships" xmlns:m="http://schemas.openxmlformats.org/officeDocument/2006/math" xmlns:v="urn:schemas-microsoft-com:vml" xmlns:wp14="http://schemas.microsoft.com/office/word/2010/wordprocessingDrawing" xmlns:wp="http://schemas.openxmlformats.org/drawingml/2006/wordprocessingDrawing" xmlns:w10="urn:schemas-microsoft-com:office:word" xmlns:w="http://schemas.openxmlformats.org/wordprocessingml/2006/main" xmlns:w14="http://schemas.microsoft.com/office/word/2010/wordml" xmlns:w15="http://schemas.microsoft.com/office/word/2012/wordml" xmlns:w16cei="http://schemas.microsoft.com/office/word/2026/wordml/cei" xmlns:w16cex="http://schemas.microsoft.com/office/word/2018/wordml/cex" xmlns:w16cid="http://schemas.microsoft.com/office/word/2016/wordml/cid" xmlns:w16="http://schemas.microsoft.com/office/word/2018/wordml" xmlns:w16du="http://schemas.microsoft.com/office/word/2023/wordml/word16du" xmlns:w16sdtdh="http://schemas.microsoft.com/office/word/2020/wordml/sdtdatahash" xmlns:w16sdtfl="http://schemas.microsoft.com/office/word/2024/wordml/sdtformatlock" xmlns:w16se="http://schemas.microsoft.com/office/word/2015/wordml/symex" xmlns:wpg="http://schemas.microsoft.com/office/word/2010/wordprocessingGroup" xmlns:wpi="http://schemas.microsoft.com/office/word/2010/wordprocessingInk" xmlns:wne="http://schemas.microsoft.com/office/word/2006/wordml" xmlns:wps="http://schemas.microsoft.com/office/word/2010/wordprocessingShape" mc:Ignorable="w14 w15 w16se w16cid w16 w16cex w16sdtdh w16sdtfl w16du wp14">
   <w:p>
     <w:pPr>
       <w:pStyle w:val="Footer"/>
@@ -2721,7 +2651,7 @@
 </file>
 
 <file path=word/footer2.xml><?xml version="1.0" encoding="utf-8"?>
-<w:ftr xmlns:wpc="http://schemas.microsoft.com/office/word/2010/wordprocessingCanvas" xmlns:cx="http://schemas.microsoft.com/office/drawing/2014/chartex" xmlns:cx1="http://schemas.microsoft.com/office/drawing/2015/9/8/chartex" xmlns:cx2="http://schemas.microsoft.com/office/drawing/2015/10/21/chartex" xmlns:cx3="http://schemas.microsoft.com/office/drawing/2016/5/9/chartex" xmlns:cx4="http://schemas.microsoft.com/office/drawing/2016/5/10/chartex" xmlns:cx5="http://schemas.microsoft.com/office/drawing/2016/5/11/chartex" xmlns:cx6="http://schemas.microsoft.com/office/drawing/2016/5/12/chartex" xmlns:cx7="http://schemas.microsoft.com/office/drawing/2016/5/13/chartex" xmlns:cx8="http://schemas.microsoft.com/office/drawing/2016/5/14/chartex" xmlns:mc="http://schemas.openxmlformats.org/markup-compatibility/2006" xmlns:aink="http://schemas.microsoft.com/office/drawing/2016/ink" xmlns:am3d="http://schemas.microsoft.com/office/drawing/2017/model3d" xmlns:o="urn:schemas-microsoft-com:office:office" xmlns:oel="http://schemas.microsoft.com/office/2019/extlst" xmlns:r="http://schemas.openxmlformats.org/officeDocument/2006/relationships" xmlns:m="http://schemas.openxmlformats.org/officeDocument/2006/math" xmlns:v="urn:schemas-microsoft-com:vml" xmlns:wp14="http://schemas.microsoft.com/office/word/2010/wordprocessingDrawing" xmlns:wp="http://schemas.openxmlformats.org/drawingml/2006/wordprocessingDrawing" xmlns:w10="urn:schemas-microsoft-com:office:word" xmlns:w="http://schemas.openxmlformats.org/wordprocessingml/2006/main" xmlns:w14="http://schemas.microsoft.com/office/word/2010/wordml" xmlns:w15="http://schemas.microsoft.com/office/word/2012/wordml" xmlns:w16cex="http://schemas.microsoft.com/office/word/2018/wordml/cex" xmlns:w16cid="http://schemas.microsoft.com/office/word/2016/wordml/cid" xmlns:w16="http://schemas.microsoft.com/office/word/2018/wordml" xmlns:w16du="http://schemas.microsoft.com/office/word/2023/wordml/word16du" xmlns:w16sdtdh="http://schemas.microsoft.com/office/word/2020/wordml/sdtdatahash" xmlns:w16sdtfl="http://schemas.microsoft.com/office/word/2024/wordml/sdtformatlock" xmlns:w16se="http://schemas.microsoft.com/office/word/2015/wordml/symex" xmlns:wpg="http://schemas.microsoft.com/office/word/2010/wordprocessingGroup" xmlns:wpi="http://schemas.microsoft.com/office/word/2010/wordprocessingInk" xmlns:wne="http://schemas.microsoft.com/office/word/2006/wordml" xmlns:wps="http://schemas.microsoft.com/office/word/2010/wordprocessingShape" mc:Ignorable="w14 w15 w16se w16cid w16 w16cex w16sdtdh w16sdtfl w16du wp14">
+<w:ftr xmlns:wpc="http://schemas.microsoft.com/office/word/2010/wordprocessingCanvas" xmlns:cx="http://schemas.microsoft.com/office/drawing/2014/chartex" xmlns:cx1="http://schemas.microsoft.com/office/drawing/2015/9/8/chartex" xmlns:cx2="http://schemas.microsoft.com/office/drawing/2015/10/21/chartex" xmlns:cx3="http://schemas.microsoft.com/office/drawing/2016/5/9/chartex" xmlns:cx4="http://schemas.microsoft.com/office/drawing/2016/5/10/chartex" xmlns:cx5="http://schemas.microsoft.com/office/drawing/2016/5/11/chartex" xmlns:cx6="http://schemas.microsoft.com/office/drawing/2016/5/12/chartex" xmlns:cx7="http://schemas.microsoft.com/office/drawing/2016/5/13/chartex" xmlns:cx8="http://schemas.microsoft.com/office/drawing/2016/5/14/chartex" xmlns:mc="http://schemas.openxmlformats.org/markup-compatibility/2006" xmlns:aink="http://schemas.microsoft.com/office/drawing/2016/ink" xmlns:am3d="http://schemas.microsoft.com/office/drawing/2017/model3d" xmlns:o="urn:schemas-microsoft-com:office:office" xmlns:oel="http://schemas.microsoft.com/office/2019/extlst" xmlns:r="http://schemas.openxmlformats.org/officeDocument/2006/relationships" xmlns:m="http://schemas.openxmlformats.org/officeDocument/2006/math" xmlns:v="urn:schemas-microsoft-com:vml" xmlns:wp14="http://schemas.microsoft.com/office/word/2010/wordprocessingDrawing" xmlns:wp="http://schemas.openxmlformats.org/drawingml/2006/wordprocessingDrawing" xmlns:w10="urn:schemas-microsoft-com:office:word" xmlns:w="http://schemas.openxmlformats.org/wordprocessingml/2006/main" xmlns:w14="http://schemas.microsoft.com/office/word/2010/wordml" xmlns:w15="http://schemas.microsoft.com/office/word/2012/wordml" xmlns:w16cei="http://schemas.microsoft.com/office/word/2026/wordml/cei" xmlns:w16cex="http://schemas.microsoft.com/office/word/2018/wordml/cex" xmlns:w16cid="http://schemas.microsoft.com/office/word/2016/wordml/cid" xmlns:w16="http://schemas.microsoft.com/office/word/2018/wordml" xmlns:w16du="http://schemas.microsoft.com/office/word/2023/wordml/word16du" xmlns:w16sdtdh="http://schemas.microsoft.com/office/word/2020/wordml/sdtdatahash" xmlns:w16sdtfl="http://schemas.microsoft.com/office/word/2024/wordml/sdtformatlock" xmlns:w16se="http://schemas.microsoft.com/office/word/2015/wordml/symex" xmlns:wpg="http://schemas.microsoft.com/office/word/2010/wordprocessingGroup" xmlns:wpi="http://schemas.microsoft.com/office/word/2010/wordprocessingInk" xmlns:wne="http://schemas.microsoft.com/office/word/2006/wordml" xmlns:wps="http://schemas.microsoft.com/office/word/2010/wordprocessingShape" mc:Ignorable="w14 w15 w16se w16cid w16 w16cex w16sdtdh w16sdtfl w16du wp14">
   <w:p>
     <w:pPr>
       <w:pStyle w:val="Footer"/>
@@ -2731,7 +2661,7 @@
 </file>
 
 <file path=word/footer3.xml><?xml version="1.0" encoding="utf-8"?>
-<w:ftr xmlns:wpc="http://schemas.microsoft.com/office/word/2010/wordprocessingCanvas" xmlns:cx="http://schemas.microsoft.com/office/drawing/2014/chartex" xmlns:cx1="http://schemas.microsoft.com/office/drawing/2015/9/8/chartex" xmlns:cx2="http://schemas.microsoft.com/office/drawing/2015/10/21/chartex" xmlns:cx3="http://schemas.microsoft.com/office/drawing/2016/5/9/chartex" xmlns:cx4="http://schemas.microsoft.com/office/drawing/2016/5/10/chartex" xmlns:cx5="http://schemas.microsoft.com/office/drawing/2016/5/11/chartex" xmlns:cx6="http://schemas.microsoft.com/office/drawing/2016/5/12/chartex" xmlns:cx7="http://schemas.microsoft.com/office/drawing/2016/5/13/chartex" xmlns:cx8="http://schemas.microsoft.com/office/drawing/2016/5/14/chartex" xmlns:mc="http://schemas.openxmlformats.org/markup-compatibility/2006" xmlns:aink="http://schemas.microsoft.com/office/drawing/2016/ink" xmlns:am3d="http://schemas.microsoft.com/office/drawing/2017/model3d" xmlns:o="urn:schemas-microsoft-com:office:office" xmlns:oel="http://schemas.microsoft.com/office/2019/extlst" xmlns:r="http://schemas.openxmlformats.org/officeDocument/2006/relationships" xmlns:m="http://schemas.openxmlformats.org/officeDocument/2006/math" xmlns:v="urn:schemas-microsoft-com:vml" xmlns:wp14="http://schemas.microsoft.com/office/word/2010/wordprocessingDrawing" xmlns:wp="http://schemas.openxmlformats.org/drawingml/2006/wordprocessingDrawing" xmlns:w10="urn:schemas-microsoft-com:office:word" xmlns:w="http://schemas.openxmlformats.org/wordprocessingml/2006/main" xmlns:w14="http://schemas.microsoft.com/office/word/2010/wordml" xmlns:w15="http://schemas.microsoft.com/office/word/2012/wordml" xmlns:w16cex="http://schemas.microsoft.com/office/word/2018/wordml/cex" xmlns:w16cid="http://schemas.microsoft.com/office/word/2016/wordml/cid" xmlns:w16="http://schemas.microsoft.com/office/word/2018/wordml" xmlns:w16du="http://schemas.microsoft.com/office/word/2023/wordml/word16du" xmlns:w16sdtdh="http://schemas.microsoft.com/office/word/2020/wordml/sdtdatahash" xmlns:w16sdtfl="http://schemas.microsoft.com/office/word/2024/wordml/sdtformatlock" xmlns:w16se="http://schemas.microsoft.com/office/word/2015/wordml/symex" xmlns:wpg="http://schemas.microsoft.com/office/word/2010/wordprocessingGroup" xmlns:wpi="http://schemas.microsoft.com/office/word/2010/wordprocessingInk" xmlns:wne="http://schemas.microsoft.com/office/word/2006/wordml" xmlns:wps="http://schemas.microsoft.com/office/word/2010/wordprocessingShape" mc:Ignorable="w14 w15 w16se w16cid w16 w16cex w16sdtdh w16sdtfl w16du wp14">
+<w:ftr xmlns:wpc="http://schemas.microsoft.com/office/word/2010/wordprocessingCanvas" xmlns:cx="http://schemas.microsoft.com/office/drawing/2014/chartex" xmlns:cx1="http://schemas.microsoft.com/office/drawing/2015/9/8/chartex" xmlns:cx2="http://schemas.microsoft.com/office/drawing/2015/10/21/chartex" xmlns:cx3="http://schemas.microsoft.com/office/drawing/2016/5/9/chartex" xmlns:cx4="http://schemas.microsoft.com/office/drawing/2016/5/10/chartex" xmlns:cx5="http://schemas.microsoft.com/office/drawing/2016/5/11/chartex" xmlns:cx6="http://schemas.microsoft.com/office/drawing/2016/5/12/chartex" xmlns:cx7="http://schemas.microsoft.com/office/drawing/2016/5/13/chartex" xmlns:cx8="http://schemas.microsoft.com/office/drawing/2016/5/14/chartex" xmlns:mc="http://schemas.openxmlformats.org/markup-compatibility/2006" xmlns:aink="http://schemas.microsoft.com/office/drawing/2016/ink" xmlns:am3d="http://schemas.microsoft.com/office/drawing/2017/model3d" xmlns:o="urn:schemas-microsoft-com:office:office" xmlns:oel="http://schemas.microsoft.com/office/2019/extlst" xmlns:r="http://schemas.openxmlformats.org/officeDocument/2006/relationships" xmlns:m="http://schemas.openxmlformats.org/officeDocument/2006/math" xmlns:v="urn:schemas-microsoft-com:vml" xmlns:wp14="http://schemas.microsoft.com/office/word/2010/wordprocessingDrawing" xmlns:wp="http://schemas.openxmlformats.org/drawingml/2006/wordprocessingDrawing" xmlns:w10="urn:schemas-microsoft-com:office:word" xmlns:w="http://schemas.openxmlformats.org/wordprocessingml/2006/main" xmlns:w14="http://schemas.microsoft.com/office/word/2010/wordml" xmlns:w15="http://schemas.microsoft.com/office/word/2012/wordml" xmlns:w16cei="http://schemas.microsoft.com/office/word/2026/wordml/cei" xmlns:w16cex="http://schemas.microsoft.com/office/word/2018/wordml/cex" xmlns:w16cid="http://schemas.microsoft.com/office/word/2016/wordml/cid" xmlns:w16="http://schemas.microsoft.com/office/word/2018/wordml" xmlns:w16du="http://schemas.microsoft.com/office/word/2023/wordml/word16du" xmlns:w16sdtdh="http://schemas.microsoft.com/office/word/2020/wordml/sdtdatahash" xmlns:w16sdtfl="http://schemas.microsoft.com/office/word/2024/wordml/sdtformatlock" xmlns:w16se="http://schemas.microsoft.com/office/word/2015/wordml/symex" xmlns:wpg="http://schemas.microsoft.com/office/word/2010/wordprocessingGroup" xmlns:wpi="http://schemas.microsoft.com/office/word/2010/wordprocessingInk" xmlns:wne="http://schemas.microsoft.com/office/word/2006/wordml" xmlns:wps="http://schemas.microsoft.com/office/word/2010/wordprocessingShape" mc:Ignorable="w14 w15 w16se w16cid w16 w16cex w16sdtdh w16sdtfl w16du wp14">
   <w:p>
     <w:pPr>
       <w:pStyle w:val="Footer"/>
@@ -2741,7 +2671,7 @@
 </file>
 
 <file path=word/footnotes.xml><?xml version="1.0" encoding="utf-8"?>
-<w:footnotes xmlns:wpc="http://schemas.microsoft.com/office/word/2010/wordprocessingCanvas" xmlns:cx="http://schemas.microsoft.com/office/drawing/2014/chartex" xmlns:cx1="http://schemas.microsoft.com/office/drawing/2015/9/8/chartex" xmlns:cx2="http://schemas.microsoft.com/office/drawing/2015/10/21/chartex" xmlns:cx3="http://schemas.microsoft.com/office/drawing/2016/5/9/chartex" xmlns:cx4="http://schemas.microsoft.com/office/drawing/2016/5/10/chartex" xmlns:cx5="http://schemas.microsoft.com/office/drawing/2016/5/11/chartex" xmlns:cx6="http://schemas.microsoft.com/office/drawing/2016/5/12/chartex" xmlns:cx7="http://schemas.microsoft.com/office/drawing/2016/5/13/chartex" xmlns:cx8="http://schemas.microsoft.com/office/drawing/2016/5/14/chartex" xmlns:mc="http://schemas.openxmlformats.org/markup-compatibility/2006" xmlns:aink="http://schemas.microsoft.com/office/drawing/2016/ink" xmlns:am3d="http://schemas.microsoft.com/office/drawing/2017/model3d" xmlns:o="urn:schemas-microsoft-com:office:office" xmlns:oel="http://schemas.microsoft.com/office/2019/extlst" xmlns:r="http://schemas.openxmlformats.org/officeDocument/2006/relationships" xmlns:m="http://schemas.openxmlformats.org/officeDocument/2006/math" xmlns:v="urn:schemas-microsoft-com:vml" xmlns:wp14="http://schemas.microsoft.com/office/word/2010/wordprocessingDrawing" xmlns:wp="http://schemas.openxmlformats.org/drawingml/2006/wordprocessingDrawing" xmlns:w10="urn:schemas-microsoft-com:office:word" xmlns:w="http://schemas.openxmlformats.org/wordprocessingml/2006/main" xmlns:w14="http://schemas.microsoft.com/office/word/2010/wordml" xmlns:w15="http://schemas.microsoft.com/office/word/2012/wordml" xmlns:w16cex="http://schemas.microsoft.com/office/word/2018/wordml/cex" xmlns:w16cid="http://schemas.microsoft.com/office/word/2016/wordml/cid" xmlns:w16="http://schemas.microsoft.com/office/word/2018/wordml" xmlns:w16du="http://schemas.microsoft.com/office/word/2023/wordml/word16du" xmlns:w16sdtdh="http://schemas.microsoft.com/office/word/2020/wordml/sdtdatahash" xmlns:w16sdtfl="http://schemas.microsoft.com/office/word/2024/wordml/sdtformatlock" xmlns:w16se="http://schemas.microsoft.com/office/word/2015/wordml/symex" xmlns:wpg="http://schemas.microsoft.com/office/word/2010/wordprocessingGroup" xmlns:wpi="http://schemas.microsoft.com/office/word/2010/wordprocessingInk" xmlns:wne="http://schemas.microsoft.com/office/word/2006/wordml" xmlns:wps="http://schemas.microsoft.com/office/word/2010/wordprocessingShape" mc:Ignorable="w14 w15 w16se w16cid w16 w16cex w16sdtdh w16sdtfl w16du wp14">
+<w:footnotes xmlns:wpc="http://schemas.microsoft.com/office/word/2010/wordprocessingCanvas" xmlns:cx="http://schemas.microsoft.com/office/drawing/2014/chartex" xmlns:cx1="http://schemas.microsoft.com/office/drawing/2015/9/8/chartex" xmlns:cx2="http://schemas.microsoft.com/office/drawing/2015/10/21/chartex" xmlns:cx3="http://schemas.microsoft.com/office/drawing/2016/5/9/chartex" xmlns:cx4="http://schemas.microsoft.com/office/drawing/2016/5/10/chartex" xmlns:cx5="http://schemas.microsoft.com/office/drawing/2016/5/11/chartex" xmlns:cx6="http://schemas.microsoft.com/office/drawing/2016/5/12/chartex" xmlns:cx7="http://schemas.microsoft.com/office/drawing/2016/5/13/chartex" xmlns:cx8="http://schemas.microsoft.com/office/drawing/2016/5/14/chartex" xmlns:mc="http://schemas.openxmlformats.org/markup-compatibility/2006" xmlns:aink="http://schemas.microsoft.com/office/drawing/2016/ink" xmlns:am3d="http://schemas.microsoft.com/office/drawing/2017/model3d" xmlns:o="urn:schemas-microsoft-com:office:office" xmlns:oel="http://schemas.microsoft.com/office/2019/extlst" xmlns:r="http://schemas.openxmlformats.org/officeDocument/2006/relationships" xmlns:m="http://schemas.openxmlformats.org/officeDocument/2006/math" xmlns:v="urn:schemas-microsoft-com:vml" xmlns:wp14="http://schemas.microsoft.com/office/word/2010/wordprocessingDrawing" xmlns:wp="http://schemas.openxmlformats.org/drawingml/2006/wordprocessingDrawing" xmlns:w10="urn:schemas-microsoft-com:office:word" xmlns:w="http://schemas.openxmlformats.org/wordprocessingml/2006/main" xmlns:w14="http://schemas.microsoft.com/office/word/2010/wordml" xmlns:w15="http://schemas.microsoft.com/office/word/2012/wordml" xmlns:w16cei="http://schemas.microsoft.com/office/word/2026/wordml/cei" xmlns:w16cex="http://schemas.microsoft.com/office/word/2018/wordml/cex" xmlns:w16cid="http://schemas.microsoft.com/office/word/2016/wordml/cid" xmlns:w16="http://schemas.microsoft.com/office/word/2018/wordml" xmlns:w16du="http://schemas.microsoft.com/office/word/2023/wordml/word16du" xmlns:w16sdtdh="http://schemas.microsoft.com/office/word/2020/wordml/sdtdatahash" xmlns:w16sdtfl="http://schemas.microsoft.com/office/word/2024/wordml/sdtformatlock" xmlns:w16se="http://schemas.microsoft.com/office/word/2015/wordml/symex" xmlns:wpg="http://schemas.microsoft.com/office/word/2010/wordprocessingGroup" xmlns:wpi="http://schemas.microsoft.com/office/word/2010/wordprocessingInk" xmlns:wne="http://schemas.microsoft.com/office/word/2006/wordml" xmlns:wps="http://schemas.microsoft.com/office/word/2010/wordprocessingShape" mc:Ignorable="w14 w15 w16se w16cid w16 w16cex w16sdtdh w16sdtfl w16du wp14">
   <w:footnote w:type="separator" w:id="-1">
     <w:p>
       <w:pPr>
@@ -2807,7 +2737,7 @@
 </file>
 
 <file path=word/header1.xml><?xml version="1.0" encoding="utf-8"?>
-<w:hdr xmlns:wpc="http://schemas.microsoft.com/office/word/2010/wordprocessingCanvas" xmlns:cx="http://schemas.microsoft.com/office/drawing/2014/chartex" xmlns:cx1="http://schemas.microsoft.com/office/drawing/2015/9/8/chartex" xmlns:cx2="http://schemas.microsoft.com/office/drawing/2015/10/21/chartex" xmlns:cx3="http://schemas.microsoft.com/office/drawing/2016/5/9/chartex" xmlns:cx4="http://schemas.microsoft.com/office/drawing/2016/5/10/chartex" xmlns:cx5="http://schemas.microsoft.com/office/drawing/2016/5/11/chartex" xmlns:cx6="http://schemas.microsoft.com/office/drawing/2016/5/12/chartex" xmlns:cx7="http://schemas.microsoft.com/office/drawing/2016/5/13/chartex" xmlns:cx8="http://schemas.microsoft.com/office/drawing/2016/5/14/chartex" xmlns:mc="http://schemas.openxmlformats.org/markup-compatibility/2006" xmlns:aink="http://schemas.microsoft.com/office/drawing/2016/ink" xmlns:am3d="http://schemas.microsoft.com/office/drawing/2017/model3d" xmlns:o="urn:schemas-microsoft-com:office:office" xmlns:oel="http://schemas.microsoft.com/office/2019/extlst" xmlns:r="http://schemas.openxmlformats.org/officeDocument/2006/relationships" xmlns:m="http://schemas.openxmlformats.org/officeDocument/2006/math" xmlns:v="urn:schemas-microsoft-com:vml" xmlns:wp14="http://schemas.microsoft.com/office/word/2010/wordprocessingDrawing" xmlns:wp="http://schemas.openxmlformats.org/drawingml/2006/wordprocessingDrawing" xmlns:w10="urn:schemas-microsoft-com:office:word" xmlns:w="http://schemas.openxmlformats.org/wordprocessingml/2006/main" xmlns:w14="http://schemas.microsoft.com/office/word/2010/wordml" xmlns:w15="http://schemas.microsoft.com/office/word/2012/wordml" xmlns:w16cex="http://schemas.microsoft.com/office/word/2018/wordml/cex" xmlns:w16cid="http://schemas.microsoft.com/office/word/2016/wordml/cid" xmlns:w16="http://schemas.microsoft.com/office/word/2018/wordml" xmlns:w16du="http://schemas.microsoft.com/office/word/2023/wordml/word16du" xmlns:w16sdtdh="http://schemas.microsoft.com/office/word/2020/wordml/sdtdatahash" xmlns:w16sdtfl="http://schemas.microsoft.com/office/word/2024/wordml/sdtformatlock" xmlns:w16se="http://schemas.microsoft.com/office/word/2015/wordml/symex" xmlns:wpg="http://schemas.microsoft.com/office/word/2010/wordprocessingGroup" xmlns:wpi="http://schemas.microsoft.com/office/word/2010/wordprocessingInk" xmlns:wne="http://schemas.microsoft.com/office/word/2006/wordml" xmlns:wps="http://schemas.microsoft.com/office/word/2010/wordprocessingShape" mc:Ignorable="w14 w15 w16se w16cid w16 w16cex w16sdtdh w16sdtfl w16du wp14">
+<w:hdr xmlns:wpc="http://schemas.microsoft.com/office/word/2010/wordprocessingCanvas" xmlns:cx="http://schemas.microsoft.com/office/drawing/2014/chartex" xmlns:cx1="http://schemas.microsoft.com/office/drawing/2015/9/8/chartex" xmlns:cx2="http://schemas.microsoft.com/office/drawing/2015/10/21/chartex" xmlns:cx3="http://schemas.microsoft.com/office/drawing/2016/5/9/chartex" xmlns:cx4="http://schemas.microsoft.com/office/drawing/2016/5/10/chartex" xmlns:cx5="http://schemas.microsoft.com/office/drawing/2016/5/11/chartex" xmlns:cx6="http://schemas.microsoft.com/office/drawing/2016/5/12/chartex" xmlns:cx7="http://schemas.microsoft.com/office/drawing/2016/5/13/chartex" xmlns:cx8="http://schemas.microsoft.com/office/drawing/2016/5/14/chartex" xmlns:mc="http://schemas.openxmlformats.org/markup-compatibility/2006" xmlns:aink="http://schemas.microsoft.com/office/drawing/2016/ink" xmlns:am3d="http://schemas.microsoft.com/office/drawing/2017/model3d" xmlns:o="urn:schemas-microsoft-com:office:office" xmlns:oel="http://schemas.microsoft.com/office/2019/extlst" xmlns:r="http://schemas.openxmlformats.org/officeDocument/2006/relationships" xmlns:m="http://schemas.openxmlformats.org/officeDocument/2006/math" xmlns:v="urn:schemas-microsoft-com:vml" xmlns:wp14="http://schemas.microsoft.com/office/word/2010/wordprocessingDrawing" xmlns:wp="http://schemas.openxmlformats.org/drawingml/2006/wordprocessingDrawing" xmlns:w10="urn:schemas-microsoft-com:office:word" xmlns:w="http://schemas.openxmlformats.org/wordprocessingml/2006/main" xmlns:w14="http://schemas.microsoft.com/office/word/2010/wordml" xmlns:w15="http://schemas.microsoft.com/office/word/2012/wordml" xmlns:w16cei="http://schemas.microsoft.com/office/word/2026/wordml/cei" xmlns:w16cex="http://schemas.microsoft.com/office/word/2018/wordml/cex" xmlns:w16cid="http://schemas.microsoft.com/office/word/2016/wordml/cid" xmlns:w16="http://schemas.microsoft.com/office/word/2018/wordml" xmlns:w16du="http://schemas.microsoft.com/office/word/2023/wordml/word16du" xmlns:w16sdtdh="http://schemas.microsoft.com/office/word/2020/wordml/sdtdatahash" xmlns:w16sdtfl="http://schemas.microsoft.com/office/word/2024/wordml/sdtformatlock" xmlns:w16se="http://schemas.microsoft.com/office/word/2015/wordml/symex" xmlns:wpg="http://schemas.microsoft.com/office/word/2010/wordprocessingGroup" xmlns:wpi="http://schemas.microsoft.com/office/word/2010/wordprocessingInk" xmlns:wne="http://schemas.microsoft.com/office/word/2006/wordml" xmlns:wps="http://schemas.microsoft.com/office/word/2010/wordprocessingShape" mc:Ignorable="w14 w15 w16se w16cid w16 w16cex w16sdtdh w16sdtfl w16du wp14">
   <w:p>
     <w:pPr>
       <w:pStyle w:val="Header"/>
@@ -2817,7 +2747,7 @@
 </file>
 
 <file path=word/header2.xml><?xml version="1.0" encoding="utf-8"?>
-<w:hdr xmlns:wpc="http://schemas.microsoft.com/office/word/2010/wordprocessingCanvas" xmlns:cx="http://schemas.microsoft.com/office/drawing/2014/chartex" xmlns:cx1="http://schemas.microsoft.com/office/drawing/2015/9/8/chartex" xmlns:cx2="http://schemas.microsoft.com/office/drawing/2015/10/21/chartex" xmlns:cx3="http://schemas.microsoft.com/office/drawing/2016/5/9/chartex" xmlns:cx4="http://schemas.microsoft.com/office/drawing/2016/5/10/chartex" xmlns:cx5="http://schemas.microsoft.com/office/drawing/2016/5/11/chartex" xmlns:cx6="http://schemas.microsoft.com/office/drawing/2016/5/12/chartex" xmlns:cx7="http://schemas.microsoft.com/office/drawing/2016/5/13/chartex" xmlns:cx8="http://schemas.microsoft.com/office/drawing/2016/5/14/chartex" xmlns:mc="http://schemas.openxmlformats.org/markup-compatibility/2006" xmlns:aink="http://schemas.microsoft.com/office/drawing/2016/ink" xmlns:am3d="http://schemas.microsoft.com/office/drawing/2017/model3d" xmlns:o="urn:schemas-microsoft-com:office:office" xmlns:oel="http://schemas.microsoft.com/office/2019/extlst" xmlns:r="http://schemas.openxmlformats.org/officeDocument/2006/relationships" xmlns:m="http://schemas.openxmlformats.org/officeDocument/2006/math" xmlns:v="urn:schemas-microsoft-com:vml" xmlns:wp14="http://schemas.microsoft.com/office/word/2010/wordprocessingDrawing" xmlns:wp="http://schemas.openxmlformats.org/drawingml/2006/wordprocessingDrawing" xmlns:w10="urn:schemas-microsoft-com:office:word" xmlns:w="http://schemas.openxmlformats.org/wordprocessingml/2006/main" xmlns:w14="http://schemas.microsoft.com/office/word/2010/wordml" xmlns:w15="http://schemas.microsoft.com/office/word/2012/wordml" xmlns:w16cex="http://schemas.microsoft.com/office/word/2018/wordml/cex" xmlns:w16cid="http://schemas.microsoft.com/office/word/2016/wordml/cid" xmlns:w16="http://schemas.microsoft.com/office/word/2018/wordml" xmlns:w16du="http://schemas.microsoft.com/office/word/2023/wordml/word16du" xmlns:w16sdtdh="http://schemas.microsoft.com/office/word/2020/wordml/sdtdatahash" xmlns:w16sdtfl="http://schemas.microsoft.com/office/word/2024/wordml/sdtformatlock" xmlns:w16se="http://schemas.microsoft.com/office/word/2015/wordml/symex" xmlns:wpg="http://schemas.microsoft.com/office/word/2010/wordprocessingGroup" xmlns:wpi="http://schemas.microsoft.com/office/word/2010/wordprocessingInk" xmlns:wne="http://schemas.microsoft.com/office/word/2006/wordml" xmlns:wps="http://schemas.microsoft.com/office/word/2010/wordprocessingShape" mc:Ignorable="w14 w15 w16se w16cid w16 w16cex w16sdtdh w16sdtfl w16du wp14">
+<w:hdr xmlns:wpc="http://schemas.microsoft.com/office/word/2010/wordprocessingCanvas" xmlns:cx="http://schemas.microsoft.com/office/drawing/2014/chartex" xmlns:cx1="http://schemas.microsoft.com/office/drawing/2015/9/8/chartex" xmlns:cx2="http://schemas.microsoft.com/office/drawing/2015/10/21/chartex" xmlns:cx3="http://schemas.microsoft.com/office/drawing/2016/5/9/chartex" xmlns:cx4="http://schemas.microsoft.com/office/drawing/2016/5/10/chartex" xmlns:cx5="http://schemas.microsoft.com/office/drawing/2016/5/11/chartex" xmlns:cx6="http://schemas.microsoft.com/office/drawing/2016/5/12/chartex" xmlns:cx7="http://schemas.microsoft.com/office/drawing/2016/5/13/chartex" xmlns:cx8="http://schemas.microsoft.com/office/drawing/2016/5/14/chartex" xmlns:mc="http://schemas.openxmlformats.org/markup-compatibility/2006" xmlns:aink="http://schemas.microsoft.com/office/drawing/2016/ink" xmlns:am3d="http://schemas.microsoft.com/office/drawing/2017/model3d" xmlns:o="urn:schemas-microsoft-com:office:office" xmlns:oel="http://schemas.microsoft.com/office/2019/extlst" xmlns:r="http://schemas.openxmlformats.org/officeDocument/2006/relationships" xmlns:m="http://schemas.openxmlformats.org/officeDocument/2006/math" xmlns:v="urn:schemas-microsoft-com:vml" xmlns:wp14="http://schemas.microsoft.com/office/word/2010/wordprocessingDrawing" xmlns:wp="http://schemas.openxmlformats.org/drawingml/2006/wordprocessingDrawing" xmlns:w10="urn:schemas-microsoft-com:office:word" xmlns:w="http://schemas.openxmlformats.org/wordprocessingml/2006/main" xmlns:w14="http://schemas.microsoft.com/office/word/2010/wordml" xmlns:w15="http://schemas.microsoft.com/office/word/2012/wordml" xmlns:w16cei="http://schemas.microsoft.com/office/word/2026/wordml/cei" xmlns:w16cex="http://schemas.microsoft.com/office/word/2018/wordml/cex" xmlns:w16cid="http://schemas.microsoft.com/office/word/2016/wordml/cid" xmlns:w16="http://schemas.microsoft.com/office/word/2018/wordml" xmlns:w16du="http://schemas.microsoft.com/office/word/2023/wordml/word16du" xmlns:w16sdtdh="http://schemas.microsoft.com/office/word/2020/wordml/sdtdatahash" xmlns:w16sdtfl="http://schemas.microsoft.com/office/word/2024/wordml/sdtformatlock" xmlns:w16se="http://schemas.microsoft.com/office/word/2015/wordml/symex" xmlns:wpg="http://schemas.microsoft.com/office/word/2010/wordprocessingGroup" xmlns:wpi="http://schemas.microsoft.com/office/word/2010/wordprocessingInk" xmlns:wne="http://schemas.microsoft.com/office/word/2006/wordml" xmlns:wps="http://schemas.microsoft.com/office/word/2010/wordprocessingShape" mc:Ignorable="w14 w15 w16se w16cid w16 w16cex w16sdtdh w16sdtfl w16du wp14">
   <w:p>
     <w:pPr>
       <w:pStyle w:val="Header"/>
@@ -2832,31 +2762,30 @@
 </file>
 
 <file path=word/header3.xml><?xml version="1.0" encoding="utf-8"?>
-<w:hdr xmlns:wpc="http://schemas.microsoft.com/office/word/2010/wordprocessingCanvas" xmlns:cx="http://schemas.microsoft.com/office/drawing/2014/chartex" xmlns:cx1="http://schemas.microsoft.com/office/drawing/2015/9/8/chartex" xmlns:cx2="http://schemas.microsoft.com/office/drawing/2015/10/21/chartex" xmlns:cx3="http://schemas.microsoft.com/office/drawing/2016/5/9/chartex" xmlns:cx4="http://schemas.microsoft.com/office/drawing/2016/5/10/chartex" xmlns:cx5="http://schemas.microsoft.com/office/drawing/2016/5/11/chartex" xmlns:cx6="http://schemas.microsoft.com/office/drawing/2016/5/12/chartex" xmlns:cx7="http://schemas.microsoft.com/office/drawing/2016/5/13/chartex" xmlns:cx8="http://schemas.microsoft.com/office/drawing/2016/5/14/chartex" xmlns:mc="http://schemas.openxmlformats.org/markup-compatibility/2006" xmlns:aink="http://schemas.microsoft.com/office/drawing/2016/ink" xmlns:am3d="http://schemas.microsoft.com/office/drawing/2017/model3d" xmlns:o="urn:schemas-microsoft-com:office:office" xmlns:oel="http://schemas.microsoft.com/office/2019/extlst" xmlns:r="http://schemas.openxmlformats.org/officeDocument/2006/relationships" xmlns:m="http://schemas.openxmlformats.org/officeDocument/2006/math" xmlns:v="urn:schemas-microsoft-com:vml" xmlns:wp14="http://schemas.microsoft.com/office/word/2010/wordprocessingDrawing" xmlns:wp="http://schemas.openxmlformats.org/drawingml/2006/wordprocessingDrawing" xmlns:w10="urn:schemas-microsoft-com:office:word" xmlns:w="http://schemas.openxmlformats.org/wordprocessingml/2006/main" xmlns:w14="http://schemas.microsoft.com/office/word/2010/wordml" xmlns:w15="http://schemas.microsoft.com/office/word/2012/wordml" xmlns:w16cex="http://schemas.microsoft.com/office/word/2018/wordml/cex" xmlns:w16cid="http://schemas.microsoft.com/office/word/2016/wordml/cid" xmlns:w16="http://schemas.microsoft.com/office/word/2018/wordml" xmlns:w16du="http://schemas.microsoft.com/office/word/2023/wordml/word16du" xmlns:w16sdtdh="http://schemas.microsoft.com/office/word/2020/wordml/sdtdatahash" xmlns:w16sdtfl="http://schemas.microsoft.com/office/word/2024/wordml/sdtformatlock" xmlns:w16se="http://schemas.microsoft.com/office/word/2015/wordml/symex" xmlns:wpg="http://schemas.microsoft.com/office/word/2010/wordprocessingGroup" xmlns:wpi="http://schemas.microsoft.com/office/word/2010/wordprocessingInk" xmlns:wne="http://schemas.microsoft.com/office/word/2006/wordml" xmlns:wps="http://schemas.microsoft.com/office/word/2010/wordprocessingShape" mc:Ignorable="w14 w15 w16se w16cid w16 w16cex w16sdtdh w16sdtfl w16du wp14">
+<w:hdr xmlns:wpc="http://schemas.microsoft.com/office/word/2010/wordprocessingCanvas" xmlns:cx="http://schemas.microsoft.com/office/drawing/2014/chartex" xmlns:cx1="http://schemas.microsoft.com/office/drawing/2015/9/8/chartex" xmlns:cx2="http://schemas.microsoft.com/office/drawing/2015/10/21/chartex" xmlns:cx3="http://schemas.microsoft.com/office/drawing/2016/5/9/chartex" xmlns:cx4="http://schemas.microsoft.com/office/drawing/2016/5/10/chartex" xmlns:cx5="http://schemas.microsoft.com/office/drawing/2016/5/11/chartex" xmlns:cx6="http://schemas.microsoft.com/office/drawing/2016/5/12/chartex" xmlns:cx7="http://schemas.microsoft.com/office/drawing/2016/5/13/chartex" xmlns:cx8="http://schemas.microsoft.com/office/drawing/2016/5/14/chartex" xmlns:mc="http://schemas.openxmlformats.org/markup-compatibility/2006" xmlns:aink="http://schemas.microsoft.com/office/drawing/2016/ink" xmlns:am3d="http://schemas.microsoft.com/office/drawing/2017/model3d" xmlns:o="urn:schemas-microsoft-com:office:office" xmlns:oel="http://schemas.microsoft.com/office/2019/extlst" xmlns:r="http://schemas.openxmlformats.org/officeDocument/2006/relationships" xmlns:m="http://schemas.openxmlformats.org/officeDocument/2006/math" xmlns:v="urn:schemas-microsoft-com:vml" xmlns:wp14="http://schemas.microsoft.com/office/word/2010/wordprocessingDrawing" xmlns:wp="http://schemas.openxmlformats.org/drawingml/2006/wordprocessingDrawing" xmlns:w10="urn:schemas-microsoft-com:office:word" xmlns:w="http://schemas.openxmlformats.org/wordprocessingml/2006/main" xmlns:w14="http://schemas.microsoft.com/office/word/2010/wordml" xmlns:w15="http://schemas.microsoft.com/office/word/2012/wordml" xmlns:w16cei="http://schemas.microsoft.com/office/word/2026/wordml/cei" xmlns:w16cex="http://schemas.microsoft.com/office/word/2018/wordml/cex" xmlns:w16cid="http://schemas.microsoft.com/office/word/2016/wordml/cid" xmlns:w16="http://schemas.microsoft.com/office/word/2018/wordml" xmlns:w16du="http://schemas.microsoft.com/office/word/2023/wordml/word16du" xmlns:w16sdtdh="http://schemas.microsoft.com/office/word/2020/wordml/sdtdatahash" xmlns:w16sdtfl="http://schemas.microsoft.com/office/word/2024/wordml/sdtformatlock" xmlns:w16se="http://schemas.microsoft.com/office/word/2015/wordml/symex" xmlns:wpg="http://schemas.microsoft.com/office/word/2010/wordprocessingGroup" xmlns:wpi="http://schemas.microsoft.com/office/word/2010/wordprocessingInk" xmlns:wne="http://schemas.microsoft.com/office/word/2006/wordml" xmlns:wps="http://schemas.microsoft.com/office/word/2010/wordprocessingShape" mc:Ignorable="w14 w15 w16se w16cid w16 w16cex w16sdtdh w16sdtfl w16du wp14">
   <w:tbl>
     <w:tblPr>
-      <w:tblW w:w="10075" w:type="dxa"/>
+      <w:tblW w:w="10070" w:type="dxa"/>
       <w:jc w:val="center"/>
       <w:tblBorders>
-        <w:top w:val="single" w:sz="4" w:space="0" w:color="002060"/>
-        <w:left w:val="single" w:sz="4" w:space="0" w:color="002060"/>
-        <w:bottom w:val="single" w:sz="4" w:space="0" w:color="002060"/>
-        <w:right w:val="single" w:sz="4" w:space="0" w:color="002060"/>
+        <w:top w:val="single" w:sz="4" w:space="0" w:color="002641"/>
+        <w:left w:val="single" w:sz="4" w:space="0" w:color="002641"/>
+        <w:bottom w:val="single" w:sz="4" w:space="0" w:color="002641"/>
+        <w:right w:val="single" w:sz="4" w:space="0" w:color="002641"/>
       </w:tblBorders>
       <w:tblLook w:val="04A0" w:firstRow="1" w:lastRow="0" w:firstColumn="1" w:lastColumn="0" w:noHBand="0" w:noVBand="1"/>
     </w:tblPr>
     <w:tblGrid>
       <w:gridCol w:w="1964"/>
-      <w:gridCol w:w="8111"/>
+      <w:gridCol w:w="8106"/>
     </w:tblGrid>
     <w:tr>
       <w:trPr>
-        <w:trHeight w:val="1875"/>
         <w:jc w:val="center"/>
       </w:trPr>
       <w:tc>
         <w:tcPr>
-          <w:tcW w:w="1345" w:type="dxa"/>
+          <w:tcW w:w="1959" w:type="dxa"/>
           <w:tcMar>
             <w:left w:w="0" w:type="dxa"/>
             <w:right w:w="0" w:type="dxa"/>
@@ -2867,7 +2796,7 @@
             <w:tabs>
               <w:tab w:val="center" w:pos="4680"/>
             </w:tabs>
-            <w:spacing w:line="192" w:lineRule="auto"/>
+            <w:spacing w:line="240" w:lineRule="auto"/>
             <w:jc w:val="center"/>
             <w:rPr>
               <w:rFonts w:ascii="Times New Roman" w:eastAsia="Calibri" w:hAnsi="Times New Roman"/>
@@ -2933,7 +2862,7 @@
       </w:tc>
       <w:tc>
         <w:tcPr>
-          <w:tcW w:w="8730" w:type="dxa"/>
+          <w:tcW w:w="8111" w:type="dxa"/>
           <w:tcMar>
             <w:left w:w="115" w:type="dxa"/>
             <w:right w:w="115" w:type="dxa"/>
@@ -4387,15 +4316,6 @@
 </file>
 
 <file path=customXml/item2.xml><?xml version="1.0" encoding="utf-8"?>
-<?mso-contentType ?>
-<FormTemplates xmlns="http://schemas.microsoft.com/sharepoint/v3/contenttype/forms">
-  <Display>DocumentLibraryForm</Display>
-  <Edit>DocumentLibraryForm</Edit>
-  <New>DocumentLibraryForm</New>
-</FormTemplates>
-</file>
-
-<file path=customXml/item3.xml><?xml version="1.0" encoding="utf-8"?>
 <ct:contentTypeSchema xmlns:ct="http://schemas.microsoft.com/office/2006/metadata/contentType" xmlns:ma="http://schemas.microsoft.com/office/2006/metadata/properties/metaAttributes" ct:_="" ma:_="" ma:contentTypeName="Document" ma:contentTypeID="0x0101001BBECA09418D434985371152D78633BC" ma:contentTypeVersion="11" ma:contentTypeDescription="Create a new document." ma:contentTypeScope="" ma:versionID="1ff01b9c9ebe5baeac55163eb68a01fe">
   <xsd:schema xmlns:xsd="http://www.w3.org/2001/XMLSchema" xmlns:xs="http://www.w3.org/2001/XMLSchema" xmlns:p="http://schemas.microsoft.com/office/2006/metadata/properties" xmlns:ns2="b8d09027-3915-499f-b0e7-28fda8d51cc7" xmlns:ns3="4b8fbf8b-1220-443d-9737-fe6d9b6798d5" targetNamespace="http://schemas.microsoft.com/office/2006/metadata/properties" ma:root="true" ma:fieldsID="914701d973fbe8f1dcb4cc87e3d1187b" ns2:_="" ns3:_="">
     <xsd:import namespace="b8d09027-3915-499f-b0e7-28fda8d51cc7"/>
@@ -4590,6 +4510,15 @@
 </ct:contentTypeSchema>
 </file>
 
+<file path=customXml/item3.xml><?xml version="1.0" encoding="utf-8"?>
+<?mso-contentType ?>
+<FormTemplates xmlns="http://schemas.microsoft.com/sharepoint/v3/contenttype/forms">
+  <Display>DocumentLibraryForm</Display>
+  <Edit>DocumentLibraryForm</Edit>
+  <New>DocumentLibraryForm</New>
+</FormTemplates>
+</file>
+
 <file path=customXml/itemProps1.xml><?xml version="1.0" encoding="utf-8"?>
 <ds:datastoreItem xmlns:ds="http://schemas.openxmlformats.org/officeDocument/2006/customXml" ds:itemID="{A2FAEFE0-29F5-4BE9-97B8-E98CACFD43EE}">
   <ds:schemaRefs>
@@ -4602,13 +4531,28 @@
 </file>
 
 <file path=customXml/itemProps2.xml><?xml version="1.0" encoding="utf-8"?>
+<ds:datastoreItem xmlns:ds="http://schemas.openxmlformats.org/officeDocument/2006/customXml" ds:itemID="{8C79AA9A-5063-4418-8E39-E4B2E286BCEF}">
+  <ds:schemaRefs>
+    <ds:schemaRef ds:uri="http://schemas.microsoft.com/office/2006/metadata/contentType"/>
+    <ds:schemaRef ds:uri="http://schemas.microsoft.com/office/2006/metadata/properties/metaAttributes"/>
+    <ds:schemaRef ds:uri="http://www.w3.org/2001/XMLSchema"/>
+    <ds:schemaRef ds:uri="http://schemas.microsoft.com/office/2006/metadata/properties"/>
+    <ds:schemaRef ds:uri="b8d09027-3915-499f-b0e7-28fda8d51cc7"/>
+    <ds:schemaRef ds:uri="4b8fbf8b-1220-443d-9737-fe6d9b6798d5"/>
+    <ds:schemaRef ds:uri="http://schemas.microsoft.com/office/2006/documentManagement/types"/>
+    <ds:schemaRef ds:uri="http://schemas.microsoft.com/office/infopath/2007/PartnerControls"/>
+    <ds:schemaRef ds:uri="http://schemas.openxmlformats.org/package/2006/metadata/core-properties"/>
+    <ds:schemaRef ds:uri="http://purl.org/dc/elements/1.1/"/>
+    <ds:schemaRef ds:uri="http://purl.org/dc/terms/"/>
+    <ds:schemaRef ds:uri="http://schemas.microsoft.com/internal/obd"/>
+  </ds:schemaRefs>
+</ds:datastoreItem>
+</file>
+
+<file path=customXml/itemProps3.xml><?xml version="1.0" encoding="utf-8"?>
 <ds:datastoreItem xmlns:ds="http://schemas.openxmlformats.org/officeDocument/2006/customXml" ds:itemID="{CB3E0D11-4621-4A33-86C9-E06BC731B66F}">
   <ds:schemaRefs>
     <ds:schemaRef ds:uri="http://schemas.microsoft.com/sharepoint/v3/contenttype/forms"/>
   </ds:schemaRefs>
 </ds:datastoreItem>
-</file>
-
-<file path=customXml/itemProps3.xml><?xml version="1.0" encoding="utf-8"?>
-<ds:datastoreItem xmlns:ds="http://schemas.openxmlformats.org/officeDocument/2006/customXml" ds:itemID="{8C79AA9A-5063-4418-8E39-E4B2E286BCEF}"/>
 </file>
--- a/advisories/source/statutory-bars-to-gmc.docx
+++ b/advisories/source/statutory-bars-to-gmc.docx
@@ -2,6 +2,8 @@
 <file path=word/document.xml><?xml version="1.0" encoding="utf-8"?>
 <w:document xmlns:wpc="http://schemas.microsoft.com/office/word/2010/wordprocessingCanvas" xmlns:cx="http://schemas.microsoft.com/office/drawing/2014/chartex" xmlns:cx1="http://schemas.microsoft.com/office/drawing/2015/9/8/chartex" xmlns:cx2="http://schemas.microsoft.com/office/drawing/2015/10/21/chartex" xmlns:cx3="http://schemas.microsoft.com/office/drawing/2016/5/9/chartex" xmlns:cx4="http://schemas.microsoft.com/office/drawing/2016/5/10/chartex" xmlns:cx5="http://schemas.microsoft.com/office/drawing/2016/5/11/chartex" xmlns:cx6="http://schemas.microsoft.com/office/drawing/2016/5/12/chartex" xmlns:cx7="http://schemas.microsoft.com/office/drawing/2016/5/13/chartex" xmlns:cx8="http://schemas.microsoft.com/office/drawing/2016/5/14/chartex" xmlns:mc="http://schemas.openxmlformats.org/markup-compatibility/2006" xmlns:aink="http://schemas.microsoft.com/office/drawing/2016/ink" xmlns:am3d="http://schemas.microsoft.com/office/drawing/2017/model3d" xmlns:o="urn:schemas-microsoft-com:office:office" xmlns:oel="http://schemas.microsoft.com/office/2019/extlst" xmlns:r="http://schemas.openxmlformats.org/officeDocument/2006/relationships" xmlns:m="http://schemas.openxmlformats.org/officeDocument/2006/math" xmlns:v="urn:schemas-microsoft-com:vml" xmlns:wp14="http://schemas.microsoft.com/office/word/2010/wordprocessingDrawing" xmlns:wp="http://schemas.openxmlformats.org/drawingml/2006/wordprocessingDrawing" xmlns:w10="urn:schemas-microsoft-com:office:word" xmlns:w="http://schemas.openxmlformats.org/wordprocessingml/2006/main" xmlns:w14="http://schemas.microsoft.com/office/word/2010/wordml" xmlns:w15="http://schemas.microsoft.com/office/word/2012/wordml" xmlns:w16cei="http://schemas.microsoft.com/office/word/2026/wordml/cei" xmlns:w16cex="http://schemas.microsoft.com/office/word/2018/wordml/cex" xmlns:w16cid="http://schemas.microsoft.com/office/word/2016/wordml/cid" xmlns:w16="http://schemas.microsoft.com/office/word/2018/wordml" xmlns:w16du="http://schemas.microsoft.com/office/word/2023/wordml/word16du" xmlns:w16sdtdh="http://schemas.microsoft.com/office/word/2020/wordml/sdtdatahash" xmlns:w16sdtfl="http://schemas.microsoft.com/office/word/2024/wordml/sdtformatlock" xmlns:w16se="http://schemas.microsoft.com/office/word/2015/wordml/symex" xmlns:wpg="http://schemas.microsoft.com/office/word/2010/wordprocessingGroup" xmlns:wpi="http://schemas.microsoft.com/office/word/2010/wordprocessingInk" xmlns:wne="http://schemas.microsoft.com/office/word/2006/wordml" xmlns:wps="http://schemas.microsoft.com/office/word/2010/wordprocessingShape" mc:Ignorable="w14 w15 w16se w16cid w16 w16cex w16sdtdh w16sdtfl w16du wp14">
   <w:body>
+    <w:p/>
+    <w:p/>
     <w:tbl>
       <w:tblPr>
         <w:tblW w:w="10019" w:type="dxa"/>
@@ -69,7 +71,6 @@
             </w:pPr>
             <w:r>
               <w:rPr>
-                <w:rFonts w:cstheme="minorHAnsi"/>
                 <w:b/>
                 <w:bCs/>
                 <w:color w:val="FFFFFF" w:themeColor="background1"/>
@@ -119,7 +120,6 @@
             </w:pPr>
             <w:r>
               <w:rPr>
-                <w:rFonts w:asciiTheme="minorHAnsi" w:hAnsiTheme="minorHAnsi" w:cstheme="minorHAnsi"/>
                 <w:b/>
                 <w:bCs/>
                 <w:sz w:val="22"/>
@@ -159,7 +159,6 @@
             </w:pPr>
             <w:r>
               <w:rPr>
-                <w:rFonts w:asciiTheme="minorHAnsi" w:hAnsiTheme="minorHAnsi" w:cstheme="minorHAnsi"/>
                 <w:b/>
                 <w:bCs/>
                 <w:sz w:val="22"/>
@@ -203,7 +202,6 @@
             </w:pPr>
             <w:r>
               <w:rPr>
-                <w:rFonts w:asciiTheme="minorHAnsi" w:hAnsiTheme="minorHAnsi" w:cstheme="minorHAnsi"/>
                 <w:b/>
                 <w:bCs/>
                 <w:sz w:val="22"/>
@@ -246,7 +244,6 @@
             </w:pPr>
             <w:r>
               <w:rPr>
-                <w:rFonts w:asciiTheme="minorHAnsi" w:hAnsiTheme="minorHAnsi" w:cstheme="minorHAnsi"/>
                 <w:b/>
                 <w:bCs/>
                 <w:sz w:val="22"/>
@@ -292,7 +289,6 @@
             </w:pPr>
             <w:r>
               <w:rPr>
-                <w:rFonts w:asciiTheme="minorHAnsi" w:hAnsiTheme="minorHAnsi" w:cstheme="minorHAnsi"/>
                 <w:sz w:val="22"/>
                 <w:szCs w:val="22"/>
               </w:rPr>
@@ -328,7 +324,6 @@
             </w:pPr>
             <w:r>
               <w:rPr>
-                <w:rFonts w:asciiTheme="minorHAnsi" w:hAnsiTheme="minorHAnsi" w:cstheme="minorHAnsi"/>
                 <w:b/>
                 <w:bCs/>
                 <w:sz w:val="22"/>
@@ -368,11 +363,10 @@
                 <w:szCs w:val="22"/>
               </w:rPr>
             </w:pPr>
-            <w:hyperlink r:id="rId9" w:history="1">
+            <w:hyperlink r:id="rId11" w:history="1">
               <w:r>
                 <w:rPr>
                   <w:rStyle w:val="Hyperlink"/>
-                  <w:rFonts w:asciiTheme="minorHAnsi" w:hAnsiTheme="minorHAnsi" w:cstheme="minorHAnsi"/>
                   <w:sz w:val="22"/>
                   <w:szCs w:val="22"/>
                 </w:rPr>
@@ -391,11 +385,10 @@
                 <w:szCs w:val="22"/>
               </w:rPr>
             </w:pPr>
-            <w:hyperlink r:id="rId10" w:history="1">
+            <w:hyperlink r:id="rId12" w:history="1">
               <w:r>
                 <w:rPr>
                   <w:rStyle w:val="Hyperlink"/>
-                  <w:rFonts w:asciiTheme="minorHAnsi" w:hAnsiTheme="minorHAnsi" w:cstheme="minorHAnsi"/>
                   <w:sz w:val="22"/>
                   <w:szCs w:val="22"/>
                 </w:rPr>
@@ -435,7 +428,6 @@
             </w:pPr>
             <w:r>
               <w:rPr>
-                <w:rFonts w:asciiTheme="minorHAnsi" w:hAnsiTheme="minorHAnsi" w:cstheme="minorHAnsi"/>
                 <w:sz w:val="22"/>
                 <w:szCs w:val="22"/>
               </w:rPr>
@@ -506,7 +498,6 @@
             </w:pPr>
             <w:r>
               <w:rPr>
-                <w:rFonts w:asciiTheme="minorHAnsi" w:hAnsiTheme="minorHAnsi" w:cstheme="minorHAnsi"/>
                 <w:b/>
                 <w:bCs/>
                 <w:sz w:val="22"/>
@@ -546,11 +537,10 @@
                 <w:szCs w:val="22"/>
               </w:rPr>
             </w:pPr>
-            <w:hyperlink r:id="rId11" w:history="1">
+            <w:hyperlink r:id="rId13" w:history="1">
               <w:r>
                 <w:rPr>
                   <w:rStyle w:val="Hyperlink"/>
-                  <w:rFonts w:asciiTheme="minorHAnsi" w:hAnsiTheme="minorHAnsi" w:cstheme="minorHAnsi"/>
                   <w:sz w:val="22"/>
                   <w:szCs w:val="22"/>
                 </w:rPr>
@@ -569,11 +559,10 @@
                 <w:szCs w:val="22"/>
               </w:rPr>
             </w:pPr>
-            <w:hyperlink r:id="rId12" w:history="1">
+            <w:hyperlink r:id="rId14" w:history="1">
               <w:r>
                 <w:rPr>
                   <w:rStyle w:val="Hyperlink"/>
-                  <w:rFonts w:asciiTheme="minorHAnsi" w:hAnsiTheme="minorHAnsi" w:cstheme="minorHAnsi"/>
                   <w:sz w:val="22"/>
                   <w:szCs w:val="22"/>
                 </w:rPr>
@@ -613,7 +602,6 @@
             </w:pPr>
             <w:r>
               <w:rPr>
-                <w:rFonts w:asciiTheme="minorHAnsi" w:hAnsiTheme="minorHAnsi" w:cstheme="minorHAnsi"/>
                 <w:sz w:val="22"/>
                 <w:szCs w:val="22"/>
               </w:rPr>
@@ -684,7 +672,6 @@
             </w:pPr>
             <w:r>
               <w:rPr>
-                <w:rFonts w:asciiTheme="minorHAnsi" w:hAnsiTheme="minorHAnsi" w:cstheme="minorHAnsi"/>
                 <w:b/>
                 <w:bCs/>
                 <w:sz w:val="22"/>
@@ -724,11 +711,10 @@
                 <w:szCs w:val="22"/>
               </w:rPr>
             </w:pPr>
-            <w:hyperlink r:id="rId13" w:history="1">
+            <w:hyperlink r:id="rId15" w:history="1">
               <w:r>
                 <w:rPr>
                   <w:rStyle w:val="Hyperlink"/>
-                  <w:rFonts w:asciiTheme="minorHAnsi" w:hAnsiTheme="minorHAnsi" w:cstheme="minorHAnsi"/>
                   <w:sz w:val="22"/>
                   <w:szCs w:val="22"/>
                 </w:rPr>
@@ -747,11 +733,10 @@
                 <w:szCs w:val="22"/>
               </w:rPr>
             </w:pPr>
-            <w:hyperlink r:id="rId14" w:history="1">
+            <w:hyperlink r:id="rId16" w:history="1">
               <w:r>
                 <w:rPr>
                   <w:rStyle w:val="Hyperlink"/>
-                  <w:rFonts w:asciiTheme="minorHAnsi" w:hAnsiTheme="minorHAnsi" w:cstheme="minorHAnsi"/>
                   <w:sz w:val="22"/>
                   <w:szCs w:val="22"/>
                 </w:rPr>
@@ -791,7 +776,6 @@
             </w:pPr>
             <w:r>
               <w:rPr>
-                <w:rFonts w:asciiTheme="minorHAnsi" w:hAnsiTheme="minorHAnsi" w:cstheme="minorHAnsi"/>
                 <w:sz w:val="22"/>
                 <w:szCs w:val="22"/>
               </w:rPr>
@@ -862,7 +846,6 @@
             </w:pPr>
             <w:r>
               <w:rPr>
-                <w:rFonts w:asciiTheme="minorHAnsi" w:hAnsiTheme="minorHAnsi" w:cstheme="minorHAnsi"/>
                 <w:b/>
                 <w:bCs/>
                 <w:sz w:val="22"/>
@@ -902,11 +885,10 @@
                 <w:szCs w:val="22"/>
               </w:rPr>
             </w:pPr>
-            <w:hyperlink r:id="rId15" w:history="1">
+            <w:hyperlink r:id="rId17" w:history="1">
               <w:r>
                 <w:rPr>
                   <w:rStyle w:val="Hyperlink"/>
-                  <w:rFonts w:asciiTheme="minorHAnsi" w:hAnsiTheme="minorHAnsi" w:cstheme="minorHAnsi"/>
                   <w:sz w:val="22"/>
                   <w:szCs w:val="22"/>
                 </w:rPr>
@@ -925,11 +907,10 @@
                 <w:szCs w:val="22"/>
               </w:rPr>
             </w:pPr>
-            <w:hyperlink r:id="rId16" w:history="1">
+            <w:hyperlink r:id="rId18" w:history="1">
               <w:r>
                 <w:rPr>
                   <w:rStyle w:val="Hyperlink"/>
-                  <w:rFonts w:asciiTheme="minorHAnsi" w:hAnsiTheme="minorHAnsi" w:cstheme="minorHAnsi"/>
                   <w:sz w:val="22"/>
                   <w:szCs w:val="22"/>
                 </w:rPr>
@@ -969,7 +950,6 @@
             </w:pPr>
             <w:r>
               <w:rPr>
-                <w:rFonts w:asciiTheme="minorHAnsi" w:hAnsiTheme="minorHAnsi" w:cstheme="minorHAnsi"/>
                 <w:sz w:val="22"/>
                 <w:szCs w:val="22"/>
               </w:rPr>
@@ -1040,7 +1020,6 @@
             </w:pPr>
             <w:r>
               <w:rPr>
-                <w:rFonts w:asciiTheme="minorHAnsi" w:hAnsiTheme="minorHAnsi" w:cstheme="minorHAnsi"/>
                 <w:b/>
                 <w:bCs/>
                 <w:sz w:val="22"/>
@@ -1080,11 +1059,10 @@
                 <w:szCs w:val="22"/>
               </w:rPr>
             </w:pPr>
-            <w:hyperlink r:id="rId17" w:history="1">
+            <w:hyperlink r:id="rId19" w:history="1">
               <w:r>
                 <w:rPr>
                   <w:rStyle w:val="Hyperlink"/>
-                  <w:rFonts w:asciiTheme="minorHAnsi" w:hAnsiTheme="minorHAnsi" w:cstheme="minorHAnsi"/>
                   <w:sz w:val="22"/>
                   <w:szCs w:val="22"/>
                 </w:rPr>
@@ -1103,11 +1081,10 @@
                 <w:szCs w:val="22"/>
               </w:rPr>
             </w:pPr>
-            <w:hyperlink r:id="rId18" w:history="1">
+            <w:hyperlink r:id="rId20" w:history="1">
               <w:r>
                 <w:rPr>
                   <w:rStyle w:val="Hyperlink"/>
-                  <w:rFonts w:asciiTheme="minorHAnsi" w:hAnsiTheme="minorHAnsi" w:cstheme="minorHAnsi"/>
                   <w:sz w:val="22"/>
                   <w:szCs w:val="22"/>
                 </w:rPr>
@@ -1147,7 +1124,6 @@
             </w:pPr>
             <w:r>
               <w:rPr>
-                <w:rFonts w:asciiTheme="minorHAnsi" w:hAnsiTheme="minorHAnsi" w:cstheme="minorHAnsi"/>
                 <w:sz w:val="22"/>
                 <w:szCs w:val="22"/>
               </w:rPr>
@@ -1218,7 +1194,6 @@
             </w:pPr>
             <w:r>
               <w:rPr>
-                <w:rFonts w:asciiTheme="minorHAnsi" w:hAnsiTheme="minorHAnsi" w:cstheme="minorHAnsi"/>
                 <w:b/>
                 <w:bCs/>
                 <w:sz w:val="22"/>
@@ -1258,11 +1233,10 @@
                 <w:szCs w:val="22"/>
               </w:rPr>
             </w:pPr>
-            <w:hyperlink r:id="rId19" w:history="1">
+            <w:hyperlink r:id="rId21" w:history="1">
               <w:r>
                 <w:rPr>
                   <w:rStyle w:val="Hyperlink"/>
-                  <w:rFonts w:asciiTheme="minorHAnsi" w:hAnsiTheme="minorHAnsi" w:cstheme="minorHAnsi"/>
                   <w:sz w:val="22"/>
                   <w:szCs w:val="22"/>
                 </w:rPr>
@@ -1281,11 +1255,10 @@
                 <w:szCs w:val="22"/>
               </w:rPr>
             </w:pPr>
-            <w:hyperlink r:id="rId20" w:history="1">
+            <w:hyperlink r:id="rId22" w:history="1">
               <w:r>
                 <w:rPr>
                   <w:rStyle w:val="Hyperlink"/>
-                  <w:rFonts w:asciiTheme="minorHAnsi" w:hAnsiTheme="minorHAnsi" w:cstheme="minorHAnsi"/>
                   <w:sz w:val="22"/>
                   <w:szCs w:val="22"/>
                 </w:rPr>
@@ -1325,7 +1298,6 @@
             </w:pPr>
             <w:r>
               <w:rPr>
-                <w:rFonts w:asciiTheme="minorHAnsi" w:hAnsiTheme="minorHAnsi" w:cstheme="minorHAnsi"/>
                 <w:sz w:val="22"/>
                 <w:szCs w:val="22"/>
               </w:rPr>
@@ -1397,7 +1369,6 @@
             </w:pPr>
             <w:r>
               <w:rPr>
-                <w:rFonts w:asciiTheme="minorHAnsi" w:hAnsiTheme="minorHAnsi" w:cstheme="minorHAnsi"/>
                 <w:b/>
                 <w:bCs/>
                 <w:sz w:val="22"/>
@@ -1437,11 +1408,10 @@
                 <w:szCs w:val="22"/>
               </w:rPr>
             </w:pPr>
-            <w:hyperlink r:id="rId21" w:history="1">
+            <w:hyperlink r:id="rId23" w:history="1">
               <w:r>
                 <w:rPr>
                   <w:rStyle w:val="Hyperlink"/>
-                  <w:rFonts w:asciiTheme="minorHAnsi" w:hAnsiTheme="minorHAnsi" w:cstheme="minorHAnsi"/>
                   <w:sz w:val="22"/>
                   <w:szCs w:val="22"/>
                 </w:rPr>
@@ -1460,11 +1430,10 @@
                 <w:szCs w:val="22"/>
               </w:rPr>
             </w:pPr>
-            <w:hyperlink r:id="rId22" w:history="1">
+            <w:hyperlink r:id="rId24" w:history="1">
               <w:r>
                 <w:rPr>
                   <w:rStyle w:val="Hyperlink"/>
-                  <w:rFonts w:asciiTheme="minorHAnsi" w:hAnsiTheme="minorHAnsi" w:cstheme="minorHAnsi"/>
                   <w:sz w:val="22"/>
                   <w:szCs w:val="22"/>
                 </w:rPr>
@@ -1504,7 +1473,6 @@
             </w:pPr>
             <w:r>
               <w:rPr>
-                <w:rFonts w:asciiTheme="minorHAnsi" w:hAnsiTheme="minorHAnsi" w:cstheme="minorHAnsi"/>
                 <w:sz w:val="22"/>
                 <w:szCs w:val="22"/>
               </w:rPr>
@@ -1548,10 +1516,10 @@
             </w:pPr>
             <w:r>
               <w:rPr>
-                <w:rFonts w:asciiTheme="minorHAnsi" w:hAnsiTheme="minorHAnsi" w:cstheme="minorHAnsi"/>
-                <w:sz w:val="22"/>
-                <w:szCs w:val="22"/>
-              </w:rPr>
+                <w:sz w:val="22"/>
+                <w:szCs w:val="22"/>
+              </w:rPr>
+              <w:lastRenderedPageBreak/>
               <w:t>Admission</w:t>
             </w:r>
           </w:p>
@@ -1586,7 +1554,6 @@
             </w:pPr>
             <w:r>
               <w:rPr>
-                <w:rFonts w:asciiTheme="minorHAnsi" w:hAnsiTheme="minorHAnsi" w:cstheme="minorHAnsi"/>
                 <w:b/>
                 <w:bCs/>
                 <w:sz w:val="22"/>
@@ -1625,11 +1592,10 @@
                 <w:szCs w:val="22"/>
               </w:rPr>
             </w:pPr>
-            <w:hyperlink r:id="rId23" w:history="1">
+            <w:hyperlink r:id="rId25" w:history="1">
               <w:r>
                 <w:rPr>
                   <w:rStyle w:val="Hyperlink"/>
-                  <w:rFonts w:cstheme="minorHAnsi"/>
                   <w:sz w:val="22"/>
                   <w:szCs w:val="22"/>
                 </w:rPr>
@@ -1648,11 +1614,10 @@
                 <w:szCs w:val="22"/>
               </w:rPr>
             </w:pPr>
-            <w:hyperlink r:id="rId24" w:history="1">
+            <w:hyperlink r:id="rId26" w:history="1">
               <w:r>
                 <w:rPr>
                   <w:rStyle w:val="Hyperlink"/>
-                  <w:rFonts w:cstheme="minorHAnsi"/>
                   <w:sz w:val="22"/>
                   <w:szCs w:val="22"/>
                 </w:rPr>
@@ -1691,7 +1656,6 @@
             </w:pPr>
             <w:r>
               <w:rPr>
-                <w:rFonts w:asciiTheme="minorHAnsi" w:hAnsiTheme="minorHAnsi" w:cstheme="minorHAnsi"/>
                 <w:sz w:val="22"/>
                 <w:szCs w:val="22"/>
               </w:rPr>
@@ -1700,7 +1664,6 @@
             <w:r>
               <w:rPr>
                 <w:rStyle w:val="FootnoteReference"/>
-                <w:rFonts w:asciiTheme="minorHAnsi" w:hAnsiTheme="minorHAnsi" w:cstheme="minorHAnsi"/>
                 <w:position w:val="0"/>
                 <w:sz w:val="22"/>
                 <w:szCs w:val="22"/>
@@ -1775,7 +1738,6 @@
             </w:pPr>
             <w:r>
               <w:rPr>
-                <w:rFonts w:asciiTheme="minorHAnsi" w:hAnsiTheme="minorHAnsi" w:cstheme="minorHAnsi"/>
                 <w:b/>
                 <w:bCs/>
                 <w:sz w:val="22"/>
@@ -1814,11 +1776,10 @@
                 <w:szCs w:val="22"/>
               </w:rPr>
             </w:pPr>
-            <w:hyperlink r:id="rId25" w:history="1">
+            <w:hyperlink r:id="rId27" w:history="1">
               <w:r>
                 <w:rPr>
                   <w:rStyle w:val="Hyperlink"/>
-                  <w:rFonts w:cstheme="minorHAnsi"/>
                   <w:sz w:val="22"/>
                   <w:szCs w:val="22"/>
                 </w:rPr>
@@ -1837,15 +1798,32 @@
                 <w:szCs w:val="22"/>
               </w:rPr>
             </w:pPr>
-            <w:hyperlink r:id="rId26" w:history="1">
+            <w:hyperlink r:id="rId28" w:history="1">
               <w:r>
                 <w:rPr>
                   <w:rStyle w:val="Hyperlink"/>
-                  <w:rFonts w:cstheme="minorHAnsi"/>
                   <w:sz w:val="22"/>
                   <w:szCs w:val="22"/>
                 </w:rPr>
-                <w:t>8 CFR 316.10(b)(2)(i), (iv)</w:t>
+                <w:t>8 CFR 316.10(b)(2)(</w:t>
+              </w:r>
+              <w:proofErr w:type="spellStart"/>
+              <w:r>
+                <w:rPr>
+                  <w:rStyle w:val="Hyperlink"/>
+                  <w:sz w:val="22"/>
+                  <w:szCs w:val="22"/>
+                </w:rPr>
+                <w:t>i</w:t>
+              </w:r>
+              <w:proofErr w:type="spellEnd"/>
+              <w:r>
+                <w:rPr>
+                  <w:rStyle w:val="Hyperlink"/>
+                  <w:sz w:val="22"/>
+                  <w:szCs w:val="22"/>
+                </w:rPr>
+                <w:t>), (iv)</w:t>
               </w:r>
             </w:hyperlink>
           </w:p>
@@ -1880,7 +1858,6 @@
             </w:pPr>
             <w:r>
               <w:rPr>
-                <w:rFonts w:asciiTheme="minorHAnsi" w:hAnsiTheme="minorHAnsi" w:cstheme="minorHAnsi"/>
                 <w:sz w:val="22"/>
                 <w:szCs w:val="22"/>
               </w:rPr>
@@ -1889,7 +1866,6 @@
             <w:r>
               <w:rPr>
                 <w:rStyle w:val="FootnoteReference"/>
-                <w:rFonts w:asciiTheme="minorHAnsi" w:hAnsiTheme="minorHAnsi" w:cstheme="minorHAnsi"/>
                 <w:position w:val="0"/>
                 <w:sz w:val="22"/>
                 <w:szCs w:val="22"/>
@@ -1933,7 +1909,6 @@
             </w:pPr>
             <w:r>
               <w:rPr>
-                <w:rFonts w:asciiTheme="minorHAnsi" w:hAnsiTheme="minorHAnsi" w:cstheme="minorHAnsi"/>
                 <w:sz w:val="22"/>
                 <w:szCs w:val="22"/>
               </w:rPr>
@@ -1968,7 +1943,6 @@
             </w:pPr>
             <w:r>
               <w:rPr>
-                <w:rFonts w:asciiTheme="minorHAnsi" w:hAnsiTheme="minorHAnsi" w:cstheme="minorHAnsi"/>
                 <w:b/>
                 <w:bCs/>
                 <w:sz w:val="22"/>
@@ -2004,11 +1978,10 @@
                 <w:szCs w:val="22"/>
               </w:rPr>
             </w:pPr>
-            <w:hyperlink r:id="rId27" w:history="1">
+            <w:hyperlink r:id="rId29" w:history="1">
               <w:r>
                 <w:rPr>
                   <w:rStyle w:val="Hyperlink"/>
-                  <w:rFonts w:asciiTheme="minorHAnsi" w:hAnsiTheme="minorHAnsi" w:cstheme="minorHAnsi"/>
                   <w:sz w:val="22"/>
                   <w:szCs w:val="22"/>
                 </w:rPr>
@@ -2027,11 +2000,10 @@
                 <w:szCs w:val="22"/>
               </w:rPr>
             </w:pPr>
-            <w:hyperlink r:id="rId28" w:history="1">
+            <w:hyperlink r:id="rId30" w:history="1">
               <w:r>
                 <w:rPr>
                   <w:rStyle w:val="Hyperlink"/>
-                  <w:rFonts w:asciiTheme="minorHAnsi" w:hAnsiTheme="minorHAnsi" w:cstheme="minorHAnsi"/>
                   <w:sz w:val="22"/>
                   <w:szCs w:val="22"/>
                 </w:rPr>
@@ -2068,7 +2040,6 @@
             </w:pPr>
             <w:r>
               <w:rPr>
-                <w:rFonts w:asciiTheme="minorHAnsi" w:hAnsiTheme="minorHAnsi" w:cstheme="minorHAnsi"/>
                 <w:sz w:val="22"/>
                 <w:szCs w:val="22"/>
               </w:rPr>
@@ -2132,7 +2103,6 @@
             </w:pPr>
             <w:r>
               <w:rPr>
-                <w:rFonts w:asciiTheme="minorHAnsi" w:hAnsiTheme="minorHAnsi" w:cstheme="minorHAnsi"/>
                 <w:b/>
                 <w:bCs/>
                 <w:sz w:val="22"/>
@@ -2166,11 +2136,10 @@
                 <w:szCs w:val="22"/>
               </w:rPr>
             </w:pPr>
-            <w:hyperlink r:id="rId29" w:history="1">
+            <w:hyperlink r:id="rId31" w:history="1">
               <w:r>
                 <w:rPr>
                   <w:rStyle w:val="Hyperlink"/>
-                  <w:rFonts w:asciiTheme="minorHAnsi" w:hAnsiTheme="minorHAnsi" w:cstheme="minorHAnsi"/>
                   <w:sz w:val="22"/>
                   <w:szCs w:val="22"/>
                 </w:rPr>
@@ -2189,15 +2158,32 @@
                 <w:szCs w:val="22"/>
               </w:rPr>
             </w:pPr>
-            <w:hyperlink r:id="rId30" w:history="1">
+            <w:hyperlink r:id="rId32" w:history="1">
               <w:r>
                 <w:rPr>
                   <w:rStyle w:val="Hyperlink"/>
-                  <w:rFonts w:asciiTheme="minorHAnsi" w:hAnsiTheme="minorHAnsi" w:cstheme="minorHAnsi"/>
                   <w:sz w:val="22"/>
                   <w:szCs w:val="22"/>
                 </w:rPr>
-                <w:t>8 CFR 316.10(b)(2)(i), (iv)</w:t>
+                <w:t>8 CFR 316.10(b)(2)(</w:t>
+              </w:r>
+              <w:proofErr w:type="spellStart"/>
+              <w:r>
+                <w:rPr>
+                  <w:rStyle w:val="Hyperlink"/>
+                  <w:sz w:val="22"/>
+                  <w:szCs w:val="22"/>
+                </w:rPr>
+                <w:t>i</w:t>
+              </w:r>
+              <w:proofErr w:type="spellEnd"/>
+              <w:r>
+                <w:rPr>
+                  <w:rStyle w:val="Hyperlink"/>
+                  <w:sz w:val="22"/>
+                  <w:szCs w:val="22"/>
+                </w:rPr>
+                <w:t>), (iv)</w:t>
               </w:r>
             </w:hyperlink>
           </w:p>
@@ -2230,7 +2216,6 @@
             </w:pPr>
             <w:r>
               <w:rPr>
-                <w:rFonts w:asciiTheme="minorHAnsi" w:hAnsiTheme="minorHAnsi" w:cstheme="minorHAnsi"/>
                 <w:sz w:val="22"/>
                 <w:szCs w:val="22"/>
               </w:rPr>
@@ -2297,7 +2282,6 @@
             </w:pPr>
             <w:r>
               <w:rPr>
-                <w:rFonts w:asciiTheme="minorHAnsi" w:hAnsiTheme="minorHAnsi" w:cstheme="minorHAnsi"/>
                 <w:b/>
                 <w:bCs/>
                 <w:sz w:val="22"/>
@@ -2334,11 +2318,10 @@
                 <w:szCs w:val="22"/>
               </w:rPr>
             </w:pPr>
-            <w:hyperlink r:id="rId31" w:history="1">
+            <w:hyperlink r:id="rId33" w:history="1">
               <w:r>
                 <w:rPr>
                   <w:rStyle w:val="Hyperlink"/>
-                  <w:rFonts w:asciiTheme="minorHAnsi" w:hAnsiTheme="minorHAnsi" w:cstheme="minorHAnsi"/>
                   <w:sz w:val="22"/>
                   <w:szCs w:val="22"/>
                 </w:rPr>
@@ -2357,11 +2340,10 @@
                 <w:szCs w:val="22"/>
               </w:rPr>
             </w:pPr>
-            <w:hyperlink r:id="rId32" w:history="1">
+            <w:hyperlink r:id="rId34" w:history="1">
               <w:r>
                 <w:rPr>
                   <w:rStyle w:val="Hyperlink"/>
-                  <w:rFonts w:asciiTheme="minorHAnsi" w:hAnsiTheme="minorHAnsi" w:cstheme="minorHAnsi"/>
                   <w:sz w:val="22"/>
                   <w:szCs w:val="22"/>
                 </w:rPr>
@@ -2399,7 +2381,6 @@
             </w:pPr>
             <w:r>
               <w:rPr>
-                <w:rFonts w:asciiTheme="minorHAnsi" w:hAnsiTheme="minorHAnsi" w:cstheme="minorHAnsi"/>
                 <w:sz w:val="22"/>
                 <w:szCs w:val="22"/>
               </w:rPr>
@@ -2467,7 +2448,6 @@
             </w:pPr>
             <w:r>
               <w:rPr>
-                <w:rFonts w:asciiTheme="minorHAnsi" w:hAnsiTheme="minorHAnsi" w:cstheme="minorHAnsi"/>
                 <w:b/>
                 <w:bCs/>
                 <w:sz w:val="22"/>
@@ -2504,11 +2484,10 @@
                 <w:szCs w:val="22"/>
               </w:rPr>
             </w:pPr>
-            <w:hyperlink r:id="rId33" w:history="1">
+            <w:hyperlink r:id="rId35" w:history="1">
               <w:r>
                 <w:rPr>
                   <w:rStyle w:val="Hyperlink"/>
-                  <w:rFonts w:asciiTheme="minorHAnsi" w:hAnsiTheme="minorHAnsi" w:cstheme="minorHAnsi"/>
                   <w:sz w:val="22"/>
                   <w:szCs w:val="22"/>
                 </w:rPr>
@@ -2527,11 +2506,10 @@
                 <w:szCs w:val="22"/>
               </w:rPr>
             </w:pPr>
-            <w:hyperlink r:id="rId34" w:history="1">
+            <w:hyperlink r:id="rId36" w:history="1">
               <w:r>
                 <w:rPr>
                   <w:rStyle w:val="Hyperlink"/>
-                  <w:rFonts w:asciiTheme="minorHAnsi" w:hAnsiTheme="minorHAnsi" w:cstheme="minorHAnsi"/>
                   <w:sz w:val="22"/>
                   <w:szCs w:val="22"/>
                 </w:rPr>
@@ -2569,7 +2547,6 @@
             </w:pPr>
             <w:r>
               <w:rPr>
-                <w:rFonts w:asciiTheme="minorHAnsi" w:hAnsiTheme="minorHAnsi" w:cstheme="minorHAnsi"/>
                 <w:sz w:val="22"/>
                 <w:szCs w:val="22"/>
               </w:rPr>
@@ -2577,7 +2554,6 @@
             </w:r>
             <w:r>
               <w:rPr>
-                <w:rFonts w:asciiTheme="minorHAnsi" w:hAnsiTheme="minorHAnsi" w:cstheme="minorHAnsi"/>
                 <w:i/>
                 <w:iCs/>
                 <w:sz w:val="22"/>
@@ -2587,7 +2563,6 @@
             </w:r>
             <w:r>
               <w:rPr>
-                <w:rFonts w:asciiTheme="minorHAnsi" w:hAnsiTheme="minorHAnsi" w:cstheme="minorHAnsi"/>
                 <w:sz w:val="22"/>
                 <w:szCs w:val="22"/>
               </w:rPr>
@@ -2599,14 +2574,15 @@
     </w:tbl>
     <w:p/>
     <w:sectPr>
-      <w:headerReference w:type="even" r:id="rId35"/>
-      <w:headerReference w:type="default" r:id="rId36"/>
-      <w:footerReference w:type="even" r:id="rId37"/>
-      <w:footerReference w:type="default" r:id="rId38"/>
-      <w:headerReference w:type="first" r:id="rId39"/>
-      <w:footerReference w:type="first" r:id="rId40"/>
+      <w:headerReference w:type="even" r:id="rId37"/>
+      <w:headerReference w:type="default" r:id="rId38"/>
+      <w:footerReference w:type="even" r:id="rId39"/>
+      <w:footerReference w:type="default" r:id="rId40"/>
+      <w:headerReference w:type="first" r:id="rId41"/>
+      <w:footerReference w:type="first" r:id="rId42"/>
       <w:pgSz w:w="12240" w:h="15840"/>
-      <w:pgMar w:top="1440" w:right="1440" w:bottom="1440" w:left="1440" w:header="720" w:footer="720" w:gutter="0"/>
+      <w:pgMar w:top="1440" w:right="1440" w:bottom="1170" w:left="1440" w:header="720" w:footer="285" w:gutter="0"/>
+      <w:pgNumType w:start="1"/>
       <w:cols w:space="720"/>
       <w:titlePg/>
       <w:docGrid w:linePitch="360"/>
@@ -2652,9 +2628,140 @@
 
 <file path=word/footer2.xml><?xml version="1.0" encoding="utf-8"?>
 <w:ftr xmlns:wpc="http://schemas.microsoft.com/office/word/2010/wordprocessingCanvas" xmlns:cx="http://schemas.microsoft.com/office/drawing/2014/chartex" xmlns:cx1="http://schemas.microsoft.com/office/drawing/2015/9/8/chartex" xmlns:cx2="http://schemas.microsoft.com/office/drawing/2015/10/21/chartex" xmlns:cx3="http://schemas.microsoft.com/office/drawing/2016/5/9/chartex" xmlns:cx4="http://schemas.microsoft.com/office/drawing/2016/5/10/chartex" xmlns:cx5="http://schemas.microsoft.com/office/drawing/2016/5/11/chartex" xmlns:cx6="http://schemas.microsoft.com/office/drawing/2016/5/12/chartex" xmlns:cx7="http://schemas.microsoft.com/office/drawing/2016/5/13/chartex" xmlns:cx8="http://schemas.microsoft.com/office/drawing/2016/5/14/chartex" xmlns:mc="http://schemas.openxmlformats.org/markup-compatibility/2006" xmlns:aink="http://schemas.microsoft.com/office/drawing/2016/ink" xmlns:am3d="http://schemas.microsoft.com/office/drawing/2017/model3d" xmlns:o="urn:schemas-microsoft-com:office:office" xmlns:oel="http://schemas.microsoft.com/office/2019/extlst" xmlns:r="http://schemas.openxmlformats.org/officeDocument/2006/relationships" xmlns:m="http://schemas.openxmlformats.org/officeDocument/2006/math" xmlns:v="urn:schemas-microsoft-com:vml" xmlns:wp14="http://schemas.microsoft.com/office/word/2010/wordprocessingDrawing" xmlns:wp="http://schemas.openxmlformats.org/drawingml/2006/wordprocessingDrawing" xmlns:w10="urn:schemas-microsoft-com:office:word" xmlns:w="http://schemas.openxmlformats.org/wordprocessingml/2006/main" xmlns:w14="http://schemas.microsoft.com/office/word/2010/wordml" xmlns:w15="http://schemas.microsoft.com/office/word/2012/wordml" xmlns:w16cei="http://schemas.microsoft.com/office/word/2026/wordml/cei" xmlns:w16cex="http://schemas.microsoft.com/office/word/2018/wordml/cex" xmlns:w16cid="http://schemas.microsoft.com/office/word/2016/wordml/cid" xmlns:w16="http://schemas.microsoft.com/office/word/2018/wordml" xmlns:w16du="http://schemas.microsoft.com/office/word/2023/wordml/word16du" xmlns:w16sdtdh="http://schemas.microsoft.com/office/word/2020/wordml/sdtdatahash" xmlns:w16sdtfl="http://schemas.microsoft.com/office/word/2024/wordml/sdtformatlock" xmlns:w16se="http://schemas.microsoft.com/office/word/2015/wordml/symex" xmlns:wpg="http://schemas.microsoft.com/office/word/2010/wordprocessingGroup" xmlns:wpi="http://schemas.microsoft.com/office/word/2010/wordprocessingInk" xmlns:wne="http://schemas.microsoft.com/office/word/2006/wordml" xmlns:wps="http://schemas.microsoft.com/office/word/2010/wordprocessingShape" mc:Ignorable="w14 w15 w16se w16cid w16 w16cex w16sdtdh w16sdtfl w16du wp14">
+  <w:tbl>
+    <w:tblPr>
+      <w:tblW w:w="11768" w:type="dxa"/>
+      <w:jc w:val="center"/>
+      <w:shd w:val="clear" w:color="auto" w:fill="002641"/>
+      <w:tblLayout w:type="fixed"/>
+      <w:tblLook w:val="0000" w:firstRow="0" w:lastRow="0" w:firstColumn="0" w:lastColumn="0" w:noHBand="0" w:noVBand="0"/>
+    </w:tblPr>
+    <w:tblGrid>
+      <w:gridCol w:w="10299"/>
+      <w:gridCol w:w="1469"/>
+    </w:tblGrid>
+    <w:tr>
+      <w:trPr>
+        <w:trHeight w:val="329"/>
+        <w:jc w:val="center"/>
+      </w:trPr>
+      <w:tc>
+        <w:tcPr>
+          <w:tcW w:w="10299" w:type="dxa"/>
+          <w:shd w:val="clear" w:color="auto" w:fill="002641"/>
+          <w:tcMar>
+            <w:top w:w="80" w:type="dxa"/>
+            <w:bottom w:w="80" w:type="dxa"/>
+          </w:tcMar>
+          <w:vAlign w:val="center"/>
+        </w:tcPr>
+        <w:p>
+          <w:pPr>
+            <w:pStyle w:val="Footer"/>
+            <w:spacing w:line="240" w:lineRule="auto"/>
+            <w:ind w:left="-110" w:right="-1549"/>
+            <w:rPr>
+              <w:rFonts w:ascii="Aptos" w:hAnsi="Aptos"/>
+              <w:b/>
+              <w:color w:val="FFFFDD"/>
+              <w:sz w:val="20"/>
+            </w:rPr>
+          </w:pPr>
+          <w:r>
+            <w:rPr>
+              <w:rFonts w:ascii="Aptos" w:hAnsi="Aptos"/>
+              <w:b/>
+              <w:color w:val="FFFFDD"/>
+              <w:sz w:val="22"/>
+              <w:szCs w:val="28"/>
+            </w:rPr>
+            <w:t>Regional Immigration Assistance Centers</w:t>
+          </w:r>
+          <w:r>
+            <w:rPr>
+              <w:rFonts w:ascii="Aptos" w:hAnsi="Aptos"/>
+              <w:b/>
+              <w:color w:val="FFFFDD"/>
+              <w:sz w:val="22"/>
+              <w:szCs w:val="28"/>
+            </w:rPr>
+            <w:t xml:space="preserve">  </w:t>
+          </w:r>
+          <w:r>
+            <w:rPr>
+              <w:rFonts w:ascii="Aptos" w:hAnsi="Aptos"/>
+              <w:b/>
+              <w:color w:val="FFFFDD"/>
+              <w:sz w:val="22"/>
+              <w:szCs w:val="28"/>
+            </w:rPr>
+            <w:t xml:space="preserve"> · </w:t>
+          </w:r>
+          <w:r>
+            <w:rPr>
+              <w:rFonts w:ascii="Aptos" w:hAnsi="Aptos"/>
+              <w:b/>
+              <w:color w:val="FFFFDD"/>
+              <w:sz w:val="22"/>
+              <w:szCs w:val="28"/>
+            </w:rPr>
+            <w:t xml:space="preserve">  </w:t>
+          </w:r>
+          <w:r>
+            <w:rPr>
+              <w:rFonts w:ascii="Aptos" w:hAnsi="Aptos"/>
+              <w:b/>
+              <w:color w:val="FFFFDD"/>
+              <w:sz w:val="22"/>
+              <w:szCs w:val="28"/>
+            </w:rPr>
+            <w:t>www.nyriac.com</w:t>
+          </w:r>
+        </w:p>
+      </w:tc>
+      <w:tc>
+        <w:tcPr>
+          <w:tcW w:w="1469" w:type="dxa"/>
+          <w:shd w:val="clear" w:color="auto" w:fill="002641"/>
+          <w:vAlign w:val="center"/>
+        </w:tcPr>
+        <w:p>
+          <w:pPr>
+            <w:pStyle w:val="Footer"/>
+            <w:spacing w:line="240" w:lineRule="auto"/>
+            <w:ind w:left="-110" w:right="71"/>
+            <w:jc w:val="right"/>
+            <w:rPr>
+              <w:rFonts w:ascii="Aptos" w:hAnsi="Aptos"/>
+              <w:b/>
+              <w:color w:val="FFFFDD"/>
+              <w:sz w:val="14"/>
+              <w:szCs w:val="18"/>
+            </w:rPr>
+          </w:pPr>
+          <w:r>
+            <w:rPr>
+              <w:rFonts w:ascii="Aptos" w:hAnsi="Aptos"/>
+              <w:b/>
+              <w:color w:val="FFFFDD"/>
+              <w:sz w:val="14"/>
+              <w:szCs w:val="18"/>
+            </w:rPr>
+            <w:t>V.1</w:t>
+          </w:r>
+        </w:p>
+      </w:tc>
+    </w:tr>
+  </w:tbl>
   <w:p>
     <w:pPr>
       <w:pStyle w:val="Footer"/>
+      <w:ind w:right="-720"/>
+      <w:jc w:val="both"/>
+      <w:rPr>
+        <w:sz w:val="2"/>
+        <w:szCs w:val="2"/>
+      </w:rPr>
     </w:pPr>
   </w:p>
 </w:ftr>
@@ -2662,9 +2769,139 @@
 
 <file path=word/footer3.xml><?xml version="1.0" encoding="utf-8"?>
 <w:ftr xmlns:wpc="http://schemas.microsoft.com/office/word/2010/wordprocessingCanvas" xmlns:cx="http://schemas.microsoft.com/office/drawing/2014/chartex" xmlns:cx1="http://schemas.microsoft.com/office/drawing/2015/9/8/chartex" xmlns:cx2="http://schemas.microsoft.com/office/drawing/2015/10/21/chartex" xmlns:cx3="http://schemas.microsoft.com/office/drawing/2016/5/9/chartex" xmlns:cx4="http://schemas.microsoft.com/office/drawing/2016/5/10/chartex" xmlns:cx5="http://schemas.microsoft.com/office/drawing/2016/5/11/chartex" xmlns:cx6="http://schemas.microsoft.com/office/drawing/2016/5/12/chartex" xmlns:cx7="http://schemas.microsoft.com/office/drawing/2016/5/13/chartex" xmlns:cx8="http://schemas.microsoft.com/office/drawing/2016/5/14/chartex" xmlns:mc="http://schemas.openxmlformats.org/markup-compatibility/2006" xmlns:aink="http://schemas.microsoft.com/office/drawing/2016/ink" xmlns:am3d="http://schemas.microsoft.com/office/drawing/2017/model3d" xmlns:o="urn:schemas-microsoft-com:office:office" xmlns:oel="http://schemas.microsoft.com/office/2019/extlst" xmlns:r="http://schemas.openxmlformats.org/officeDocument/2006/relationships" xmlns:m="http://schemas.openxmlformats.org/officeDocument/2006/math" xmlns:v="urn:schemas-microsoft-com:vml" xmlns:wp14="http://schemas.microsoft.com/office/word/2010/wordprocessingDrawing" xmlns:wp="http://schemas.openxmlformats.org/drawingml/2006/wordprocessingDrawing" xmlns:w10="urn:schemas-microsoft-com:office:word" xmlns:w="http://schemas.openxmlformats.org/wordprocessingml/2006/main" xmlns:w14="http://schemas.microsoft.com/office/word/2010/wordml" xmlns:w15="http://schemas.microsoft.com/office/word/2012/wordml" xmlns:w16cei="http://schemas.microsoft.com/office/word/2026/wordml/cei" xmlns:w16cex="http://schemas.microsoft.com/office/word/2018/wordml/cex" xmlns:w16cid="http://schemas.microsoft.com/office/word/2016/wordml/cid" xmlns:w16="http://schemas.microsoft.com/office/word/2018/wordml" xmlns:w16du="http://schemas.microsoft.com/office/word/2023/wordml/word16du" xmlns:w16sdtdh="http://schemas.microsoft.com/office/word/2020/wordml/sdtdatahash" xmlns:w16sdtfl="http://schemas.microsoft.com/office/word/2024/wordml/sdtformatlock" xmlns:w16se="http://schemas.microsoft.com/office/word/2015/wordml/symex" xmlns:wpg="http://schemas.microsoft.com/office/word/2010/wordprocessingGroup" xmlns:wpi="http://schemas.microsoft.com/office/word/2010/wordprocessingInk" xmlns:wne="http://schemas.microsoft.com/office/word/2006/wordml" xmlns:wps="http://schemas.microsoft.com/office/word/2010/wordprocessingShape" mc:Ignorable="w14 w15 w16se w16cid w16 w16cex w16sdtdh w16sdtfl w16du wp14">
+  <w:tbl>
+    <w:tblPr>
+      <w:tblW w:w="11768" w:type="dxa"/>
+      <w:jc w:val="center"/>
+      <w:shd w:val="clear" w:color="auto" w:fill="002641"/>
+      <w:tblLayout w:type="fixed"/>
+      <w:tblLook w:val="0000" w:firstRow="0" w:lastRow="0" w:firstColumn="0" w:lastColumn="0" w:noHBand="0" w:noVBand="0"/>
+    </w:tblPr>
+    <w:tblGrid>
+      <w:gridCol w:w="10299"/>
+      <w:gridCol w:w="1469"/>
+    </w:tblGrid>
+    <w:tr>
+      <w:trPr>
+        <w:trHeight w:val="329"/>
+        <w:jc w:val="center"/>
+      </w:trPr>
+      <w:tc>
+        <w:tcPr>
+          <w:tcW w:w="10299" w:type="dxa"/>
+          <w:shd w:val="clear" w:color="auto" w:fill="002641"/>
+          <w:tcMar>
+            <w:top w:w="80" w:type="dxa"/>
+            <w:bottom w:w="80" w:type="dxa"/>
+          </w:tcMar>
+          <w:vAlign w:val="center"/>
+        </w:tcPr>
+        <w:p>
+          <w:pPr>
+            <w:pStyle w:val="Footer"/>
+            <w:spacing w:line="240" w:lineRule="auto"/>
+            <w:ind w:left="-110" w:right="-1549"/>
+            <w:rPr>
+              <w:rFonts w:ascii="Aptos" w:hAnsi="Aptos"/>
+              <w:b/>
+              <w:color w:val="FFFFDD"/>
+              <w:sz w:val="20"/>
+            </w:rPr>
+          </w:pPr>
+          <w:r>
+            <w:rPr>
+              <w:rFonts w:ascii="Aptos" w:hAnsi="Aptos"/>
+              <w:b/>
+              <w:color w:val="FFFFDD"/>
+              <w:sz w:val="22"/>
+              <w:szCs w:val="28"/>
+            </w:rPr>
+            <w:t>Regional Immigration Assistance Centers</w:t>
+          </w:r>
+          <w:r>
+            <w:rPr>
+              <w:rFonts w:ascii="Aptos" w:hAnsi="Aptos"/>
+              <w:b/>
+              <w:color w:val="FFFFDD"/>
+              <w:sz w:val="22"/>
+              <w:szCs w:val="28"/>
+            </w:rPr>
+            <w:t xml:space="preserve">  </w:t>
+          </w:r>
+          <w:r>
+            <w:rPr>
+              <w:rFonts w:ascii="Aptos" w:hAnsi="Aptos"/>
+              <w:b/>
+              <w:color w:val="FFFFDD"/>
+              <w:sz w:val="22"/>
+              <w:szCs w:val="28"/>
+            </w:rPr>
+            <w:t xml:space="preserve"> · </w:t>
+          </w:r>
+          <w:r>
+            <w:rPr>
+              <w:rFonts w:ascii="Aptos" w:hAnsi="Aptos"/>
+              <w:b/>
+              <w:color w:val="FFFFDD"/>
+              <w:sz w:val="22"/>
+              <w:szCs w:val="28"/>
+            </w:rPr>
+            <w:t xml:space="preserve">  </w:t>
+          </w:r>
+          <w:r>
+            <w:rPr>
+              <w:rFonts w:ascii="Aptos" w:hAnsi="Aptos"/>
+              <w:b/>
+              <w:color w:val="FFFFDD"/>
+              <w:sz w:val="22"/>
+              <w:szCs w:val="28"/>
+            </w:rPr>
+            <w:t>www.nyriac.com</w:t>
+          </w:r>
+        </w:p>
+      </w:tc>
+      <w:tc>
+        <w:tcPr>
+          <w:tcW w:w="1469" w:type="dxa"/>
+          <w:shd w:val="clear" w:color="auto" w:fill="002641"/>
+          <w:vAlign w:val="center"/>
+        </w:tcPr>
+        <w:p>
+          <w:pPr>
+            <w:pStyle w:val="Footer"/>
+            <w:spacing w:line="240" w:lineRule="auto"/>
+            <w:ind w:left="-110" w:right="71"/>
+            <w:jc w:val="right"/>
+            <w:rPr>
+              <w:rFonts w:ascii="Aptos" w:hAnsi="Aptos"/>
+              <w:b/>
+              <w:color w:val="FFFFDD"/>
+              <w:sz w:val="14"/>
+              <w:szCs w:val="18"/>
+            </w:rPr>
+          </w:pPr>
+          <w:r>
+            <w:rPr>
+              <w:rFonts w:ascii="Aptos" w:hAnsi="Aptos"/>
+              <w:b/>
+              <w:color w:val="FFFFDD"/>
+              <w:sz w:val="14"/>
+              <w:szCs w:val="18"/>
+            </w:rPr>
+            <w:t>V.1</w:t>
+          </w:r>
+        </w:p>
+      </w:tc>
+    </w:tr>
+  </w:tbl>
   <w:p>
     <w:pPr>
       <w:pStyle w:val="Footer"/>
+      <w:jc w:val="both"/>
+      <w:rPr>
+        <w:sz w:val="2"/>
+        <w:szCs w:val="2"/>
+      </w:rPr>
     </w:pPr>
   </w:p>
 </w:ftr>
@@ -2748,6 +2985,179 @@
 
 <file path=word/header2.xml><?xml version="1.0" encoding="utf-8"?>
 <w:hdr xmlns:wpc="http://schemas.microsoft.com/office/word/2010/wordprocessingCanvas" xmlns:cx="http://schemas.microsoft.com/office/drawing/2014/chartex" xmlns:cx1="http://schemas.microsoft.com/office/drawing/2015/9/8/chartex" xmlns:cx2="http://schemas.microsoft.com/office/drawing/2015/10/21/chartex" xmlns:cx3="http://schemas.microsoft.com/office/drawing/2016/5/9/chartex" xmlns:cx4="http://schemas.microsoft.com/office/drawing/2016/5/10/chartex" xmlns:cx5="http://schemas.microsoft.com/office/drawing/2016/5/11/chartex" xmlns:cx6="http://schemas.microsoft.com/office/drawing/2016/5/12/chartex" xmlns:cx7="http://schemas.microsoft.com/office/drawing/2016/5/13/chartex" xmlns:cx8="http://schemas.microsoft.com/office/drawing/2016/5/14/chartex" xmlns:mc="http://schemas.openxmlformats.org/markup-compatibility/2006" xmlns:aink="http://schemas.microsoft.com/office/drawing/2016/ink" xmlns:am3d="http://schemas.microsoft.com/office/drawing/2017/model3d" xmlns:o="urn:schemas-microsoft-com:office:office" xmlns:oel="http://schemas.microsoft.com/office/2019/extlst" xmlns:r="http://schemas.openxmlformats.org/officeDocument/2006/relationships" xmlns:m="http://schemas.openxmlformats.org/officeDocument/2006/math" xmlns:v="urn:schemas-microsoft-com:vml" xmlns:wp14="http://schemas.microsoft.com/office/word/2010/wordprocessingDrawing" xmlns:wp="http://schemas.openxmlformats.org/drawingml/2006/wordprocessingDrawing" xmlns:w10="urn:schemas-microsoft-com:office:word" xmlns:w="http://schemas.openxmlformats.org/wordprocessingml/2006/main" xmlns:w14="http://schemas.microsoft.com/office/word/2010/wordml" xmlns:w15="http://schemas.microsoft.com/office/word/2012/wordml" xmlns:w16cei="http://schemas.microsoft.com/office/word/2026/wordml/cei" xmlns:w16cex="http://schemas.microsoft.com/office/word/2018/wordml/cex" xmlns:w16cid="http://schemas.microsoft.com/office/word/2016/wordml/cid" xmlns:w16="http://schemas.microsoft.com/office/word/2018/wordml" xmlns:w16du="http://schemas.microsoft.com/office/word/2023/wordml/word16du" xmlns:w16sdtdh="http://schemas.microsoft.com/office/word/2020/wordml/sdtdatahash" xmlns:w16sdtfl="http://schemas.microsoft.com/office/word/2024/wordml/sdtformatlock" xmlns:w16se="http://schemas.microsoft.com/office/word/2015/wordml/symex" xmlns:wpg="http://schemas.microsoft.com/office/word/2010/wordprocessingGroup" xmlns:wpi="http://schemas.microsoft.com/office/word/2010/wordprocessingInk" xmlns:wne="http://schemas.microsoft.com/office/word/2006/wordml" xmlns:wps="http://schemas.microsoft.com/office/word/2010/wordprocessingShape" mc:Ignorable="w14 w15 w16se w16cid w16 w16cex w16sdtdh w16sdtfl w16du wp14">
+  <w:tbl>
+    <w:tblPr>
+      <w:tblW w:w="10170" w:type="dxa"/>
+      <w:tblCellMar>
+        <w:left w:w="0" w:type="dxa"/>
+        <w:right w:w="0" w:type="dxa"/>
+      </w:tblCellMar>
+      <w:tblLook w:val="04A0" w:firstRow="1" w:lastRow="0" w:firstColumn="1" w:lastColumn="0" w:noHBand="0" w:noVBand="1"/>
+    </w:tblPr>
+    <w:tblGrid>
+      <w:gridCol w:w="8820"/>
+      <w:gridCol w:w="1350"/>
+    </w:tblGrid>
+    <w:tr>
+      <w:trPr>
+        <w:trHeight w:hRule="exact" w:val="432"/>
+      </w:trPr>
+      <w:tc>
+        <w:tcPr>
+          <w:tcW w:w="8820" w:type="dxa"/>
+        </w:tcPr>
+        <w:p>
+          <w:pPr>
+            <w:pStyle w:val="Header"/>
+            <w:spacing w:line="240" w:lineRule="auto"/>
+            <w:ind w:right="-536"/>
+            <w:rPr>
+              <w:rFonts w:ascii="Aptos" w:hAnsi="Aptos"/>
+              <w:color w:val="808080"/>
+              <w:sz w:val="18"/>
+              <w:szCs w:val="18"/>
+            </w:rPr>
+          </w:pPr>
+          <w:r>
+            <w:rPr>
+              <w:rFonts w:ascii="Aptos" w:hAnsi="Aptos"/>
+              <w:color w:val="808080"/>
+              <w:sz w:val="18"/>
+              <w:szCs w:val="18"/>
+            </w:rPr>
+            <w:t>RIAC Practice Advisory:</w:t>
+          </w:r>
+        </w:p>
+        <w:p>
+          <w:pPr>
+            <w:pStyle w:val="Header"/>
+            <w:spacing w:line="240" w:lineRule="auto"/>
+            <w:ind w:right="-536"/>
+            <w:rPr>
+              <w:rFonts w:ascii="Times New Roman" w:hAnsi="Times New Roman"/>
+              <w:color w:val="808080"/>
+              <w:sz w:val="20"/>
+              <w:szCs w:val="20"/>
+            </w:rPr>
+          </w:pPr>
+          <w:r>
+            <w:rPr>
+              <w:rFonts w:ascii="Times New Roman" w:hAnsi="Times New Roman"/>
+              <w:color w:val="808080"/>
+              <w:sz w:val="20"/>
+              <w:szCs w:val="20"/>
+            </w:rPr>
+            <w:fldChar w:fldCharType="begin"/>
+          </w:r>
+          <w:r>
+            <w:rPr>
+              <w:rFonts w:ascii="Aptos" w:hAnsi="Aptos"/>
+              <w:i/>
+              <w:color w:val="808080"/>
+              <w:sz w:val="18"/>
+              <w:szCs w:val="20"/>
+            </w:rPr>
+            <w:instrText xml:space="preserve"> TITLE </w:instrText>
+          </w:r>
+          <w:r>
+            <w:rPr>
+              <w:rFonts w:ascii="Times New Roman" w:hAnsi="Times New Roman"/>
+              <w:color w:val="808080"/>
+              <w:sz w:val="20"/>
+              <w:szCs w:val="20"/>
+            </w:rPr>
+            <w:fldChar w:fldCharType="separate"/>
+          </w:r>
+          <w:r>
+            <w:rPr>
+              <w:rFonts w:ascii="Aptos" w:hAnsi="Aptos"/>
+              <w:i/>
+              <w:color w:val="808080"/>
+              <w:sz w:val="18"/>
+              <w:szCs w:val="20"/>
+            </w:rPr>
+            <w:t>Legal Bars To Establishing Good Moral Character</w:t>
+          </w:r>
+          <w:r>
+            <w:rPr>
+              <w:rFonts w:ascii="Times New Roman" w:hAnsi="Times New Roman"/>
+              <w:color w:val="808080"/>
+              <w:sz w:val="20"/>
+              <w:szCs w:val="20"/>
+            </w:rPr>
+            <w:fldChar w:fldCharType="end"/>
+          </w:r>
+        </w:p>
+      </w:tc>
+      <w:tc>
+        <w:tcPr>
+          <w:tcW w:w="1350" w:type="dxa"/>
+        </w:tcPr>
+        <w:p>
+          <w:pPr>
+            <w:pStyle w:val="Header"/>
+            <w:jc w:val="right"/>
+            <w:rPr>
+              <w:rFonts w:ascii="Aptos" w:hAnsi="Aptos"/>
+              <w:color w:val="808080"/>
+            </w:rPr>
+          </w:pPr>
+          <w:r>
+            <w:rPr>
+              <w:rFonts w:ascii="Aptos" w:hAnsi="Aptos"/>
+              <w:color w:val="808080"/>
+            </w:rPr>
+            <w:t>p.</w:t>
+          </w:r>
+          <w:r>
+            <w:rPr>
+              <w:rFonts w:ascii="Aptos" w:hAnsi="Aptos"/>
+              <w:color w:val="808080"/>
+            </w:rPr>
+            <w:fldChar w:fldCharType="begin"/>
+          </w:r>
+          <w:r>
+            <w:rPr>
+              <w:rFonts w:ascii="Aptos" w:hAnsi="Aptos"/>
+              <w:color w:val="808080"/>
+            </w:rPr>
+            <w:instrText xml:space="preserve"> PAGE   \* MERGEFORMAT </w:instrText>
+          </w:r>
+          <w:r>
+            <w:rPr>
+              <w:rFonts w:ascii="Aptos" w:hAnsi="Aptos"/>
+              <w:color w:val="808080"/>
+            </w:rPr>
+            <w:fldChar w:fldCharType="separate"/>
+          </w:r>
+          <w:r>
+            <w:rPr>
+              <w:rFonts w:ascii="Aptos" w:hAnsi="Aptos"/>
+              <w:color w:val="808080"/>
+            </w:rPr>
+            <w:t>2</w:t>
+          </w:r>
+          <w:r>
+            <w:rPr>
+              <w:rFonts w:ascii="Aptos" w:hAnsi="Aptos"/>
+              <w:noProof/>
+              <w:color w:val="808080"/>
+            </w:rPr>
+            <w:fldChar w:fldCharType="end"/>
+          </w:r>
+        </w:p>
+        <w:p>
+          <w:pPr>
+            <w:pStyle w:val="Header"/>
+            <w:jc w:val="right"/>
+            <w:rPr>
+              <w:rFonts w:ascii="Times New Roman" w:hAnsi="Times New Roman"/>
+            </w:rPr>
+          </w:pPr>
+        </w:p>
+      </w:tc>
+    </w:tr>
+  </w:tbl>
   <w:p>
     <w:pPr>
       <w:pStyle w:val="Header"/>
@@ -2765,55 +3175,56 @@
 <w:hdr xmlns:wpc="http://schemas.microsoft.com/office/word/2010/wordprocessingCanvas" xmlns:cx="http://schemas.microsoft.com/office/drawing/2014/chartex" xmlns:cx1="http://schemas.microsoft.com/office/drawing/2015/9/8/chartex" xmlns:cx2="http://schemas.microsoft.com/office/drawing/2015/10/21/chartex" xmlns:cx3="http://schemas.microsoft.com/office/drawing/2016/5/9/chartex" xmlns:cx4="http://schemas.microsoft.com/office/drawing/2016/5/10/chartex" xmlns:cx5="http://schemas.microsoft.com/office/drawing/2016/5/11/chartex" xmlns:cx6="http://schemas.microsoft.com/office/drawing/2016/5/12/chartex" xmlns:cx7="http://schemas.microsoft.com/office/drawing/2016/5/13/chartex" xmlns:cx8="http://schemas.microsoft.com/office/drawing/2016/5/14/chartex" xmlns:mc="http://schemas.openxmlformats.org/markup-compatibility/2006" xmlns:aink="http://schemas.microsoft.com/office/drawing/2016/ink" xmlns:am3d="http://schemas.microsoft.com/office/drawing/2017/model3d" xmlns:o="urn:schemas-microsoft-com:office:office" xmlns:oel="http://schemas.microsoft.com/office/2019/extlst" xmlns:r="http://schemas.openxmlformats.org/officeDocument/2006/relationships" xmlns:m="http://schemas.openxmlformats.org/officeDocument/2006/math" xmlns:v="urn:schemas-microsoft-com:vml" xmlns:wp14="http://schemas.microsoft.com/office/word/2010/wordprocessingDrawing" xmlns:wp="http://schemas.openxmlformats.org/drawingml/2006/wordprocessingDrawing" xmlns:w10="urn:schemas-microsoft-com:office:word" xmlns:w="http://schemas.openxmlformats.org/wordprocessingml/2006/main" xmlns:w14="http://schemas.microsoft.com/office/word/2010/wordml" xmlns:w15="http://schemas.microsoft.com/office/word/2012/wordml" xmlns:w16cei="http://schemas.microsoft.com/office/word/2026/wordml/cei" xmlns:w16cex="http://schemas.microsoft.com/office/word/2018/wordml/cex" xmlns:w16cid="http://schemas.microsoft.com/office/word/2016/wordml/cid" xmlns:w16="http://schemas.microsoft.com/office/word/2018/wordml" xmlns:w16du="http://schemas.microsoft.com/office/word/2023/wordml/word16du" xmlns:w16sdtdh="http://schemas.microsoft.com/office/word/2020/wordml/sdtdatahash" xmlns:w16sdtfl="http://schemas.microsoft.com/office/word/2024/wordml/sdtformatlock" xmlns:w16se="http://schemas.microsoft.com/office/word/2015/wordml/symex" xmlns:wpg="http://schemas.microsoft.com/office/word/2010/wordprocessingGroup" xmlns:wpi="http://schemas.microsoft.com/office/word/2010/wordprocessingInk" xmlns:wne="http://schemas.microsoft.com/office/word/2006/wordml" xmlns:wps="http://schemas.microsoft.com/office/word/2010/wordprocessingShape" mc:Ignorable="w14 w15 w16se w16cid w16 w16cex w16sdtdh w16sdtfl w16du wp14">
   <w:tbl>
     <w:tblPr>
-      <w:tblW w:w="10070" w:type="dxa"/>
-      <w:jc w:val="center"/>
-      <w:tblBorders>
-        <w:top w:val="single" w:sz="4" w:space="0" w:color="002641"/>
-        <w:left w:val="single" w:sz="4" w:space="0" w:color="002641"/>
-        <w:bottom w:val="single" w:sz="4" w:space="0" w:color="002641"/>
-        <w:right w:val="single" w:sz="4" w:space="0" w:color="002641"/>
-      </w:tblBorders>
-      <w:tblLook w:val="04A0" w:firstRow="1" w:lastRow="0" w:firstColumn="1" w:lastColumn="0" w:noHBand="0" w:noVBand="1"/>
+      <w:tblW w:w="9360" w:type="dxa"/>
+      <w:tblLayout w:type="fixed"/>
+      <w:tblCellMar>
+        <w:left w:w="0" w:type="dxa"/>
+        <w:right w:w="0" w:type="dxa"/>
+      </w:tblCellMar>
+      <w:tblLook w:val="0000" w:firstRow="0" w:lastRow="0" w:firstColumn="0" w:lastColumn="0" w:noHBand="0" w:noVBand="0"/>
     </w:tblPr>
     <w:tblGrid>
-      <w:gridCol w:w="1964"/>
-      <w:gridCol w:w="8106"/>
+      <w:gridCol w:w="1440"/>
+      <w:gridCol w:w="1440"/>
+      <w:gridCol w:w="144"/>
+      <w:gridCol w:w="6192"/>
+      <w:gridCol w:w="144"/>
     </w:tblGrid>
     <w:tr>
       <w:trPr>
-        <w:jc w:val="center"/>
+        <w:trHeight w:hRule="exact" w:val="1440"/>
       </w:trPr>
       <w:tc>
         <w:tcPr>
-          <w:tcW w:w="1959" w:type="dxa"/>
+          <w:tcW w:w="1440" w:type="dxa"/>
+          <w:shd w:val="clear" w:color="auto" w:fill="F2F2F2" w:themeFill="background1" w:themeFillShade="F2"/>
           <w:tcMar>
             <w:left w:w="0" w:type="dxa"/>
-            <w:right w:w="0" w:type="dxa"/>
+            <w:bottom w:w="0" w:type="dxa"/>
+            <w:right w:w="200" w:type="dxa"/>
           </w:tcMar>
+          <w:vAlign w:val="center"/>
         </w:tcPr>
         <w:p>
           <w:pPr>
-            <w:tabs>
-              <w:tab w:val="center" w:pos="4680"/>
-            </w:tabs>
+            <w:pStyle w:val="Header"/>
             <w:spacing w:line="240" w:lineRule="auto"/>
-            <w:jc w:val="center"/>
             <w:rPr>
-              <w:rFonts w:ascii="Times New Roman" w:eastAsia="Calibri" w:hAnsi="Times New Roman"/>
-              <w:b/>
+              <w:rFonts w:eastAsia="Calibri"/>
+              <w:sz w:val="2"/>
             </w:rPr>
           </w:pPr>
           <w:r>
             <w:rPr>
-              <w:rFonts w:ascii="Times New Roman" w:eastAsia="Calibri" w:hAnsi="Times New Roman"/>
-              <w:b/>
+              <w:rFonts w:eastAsia="Calibri"/>
               <w:noProof/>
+              <w:sz w:val="2"/>
             </w:rPr>
             <w:drawing>
-              <wp:inline distT="0" distB="0" distL="0" distR="0" wp14:anchorId="50DAF0EA" wp14:editId="7A5926AF">
-                <wp:extent cx="1243965" cy="1243965"/>
+              <wp:inline distT="0" distB="0" distL="0" distR="0" wp14:anchorId="2F257E71" wp14:editId="737E8D8E">
+                <wp:extent cx="914400" cy="914400"/>
                 <wp:effectExtent l="0" t="0" r="0" b="0"/>
-                <wp:docPr id="2108886954" name="Picture 1"/>
+                <wp:docPr id="175" name="Picture 1"/>
                 <wp:cNvGraphicFramePr>
                   <a:graphicFrameLocks xmlns:a="http://schemas.openxmlformats.org/drawingml/2006/main" noChangeAspect="1"/>
                 </wp:cNvGraphicFramePr>
@@ -2821,7 +3232,7 @@
                   <a:graphicData uri="http://schemas.openxmlformats.org/drawingml/2006/picture">
                     <pic:pic xmlns:pic="http://schemas.openxmlformats.org/drawingml/2006/picture">
                       <pic:nvPicPr>
-                        <pic:cNvPr id="0" name="Picture 1"/>
+                        <pic:cNvPr id="0" name="Picture 175"/>
                         <pic:cNvPicPr>
                           <a:picLocks noChangeAspect="1" noChangeArrowheads="1"/>
                         </pic:cNvPicPr>
@@ -2842,7 +3253,7 @@
                       <pic:spPr bwMode="auto">
                         <a:xfrm>
                           <a:off x="0" y="0"/>
-                          <a:ext cx="1243965" cy="1243965"/>
+                          <a:ext cx="914400" cy="914400"/>
                         </a:xfrm>
                         <a:prstGeom prst="rect">
                           <a:avLst/>
@@ -2862,65 +3273,126 @@
       </w:tc>
       <w:tc>
         <w:tcPr>
-          <w:tcW w:w="8111" w:type="dxa"/>
+          <w:tcW w:w="1440" w:type="dxa"/>
+          <w:shd w:val="clear" w:color="auto" w:fill="F2F2F2" w:themeFill="background1" w:themeFillShade="F2"/>
           <w:tcMar>
-            <w:left w:w="115" w:type="dxa"/>
-            <w:right w:w="115" w:type="dxa"/>
+            <w:left w:w="0" w:type="dxa"/>
+            <w:right w:w="0" w:type="dxa"/>
           </w:tcMar>
           <w:vAlign w:val="center"/>
         </w:tcPr>
         <w:p>
           <w:pPr>
+            <w:pStyle w:val="Header"/>
             <w:spacing w:line="240" w:lineRule="auto"/>
-            <w:jc w:val="center"/>
             <w:rPr>
-              <w:rFonts w:ascii="Amasis MT Pro" w:hAnsi="Amasis MT Pro" w:cs="Calibri"/>
+              <w:rFonts w:ascii="Amasis MT Pro Medium" w:eastAsia="Calibri" w:hAnsi="Amasis MT Pro Medium"/>
               <w:b/>
-              <w:bCs/>
-              <w:color w:val="002060"/>
-              <w:sz w:val="36"/>
+              <w:color w:val="002641"/>
+              <w:sz w:val="22"/>
               <w:szCs w:val="22"/>
             </w:rPr>
           </w:pPr>
           <w:r>
             <w:rPr>
-              <w:rFonts w:ascii="Amasis MT Pro" w:hAnsi="Amasis MT Pro" w:cs="Calibri"/>
+              <w:rFonts w:ascii="Amasis MT Pro Medium" w:eastAsia="Calibri" w:hAnsi="Amasis MT Pro Medium"/>
               <w:b/>
-              <w:bCs/>
-              <w:color w:val="002060"/>
-              <w:sz w:val="36"/>
+              <w:color w:val="002641"/>
+              <w:sz w:val="22"/>
               <w:szCs w:val="22"/>
             </w:rPr>
-            <w:t xml:space="preserve">Legal Bars to Establishing </w:t>
+            <w:t>RIAC PRACTICE ADVISORY</w:t>
           </w:r>
+        </w:p>
+      </w:tc>
+      <w:tc>
+        <w:tcPr>
+          <w:tcW w:w="144" w:type="dxa"/>
+          <w:tcMar>
+            <w:left w:w="0" w:type="dxa"/>
+            <w:bottom w:w="0" w:type="dxa"/>
+          </w:tcMar>
+          <w:vAlign w:val="center"/>
+        </w:tcPr>
+        <w:p>
+          <w:pPr>
+            <w:pStyle w:val="RIACAdvisoryTitle"/>
+            <w:ind w:right="-429"/>
+            <w:rPr>
+              <w:sz w:val="4"/>
+            </w:rPr>
+          </w:pPr>
+        </w:p>
+      </w:tc>
+      <w:tc>
+        <w:tcPr>
+          <w:tcW w:w="6192" w:type="dxa"/>
+          <w:vAlign w:val="center"/>
+        </w:tcPr>
+        <w:p>
+          <w:pPr>
+            <w:pStyle w:val="RIACAdvisoryTitle"/>
+          </w:pPr>
+          <w:fldSimple w:instr=" TITLE \* Upper \* MERGEFORMAT ">
+            <w:r>
+              <w:t>LEGAL BARS TO ESTABLISHING GOOD MORAL CHARACTER</w:t>
+            </w:r>
+          </w:fldSimple>
         </w:p>
         <w:p>
           <w:pPr>
-            <w:spacing w:line="240" w:lineRule="auto"/>
-            <w:jc w:val="center"/>
+            <w:pStyle w:val="RIACAdvisorySubtitle"/>
             <w:rPr>
-              <w:rFonts w:cs="Calibri"/>
-              <w:b/>
-              <w:bCs/>
-              <w:i/>
-              <w:iCs/>
-              <w:color w:val="002060"/>
-              <w:sz w:val="22"/>
-              <w:szCs w:val="22"/>
-              <w:u w:val="single"/>
+              <w:sz w:val="4"/>
             </w:rPr>
           </w:pPr>
           <w:r>
-            <w:rPr>
-              <w:rFonts w:ascii="Amasis MT Pro" w:hAnsi="Amasis MT Pro" w:cs="Calibri"/>
-              <w:b/>
-              <w:bCs/>
-              <w:color w:val="002060"/>
-              <w:sz w:val="36"/>
-              <w:szCs w:val="22"/>
-            </w:rPr>
-            <w:t>Good Moral Character</w:t>
+            <w:fldChar w:fldCharType="begin"/>
           </w:r>
+          <w:r>
+            <w:instrText xml:space="preserve"> SUBJECT </w:instrText>
+          </w:r>
+          <w:r>
+            <w:fldChar w:fldCharType="end"/>
+          </w:r>
+        </w:p>
+      </w:tc>
+      <w:tc>
+        <w:tcPr>
+          <w:tcW w:w="144" w:type="dxa"/>
+          <w:vAlign w:val="center"/>
+        </w:tcPr>
+        <w:p>
+          <w:pPr>
+            <w:pStyle w:val="RIACAdvisorySubtitle"/>
+            <w:ind w:right="-429"/>
+          </w:pPr>
+        </w:p>
+      </w:tc>
+    </w:tr>
+    <w:tr>
+      <w:trPr>
+        <w:trHeight w:hRule="exact" w:val="144"/>
+      </w:trPr>
+      <w:tc>
+        <w:tcPr>
+          <w:tcW w:w="9360" w:type="dxa"/>
+          <w:gridSpan w:val="5"/>
+          <w:tcBorders>
+            <w:bottom w:val="single" w:sz="24" w:space="0" w:color="002641"/>
+          </w:tcBorders>
+          <w:tcMar>
+            <w:left w:w="0" w:type="dxa"/>
+            <w:bottom w:w="0" w:type="dxa"/>
+            <w:right w:w="200" w:type="dxa"/>
+          </w:tcMar>
+          <w:vAlign w:val="center"/>
+        </w:tcPr>
+        <w:p>
+          <w:pPr>
+            <w:pStyle w:val="RIACAdvisorySubtitle"/>
+            <w:ind w:right="-429"/>
+          </w:pPr>
         </w:p>
       </w:tc>
     </w:tr>
@@ -2928,9 +3400,4000 @@
   <w:p>
     <w:pPr>
       <w:pStyle w:val="Header"/>
+      <w:jc w:val="both"/>
+      <w:rPr>
+        <w:sz w:val="12"/>
+        <w:szCs w:val="12"/>
+      </w:rPr>
     </w:pPr>
   </w:p>
 </w:hdr>
+</file>
+
+<file path=word/numbering.xml><?xml version="1.0" encoding="utf-8"?>
+<w:numbering xmlns:wpc="http://schemas.microsoft.com/office/word/2010/wordprocessingCanvas" xmlns:cx="http://schemas.microsoft.com/office/drawing/2014/chartex" xmlns:cx1="http://schemas.microsoft.com/office/drawing/2015/9/8/chartex" xmlns:cx2="http://schemas.microsoft.com/office/drawing/2015/10/21/chartex" xmlns:cx3="http://schemas.microsoft.com/office/drawing/2016/5/9/chartex" xmlns:cx4="http://schemas.microsoft.com/office/drawing/2016/5/10/chartex" xmlns:cx5="http://schemas.microsoft.com/office/drawing/2016/5/11/chartex" xmlns:cx6="http://schemas.microsoft.com/office/drawing/2016/5/12/chartex" xmlns:cx7="http://schemas.microsoft.com/office/drawing/2016/5/13/chartex" xmlns:cx8="http://schemas.microsoft.com/office/drawing/2016/5/14/chartex" xmlns:mc="http://schemas.openxmlformats.org/markup-compatibility/2006" xmlns:aink="http://schemas.microsoft.com/office/drawing/2016/ink" xmlns:am3d="http://schemas.microsoft.com/office/drawing/2017/model3d" xmlns:o="urn:schemas-microsoft-com:office:office" xmlns:oel="http://schemas.microsoft.com/office/2019/extlst" xmlns:r="http://schemas.openxmlformats.org/officeDocument/2006/relationships" xmlns:m="http://schemas.openxmlformats.org/officeDocument/2006/math" xmlns:v="urn:schemas-microsoft-com:vml" xmlns:wp14="http://schemas.microsoft.com/office/word/2010/wordprocessingDrawing" xmlns:wp="http://schemas.openxmlformats.org/drawingml/2006/wordprocessingDrawing" xmlns:w10="urn:schemas-microsoft-com:office:word" xmlns:w="http://schemas.openxmlformats.org/wordprocessingml/2006/main" xmlns:w14="http://schemas.microsoft.com/office/word/2010/wordml" xmlns:w15="http://schemas.microsoft.com/office/word/2012/wordml" xmlns:w16cei="http://schemas.microsoft.com/office/word/2026/wordml/cei" xmlns:w16cex="http://schemas.microsoft.com/office/word/2018/wordml/cex" xmlns:w16cid="http://schemas.microsoft.com/office/word/2016/wordml/cid" xmlns:w16="http://schemas.microsoft.com/office/word/2018/wordml" xmlns:w16du="http://schemas.microsoft.com/office/word/2023/wordml/word16du" xmlns:w16sdtdh="http://schemas.microsoft.com/office/word/2020/wordml/sdtdatahash" xmlns:w16sdtfl="http://schemas.microsoft.com/office/word/2024/wordml/sdtformatlock" xmlns:w16se="http://schemas.microsoft.com/office/word/2015/wordml/symex" xmlns:wpg="http://schemas.microsoft.com/office/word/2010/wordprocessingGroup" xmlns:wpi="http://schemas.microsoft.com/office/word/2010/wordprocessingInk" xmlns:wne="http://schemas.microsoft.com/office/word/2006/wordml" xmlns:wps="http://schemas.microsoft.com/office/word/2010/wordprocessingShape" mc:Ignorable="w14 w15 w16se w16cid w16 w16cex w16sdtdh w16sdtfl w16du wp14">
+  <w:abstractNum w:abstractNumId="0" w15:restartNumberingAfterBreak="0">
+    <w:nsid w:val="03963AFB"/>
+    <w:multiLevelType w:val="hybridMultilevel"/>
+    <w:tmpl w:val="531008D4"/>
+    <w:lvl w:ilvl="0" w:tplc="DF12455C">
+      <w:start w:val="1"/>
+      <w:numFmt w:val="upperRoman"/>
+      <w:lvlText w:val="(%1)"/>
+      <w:lvlJc w:val="left"/>
+      <w:pPr>
+        <w:ind w:left="2430" w:hanging="720"/>
+      </w:pPr>
+      <w:rPr>
+        <w:rFonts w:hint="default"/>
+      </w:rPr>
+    </w:lvl>
+    <w:lvl w:ilvl="1" w:tplc="04090019" w:tentative="1">
+      <w:start w:val="1"/>
+      <w:numFmt w:val="lowerLetter"/>
+      <w:lvlText w:val="%2."/>
+      <w:lvlJc w:val="left"/>
+      <w:pPr>
+        <w:ind w:left="2790" w:hanging="360"/>
+      </w:pPr>
+    </w:lvl>
+    <w:lvl w:ilvl="2" w:tplc="0409001B" w:tentative="1">
+      <w:start w:val="1"/>
+      <w:numFmt w:val="lowerRoman"/>
+      <w:lvlText w:val="%3."/>
+      <w:lvlJc w:val="right"/>
+      <w:pPr>
+        <w:ind w:left="3510" w:hanging="180"/>
+      </w:pPr>
+    </w:lvl>
+    <w:lvl w:ilvl="3" w:tplc="0409000F" w:tentative="1">
+      <w:start w:val="1"/>
+      <w:numFmt w:val="decimal"/>
+      <w:lvlText w:val="%4."/>
+      <w:lvlJc w:val="left"/>
+      <w:pPr>
+        <w:ind w:left="4230" w:hanging="360"/>
+      </w:pPr>
+    </w:lvl>
+    <w:lvl w:ilvl="4" w:tplc="04090019" w:tentative="1">
+      <w:start w:val="1"/>
+      <w:numFmt w:val="lowerLetter"/>
+      <w:lvlText w:val="%5."/>
+      <w:lvlJc w:val="left"/>
+      <w:pPr>
+        <w:ind w:left="4950" w:hanging="360"/>
+      </w:pPr>
+    </w:lvl>
+    <w:lvl w:ilvl="5" w:tplc="0409001B" w:tentative="1">
+      <w:start w:val="1"/>
+      <w:numFmt w:val="lowerRoman"/>
+      <w:lvlText w:val="%6."/>
+      <w:lvlJc w:val="right"/>
+      <w:pPr>
+        <w:ind w:left="5670" w:hanging="180"/>
+      </w:pPr>
+    </w:lvl>
+    <w:lvl w:ilvl="6" w:tplc="0409000F" w:tentative="1">
+      <w:start w:val="1"/>
+      <w:numFmt w:val="decimal"/>
+      <w:lvlText w:val="%7."/>
+      <w:lvlJc w:val="left"/>
+      <w:pPr>
+        <w:ind w:left="6390" w:hanging="360"/>
+      </w:pPr>
+    </w:lvl>
+    <w:lvl w:ilvl="7" w:tplc="04090019" w:tentative="1">
+      <w:start w:val="1"/>
+      <w:numFmt w:val="lowerLetter"/>
+      <w:lvlText w:val="%8."/>
+      <w:lvlJc w:val="left"/>
+      <w:pPr>
+        <w:ind w:left="7110" w:hanging="360"/>
+      </w:pPr>
+    </w:lvl>
+    <w:lvl w:ilvl="8" w:tplc="0409001B" w:tentative="1">
+      <w:start w:val="1"/>
+      <w:numFmt w:val="lowerRoman"/>
+      <w:lvlText w:val="%9."/>
+      <w:lvlJc w:val="right"/>
+      <w:pPr>
+        <w:ind w:left="7830" w:hanging="180"/>
+      </w:pPr>
+    </w:lvl>
+  </w:abstractNum>
+  <w:abstractNum w:abstractNumId="1" w15:restartNumberingAfterBreak="0">
+    <w:nsid w:val="092D411A"/>
+    <w:multiLevelType w:val="hybridMultilevel"/>
+    <w:tmpl w:val="1F7E86F8"/>
+    <w:lvl w:ilvl="0" w:tplc="04090015">
+      <w:start w:val="1"/>
+      <w:numFmt w:val="upperLetter"/>
+      <w:lvlText w:val="%1."/>
+      <w:lvlJc w:val="left"/>
+      <w:pPr>
+        <w:ind w:left="720" w:hanging="360"/>
+      </w:pPr>
+      <w:rPr>
+        <w:rFonts w:hint="default"/>
+      </w:rPr>
+    </w:lvl>
+    <w:lvl w:ilvl="1" w:tplc="04090019" w:tentative="1">
+      <w:start w:val="1"/>
+      <w:numFmt w:val="lowerLetter"/>
+      <w:lvlText w:val="%2."/>
+      <w:lvlJc w:val="left"/>
+      <w:pPr>
+        <w:ind w:left="1440" w:hanging="360"/>
+      </w:pPr>
+    </w:lvl>
+    <w:lvl w:ilvl="2" w:tplc="0409001B" w:tentative="1">
+      <w:start w:val="1"/>
+      <w:numFmt w:val="lowerRoman"/>
+      <w:lvlText w:val="%3."/>
+      <w:lvlJc w:val="right"/>
+      <w:pPr>
+        <w:ind w:left="2160" w:hanging="180"/>
+      </w:pPr>
+    </w:lvl>
+    <w:lvl w:ilvl="3" w:tplc="0409000F" w:tentative="1">
+      <w:start w:val="1"/>
+      <w:numFmt w:val="decimal"/>
+      <w:lvlText w:val="%4."/>
+      <w:lvlJc w:val="left"/>
+      <w:pPr>
+        <w:ind w:left="2880" w:hanging="360"/>
+      </w:pPr>
+    </w:lvl>
+    <w:lvl w:ilvl="4" w:tplc="04090019" w:tentative="1">
+      <w:start w:val="1"/>
+      <w:numFmt w:val="lowerLetter"/>
+      <w:lvlText w:val="%5."/>
+      <w:lvlJc w:val="left"/>
+      <w:pPr>
+        <w:ind w:left="3600" w:hanging="360"/>
+      </w:pPr>
+    </w:lvl>
+    <w:lvl w:ilvl="5" w:tplc="0409001B" w:tentative="1">
+      <w:start w:val="1"/>
+      <w:numFmt w:val="lowerRoman"/>
+      <w:lvlText w:val="%6."/>
+      <w:lvlJc w:val="right"/>
+      <w:pPr>
+        <w:ind w:left="4320" w:hanging="180"/>
+      </w:pPr>
+    </w:lvl>
+    <w:lvl w:ilvl="6" w:tplc="0409000F" w:tentative="1">
+      <w:start w:val="1"/>
+      <w:numFmt w:val="decimal"/>
+      <w:lvlText w:val="%7."/>
+      <w:lvlJc w:val="left"/>
+      <w:pPr>
+        <w:ind w:left="5040" w:hanging="360"/>
+      </w:pPr>
+    </w:lvl>
+    <w:lvl w:ilvl="7" w:tplc="04090019" w:tentative="1">
+      <w:start w:val="1"/>
+      <w:numFmt w:val="lowerLetter"/>
+      <w:lvlText w:val="%8."/>
+      <w:lvlJc w:val="left"/>
+      <w:pPr>
+        <w:ind w:left="5760" w:hanging="360"/>
+      </w:pPr>
+    </w:lvl>
+    <w:lvl w:ilvl="8" w:tplc="0409001B" w:tentative="1">
+      <w:start w:val="1"/>
+      <w:numFmt w:val="lowerRoman"/>
+      <w:lvlText w:val="%9."/>
+      <w:lvlJc w:val="right"/>
+      <w:pPr>
+        <w:ind w:left="6480" w:hanging="180"/>
+      </w:pPr>
+    </w:lvl>
+  </w:abstractNum>
+  <w:abstractNum w:abstractNumId="2" w15:restartNumberingAfterBreak="0">
+    <w:nsid w:val="0D3279D3"/>
+    <w:multiLevelType w:val="hybridMultilevel"/>
+    <w:tmpl w:val="2A30B854"/>
+    <w:lvl w:ilvl="0" w:tplc="04090001">
+      <w:start w:val="1"/>
+      <w:numFmt w:val="bullet"/>
+      <w:lvlText w:val=""/>
+      <w:lvlJc w:val="left"/>
+      <w:pPr>
+        <w:ind w:left="720" w:hanging="360"/>
+      </w:pPr>
+      <w:rPr>
+        <w:rFonts w:ascii="Symbol" w:hAnsi="Symbol" w:hint="default"/>
+      </w:rPr>
+    </w:lvl>
+    <w:lvl w:ilvl="1" w:tplc="04090003" w:tentative="1">
+      <w:start w:val="1"/>
+      <w:numFmt w:val="bullet"/>
+      <w:lvlText w:val="o"/>
+      <w:lvlJc w:val="left"/>
+      <w:pPr>
+        <w:ind w:left="1440" w:hanging="360"/>
+      </w:pPr>
+      <w:rPr>
+        <w:rFonts w:ascii="Courier New" w:hAnsi="Courier New" w:cs="Courier New" w:hint="default"/>
+      </w:rPr>
+    </w:lvl>
+    <w:lvl w:ilvl="2" w:tplc="04090005" w:tentative="1">
+      <w:start w:val="1"/>
+      <w:numFmt w:val="bullet"/>
+      <w:lvlText w:val=""/>
+      <w:lvlJc w:val="left"/>
+      <w:pPr>
+        <w:ind w:left="2160" w:hanging="360"/>
+      </w:pPr>
+      <w:rPr>
+        <w:rFonts w:ascii="Wingdings" w:hAnsi="Wingdings" w:hint="default"/>
+      </w:rPr>
+    </w:lvl>
+    <w:lvl w:ilvl="3" w:tplc="04090001" w:tentative="1">
+      <w:start w:val="1"/>
+      <w:numFmt w:val="bullet"/>
+      <w:lvlText w:val=""/>
+      <w:lvlJc w:val="left"/>
+      <w:pPr>
+        <w:ind w:left="2880" w:hanging="360"/>
+      </w:pPr>
+      <w:rPr>
+        <w:rFonts w:ascii="Symbol" w:hAnsi="Symbol" w:hint="default"/>
+      </w:rPr>
+    </w:lvl>
+    <w:lvl w:ilvl="4" w:tplc="04090003" w:tentative="1">
+      <w:start w:val="1"/>
+      <w:numFmt w:val="bullet"/>
+      <w:lvlText w:val="o"/>
+      <w:lvlJc w:val="left"/>
+      <w:pPr>
+        <w:ind w:left="3600" w:hanging="360"/>
+      </w:pPr>
+      <w:rPr>
+        <w:rFonts w:ascii="Courier New" w:hAnsi="Courier New" w:cs="Courier New" w:hint="default"/>
+      </w:rPr>
+    </w:lvl>
+    <w:lvl w:ilvl="5" w:tplc="04090005" w:tentative="1">
+      <w:start w:val="1"/>
+      <w:numFmt w:val="bullet"/>
+      <w:lvlText w:val=""/>
+      <w:lvlJc w:val="left"/>
+      <w:pPr>
+        <w:ind w:left="4320" w:hanging="360"/>
+      </w:pPr>
+      <w:rPr>
+        <w:rFonts w:ascii="Wingdings" w:hAnsi="Wingdings" w:hint="default"/>
+      </w:rPr>
+    </w:lvl>
+    <w:lvl w:ilvl="6" w:tplc="04090001" w:tentative="1">
+      <w:start w:val="1"/>
+      <w:numFmt w:val="bullet"/>
+      <w:lvlText w:val=""/>
+      <w:lvlJc w:val="left"/>
+      <w:pPr>
+        <w:ind w:left="5040" w:hanging="360"/>
+      </w:pPr>
+      <w:rPr>
+        <w:rFonts w:ascii="Symbol" w:hAnsi="Symbol" w:hint="default"/>
+      </w:rPr>
+    </w:lvl>
+    <w:lvl w:ilvl="7" w:tplc="04090003" w:tentative="1">
+      <w:start w:val="1"/>
+      <w:numFmt w:val="bullet"/>
+      <w:lvlText w:val="o"/>
+      <w:lvlJc w:val="left"/>
+      <w:pPr>
+        <w:ind w:left="5760" w:hanging="360"/>
+      </w:pPr>
+      <w:rPr>
+        <w:rFonts w:ascii="Courier New" w:hAnsi="Courier New" w:cs="Courier New" w:hint="default"/>
+      </w:rPr>
+    </w:lvl>
+    <w:lvl w:ilvl="8" w:tplc="04090005" w:tentative="1">
+      <w:start w:val="1"/>
+      <w:numFmt w:val="bullet"/>
+      <w:lvlText w:val=""/>
+      <w:lvlJc w:val="left"/>
+      <w:pPr>
+        <w:ind w:left="6480" w:hanging="360"/>
+      </w:pPr>
+      <w:rPr>
+        <w:rFonts w:ascii="Wingdings" w:hAnsi="Wingdings" w:hint="default"/>
+      </w:rPr>
+    </w:lvl>
+  </w:abstractNum>
+  <w:abstractNum w:abstractNumId="3" w15:restartNumberingAfterBreak="0">
+    <w:nsid w:val="0EA03AE0"/>
+    <w:multiLevelType w:val="hybridMultilevel"/>
+    <w:tmpl w:val="D2E429AC"/>
+    <w:lvl w:ilvl="0" w:tplc="04090001">
+      <w:start w:val="1"/>
+      <w:numFmt w:val="bullet"/>
+      <w:lvlText w:val=""/>
+      <w:lvlJc w:val="left"/>
+      <w:pPr>
+        <w:ind w:left="1440" w:hanging="360"/>
+      </w:pPr>
+      <w:rPr>
+        <w:rFonts w:ascii="Symbol" w:hAnsi="Symbol" w:hint="default"/>
+      </w:rPr>
+    </w:lvl>
+    <w:lvl w:ilvl="1" w:tplc="04090003" w:tentative="1">
+      <w:start w:val="1"/>
+      <w:numFmt w:val="bullet"/>
+      <w:lvlText w:val="o"/>
+      <w:lvlJc w:val="left"/>
+      <w:pPr>
+        <w:ind w:left="2160" w:hanging="360"/>
+      </w:pPr>
+      <w:rPr>
+        <w:rFonts w:ascii="Courier New" w:hAnsi="Courier New" w:cs="Courier New" w:hint="default"/>
+      </w:rPr>
+    </w:lvl>
+    <w:lvl w:ilvl="2" w:tplc="04090005" w:tentative="1">
+      <w:start w:val="1"/>
+      <w:numFmt w:val="bullet"/>
+      <w:lvlText w:val=""/>
+      <w:lvlJc w:val="left"/>
+      <w:pPr>
+        <w:ind w:left="2880" w:hanging="360"/>
+      </w:pPr>
+      <w:rPr>
+        <w:rFonts w:ascii="Wingdings" w:hAnsi="Wingdings" w:hint="default"/>
+      </w:rPr>
+    </w:lvl>
+    <w:lvl w:ilvl="3" w:tplc="04090001" w:tentative="1">
+      <w:start w:val="1"/>
+      <w:numFmt w:val="bullet"/>
+      <w:lvlText w:val=""/>
+      <w:lvlJc w:val="left"/>
+      <w:pPr>
+        <w:ind w:left="3600" w:hanging="360"/>
+      </w:pPr>
+      <w:rPr>
+        <w:rFonts w:ascii="Symbol" w:hAnsi="Symbol" w:hint="default"/>
+      </w:rPr>
+    </w:lvl>
+    <w:lvl w:ilvl="4" w:tplc="04090003" w:tentative="1">
+      <w:start w:val="1"/>
+      <w:numFmt w:val="bullet"/>
+      <w:lvlText w:val="o"/>
+      <w:lvlJc w:val="left"/>
+      <w:pPr>
+        <w:ind w:left="4320" w:hanging="360"/>
+      </w:pPr>
+      <w:rPr>
+        <w:rFonts w:ascii="Courier New" w:hAnsi="Courier New" w:cs="Courier New" w:hint="default"/>
+      </w:rPr>
+    </w:lvl>
+    <w:lvl w:ilvl="5" w:tplc="04090005" w:tentative="1">
+      <w:start w:val="1"/>
+      <w:numFmt w:val="bullet"/>
+      <w:lvlText w:val=""/>
+      <w:lvlJc w:val="left"/>
+      <w:pPr>
+        <w:ind w:left="5040" w:hanging="360"/>
+      </w:pPr>
+      <w:rPr>
+        <w:rFonts w:ascii="Wingdings" w:hAnsi="Wingdings" w:hint="default"/>
+      </w:rPr>
+    </w:lvl>
+    <w:lvl w:ilvl="6" w:tplc="04090001" w:tentative="1">
+      <w:start w:val="1"/>
+      <w:numFmt w:val="bullet"/>
+      <w:lvlText w:val=""/>
+      <w:lvlJc w:val="left"/>
+      <w:pPr>
+        <w:ind w:left="5760" w:hanging="360"/>
+      </w:pPr>
+      <w:rPr>
+        <w:rFonts w:ascii="Symbol" w:hAnsi="Symbol" w:hint="default"/>
+      </w:rPr>
+    </w:lvl>
+    <w:lvl w:ilvl="7" w:tplc="04090003" w:tentative="1">
+      <w:start w:val="1"/>
+      <w:numFmt w:val="bullet"/>
+      <w:lvlText w:val="o"/>
+      <w:lvlJc w:val="left"/>
+      <w:pPr>
+        <w:ind w:left="6480" w:hanging="360"/>
+      </w:pPr>
+      <w:rPr>
+        <w:rFonts w:ascii="Courier New" w:hAnsi="Courier New" w:cs="Courier New" w:hint="default"/>
+      </w:rPr>
+    </w:lvl>
+    <w:lvl w:ilvl="8" w:tplc="04090005" w:tentative="1">
+      <w:start w:val="1"/>
+      <w:numFmt w:val="bullet"/>
+      <w:lvlText w:val=""/>
+      <w:lvlJc w:val="left"/>
+      <w:pPr>
+        <w:ind w:left="7200" w:hanging="360"/>
+      </w:pPr>
+      <w:rPr>
+        <w:rFonts w:ascii="Wingdings" w:hAnsi="Wingdings" w:hint="default"/>
+      </w:rPr>
+    </w:lvl>
+  </w:abstractNum>
+  <w:abstractNum w:abstractNumId="4" w15:restartNumberingAfterBreak="0">
+    <w:nsid w:val="0FA8522C"/>
+    <w:multiLevelType w:val="hybridMultilevel"/>
+    <w:tmpl w:val="FD36B292"/>
+    <w:lvl w:ilvl="0" w:tplc="E0E2E314">
+      <w:start w:val="1"/>
+      <w:numFmt w:val="lowerLetter"/>
+      <w:lvlText w:val="(%1)"/>
+      <w:lvlJc w:val="left"/>
+      <w:pPr>
+        <w:ind w:left="720" w:hanging="360"/>
+      </w:pPr>
+      <w:rPr>
+        <w:rFonts w:hint="default"/>
+      </w:rPr>
+    </w:lvl>
+    <w:lvl w:ilvl="1" w:tplc="010EED1A">
+      <w:start w:val="1"/>
+      <w:numFmt w:val="lowerLetter"/>
+      <w:lvlText w:val="%2."/>
+      <w:lvlJc w:val="left"/>
+      <w:pPr>
+        <w:ind w:left="1440" w:hanging="360"/>
+      </w:pPr>
+      <w:rPr>
+        <w:strike w:val="0"/>
+      </w:rPr>
+    </w:lvl>
+    <w:lvl w:ilvl="2" w:tplc="0409001B" w:tentative="1">
+      <w:start w:val="1"/>
+      <w:numFmt w:val="lowerRoman"/>
+      <w:lvlText w:val="%3."/>
+      <w:lvlJc w:val="right"/>
+      <w:pPr>
+        <w:ind w:left="2160" w:hanging="180"/>
+      </w:pPr>
+    </w:lvl>
+    <w:lvl w:ilvl="3" w:tplc="0409000F" w:tentative="1">
+      <w:start w:val="1"/>
+      <w:numFmt w:val="decimal"/>
+      <w:lvlText w:val="%4."/>
+      <w:lvlJc w:val="left"/>
+      <w:pPr>
+        <w:ind w:left="2880" w:hanging="360"/>
+      </w:pPr>
+    </w:lvl>
+    <w:lvl w:ilvl="4" w:tplc="04090019" w:tentative="1">
+      <w:start w:val="1"/>
+      <w:numFmt w:val="lowerLetter"/>
+      <w:lvlText w:val="%5."/>
+      <w:lvlJc w:val="left"/>
+      <w:pPr>
+        <w:ind w:left="3600" w:hanging="360"/>
+      </w:pPr>
+    </w:lvl>
+    <w:lvl w:ilvl="5" w:tplc="0409001B" w:tentative="1">
+      <w:start w:val="1"/>
+      <w:numFmt w:val="lowerRoman"/>
+      <w:lvlText w:val="%6."/>
+      <w:lvlJc w:val="right"/>
+      <w:pPr>
+        <w:ind w:left="4320" w:hanging="180"/>
+      </w:pPr>
+    </w:lvl>
+    <w:lvl w:ilvl="6" w:tplc="0409000F" w:tentative="1">
+      <w:start w:val="1"/>
+      <w:numFmt w:val="decimal"/>
+      <w:lvlText w:val="%7."/>
+      <w:lvlJc w:val="left"/>
+      <w:pPr>
+        <w:ind w:left="5040" w:hanging="360"/>
+      </w:pPr>
+    </w:lvl>
+    <w:lvl w:ilvl="7" w:tplc="04090019" w:tentative="1">
+      <w:start w:val="1"/>
+      <w:numFmt w:val="lowerLetter"/>
+      <w:lvlText w:val="%8."/>
+      <w:lvlJc w:val="left"/>
+      <w:pPr>
+        <w:ind w:left="5760" w:hanging="360"/>
+      </w:pPr>
+    </w:lvl>
+    <w:lvl w:ilvl="8" w:tplc="0409001B" w:tentative="1">
+      <w:start w:val="1"/>
+      <w:numFmt w:val="lowerRoman"/>
+      <w:lvlText w:val="%9."/>
+      <w:lvlJc w:val="right"/>
+      <w:pPr>
+        <w:ind w:left="6480" w:hanging="180"/>
+      </w:pPr>
+    </w:lvl>
+  </w:abstractNum>
+  <w:abstractNum w:abstractNumId="5" w15:restartNumberingAfterBreak="0">
+    <w:nsid w:val="17AF4F58"/>
+    <w:multiLevelType w:val="hybridMultilevel"/>
+    <w:tmpl w:val="40DCAFD2"/>
+    <w:lvl w:ilvl="0" w:tplc="F2DCA5C6">
+      <w:start w:val="1"/>
+      <w:numFmt w:val="bullet"/>
+      <w:lvlText w:val=""/>
+      <w:lvlJc w:val="left"/>
+      <w:pPr>
+        <w:ind w:left="1800" w:hanging="360"/>
+      </w:pPr>
+      <w:rPr>
+        <w:rFonts w:ascii="Symbol" w:hAnsi="Symbol" w:hint="default"/>
+      </w:rPr>
+    </w:lvl>
+    <w:lvl w:ilvl="1" w:tplc="04090003" w:tentative="1">
+      <w:start w:val="1"/>
+      <w:numFmt w:val="bullet"/>
+      <w:lvlText w:val="o"/>
+      <w:lvlJc w:val="left"/>
+      <w:pPr>
+        <w:ind w:left="2520" w:hanging="360"/>
+      </w:pPr>
+      <w:rPr>
+        <w:rFonts w:ascii="Courier New" w:hAnsi="Courier New" w:cs="Courier New" w:hint="default"/>
+      </w:rPr>
+    </w:lvl>
+    <w:lvl w:ilvl="2" w:tplc="04090005" w:tentative="1">
+      <w:start w:val="1"/>
+      <w:numFmt w:val="bullet"/>
+      <w:lvlText w:val=""/>
+      <w:lvlJc w:val="left"/>
+      <w:pPr>
+        <w:ind w:left="3240" w:hanging="360"/>
+      </w:pPr>
+      <w:rPr>
+        <w:rFonts w:ascii="Wingdings" w:hAnsi="Wingdings" w:hint="default"/>
+      </w:rPr>
+    </w:lvl>
+    <w:lvl w:ilvl="3" w:tplc="04090001" w:tentative="1">
+      <w:start w:val="1"/>
+      <w:numFmt w:val="bullet"/>
+      <w:lvlText w:val=""/>
+      <w:lvlJc w:val="left"/>
+      <w:pPr>
+        <w:ind w:left="3960" w:hanging="360"/>
+      </w:pPr>
+      <w:rPr>
+        <w:rFonts w:ascii="Symbol" w:hAnsi="Symbol" w:hint="default"/>
+      </w:rPr>
+    </w:lvl>
+    <w:lvl w:ilvl="4" w:tplc="04090003" w:tentative="1">
+      <w:start w:val="1"/>
+      <w:numFmt w:val="bullet"/>
+      <w:lvlText w:val="o"/>
+      <w:lvlJc w:val="left"/>
+      <w:pPr>
+        <w:ind w:left="4680" w:hanging="360"/>
+      </w:pPr>
+      <w:rPr>
+        <w:rFonts w:ascii="Courier New" w:hAnsi="Courier New" w:cs="Courier New" w:hint="default"/>
+      </w:rPr>
+    </w:lvl>
+    <w:lvl w:ilvl="5" w:tplc="04090005" w:tentative="1">
+      <w:start w:val="1"/>
+      <w:numFmt w:val="bullet"/>
+      <w:lvlText w:val=""/>
+      <w:lvlJc w:val="left"/>
+      <w:pPr>
+        <w:ind w:left="5400" w:hanging="360"/>
+      </w:pPr>
+      <w:rPr>
+        <w:rFonts w:ascii="Wingdings" w:hAnsi="Wingdings" w:hint="default"/>
+      </w:rPr>
+    </w:lvl>
+    <w:lvl w:ilvl="6" w:tplc="04090001" w:tentative="1">
+      <w:start w:val="1"/>
+      <w:numFmt w:val="bullet"/>
+      <w:lvlText w:val=""/>
+      <w:lvlJc w:val="left"/>
+      <w:pPr>
+        <w:ind w:left="6120" w:hanging="360"/>
+      </w:pPr>
+      <w:rPr>
+        <w:rFonts w:ascii="Symbol" w:hAnsi="Symbol" w:hint="default"/>
+      </w:rPr>
+    </w:lvl>
+    <w:lvl w:ilvl="7" w:tplc="04090003" w:tentative="1">
+      <w:start w:val="1"/>
+      <w:numFmt w:val="bullet"/>
+      <w:lvlText w:val="o"/>
+      <w:lvlJc w:val="left"/>
+      <w:pPr>
+        <w:ind w:left="6840" w:hanging="360"/>
+      </w:pPr>
+      <w:rPr>
+        <w:rFonts w:ascii="Courier New" w:hAnsi="Courier New" w:cs="Courier New" w:hint="default"/>
+      </w:rPr>
+    </w:lvl>
+    <w:lvl w:ilvl="8" w:tplc="04090005" w:tentative="1">
+      <w:start w:val="1"/>
+      <w:numFmt w:val="bullet"/>
+      <w:lvlText w:val=""/>
+      <w:lvlJc w:val="left"/>
+      <w:pPr>
+        <w:ind w:left="7560" w:hanging="360"/>
+      </w:pPr>
+      <w:rPr>
+        <w:rFonts w:ascii="Wingdings" w:hAnsi="Wingdings" w:hint="default"/>
+      </w:rPr>
+    </w:lvl>
+  </w:abstractNum>
+  <w:abstractNum w:abstractNumId="6" w15:restartNumberingAfterBreak="0">
+    <w:nsid w:val="184D68FF"/>
+    <w:multiLevelType w:val="multilevel"/>
+    <w:tmpl w:val="630C5086"/>
+    <w:lvl w:ilvl="0">
+      <w:start w:val="1"/>
+      <w:numFmt w:val="none"/>
+      <w:suff w:val="nothing"/>
+      <w:lvlText w:val="Appendix"/>
+      <w:lvlJc w:val="left"/>
+      <w:pPr>
+        <w:ind w:left="360" w:hanging="360"/>
+      </w:pPr>
+      <w:rPr>
+        <w:rFonts w:hint="default"/>
+      </w:rPr>
+    </w:lvl>
+    <w:lvl w:ilvl="1">
+      <w:start w:val="1"/>
+      <w:numFmt w:val="decimal"/>
+      <w:lvlText w:val="A.%2"/>
+      <w:lvlJc w:val="left"/>
+      <w:pPr>
+        <w:ind w:left="720" w:hanging="720"/>
+      </w:pPr>
+      <w:rPr>
+        <w:rFonts w:hint="default"/>
+      </w:rPr>
+    </w:lvl>
+    <w:lvl w:ilvl="2">
+      <w:start w:val="1"/>
+      <w:numFmt w:val="decimal"/>
+      <w:lvlText w:val="A.%2.%3"/>
+      <w:lvlJc w:val="left"/>
+      <w:pPr>
+        <w:ind w:left="1080" w:hanging="1080"/>
+      </w:pPr>
+      <w:rPr>
+        <w:rFonts w:hint="default"/>
+      </w:rPr>
+    </w:lvl>
+    <w:lvl w:ilvl="3">
+      <w:start w:val="1"/>
+      <w:numFmt w:val="decimal"/>
+      <w:lvlText w:val="A.%2.%3.%4"/>
+      <w:lvlJc w:val="left"/>
+      <w:pPr>
+        <w:ind w:left="1440" w:hanging="1440"/>
+      </w:pPr>
+      <w:rPr>
+        <w:rFonts w:hint="default"/>
+      </w:rPr>
+    </w:lvl>
+    <w:lvl w:ilvl="4">
+      <w:start w:val="1"/>
+      <w:numFmt w:val="decimal"/>
+      <w:lvlText w:val="A.%2.%3.%4.%5"/>
+      <w:lvlJc w:val="left"/>
+      <w:pPr>
+        <w:ind w:left="4680" w:hanging="1800"/>
+      </w:pPr>
+      <w:rPr>
+        <w:rFonts w:ascii="Times New Roman" w:hAnsi="Times New Roman" w:cs="Times New Roman"/>
+        <w:bCs w:val="0"/>
+        <w:i w:val="0"/>
+        <w:iCs w:val="0"/>
+        <w:caps w:val="0"/>
+        <w:smallCaps w:val="0"/>
+        <w:strike w:val="0"/>
+        <w:dstrike w:val="0"/>
+        <w:noProof w:val="0"/>
+        <w:vanish w:val="0"/>
+        <w:color w:val="000000"/>
+        <w:spacing w:val="0"/>
+        <w:kern w:val="0"/>
+        <w:position w:val="0"/>
+        <w:u w:val="none"/>
+        <w:effect w:val="none"/>
+        <w:vertAlign w:val="baseline"/>
+        <w:em w:val="none"/>
+        <w:specVanish w:val="0"/>
+        <w14:shadow w14:blurRad="0" w14:dist="0" w14:dir="0" w14:sx="0" w14:sy="0" w14:kx="0" w14:ky="0" w14:algn="none">
+          <w14:srgbClr w14:val="000000"/>
+        </w14:shadow>
+        <w14:textOutline w14:w="0" w14:cap="rnd" w14:cmpd="sng" w14:algn="ctr">
+          <w14:noFill/>
+          <w14:prstDash w14:val="solid"/>
+          <w14:bevel/>
+        </w14:textOutline>
+      </w:rPr>
+    </w:lvl>
+    <w:lvl w:ilvl="5">
+      <w:start w:val="1"/>
+      <w:numFmt w:val="lowerRoman"/>
+      <w:lvlText w:val="(%6)"/>
+      <w:lvlJc w:val="left"/>
+      <w:pPr>
+        <w:ind w:left="2160" w:hanging="360"/>
+      </w:pPr>
+      <w:rPr>
+        <w:rFonts w:hint="default"/>
+      </w:rPr>
+    </w:lvl>
+    <w:lvl w:ilvl="6">
+      <w:start w:val="1"/>
+      <w:numFmt w:val="decimal"/>
+      <w:lvlText w:val="%7."/>
+      <w:lvlJc w:val="left"/>
+      <w:pPr>
+        <w:ind w:left="2520" w:hanging="360"/>
+      </w:pPr>
+      <w:rPr>
+        <w:rFonts w:hint="default"/>
+      </w:rPr>
+    </w:lvl>
+    <w:lvl w:ilvl="7">
+      <w:start w:val="1"/>
+      <w:numFmt w:val="lowerLetter"/>
+      <w:lvlText w:val="%8."/>
+      <w:lvlJc w:val="left"/>
+      <w:pPr>
+        <w:ind w:left="2880" w:hanging="360"/>
+      </w:pPr>
+      <w:rPr>
+        <w:rFonts w:hint="default"/>
+      </w:rPr>
+    </w:lvl>
+    <w:lvl w:ilvl="8">
+      <w:start w:val="1"/>
+      <w:numFmt w:val="lowerRoman"/>
+      <w:lvlText w:val="%9."/>
+      <w:lvlJc w:val="left"/>
+      <w:pPr>
+        <w:ind w:left="3240" w:hanging="360"/>
+      </w:pPr>
+      <w:rPr>
+        <w:rFonts w:hint="default"/>
+      </w:rPr>
+    </w:lvl>
+  </w:abstractNum>
+  <w:abstractNum w:abstractNumId="7" w15:restartNumberingAfterBreak="0">
+    <w:nsid w:val="1B210A4E"/>
+    <w:multiLevelType w:val="hybridMultilevel"/>
+    <w:tmpl w:val="EA1AA04C"/>
+    <w:lvl w:ilvl="0" w:tplc="04090001">
+      <w:start w:val="1"/>
+      <w:numFmt w:val="bullet"/>
+      <w:lvlText w:val=""/>
+      <w:lvlJc w:val="left"/>
+      <w:pPr>
+        <w:ind w:left="1500" w:hanging="360"/>
+      </w:pPr>
+      <w:rPr>
+        <w:rFonts w:ascii="Symbol" w:hAnsi="Symbol" w:hint="default"/>
+      </w:rPr>
+    </w:lvl>
+    <w:lvl w:ilvl="1" w:tplc="04090003" w:tentative="1">
+      <w:start w:val="1"/>
+      <w:numFmt w:val="bullet"/>
+      <w:lvlText w:val="o"/>
+      <w:lvlJc w:val="left"/>
+      <w:pPr>
+        <w:ind w:left="2220" w:hanging="360"/>
+      </w:pPr>
+      <w:rPr>
+        <w:rFonts w:ascii="Courier New" w:hAnsi="Courier New" w:cs="Courier New" w:hint="default"/>
+      </w:rPr>
+    </w:lvl>
+    <w:lvl w:ilvl="2" w:tplc="04090005" w:tentative="1">
+      <w:start w:val="1"/>
+      <w:numFmt w:val="bullet"/>
+      <w:lvlText w:val=""/>
+      <w:lvlJc w:val="left"/>
+      <w:pPr>
+        <w:ind w:left="2940" w:hanging="360"/>
+      </w:pPr>
+      <w:rPr>
+        <w:rFonts w:ascii="Wingdings" w:hAnsi="Wingdings" w:hint="default"/>
+      </w:rPr>
+    </w:lvl>
+    <w:lvl w:ilvl="3" w:tplc="04090001" w:tentative="1">
+      <w:start w:val="1"/>
+      <w:numFmt w:val="bullet"/>
+      <w:lvlText w:val=""/>
+      <w:lvlJc w:val="left"/>
+      <w:pPr>
+        <w:ind w:left="3660" w:hanging="360"/>
+      </w:pPr>
+      <w:rPr>
+        <w:rFonts w:ascii="Symbol" w:hAnsi="Symbol" w:hint="default"/>
+      </w:rPr>
+    </w:lvl>
+    <w:lvl w:ilvl="4" w:tplc="04090003" w:tentative="1">
+      <w:start w:val="1"/>
+      <w:numFmt w:val="bullet"/>
+      <w:lvlText w:val="o"/>
+      <w:lvlJc w:val="left"/>
+      <w:pPr>
+        <w:ind w:left="4380" w:hanging="360"/>
+      </w:pPr>
+      <w:rPr>
+        <w:rFonts w:ascii="Courier New" w:hAnsi="Courier New" w:cs="Courier New" w:hint="default"/>
+      </w:rPr>
+    </w:lvl>
+    <w:lvl w:ilvl="5" w:tplc="04090005" w:tentative="1">
+      <w:start w:val="1"/>
+      <w:numFmt w:val="bullet"/>
+      <w:lvlText w:val=""/>
+      <w:lvlJc w:val="left"/>
+      <w:pPr>
+        <w:ind w:left="5100" w:hanging="360"/>
+      </w:pPr>
+      <w:rPr>
+        <w:rFonts w:ascii="Wingdings" w:hAnsi="Wingdings" w:hint="default"/>
+      </w:rPr>
+    </w:lvl>
+    <w:lvl w:ilvl="6" w:tplc="04090001" w:tentative="1">
+      <w:start w:val="1"/>
+      <w:numFmt w:val="bullet"/>
+      <w:lvlText w:val=""/>
+      <w:lvlJc w:val="left"/>
+      <w:pPr>
+        <w:ind w:left="5820" w:hanging="360"/>
+      </w:pPr>
+      <w:rPr>
+        <w:rFonts w:ascii="Symbol" w:hAnsi="Symbol" w:hint="default"/>
+      </w:rPr>
+    </w:lvl>
+    <w:lvl w:ilvl="7" w:tplc="04090003" w:tentative="1">
+      <w:start w:val="1"/>
+      <w:numFmt w:val="bullet"/>
+      <w:lvlText w:val="o"/>
+      <w:lvlJc w:val="left"/>
+      <w:pPr>
+        <w:ind w:left="6540" w:hanging="360"/>
+      </w:pPr>
+      <w:rPr>
+        <w:rFonts w:ascii="Courier New" w:hAnsi="Courier New" w:cs="Courier New" w:hint="default"/>
+      </w:rPr>
+    </w:lvl>
+    <w:lvl w:ilvl="8" w:tplc="04090005" w:tentative="1">
+      <w:start w:val="1"/>
+      <w:numFmt w:val="bullet"/>
+      <w:lvlText w:val=""/>
+      <w:lvlJc w:val="left"/>
+      <w:pPr>
+        <w:ind w:left="7260" w:hanging="360"/>
+      </w:pPr>
+      <w:rPr>
+        <w:rFonts w:ascii="Wingdings" w:hAnsi="Wingdings" w:hint="default"/>
+      </w:rPr>
+    </w:lvl>
+  </w:abstractNum>
+  <w:abstractNum w:abstractNumId="8" w15:restartNumberingAfterBreak="0">
+    <w:nsid w:val="208A13B8"/>
+    <w:multiLevelType w:val="multilevel"/>
+    <w:tmpl w:val="C026F698"/>
+    <w:lvl w:ilvl="0">
+      <w:start w:val="1"/>
+      <w:numFmt w:val="upperRoman"/>
+      <w:pStyle w:val="Heading1"/>
+      <w:lvlText w:val="%1."/>
+      <w:lvlJc w:val="left"/>
+      <w:pPr>
+        <w:tabs>
+          <w:tab w:val="num" w:pos="360"/>
+        </w:tabs>
+        <w:ind w:left="360" w:hanging="360"/>
+      </w:pPr>
+      <w:rPr>
+        <w:i w:val="0"/>
+        <w:iCs/>
+        <w:sz w:val="28"/>
+        <w:szCs w:val="28"/>
+        <w:u w:val="none"/>
+      </w:rPr>
+    </w:lvl>
+    <w:lvl w:ilvl="1">
+      <w:start w:val="1"/>
+      <w:numFmt w:val="upperLetter"/>
+      <w:pStyle w:val="Heading2"/>
+      <w:lvlText w:val="%2."/>
+      <w:lvlJc w:val="left"/>
+      <w:pPr>
+        <w:tabs>
+          <w:tab w:val="num" w:pos="1080"/>
+        </w:tabs>
+        <w:ind w:left="720" w:hanging="720"/>
+      </w:pPr>
+      <w:rPr>
+        <w:rFonts w:hint="default"/>
+      </w:rPr>
+    </w:lvl>
+    <w:lvl w:ilvl="2">
+      <w:start w:val="1"/>
+      <w:numFmt w:val="decimal"/>
+      <w:pStyle w:val="Heading3"/>
+      <w:lvlText w:val="%3."/>
+      <w:lvlJc w:val="left"/>
+      <w:pPr>
+        <w:tabs>
+          <w:tab w:val="num" w:pos="1800"/>
+        </w:tabs>
+        <w:ind w:left="1440" w:hanging="720"/>
+      </w:pPr>
+      <w:rPr>
+        <w:rFonts w:hint="default"/>
+        <w:color w:val="auto"/>
+      </w:rPr>
+    </w:lvl>
+    <w:lvl w:ilvl="3">
+      <w:start w:val="1"/>
+      <w:numFmt w:val="lowerLetter"/>
+      <w:pStyle w:val="Heading4"/>
+      <w:lvlText w:val="%4)"/>
+      <w:lvlJc w:val="left"/>
+      <w:pPr>
+        <w:tabs>
+          <w:tab w:val="num" w:pos="2520"/>
+        </w:tabs>
+        <w:ind w:left="2160" w:hanging="720"/>
+      </w:pPr>
+      <w:rPr>
+        <w:rFonts w:hint="default"/>
+      </w:rPr>
+    </w:lvl>
+    <w:lvl w:ilvl="4">
+      <w:start w:val="1"/>
+      <w:numFmt w:val="decimal"/>
+      <w:pStyle w:val="Heading5"/>
+      <w:lvlText w:val="(%5)"/>
+      <w:lvlJc w:val="left"/>
+      <w:pPr>
+        <w:tabs>
+          <w:tab w:val="num" w:pos="3240"/>
+        </w:tabs>
+        <w:ind w:left="2880" w:hanging="720"/>
+      </w:pPr>
+      <w:rPr>
+        <w:rFonts w:hint="default"/>
+      </w:rPr>
+    </w:lvl>
+    <w:lvl w:ilvl="5">
+      <w:start w:val="1"/>
+      <w:numFmt w:val="lowerLetter"/>
+      <w:lvlText w:val="(%6)"/>
+      <w:lvlJc w:val="left"/>
+      <w:pPr>
+        <w:tabs>
+          <w:tab w:val="num" w:pos="3960"/>
+        </w:tabs>
+        <w:ind w:left="3600" w:hanging="720"/>
+      </w:pPr>
+      <w:rPr>
+        <w:rFonts w:hint="default"/>
+      </w:rPr>
+    </w:lvl>
+    <w:lvl w:ilvl="6">
+      <w:start w:val="1"/>
+      <w:numFmt w:val="lowerRoman"/>
+      <w:lvlText w:val="(%7)"/>
+      <w:lvlJc w:val="left"/>
+      <w:pPr>
+        <w:tabs>
+          <w:tab w:val="num" w:pos="4680"/>
+        </w:tabs>
+        <w:ind w:left="5040" w:hanging="720"/>
+      </w:pPr>
+      <w:rPr>
+        <w:rFonts w:hint="default"/>
+      </w:rPr>
+    </w:lvl>
+    <w:lvl w:ilvl="7">
+      <w:start w:val="1"/>
+      <w:numFmt w:val="lowerLetter"/>
+      <w:lvlText w:val="(%8)"/>
+      <w:lvlJc w:val="left"/>
+      <w:pPr>
+        <w:tabs>
+          <w:tab w:val="num" w:pos="5400"/>
+        </w:tabs>
+        <w:ind w:left="5760" w:hanging="720"/>
+      </w:pPr>
+      <w:rPr>
+        <w:rFonts w:hint="default"/>
+      </w:rPr>
+    </w:lvl>
+    <w:lvl w:ilvl="8">
+      <w:start w:val="1"/>
+      <w:numFmt w:val="lowerRoman"/>
+      <w:lvlText w:val="(%9)"/>
+      <w:lvlJc w:val="left"/>
+      <w:pPr>
+        <w:tabs>
+          <w:tab w:val="num" w:pos="6120"/>
+        </w:tabs>
+        <w:ind w:left="6480" w:hanging="720"/>
+      </w:pPr>
+      <w:rPr>
+        <w:rFonts w:hint="default"/>
+      </w:rPr>
+    </w:lvl>
+  </w:abstractNum>
+  <w:abstractNum w:abstractNumId="9" w15:restartNumberingAfterBreak="0">
+    <w:nsid w:val="255C79C7"/>
+    <w:multiLevelType w:val="hybridMultilevel"/>
+    <w:tmpl w:val="1F542EE0"/>
+    <w:lvl w:ilvl="0" w:tplc="0409000F">
+      <w:start w:val="1"/>
+      <w:numFmt w:val="decimal"/>
+      <w:lvlText w:val="%1."/>
+      <w:lvlJc w:val="left"/>
+      <w:pPr>
+        <w:ind w:left="720" w:hanging="360"/>
+      </w:pPr>
+      <w:rPr>
+        <w:rFonts w:hint="default"/>
+        <w:u w:val="none"/>
+      </w:rPr>
+    </w:lvl>
+    <w:lvl w:ilvl="1" w:tplc="04090019" w:tentative="1">
+      <w:start w:val="1"/>
+      <w:numFmt w:val="lowerLetter"/>
+      <w:lvlText w:val="%2."/>
+      <w:lvlJc w:val="left"/>
+      <w:pPr>
+        <w:ind w:left="1440" w:hanging="360"/>
+      </w:pPr>
+    </w:lvl>
+    <w:lvl w:ilvl="2" w:tplc="0409001B" w:tentative="1">
+      <w:start w:val="1"/>
+      <w:numFmt w:val="lowerRoman"/>
+      <w:lvlText w:val="%3."/>
+      <w:lvlJc w:val="right"/>
+      <w:pPr>
+        <w:ind w:left="2160" w:hanging="180"/>
+      </w:pPr>
+    </w:lvl>
+    <w:lvl w:ilvl="3" w:tplc="0409000F" w:tentative="1">
+      <w:start w:val="1"/>
+      <w:numFmt w:val="decimal"/>
+      <w:lvlText w:val="%4."/>
+      <w:lvlJc w:val="left"/>
+      <w:pPr>
+        <w:ind w:left="2880" w:hanging="360"/>
+      </w:pPr>
+    </w:lvl>
+    <w:lvl w:ilvl="4" w:tplc="04090019" w:tentative="1">
+      <w:start w:val="1"/>
+      <w:numFmt w:val="lowerLetter"/>
+      <w:lvlText w:val="%5."/>
+      <w:lvlJc w:val="left"/>
+      <w:pPr>
+        <w:ind w:left="3600" w:hanging="360"/>
+      </w:pPr>
+    </w:lvl>
+    <w:lvl w:ilvl="5" w:tplc="0409001B" w:tentative="1">
+      <w:start w:val="1"/>
+      <w:numFmt w:val="lowerRoman"/>
+      <w:lvlText w:val="%6."/>
+      <w:lvlJc w:val="right"/>
+      <w:pPr>
+        <w:ind w:left="4320" w:hanging="180"/>
+      </w:pPr>
+    </w:lvl>
+    <w:lvl w:ilvl="6" w:tplc="0409000F" w:tentative="1">
+      <w:start w:val="1"/>
+      <w:numFmt w:val="decimal"/>
+      <w:lvlText w:val="%7."/>
+      <w:lvlJc w:val="left"/>
+      <w:pPr>
+        <w:ind w:left="5040" w:hanging="360"/>
+      </w:pPr>
+    </w:lvl>
+    <w:lvl w:ilvl="7" w:tplc="04090019" w:tentative="1">
+      <w:start w:val="1"/>
+      <w:numFmt w:val="lowerLetter"/>
+      <w:lvlText w:val="%8."/>
+      <w:lvlJc w:val="left"/>
+      <w:pPr>
+        <w:ind w:left="5760" w:hanging="360"/>
+      </w:pPr>
+    </w:lvl>
+    <w:lvl w:ilvl="8" w:tplc="0409001B" w:tentative="1">
+      <w:start w:val="1"/>
+      <w:numFmt w:val="lowerRoman"/>
+      <w:lvlText w:val="%9."/>
+      <w:lvlJc w:val="right"/>
+      <w:pPr>
+        <w:ind w:left="6480" w:hanging="180"/>
+      </w:pPr>
+    </w:lvl>
+  </w:abstractNum>
+  <w:abstractNum w:abstractNumId="10" w15:restartNumberingAfterBreak="0">
+    <w:nsid w:val="29487821"/>
+    <w:multiLevelType w:val="multilevel"/>
+    <w:tmpl w:val="CD66438C"/>
+    <w:lvl w:ilvl="0">
+      <w:start w:val="1"/>
+      <w:numFmt w:val="bullet"/>
+      <w:lvlText w:val=""/>
+      <w:lvlJc w:val="left"/>
+      <w:pPr>
+        <w:tabs>
+          <w:tab w:val="num" w:pos="720"/>
+        </w:tabs>
+        <w:ind w:left="720" w:hanging="360"/>
+      </w:pPr>
+      <w:rPr>
+        <w:rFonts w:ascii="Symbol" w:hAnsi="Symbol" w:hint="default"/>
+        <w:sz w:val="20"/>
+      </w:rPr>
+    </w:lvl>
+    <w:lvl w:ilvl="1" w:tentative="1">
+      <w:start w:val="1"/>
+      <w:numFmt w:val="bullet"/>
+      <w:lvlText w:val="o"/>
+      <w:lvlJc w:val="left"/>
+      <w:pPr>
+        <w:tabs>
+          <w:tab w:val="num" w:pos="1440"/>
+        </w:tabs>
+        <w:ind w:left="1440" w:hanging="360"/>
+      </w:pPr>
+      <w:rPr>
+        <w:rFonts w:ascii="Courier New" w:hAnsi="Courier New" w:hint="default"/>
+        <w:sz w:val="20"/>
+      </w:rPr>
+    </w:lvl>
+    <w:lvl w:ilvl="2" w:tentative="1">
+      <w:start w:val="1"/>
+      <w:numFmt w:val="bullet"/>
+      <w:lvlText w:val=""/>
+      <w:lvlJc w:val="left"/>
+      <w:pPr>
+        <w:tabs>
+          <w:tab w:val="num" w:pos="2160"/>
+        </w:tabs>
+        <w:ind w:left="2160" w:hanging="360"/>
+      </w:pPr>
+      <w:rPr>
+        <w:rFonts w:ascii="Wingdings" w:hAnsi="Wingdings" w:hint="default"/>
+        <w:sz w:val="20"/>
+      </w:rPr>
+    </w:lvl>
+    <w:lvl w:ilvl="3" w:tentative="1">
+      <w:start w:val="1"/>
+      <w:numFmt w:val="bullet"/>
+      <w:lvlText w:val=""/>
+      <w:lvlJc w:val="left"/>
+      <w:pPr>
+        <w:tabs>
+          <w:tab w:val="num" w:pos="2880"/>
+        </w:tabs>
+        <w:ind w:left="2880" w:hanging="360"/>
+      </w:pPr>
+      <w:rPr>
+        <w:rFonts w:ascii="Wingdings" w:hAnsi="Wingdings" w:hint="default"/>
+        <w:sz w:val="20"/>
+      </w:rPr>
+    </w:lvl>
+    <w:lvl w:ilvl="4" w:tentative="1">
+      <w:start w:val="1"/>
+      <w:numFmt w:val="bullet"/>
+      <w:lvlText w:val=""/>
+      <w:lvlJc w:val="left"/>
+      <w:pPr>
+        <w:tabs>
+          <w:tab w:val="num" w:pos="3600"/>
+        </w:tabs>
+        <w:ind w:left="3600" w:hanging="360"/>
+      </w:pPr>
+      <w:rPr>
+        <w:rFonts w:ascii="Wingdings" w:hAnsi="Wingdings" w:hint="default"/>
+        <w:sz w:val="20"/>
+      </w:rPr>
+    </w:lvl>
+    <w:lvl w:ilvl="5" w:tentative="1">
+      <w:start w:val="1"/>
+      <w:numFmt w:val="bullet"/>
+      <w:lvlText w:val=""/>
+      <w:lvlJc w:val="left"/>
+      <w:pPr>
+        <w:tabs>
+          <w:tab w:val="num" w:pos="4320"/>
+        </w:tabs>
+        <w:ind w:left="4320" w:hanging="360"/>
+      </w:pPr>
+      <w:rPr>
+        <w:rFonts w:ascii="Wingdings" w:hAnsi="Wingdings" w:hint="default"/>
+        <w:sz w:val="20"/>
+      </w:rPr>
+    </w:lvl>
+    <w:lvl w:ilvl="6" w:tentative="1">
+      <w:start w:val="1"/>
+      <w:numFmt w:val="bullet"/>
+      <w:lvlText w:val=""/>
+      <w:lvlJc w:val="left"/>
+      <w:pPr>
+        <w:tabs>
+          <w:tab w:val="num" w:pos="5040"/>
+        </w:tabs>
+        <w:ind w:left="5040" w:hanging="360"/>
+      </w:pPr>
+      <w:rPr>
+        <w:rFonts w:ascii="Wingdings" w:hAnsi="Wingdings" w:hint="default"/>
+        <w:sz w:val="20"/>
+      </w:rPr>
+    </w:lvl>
+    <w:lvl w:ilvl="7" w:tentative="1">
+      <w:start w:val="1"/>
+      <w:numFmt w:val="bullet"/>
+      <w:lvlText w:val=""/>
+      <w:lvlJc w:val="left"/>
+      <w:pPr>
+        <w:tabs>
+          <w:tab w:val="num" w:pos="5760"/>
+        </w:tabs>
+        <w:ind w:left="5760" w:hanging="360"/>
+      </w:pPr>
+      <w:rPr>
+        <w:rFonts w:ascii="Wingdings" w:hAnsi="Wingdings" w:hint="default"/>
+        <w:sz w:val="20"/>
+      </w:rPr>
+    </w:lvl>
+    <w:lvl w:ilvl="8" w:tentative="1">
+      <w:start w:val="1"/>
+      <w:numFmt w:val="bullet"/>
+      <w:lvlText w:val=""/>
+      <w:lvlJc w:val="left"/>
+      <w:pPr>
+        <w:tabs>
+          <w:tab w:val="num" w:pos="6480"/>
+        </w:tabs>
+        <w:ind w:left="6480" w:hanging="360"/>
+      </w:pPr>
+      <w:rPr>
+        <w:rFonts w:ascii="Wingdings" w:hAnsi="Wingdings" w:hint="default"/>
+        <w:sz w:val="20"/>
+      </w:rPr>
+    </w:lvl>
+  </w:abstractNum>
+  <w:abstractNum w:abstractNumId="11" w15:restartNumberingAfterBreak="0">
+    <w:nsid w:val="29C23D5B"/>
+    <w:multiLevelType w:val="multilevel"/>
+    <w:tmpl w:val="01C43042"/>
+    <w:lvl w:ilvl="0">
+      <w:start w:val="1"/>
+      <w:numFmt w:val="upperRoman"/>
+      <w:lvlText w:val="%1."/>
+      <w:lvlJc w:val="left"/>
+      <w:pPr>
+        <w:ind w:left="360" w:hanging="360"/>
+      </w:pPr>
+      <w:rPr>
+        <w:rFonts w:ascii="Calibri" w:hAnsi="Calibri" w:hint="default"/>
+        <w:b/>
+        <w:i w:val="0"/>
+        <w:caps w:val="0"/>
+        <w:strike w:val="0"/>
+        <w:dstrike w:val="0"/>
+        <w:vanish w:val="0"/>
+        <w:color w:val="auto"/>
+        <w:sz w:val="24"/>
+        <w:vertAlign w:val="baseline"/>
+      </w:rPr>
+    </w:lvl>
+    <w:lvl w:ilvl="1">
+      <w:start w:val="1"/>
+      <w:numFmt w:val="upperLetter"/>
+      <w:lvlText w:val="%2."/>
+      <w:lvlJc w:val="left"/>
+      <w:pPr>
+        <w:ind w:left="720" w:hanging="720"/>
+      </w:pPr>
+      <w:rPr>
+        <w:rFonts w:ascii="Times New Roman" w:hAnsi="Times New Roman" w:cs="Times New Roman"/>
+        <w:b w:val="0"/>
+        <w:bCs w:val="0"/>
+        <w:i w:val="0"/>
+        <w:iCs w:val="0"/>
+        <w:caps w:val="0"/>
+        <w:smallCaps w:val="0"/>
+        <w:strike w:val="0"/>
+        <w:dstrike w:val="0"/>
+        <w:noProof w:val="0"/>
+        <w:snapToGrid w:val="0"/>
+        <w:vanish w:val="0"/>
+        <w:color w:val="000000"/>
+        <w:spacing w:val="0"/>
+        <w:w w:val="0"/>
+        <w:kern w:val="0"/>
+        <w:position w:val="0"/>
+        <w:sz w:val="0"/>
+        <w:szCs w:val="0"/>
+        <w:u w:val="none" w:color="000000"/>
+        <w:effect w:val="none"/>
+        <w:bdr w:val="none" w:sz="0" w:space="0" w:color="000000"/>
+        <w:shd w:val="clear" w:color="000000" w:fill="000000"/>
+        <w:vertAlign w:val="baseline"/>
+        <w:em w:val="none"/>
+        <w:lang w:val="x-none" w:eastAsia="x-none" w:bidi="x-none"/>
+        <w:specVanish w:val="0"/>
+        <w14:shadow w14:blurRad="0" w14:dist="0" w14:dir="0" w14:sx="0" w14:sy="0" w14:kx="0" w14:ky="0" w14:algn="none">
+          <w14:srgbClr w14:val="000000"/>
+        </w14:shadow>
+        <w14:textOutline w14:w="0" w14:cap="rnd" w14:cmpd="sng" w14:algn="ctr">
+          <w14:noFill/>
+          <w14:prstDash w14:val="solid"/>
+          <w14:bevel/>
+        </w14:textOutline>
+      </w:rPr>
+    </w:lvl>
+    <w:lvl w:ilvl="2">
+      <w:start w:val="1"/>
+      <w:numFmt w:val="lowerRoman"/>
+      <w:lvlText w:val="%3."/>
+      <w:lvlJc w:val="left"/>
+      <w:pPr>
+        <w:ind w:left="1440" w:hanging="720"/>
+      </w:pPr>
+      <w:rPr>
+        <w:rFonts w:ascii="Calibri" w:hAnsi="Calibri" w:cs="Calibri" w:hint="default"/>
+        <w:b/>
+        <w:bCs w:val="0"/>
+        <w:i w:val="0"/>
+        <w:iCs w:val="0"/>
+        <w:caps w:val="0"/>
+        <w:smallCaps w:val="0"/>
+        <w:strike w:val="0"/>
+        <w:dstrike w:val="0"/>
+        <w:noProof w:val="0"/>
+        <w:snapToGrid w:val="0"/>
+        <w:vanish w:val="0"/>
+        <w:color w:val="000000"/>
+        <w:spacing w:val="0"/>
+        <w:kern w:val="0"/>
+        <w:position w:val="0"/>
+        <w:sz w:val="24"/>
+        <w:szCs w:val="28"/>
+        <w:u w:val="none" w:color="000000"/>
+        <w:effect w:val="none"/>
+        <w:vertAlign w:val="baseline"/>
+        <w:em w:val="none"/>
+        <w:lang w:val="x-none" w:eastAsia="x-none" w:bidi="x-none"/>
+        <w:specVanish w:val="0"/>
+        <w14:shadow w14:blurRad="0" w14:dist="0" w14:dir="0" w14:sx="0" w14:sy="0" w14:kx="0" w14:ky="0" w14:algn="none">
+          <w14:srgbClr w14:val="000000"/>
+        </w14:shadow>
+        <w14:textOutline w14:w="0" w14:cap="rnd" w14:cmpd="sng" w14:algn="ctr">
+          <w14:noFill/>
+          <w14:prstDash w14:val="solid"/>
+          <w14:bevel/>
+        </w14:textOutline>
+      </w:rPr>
+    </w:lvl>
+    <w:lvl w:ilvl="3">
+      <w:start w:val="1"/>
+      <w:numFmt w:val="decimal"/>
+      <w:lvlText w:val="%4."/>
+      <w:lvlJc w:val="left"/>
+      <w:pPr>
+        <w:tabs>
+          <w:tab w:val="num" w:pos="21600"/>
+        </w:tabs>
+        <w:ind w:left="2160" w:hanging="720"/>
+      </w:pPr>
+      <w:rPr>
+        <w:rFonts w:hint="default"/>
+      </w:rPr>
+    </w:lvl>
+    <w:lvl w:ilvl="4">
+      <w:start w:val="1"/>
+      <w:numFmt w:val="lowerLetter"/>
+      <w:lvlText w:val="%5."/>
+      <w:lvlJc w:val="left"/>
+      <w:pPr>
+        <w:ind w:left="2880" w:hanging="720"/>
+      </w:pPr>
+      <w:rPr>
+        <w:rFonts w:hint="default"/>
+      </w:rPr>
+    </w:lvl>
+    <w:lvl w:ilvl="5">
+      <w:start w:val="1"/>
+      <w:numFmt w:val="lowerRoman"/>
+      <w:lvlText w:val="%6."/>
+      <w:lvlJc w:val="left"/>
+      <w:pPr>
+        <w:ind w:left="4320" w:hanging="720"/>
+      </w:pPr>
+      <w:rPr>
+        <w:rFonts w:hint="default"/>
+      </w:rPr>
+    </w:lvl>
+    <w:lvl w:ilvl="6">
+      <w:start w:val="1"/>
+      <w:numFmt w:val="decimal"/>
+      <w:lvlText w:val="%7."/>
+      <w:lvlJc w:val="left"/>
+      <w:pPr>
+        <w:ind w:left="5040" w:hanging="720"/>
+      </w:pPr>
+      <w:rPr>
+        <w:rFonts w:hint="default"/>
+      </w:rPr>
+    </w:lvl>
+    <w:lvl w:ilvl="7">
+      <w:start w:val="1"/>
+      <w:numFmt w:val="lowerLetter"/>
+      <w:lvlText w:val="%8."/>
+      <w:lvlJc w:val="left"/>
+      <w:pPr>
+        <w:ind w:left="5760" w:hanging="720"/>
+      </w:pPr>
+      <w:rPr>
+        <w:rFonts w:hint="default"/>
+      </w:rPr>
+    </w:lvl>
+    <w:lvl w:ilvl="8">
+      <w:start w:val="1"/>
+      <w:numFmt w:val="lowerRoman"/>
+      <w:lvlText w:val="%9."/>
+      <w:lvlJc w:val="right"/>
+      <w:pPr>
+        <w:ind w:left="6480" w:hanging="720"/>
+      </w:pPr>
+      <w:rPr>
+        <w:rFonts w:hint="default"/>
+      </w:rPr>
+    </w:lvl>
+  </w:abstractNum>
+  <w:abstractNum w:abstractNumId="12" w15:restartNumberingAfterBreak="0">
+    <w:nsid w:val="2C3D547F"/>
+    <w:multiLevelType w:val="hybridMultilevel"/>
+    <w:tmpl w:val="05CC9FEC"/>
+    <w:lvl w:ilvl="0" w:tplc="DC44D47A">
+      <w:numFmt w:val="bullet"/>
+      <w:lvlText w:val="-"/>
+      <w:lvlJc w:val="left"/>
+      <w:pPr>
+        <w:ind w:left="1080" w:hanging="360"/>
+      </w:pPr>
+      <w:rPr>
+        <w:rFonts w:ascii="Calibri" w:eastAsia="Calibri" w:hAnsi="Calibri" w:cs="Calibri" w:hint="default"/>
+      </w:rPr>
+    </w:lvl>
+    <w:lvl w:ilvl="1" w:tplc="04090003" w:tentative="1">
+      <w:start w:val="1"/>
+      <w:numFmt w:val="bullet"/>
+      <w:lvlText w:val="o"/>
+      <w:lvlJc w:val="left"/>
+      <w:pPr>
+        <w:ind w:left="1800" w:hanging="360"/>
+      </w:pPr>
+      <w:rPr>
+        <w:rFonts w:ascii="Courier New" w:hAnsi="Courier New" w:cs="Courier New" w:hint="default"/>
+      </w:rPr>
+    </w:lvl>
+    <w:lvl w:ilvl="2" w:tplc="04090005" w:tentative="1">
+      <w:start w:val="1"/>
+      <w:numFmt w:val="bullet"/>
+      <w:lvlText w:val=""/>
+      <w:lvlJc w:val="left"/>
+      <w:pPr>
+        <w:ind w:left="2520" w:hanging="360"/>
+      </w:pPr>
+      <w:rPr>
+        <w:rFonts w:ascii="Wingdings" w:hAnsi="Wingdings" w:hint="default"/>
+      </w:rPr>
+    </w:lvl>
+    <w:lvl w:ilvl="3" w:tplc="04090001" w:tentative="1">
+      <w:start w:val="1"/>
+      <w:numFmt w:val="bullet"/>
+      <w:lvlText w:val=""/>
+      <w:lvlJc w:val="left"/>
+      <w:pPr>
+        <w:ind w:left="3240" w:hanging="360"/>
+      </w:pPr>
+      <w:rPr>
+        <w:rFonts w:ascii="Symbol" w:hAnsi="Symbol" w:hint="default"/>
+      </w:rPr>
+    </w:lvl>
+    <w:lvl w:ilvl="4" w:tplc="04090003" w:tentative="1">
+      <w:start w:val="1"/>
+      <w:numFmt w:val="bullet"/>
+      <w:lvlText w:val="o"/>
+      <w:lvlJc w:val="left"/>
+      <w:pPr>
+        <w:ind w:left="3960" w:hanging="360"/>
+      </w:pPr>
+      <w:rPr>
+        <w:rFonts w:ascii="Courier New" w:hAnsi="Courier New" w:cs="Courier New" w:hint="default"/>
+      </w:rPr>
+    </w:lvl>
+    <w:lvl w:ilvl="5" w:tplc="04090005" w:tentative="1">
+      <w:start w:val="1"/>
+      <w:numFmt w:val="bullet"/>
+      <w:lvlText w:val=""/>
+      <w:lvlJc w:val="left"/>
+      <w:pPr>
+        <w:ind w:left="4680" w:hanging="360"/>
+      </w:pPr>
+      <w:rPr>
+        <w:rFonts w:ascii="Wingdings" w:hAnsi="Wingdings" w:hint="default"/>
+      </w:rPr>
+    </w:lvl>
+    <w:lvl w:ilvl="6" w:tplc="04090001" w:tentative="1">
+      <w:start w:val="1"/>
+      <w:numFmt w:val="bullet"/>
+      <w:lvlText w:val=""/>
+      <w:lvlJc w:val="left"/>
+      <w:pPr>
+        <w:ind w:left="5400" w:hanging="360"/>
+      </w:pPr>
+      <w:rPr>
+        <w:rFonts w:ascii="Symbol" w:hAnsi="Symbol" w:hint="default"/>
+      </w:rPr>
+    </w:lvl>
+    <w:lvl w:ilvl="7" w:tplc="04090003" w:tentative="1">
+      <w:start w:val="1"/>
+      <w:numFmt w:val="bullet"/>
+      <w:lvlText w:val="o"/>
+      <w:lvlJc w:val="left"/>
+      <w:pPr>
+        <w:ind w:left="6120" w:hanging="360"/>
+      </w:pPr>
+      <w:rPr>
+        <w:rFonts w:ascii="Courier New" w:hAnsi="Courier New" w:cs="Courier New" w:hint="default"/>
+      </w:rPr>
+    </w:lvl>
+    <w:lvl w:ilvl="8" w:tplc="04090005" w:tentative="1">
+      <w:start w:val="1"/>
+      <w:numFmt w:val="bullet"/>
+      <w:lvlText w:val=""/>
+      <w:lvlJc w:val="left"/>
+      <w:pPr>
+        <w:ind w:left="6840" w:hanging="360"/>
+      </w:pPr>
+      <w:rPr>
+        <w:rFonts w:ascii="Wingdings" w:hAnsi="Wingdings" w:hint="default"/>
+      </w:rPr>
+    </w:lvl>
+  </w:abstractNum>
+  <w:abstractNum w:abstractNumId="13" w15:restartNumberingAfterBreak="0">
+    <w:nsid w:val="2EC91EFA"/>
+    <w:multiLevelType w:val="hybridMultilevel"/>
+    <w:tmpl w:val="A1723C94"/>
+    <w:lvl w:ilvl="0" w:tplc="49BAF27A">
+      <w:start w:val="1"/>
+      <w:numFmt w:val="decimal"/>
+      <w:lvlText w:val="%1."/>
+      <w:lvlJc w:val="right"/>
+      <w:pPr>
+        <w:ind w:left="1440" w:hanging="360"/>
+      </w:pPr>
+      <w:rPr>
+        <w:rFonts w:hint="default"/>
+      </w:rPr>
+    </w:lvl>
+    <w:lvl w:ilvl="1" w:tplc="16FCFFEA">
+      <w:start w:val="1"/>
+      <w:numFmt w:val="decimal"/>
+      <w:lvlText w:val="%2."/>
+      <w:lvlJc w:val="right"/>
+      <w:pPr>
+        <w:ind w:left="1440" w:hanging="360"/>
+      </w:pPr>
+      <w:rPr>
+        <w:rFonts w:hint="default"/>
+      </w:rPr>
+    </w:lvl>
+    <w:lvl w:ilvl="2" w:tplc="0409001B" w:tentative="1">
+      <w:start w:val="1"/>
+      <w:numFmt w:val="lowerRoman"/>
+      <w:lvlText w:val="%3."/>
+      <w:lvlJc w:val="right"/>
+      <w:pPr>
+        <w:ind w:left="2160" w:hanging="180"/>
+      </w:pPr>
+    </w:lvl>
+    <w:lvl w:ilvl="3" w:tplc="0409000F" w:tentative="1">
+      <w:start w:val="1"/>
+      <w:numFmt w:val="decimal"/>
+      <w:lvlText w:val="%4."/>
+      <w:lvlJc w:val="left"/>
+      <w:pPr>
+        <w:ind w:left="2880" w:hanging="360"/>
+      </w:pPr>
+    </w:lvl>
+    <w:lvl w:ilvl="4" w:tplc="04090019" w:tentative="1">
+      <w:start w:val="1"/>
+      <w:numFmt w:val="lowerLetter"/>
+      <w:lvlText w:val="%5."/>
+      <w:lvlJc w:val="left"/>
+      <w:pPr>
+        <w:ind w:left="3600" w:hanging="360"/>
+      </w:pPr>
+    </w:lvl>
+    <w:lvl w:ilvl="5" w:tplc="0409001B" w:tentative="1">
+      <w:start w:val="1"/>
+      <w:numFmt w:val="lowerRoman"/>
+      <w:lvlText w:val="%6."/>
+      <w:lvlJc w:val="right"/>
+      <w:pPr>
+        <w:ind w:left="4320" w:hanging="180"/>
+      </w:pPr>
+    </w:lvl>
+    <w:lvl w:ilvl="6" w:tplc="0409000F" w:tentative="1">
+      <w:start w:val="1"/>
+      <w:numFmt w:val="decimal"/>
+      <w:lvlText w:val="%7."/>
+      <w:lvlJc w:val="left"/>
+      <w:pPr>
+        <w:ind w:left="5040" w:hanging="360"/>
+      </w:pPr>
+    </w:lvl>
+    <w:lvl w:ilvl="7" w:tplc="04090019" w:tentative="1">
+      <w:start w:val="1"/>
+      <w:numFmt w:val="lowerLetter"/>
+      <w:lvlText w:val="%8."/>
+      <w:lvlJc w:val="left"/>
+      <w:pPr>
+        <w:ind w:left="5760" w:hanging="360"/>
+      </w:pPr>
+    </w:lvl>
+    <w:lvl w:ilvl="8" w:tplc="0409001B" w:tentative="1">
+      <w:start w:val="1"/>
+      <w:numFmt w:val="lowerRoman"/>
+      <w:lvlText w:val="%9."/>
+      <w:lvlJc w:val="right"/>
+      <w:pPr>
+        <w:ind w:left="6480" w:hanging="180"/>
+      </w:pPr>
+    </w:lvl>
+  </w:abstractNum>
+  <w:abstractNum w:abstractNumId="14" w15:restartNumberingAfterBreak="0">
+    <w:nsid w:val="2F297EF5"/>
+    <w:multiLevelType w:val="hybridMultilevel"/>
+    <w:tmpl w:val="867E3418"/>
+    <w:lvl w:ilvl="0" w:tplc="044E7B4C">
+      <w:start w:val="22"/>
+      <w:numFmt w:val="bullet"/>
+      <w:lvlText w:val="-"/>
+      <w:lvlJc w:val="left"/>
+      <w:pPr>
+        <w:ind w:left="1080" w:hanging="360"/>
+      </w:pPr>
+      <w:rPr>
+        <w:rFonts w:ascii="Calibri" w:eastAsia="Calibri" w:hAnsi="Calibri" w:cs="Calibri" w:hint="default"/>
+      </w:rPr>
+    </w:lvl>
+    <w:lvl w:ilvl="1" w:tplc="04090003" w:tentative="1">
+      <w:start w:val="1"/>
+      <w:numFmt w:val="bullet"/>
+      <w:lvlText w:val="o"/>
+      <w:lvlJc w:val="left"/>
+      <w:pPr>
+        <w:ind w:left="1800" w:hanging="360"/>
+      </w:pPr>
+      <w:rPr>
+        <w:rFonts w:ascii="Courier New" w:hAnsi="Courier New" w:cs="Courier New" w:hint="default"/>
+      </w:rPr>
+    </w:lvl>
+    <w:lvl w:ilvl="2" w:tplc="04090005" w:tentative="1">
+      <w:start w:val="1"/>
+      <w:numFmt w:val="bullet"/>
+      <w:lvlText w:val=""/>
+      <w:lvlJc w:val="left"/>
+      <w:pPr>
+        <w:ind w:left="2520" w:hanging="360"/>
+      </w:pPr>
+      <w:rPr>
+        <w:rFonts w:ascii="Wingdings" w:hAnsi="Wingdings" w:hint="default"/>
+      </w:rPr>
+    </w:lvl>
+    <w:lvl w:ilvl="3" w:tplc="04090001" w:tentative="1">
+      <w:start w:val="1"/>
+      <w:numFmt w:val="bullet"/>
+      <w:lvlText w:val=""/>
+      <w:lvlJc w:val="left"/>
+      <w:pPr>
+        <w:ind w:left="3240" w:hanging="360"/>
+      </w:pPr>
+      <w:rPr>
+        <w:rFonts w:ascii="Symbol" w:hAnsi="Symbol" w:hint="default"/>
+      </w:rPr>
+    </w:lvl>
+    <w:lvl w:ilvl="4" w:tplc="04090003" w:tentative="1">
+      <w:start w:val="1"/>
+      <w:numFmt w:val="bullet"/>
+      <w:lvlText w:val="o"/>
+      <w:lvlJc w:val="left"/>
+      <w:pPr>
+        <w:ind w:left="3960" w:hanging="360"/>
+      </w:pPr>
+      <w:rPr>
+        <w:rFonts w:ascii="Courier New" w:hAnsi="Courier New" w:cs="Courier New" w:hint="default"/>
+      </w:rPr>
+    </w:lvl>
+    <w:lvl w:ilvl="5" w:tplc="04090005" w:tentative="1">
+      <w:start w:val="1"/>
+      <w:numFmt w:val="bullet"/>
+      <w:lvlText w:val=""/>
+      <w:lvlJc w:val="left"/>
+      <w:pPr>
+        <w:ind w:left="4680" w:hanging="360"/>
+      </w:pPr>
+      <w:rPr>
+        <w:rFonts w:ascii="Wingdings" w:hAnsi="Wingdings" w:hint="default"/>
+      </w:rPr>
+    </w:lvl>
+    <w:lvl w:ilvl="6" w:tplc="04090001" w:tentative="1">
+      <w:start w:val="1"/>
+      <w:numFmt w:val="bullet"/>
+      <w:lvlText w:val=""/>
+      <w:lvlJc w:val="left"/>
+      <w:pPr>
+        <w:ind w:left="5400" w:hanging="360"/>
+      </w:pPr>
+      <w:rPr>
+        <w:rFonts w:ascii="Symbol" w:hAnsi="Symbol" w:hint="default"/>
+      </w:rPr>
+    </w:lvl>
+    <w:lvl w:ilvl="7" w:tplc="04090003" w:tentative="1">
+      <w:start w:val="1"/>
+      <w:numFmt w:val="bullet"/>
+      <w:lvlText w:val="o"/>
+      <w:lvlJc w:val="left"/>
+      <w:pPr>
+        <w:ind w:left="6120" w:hanging="360"/>
+      </w:pPr>
+      <w:rPr>
+        <w:rFonts w:ascii="Courier New" w:hAnsi="Courier New" w:cs="Courier New" w:hint="default"/>
+      </w:rPr>
+    </w:lvl>
+    <w:lvl w:ilvl="8" w:tplc="04090005" w:tentative="1">
+      <w:start w:val="1"/>
+      <w:numFmt w:val="bullet"/>
+      <w:lvlText w:val=""/>
+      <w:lvlJc w:val="left"/>
+      <w:pPr>
+        <w:ind w:left="6840" w:hanging="360"/>
+      </w:pPr>
+      <w:rPr>
+        <w:rFonts w:ascii="Wingdings" w:hAnsi="Wingdings" w:hint="default"/>
+      </w:rPr>
+    </w:lvl>
+  </w:abstractNum>
+  <w:abstractNum w:abstractNumId="15" w15:restartNumberingAfterBreak="0">
+    <w:nsid w:val="30211272"/>
+    <w:multiLevelType w:val="hybridMultilevel"/>
+    <w:tmpl w:val="8C16AE4E"/>
+    <w:lvl w:ilvl="0" w:tplc="D5162470">
+      <w:start w:val="1"/>
+      <w:numFmt w:val="upperRoman"/>
+      <w:lvlText w:val="%1."/>
+      <w:lvlJc w:val="left"/>
+      <w:pPr>
+        <w:ind w:left="3690" w:hanging="720"/>
+      </w:pPr>
+      <w:rPr>
+        <w:rFonts w:hint="default"/>
+        <w:color w:val="auto"/>
+      </w:rPr>
+    </w:lvl>
+    <w:lvl w:ilvl="1" w:tplc="04090019" w:tentative="1">
+      <w:start w:val="1"/>
+      <w:numFmt w:val="lowerLetter"/>
+      <w:lvlText w:val="%2."/>
+      <w:lvlJc w:val="left"/>
+      <w:pPr>
+        <w:ind w:left="3960" w:hanging="360"/>
+      </w:pPr>
+    </w:lvl>
+    <w:lvl w:ilvl="2" w:tplc="0409001B" w:tentative="1">
+      <w:start w:val="1"/>
+      <w:numFmt w:val="lowerRoman"/>
+      <w:lvlText w:val="%3."/>
+      <w:lvlJc w:val="right"/>
+      <w:pPr>
+        <w:ind w:left="4680" w:hanging="180"/>
+      </w:pPr>
+    </w:lvl>
+    <w:lvl w:ilvl="3" w:tplc="0409000F" w:tentative="1">
+      <w:start w:val="1"/>
+      <w:numFmt w:val="decimal"/>
+      <w:lvlText w:val="%4."/>
+      <w:lvlJc w:val="left"/>
+      <w:pPr>
+        <w:ind w:left="5400" w:hanging="360"/>
+      </w:pPr>
+    </w:lvl>
+    <w:lvl w:ilvl="4" w:tplc="04090019" w:tentative="1">
+      <w:start w:val="1"/>
+      <w:numFmt w:val="lowerLetter"/>
+      <w:lvlText w:val="%5."/>
+      <w:lvlJc w:val="left"/>
+      <w:pPr>
+        <w:ind w:left="6120" w:hanging="360"/>
+      </w:pPr>
+    </w:lvl>
+    <w:lvl w:ilvl="5" w:tplc="0409001B" w:tentative="1">
+      <w:start w:val="1"/>
+      <w:numFmt w:val="lowerRoman"/>
+      <w:lvlText w:val="%6."/>
+      <w:lvlJc w:val="right"/>
+      <w:pPr>
+        <w:ind w:left="6840" w:hanging="180"/>
+      </w:pPr>
+    </w:lvl>
+    <w:lvl w:ilvl="6" w:tplc="0409000F" w:tentative="1">
+      <w:start w:val="1"/>
+      <w:numFmt w:val="decimal"/>
+      <w:lvlText w:val="%7."/>
+      <w:lvlJc w:val="left"/>
+      <w:pPr>
+        <w:ind w:left="7560" w:hanging="360"/>
+      </w:pPr>
+    </w:lvl>
+    <w:lvl w:ilvl="7" w:tplc="04090019" w:tentative="1">
+      <w:start w:val="1"/>
+      <w:numFmt w:val="lowerLetter"/>
+      <w:lvlText w:val="%8."/>
+      <w:lvlJc w:val="left"/>
+      <w:pPr>
+        <w:ind w:left="8280" w:hanging="360"/>
+      </w:pPr>
+    </w:lvl>
+    <w:lvl w:ilvl="8" w:tplc="0409001B" w:tentative="1">
+      <w:start w:val="1"/>
+      <w:numFmt w:val="lowerRoman"/>
+      <w:lvlText w:val="%9."/>
+      <w:lvlJc w:val="right"/>
+      <w:pPr>
+        <w:ind w:left="9000" w:hanging="180"/>
+      </w:pPr>
+    </w:lvl>
+  </w:abstractNum>
+  <w:abstractNum w:abstractNumId="16" w15:restartNumberingAfterBreak="0">
+    <w:nsid w:val="37E80C11"/>
+    <w:multiLevelType w:val="multilevel"/>
+    <w:tmpl w:val="85C07EE2"/>
+    <w:lvl w:ilvl="0">
+      <w:numFmt w:val="bullet"/>
+      <w:lvlText w:val="-"/>
+      <w:lvlJc w:val="left"/>
+      <w:pPr>
+        <w:ind w:left="720" w:hanging="360"/>
+      </w:pPr>
+      <w:rPr>
+        <w:rFonts w:ascii="Calibri" w:hAnsi="Calibri" w:hint="default"/>
+      </w:rPr>
+    </w:lvl>
+    <w:lvl w:ilvl="1">
+      <w:start w:val="1"/>
+      <w:numFmt w:val="bullet"/>
+      <w:lvlText w:val="o"/>
+      <w:lvlJc w:val="left"/>
+      <w:pPr>
+        <w:ind w:left="1080" w:hanging="360"/>
+      </w:pPr>
+      <w:rPr>
+        <w:rFonts w:ascii="Courier New" w:hAnsi="Courier New" w:hint="default"/>
+      </w:rPr>
+    </w:lvl>
+    <w:lvl w:ilvl="2">
+      <w:start w:val="1"/>
+      <w:numFmt w:val="bullet"/>
+      <w:lvlText w:val=""/>
+      <w:lvlJc w:val="left"/>
+      <w:pPr>
+        <w:ind w:left="1440" w:hanging="360"/>
+      </w:pPr>
+      <w:rPr>
+        <w:rFonts w:ascii="Wingdings" w:hAnsi="Wingdings" w:hint="default"/>
+      </w:rPr>
+    </w:lvl>
+    <w:lvl w:ilvl="3">
+      <w:start w:val="1"/>
+      <w:numFmt w:val="bullet"/>
+      <w:lvlText w:val=""/>
+      <w:lvlJc w:val="left"/>
+      <w:pPr>
+        <w:ind w:left="2160" w:hanging="360"/>
+      </w:pPr>
+      <w:rPr>
+        <w:rFonts w:ascii="Symbol" w:hAnsi="Symbol" w:hint="default"/>
+      </w:rPr>
+    </w:lvl>
+    <w:lvl w:ilvl="4">
+      <w:start w:val="1"/>
+      <w:numFmt w:val="bullet"/>
+      <w:lvlText w:val="o"/>
+      <w:lvlJc w:val="left"/>
+      <w:pPr>
+        <w:ind w:left="4320" w:hanging="360"/>
+      </w:pPr>
+      <w:rPr>
+        <w:rFonts w:ascii="Courier New" w:hAnsi="Courier New" w:cs="Courier New" w:hint="default"/>
+      </w:rPr>
+    </w:lvl>
+    <w:lvl w:ilvl="5">
+      <w:start w:val="1"/>
+      <w:numFmt w:val="bullet"/>
+      <w:lvlText w:val=""/>
+      <w:lvlJc w:val="left"/>
+      <w:pPr>
+        <w:ind w:left="5040" w:hanging="360"/>
+      </w:pPr>
+      <w:rPr>
+        <w:rFonts w:ascii="Wingdings" w:hAnsi="Wingdings" w:hint="default"/>
+      </w:rPr>
+    </w:lvl>
+    <w:lvl w:ilvl="6">
+      <w:start w:val="1"/>
+      <w:numFmt w:val="bullet"/>
+      <w:lvlText w:val=""/>
+      <w:lvlJc w:val="left"/>
+      <w:pPr>
+        <w:ind w:left="5760" w:hanging="360"/>
+      </w:pPr>
+      <w:rPr>
+        <w:rFonts w:ascii="Symbol" w:hAnsi="Symbol" w:hint="default"/>
+      </w:rPr>
+    </w:lvl>
+    <w:lvl w:ilvl="7">
+      <w:start w:val="1"/>
+      <w:numFmt w:val="bullet"/>
+      <w:lvlText w:val="o"/>
+      <w:lvlJc w:val="left"/>
+      <w:pPr>
+        <w:ind w:left="6480" w:hanging="360"/>
+      </w:pPr>
+      <w:rPr>
+        <w:rFonts w:ascii="Courier New" w:hAnsi="Courier New" w:cs="Courier New" w:hint="default"/>
+      </w:rPr>
+    </w:lvl>
+    <w:lvl w:ilvl="8">
+      <w:start w:val="1"/>
+      <w:numFmt w:val="bullet"/>
+      <w:lvlText w:val=""/>
+      <w:lvlJc w:val="left"/>
+      <w:pPr>
+        <w:ind w:left="7200" w:hanging="360"/>
+      </w:pPr>
+      <w:rPr>
+        <w:rFonts w:ascii="Wingdings" w:hAnsi="Wingdings" w:hint="default"/>
+      </w:rPr>
+    </w:lvl>
+  </w:abstractNum>
+  <w:abstractNum w:abstractNumId="17" w15:restartNumberingAfterBreak="0">
+    <w:nsid w:val="37F8629B"/>
+    <w:multiLevelType w:val="hybridMultilevel"/>
+    <w:tmpl w:val="9C92FF3C"/>
+    <w:lvl w:ilvl="0" w:tplc="0409000F">
+      <w:start w:val="1"/>
+      <w:numFmt w:val="decimal"/>
+      <w:lvlText w:val="%1."/>
+      <w:lvlJc w:val="left"/>
+      <w:pPr>
+        <w:ind w:left="720" w:hanging="360"/>
+      </w:pPr>
+    </w:lvl>
+    <w:lvl w:ilvl="1" w:tplc="04090019" w:tentative="1">
+      <w:start w:val="1"/>
+      <w:numFmt w:val="lowerLetter"/>
+      <w:lvlText w:val="%2."/>
+      <w:lvlJc w:val="left"/>
+      <w:pPr>
+        <w:ind w:left="1440" w:hanging="360"/>
+      </w:pPr>
+    </w:lvl>
+    <w:lvl w:ilvl="2" w:tplc="0409001B" w:tentative="1">
+      <w:start w:val="1"/>
+      <w:numFmt w:val="lowerRoman"/>
+      <w:lvlText w:val="%3."/>
+      <w:lvlJc w:val="right"/>
+      <w:pPr>
+        <w:ind w:left="2160" w:hanging="180"/>
+      </w:pPr>
+    </w:lvl>
+    <w:lvl w:ilvl="3" w:tplc="0409000F" w:tentative="1">
+      <w:start w:val="1"/>
+      <w:numFmt w:val="decimal"/>
+      <w:lvlText w:val="%4."/>
+      <w:lvlJc w:val="left"/>
+      <w:pPr>
+        <w:ind w:left="2880" w:hanging="360"/>
+      </w:pPr>
+    </w:lvl>
+    <w:lvl w:ilvl="4" w:tplc="04090019" w:tentative="1">
+      <w:start w:val="1"/>
+      <w:numFmt w:val="lowerLetter"/>
+      <w:lvlText w:val="%5."/>
+      <w:lvlJc w:val="left"/>
+      <w:pPr>
+        <w:ind w:left="3600" w:hanging="360"/>
+      </w:pPr>
+    </w:lvl>
+    <w:lvl w:ilvl="5" w:tplc="0409001B" w:tentative="1">
+      <w:start w:val="1"/>
+      <w:numFmt w:val="lowerRoman"/>
+      <w:lvlText w:val="%6."/>
+      <w:lvlJc w:val="right"/>
+      <w:pPr>
+        <w:ind w:left="4320" w:hanging="180"/>
+      </w:pPr>
+    </w:lvl>
+    <w:lvl w:ilvl="6" w:tplc="0409000F" w:tentative="1">
+      <w:start w:val="1"/>
+      <w:numFmt w:val="decimal"/>
+      <w:lvlText w:val="%7."/>
+      <w:lvlJc w:val="left"/>
+      <w:pPr>
+        <w:ind w:left="5040" w:hanging="360"/>
+      </w:pPr>
+    </w:lvl>
+    <w:lvl w:ilvl="7" w:tplc="04090019" w:tentative="1">
+      <w:start w:val="1"/>
+      <w:numFmt w:val="lowerLetter"/>
+      <w:lvlText w:val="%8."/>
+      <w:lvlJc w:val="left"/>
+      <w:pPr>
+        <w:ind w:left="5760" w:hanging="360"/>
+      </w:pPr>
+    </w:lvl>
+    <w:lvl w:ilvl="8" w:tplc="0409001B" w:tentative="1">
+      <w:start w:val="1"/>
+      <w:numFmt w:val="lowerRoman"/>
+      <w:lvlText w:val="%9."/>
+      <w:lvlJc w:val="right"/>
+      <w:pPr>
+        <w:ind w:left="6480" w:hanging="180"/>
+      </w:pPr>
+    </w:lvl>
+  </w:abstractNum>
+  <w:abstractNum w:abstractNumId="18" w15:restartNumberingAfterBreak="0">
+    <w:nsid w:val="38525B37"/>
+    <w:multiLevelType w:val="multilevel"/>
+    <w:tmpl w:val="4A64560C"/>
+    <w:lvl w:ilvl="0">
+      <w:start w:val="1"/>
+      <w:numFmt w:val="decimal"/>
+      <w:suff w:val="nothing"/>
+      <w:lvlText w:val="Chapter %1"/>
+      <w:lvlJc w:val="left"/>
+      <w:pPr>
+        <w:ind w:left="0" w:firstLine="0"/>
+      </w:pPr>
+      <w:rPr>
+        <w:rFonts w:hint="default"/>
+        <w:b/>
+        <w:i w:val="0"/>
+      </w:rPr>
+    </w:lvl>
+    <w:lvl w:ilvl="1">
+      <w:start w:val="1"/>
+      <w:numFmt w:val="decimal"/>
+      <w:lvlText w:val="%1.%2"/>
+      <w:lvlJc w:val="left"/>
+      <w:pPr>
+        <w:tabs>
+          <w:tab w:val="num" w:pos="720"/>
+        </w:tabs>
+        <w:ind w:left="540" w:hanging="540"/>
+      </w:pPr>
+      <w:rPr>
+        <w:rFonts w:hint="default"/>
+        <w:b/>
+        <w:i w:val="0"/>
+      </w:rPr>
+    </w:lvl>
+    <w:lvl w:ilvl="2">
+      <w:start w:val="1"/>
+      <w:numFmt w:val="decimal"/>
+      <w:lvlText w:val="%1.%2.%3"/>
+      <w:lvlJc w:val="left"/>
+      <w:pPr>
+        <w:tabs>
+          <w:tab w:val="num" w:pos="720"/>
+        </w:tabs>
+        <w:ind w:left="720" w:hanging="720"/>
+      </w:pPr>
+      <w:rPr>
+        <w:rFonts w:hint="default"/>
+        <w:b/>
+        <w:i w:val="0"/>
+      </w:rPr>
+    </w:lvl>
+    <w:lvl w:ilvl="3">
+      <w:start w:val="1"/>
+      <w:numFmt w:val="decimal"/>
+      <w:lvlText w:val="%1.%2.%3.%4"/>
+      <w:lvlJc w:val="left"/>
+      <w:pPr>
+        <w:tabs>
+          <w:tab w:val="num" w:pos="907"/>
+        </w:tabs>
+        <w:ind w:left="900" w:hanging="900"/>
+      </w:pPr>
+      <w:rPr>
+        <w:rFonts w:hint="default"/>
+        <w:b/>
+        <w:i w:val="0"/>
+      </w:rPr>
+    </w:lvl>
+    <w:lvl w:ilvl="4">
+      <w:start w:val="1"/>
+      <w:numFmt w:val="decimal"/>
+      <w:lvlText w:val="%1.%2.%3.%4.%5"/>
+      <w:lvlJc w:val="left"/>
+      <w:pPr>
+        <w:ind w:left="1080" w:hanging="1080"/>
+      </w:pPr>
+      <w:rPr>
+        <w:rFonts w:hint="default"/>
+        <w:b/>
+        <w:i w:val="0"/>
+      </w:rPr>
+    </w:lvl>
+    <w:lvl w:ilvl="5">
+      <w:start w:val="1"/>
+      <w:numFmt w:val="decimal"/>
+      <w:lvlRestart w:val="1"/>
+      <w:pStyle w:val="Heading6"/>
+      <w:lvlText w:val="Table %1.%6."/>
+      <w:lvlJc w:val="left"/>
+      <w:pPr>
+        <w:ind w:left="900" w:firstLine="0"/>
+      </w:pPr>
+      <w:rPr>
+        <w:rFonts w:hint="default"/>
+      </w:rPr>
+    </w:lvl>
+    <w:lvl w:ilvl="6">
+      <w:start w:val="1"/>
+      <w:numFmt w:val="decimal"/>
+      <w:lvlText w:val="%7."/>
+      <w:lvlJc w:val="left"/>
+      <w:pPr>
+        <w:ind w:left="1080" w:firstLine="0"/>
+      </w:pPr>
+      <w:rPr>
+        <w:rFonts w:hint="default"/>
+      </w:rPr>
+    </w:lvl>
+    <w:lvl w:ilvl="7">
+      <w:start w:val="1"/>
+      <w:numFmt w:val="decimal"/>
+      <w:lvlRestart w:val="1"/>
+      <w:pStyle w:val="Heading8"/>
+      <w:lvlText w:val="Figure %1.%8"/>
+      <w:lvlJc w:val="left"/>
+      <w:pPr>
+        <w:ind w:left="1260" w:firstLine="0"/>
+      </w:pPr>
+      <w:rPr>
+        <w:rFonts w:hint="default"/>
+      </w:rPr>
+    </w:lvl>
+    <w:lvl w:ilvl="8">
+      <w:start w:val="1"/>
+      <w:numFmt w:val="lowerRoman"/>
+      <w:lvlText w:val="%9."/>
+      <w:lvlJc w:val="left"/>
+      <w:pPr>
+        <w:ind w:left="1440" w:firstLine="0"/>
+      </w:pPr>
+      <w:rPr>
+        <w:rFonts w:hint="default"/>
+      </w:rPr>
+    </w:lvl>
+  </w:abstractNum>
+  <w:abstractNum w:abstractNumId="19" w15:restartNumberingAfterBreak="0">
+    <w:nsid w:val="38CF09CA"/>
+    <w:multiLevelType w:val="multilevel"/>
+    <w:tmpl w:val="5FE8B0D2"/>
+    <w:lvl w:ilvl="0">
+      <w:start w:val="1"/>
+      <w:numFmt w:val="bullet"/>
+      <w:lvlText w:val=""/>
+      <w:lvlJc w:val="left"/>
+      <w:pPr>
+        <w:tabs>
+          <w:tab w:val="num" w:pos="720"/>
+        </w:tabs>
+        <w:ind w:left="720" w:hanging="360"/>
+      </w:pPr>
+      <w:rPr>
+        <w:rFonts w:ascii="Symbol" w:hAnsi="Symbol" w:hint="default"/>
+        <w:sz w:val="20"/>
+      </w:rPr>
+    </w:lvl>
+    <w:lvl w:ilvl="1">
+      <w:start w:val="1"/>
+      <w:numFmt w:val="bullet"/>
+      <w:lvlText w:val="o"/>
+      <w:lvlJc w:val="left"/>
+      <w:pPr>
+        <w:tabs>
+          <w:tab w:val="num" w:pos="1440"/>
+        </w:tabs>
+        <w:ind w:left="1440" w:hanging="360"/>
+      </w:pPr>
+      <w:rPr>
+        <w:rFonts w:ascii="Courier New" w:hAnsi="Courier New" w:hint="default"/>
+        <w:sz w:val="20"/>
+      </w:rPr>
+    </w:lvl>
+    <w:lvl w:ilvl="2" w:tentative="1">
+      <w:start w:val="1"/>
+      <w:numFmt w:val="bullet"/>
+      <w:lvlText w:val=""/>
+      <w:lvlJc w:val="left"/>
+      <w:pPr>
+        <w:tabs>
+          <w:tab w:val="num" w:pos="2160"/>
+        </w:tabs>
+        <w:ind w:left="2160" w:hanging="360"/>
+      </w:pPr>
+      <w:rPr>
+        <w:rFonts w:ascii="Wingdings" w:hAnsi="Wingdings" w:hint="default"/>
+        <w:sz w:val="20"/>
+      </w:rPr>
+    </w:lvl>
+    <w:lvl w:ilvl="3" w:tentative="1">
+      <w:start w:val="1"/>
+      <w:numFmt w:val="bullet"/>
+      <w:lvlText w:val=""/>
+      <w:lvlJc w:val="left"/>
+      <w:pPr>
+        <w:tabs>
+          <w:tab w:val="num" w:pos="2880"/>
+        </w:tabs>
+        <w:ind w:left="2880" w:hanging="360"/>
+      </w:pPr>
+      <w:rPr>
+        <w:rFonts w:ascii="Wingdings" w:hAnsi="Wingdings" w:hint="default"/>
+        <w:sz w:val="20"/>
+      </w:rPr>
+    </w:lvl>
+    <w:lvl w:ilvl="4" w:tentative="1">
+      <w:start w:val="1"/>
+      <w:numFmt w:val="bullet"/>
+      <w:lvlText w:val=""/>
+      <w:lvlJc w:val="left"/>
+      <w:pPr>
+        <w:tabs>
+          <w:tab w:val="num" w:pos="3600"/>
+        </w:tabs>
+        <w:ind w:left="3600" w:hanging="360"/>
+      </w:pPr>
+      <w:rPr>
+        <w:rFonts w:ascii="Wingdings" w:hAnsi="Wingdings" w:hint="default"/>
+        <w:sz w:val="20"/>
+      </w:rPr>
+    </w:lvl>
+    <w:lvl w:ilvl="5" w:tentative="1">
+      <w:start w:val="1"/>
+      <w:numFmt w:val="bullet"/>
+      <w:lvlText w:val=""/>
+      <w:lvlJc w:val="left"/>
+      <w:pPr>
+        <w:tabs>
+          <w:tab w:val="num" w:pos="4320"/>
+        </w:tabs>
+        <w:ind w:left="4320" w:hanging="360"/>
+      </w:pPr>
+      <w:rPr>
+        <w:rFonts w:ascii="Wingdings" w:hAnsi="Wingdings" w:hint="default"/>
+        <w:sz w:val="20"/>
+      </w:rPr>
+    </w:lvl>
+    <w:lvl w:ilvl="6" w:tentative="1">
+      <w:start w:val="1"/>
+      <w:numFmt w:val="bullet"/>
+      <w:lvlText w:val=""/>
+      <w:lvlJc w:val="left"/>
+      <w:pPr>
+        <w:tabs>
+          <w:tab w:val="num" w:pos="5040"/>
+        </w:tabs>
+        <w:ind w:left="5040" w:hanging="360"/>
+      </w:pPr>
+      <w:rPr>
+        <w:rFonts w:ascii="Wingdings" w:hAnsi="Wingdings" w:hint="default"/>
+        <w:sz w:val="20"/>
+      </w:rPr>
+    </w:lvl>
+    <w:lvl w:ilvl="7" w:tentative="1">
+      <w:start w:val="1"/>
+      <w:numFmt w:val="bullet"/>
+      <w:lvlText w:val=""/>
+      <w:lvlJc w:val="left"/>
+      <w:pPr>
+        <w:tabs>
+          <w:tab w:val="num" w:pos="5760"/>
+        </w:tabs>
+        <w:ind w:left="5760" w:hanging="360"/>
+      </w:pPr>
+      <w:rPr>
+        <w:rFonts w:ascii="Wingdings" w:hAnsi="Wingdings" w:hint="default"/>
+        <w:sz w:val="20"/>
+      </w:rPr>
+    </w:lvl>
+    <w:lvl w:ilvl="8" w:tentative="1">
+      <w:start w:val="1"/>
+      <w:numFmt w:val="bullet"/>
+      <w:lvlText w:val=""/>
+      <w:lvlJc w:val="left"/>
+      <w:pPr>
+        <w:tabs>
+          <w:tab w:val="num" w:pos="6480"/>
+        </w:tabs>
+        <w:ind w:left="6480" w:hanging="360"/>
+      </w:pPr>
+      <w:rPr>
+        <w:rFonts w:ascii="Wingdings" w:hAnsi="Wingdings" w:hint="default"/>
+        <w:sz w:val="20"/>
+      </w:rPr>
+    </w:lvl>
+  </w:abstractNum>
+  <w:abstractNum w:abstractNumId="20" w15:restartNumberingAfterBreak="0">
+    <w:nsid w:val="3BD50EED"/>
+    <w:multiLevelType w:val="hybridMultilevel"/>
+    <w:tmpl w:val="FEE2CDB0"/>
+    <w:lvl w:ilvl="0" w:tplc="95B6009C">
+      <w:start w:val="1"/>
+      <w:numFmt w:val="decimal"/>
+      <w:lvlText w:val="%1."/>
+      <w:lvlJc w:val="right"/>
+      <w:pPr>
+        <w:ind w:left="1080" w:hanging="360"/>
+      </w:pPr>
+      <w:rPr>
+        <w:rFonts w:hint="default"/>
+      </w:rPr>
+    </w:lvl>
+    <w:lvl w:ilvl="1" w:tplc="04090019" w:tentative="1">
+      <w:start w:val="1"/>
+      <w:numFmt w:val="lowerLetter"/>
+      <w:lvlText w:val="%2."/>
+      <w:lvlJc w:val="left"/>
+      <w:pPr>
+        <w:ind w:left="1800" w:hanging="360"/>
+      </w:pPr>
+    </w:lvl>
+    <w:lvl w:ilvl="2" w:tplc="0409001B" w:tentative="1">
+      <w:start w:val="1"/>
+      <w:numFmt w:val="lowerRoman"/>
+      <w:lvlText w:val="%3."/>
+      <w:lvlJc w:val="right"/>
+      <w:pPr>
+        <w:ind w:left="2520" w:hanging="180"/>
+      </w:pPr>
+    </w:lvl>
+    <w:lvl w:ilvl="3" w:tplc="0409000F" w:tentative="1">
+      <w:start w:val="1"/>
+      <w:numFmt w:val="decimal"/>
+      <w:lvlText w:val="%4."/>
+      <w:lvlJc w:val="left"/>
+      <w:pPr>
+        <w:ind w:left="3240" w:hanging="360"/>
+      </w:pPr>
+    </w:lvl>
+    <w:lvl w:ilvl="4" w:tplc="04090019" w:tentative="1">
+      <w:start w:val="1"/>
+      <w:numFmt w:val="lowerLetter"/>
+      <w:lvlText w:val="%5."/>
+      <w:lvlJc w:val="left"/>
+      <w:pPr>
+        <w:ind w:left="3960" w:hanging="360"/>
+      </w:pPr>
+    </w:lvl>
+    <w:lvl w:ilvl="5" w:tplc="0409001B" w:tentative="1">
+      <w:start w:val="1"/>
+      <w:numFmt w:val="lowerRoman"/>
+      <w:lvlText w:val="%6."/>
+      <w:lvlJc w:val="right"/>
+      <w:pPr>
+        <w:ind w:left="4680" w:hanging="180"/>
+      </w:pPr>
+    </w:lvl>
+    <w:lvl w:ilvl="6" w:tplc="0409000F" w:tentative="1">
+      <w:start w:val="1"/>
+      <w:numFmt w:val="decimal"/>
+      <w:lvlText w:val="%7."/>
+      <w:lvlJc w:val="left"/>
+      <w:pPr>
+        <w:ind w:left="5400" w:hanging="360"/>
+      </w:pPr>
+    </w:lvl>
+    <w:lvl w:ilvl="7" w:tplc="04090019" w:tentative="1">
+      <w:start w:val="1"/>
+      <w:numFmt w:val="lowerLetter"/>
+      <w:lvlText w:val="%8."/>
+      <w:lvlJc w:val="left"/>
+      <w:pPr>
+        <w:ind w:left="6120" w:hanging="360"/>
+      </w:pPr>
+    </w:lvl>
+    <w:lvl w:ilvl="8" w:tplc="0409001B" w:tentative="1">
+      <w:start w:val="1"/>
+      <w:numFmt w:val="lowerRoman"/>
+      <w:lvlText w:val="%9."/>
+      <w:lvlJc w:val="right"/>
+      <w:pPr>
+        <w:ind w:left="6840" w:hanging="180"/>
+      </w:pPr>
+    </w:lvl>
+  </w:abstractNum>
+  <w:abstractNum w:abstractNumId="21" w15:restartNumberingAfterBreak="0">
+    <w:nsid w:val="44930143"/>
+    <w:multiLevelType w:val="multilevel"/>
+    <w:tmpl w:val="3782BF92"/>
+    <w:lvl w:ilvl="0">
+      <w:start w:val="1"/>
+      <w:numFmt w:val="none"/>
+      <w:suff w:val="nothing"/>
+      <w:lvlText w:val="Table "/>
+      <w:lvlJc w:val="left"/>
+      <w:pPr>
+        <w:ind w:left="0" w:firstLine="0"/>
+      </w:pPr>
+      <w:rPr>
+        <w:rFonts w:hint="default"/>
+      </w:rPr>
+    </w:lvl>
+    <w:lvl w:ilvl="1">
+      <w:start w:val="1"/>
+      <w:numFmt w:val="lowerLetter"/>
+      <w:lvlText w:val="%2)"/>
+      <w:lvlJc w:val="left"/>
+      <w:pPr>
+        <w:tabs>
+          <w:tab w:val="num" w:pos="360"/>
+        </w:tabs>
+        <w:ind w:left="720" w:hanging="360"/>
+      </w:pPr>
+      <w:rPr>
+        <w:rFonts w:hint="default"/>
+      </w:rPr>
+    </w:lvl>
+    <w:lvl w:ilvl="2">
+      <w:start w:val="1"/>
+      <w:numFmt w:val="lowerRoman"/>
+      <w:lvlRestart w:val="1"/>
+      <w:lvlText w:val="%3)"/>
+      <w:lvlJc w:val="left"/>
+      <w:pPr>
+        <w:tabs>
+          <w:tab w:val="num" w:pos="720"/>
+        </w:tabs>
+        <w:ind w:left="1080" w:hanging="360"/>
+      </w:pPr>
+      <w:rPr>
+        <w:rFonts w:hint="default"/>
+      </w:rPr>
+    </w:lvl>
+    <w:lvl w:ilvl="3">
+      <w:start w:val="1"/>
+      <w:numFmt w:val="decimal"/>
+      <w:lvlText w:val="(%4)"/>
+      <w:lvlJc w:val="left"/>
+      <w:pPr>
+        <w:ind w:left="1440" w:hanging="360"/>
+      </w:pPr>
+      <w:rPr>
+        <w:rFonts w:hint="default"/>
+      </w:rPr>
+    </w:lvl>
+    <w:lvl w:ilvl="4">
+      <w:start w:val="1"/>
+      <w:numFmt w:val="lowerLetter"/>
+      <w:lvlText w:val="(%5)"/>
+      <w:lvlJc w:val="left"/>
+      <w:pPr>
+        <w:ind w:left="1800" w:hanging="360"/>
+      </w:pPr>
+      <w:rPr>
+        <w:rFonts w:hint="default"/>
+      </w:rPr>
+    </w:lvl>
+    <w:lvl w:ilvl="5">
+      <w:start w:val="1"/>
+      <w:numFmt w:val="lowerRoman"/>
+      <w:lvlText w:val="(%6)"/>
+      <w:lvlJc w:val="left"/>
+      <w:pPr>
+        <w:ind w:left="2160" w:hanging="360"/>
+      </w:pPr>
+      <w:rPr>
+        <w:rFonts w:hint="default"/>
+      </w:rPr>
+    </w:lvl>
+    <w:lvl w:ilvl="6">
+      <w:start w:val="1"/>
+      <w:numFmt w:val="decimal"/>
+      <w:lvlText w:val="%7."/>
+      <w:lvlJc w:val="left"/>
+      <w:pPr>
+        <w:ind w:left="2520" w:hanging="360"/>
+      </w:pPr>
+      <w:rPr>
+        <w:rFonts w:hint="default"/>
+      </w:rPr>
+    </w:lvl>
+    <w:lvl w:ilvl="7">
+      <w:start w:val="1"/>
+      <w:numFmt w:val="lowerLetter"/>
+      <w:lvlText w:val="%8."/>
+      <w:lvlJc w:val="left"/>
+      <w:pPr>
+        <w:ind w:left="2880" w:hanging="360"/>
+      </w:pPr>
+      <w:rPr>
+        <w:rFonts w:hint="default"/>
+      </w:rPr>
+    </w:lvl>
+    <w:lvl w:ilvl="8">
+      <w:start w:val="1"/>
+      <w:numFmt w:val="lowerRoman"/>
+      <w:lvlText w:val="%9."/>
+      <w:lvlJc w:val="left"/>
+      <w:pPr>
+        <w:ind w:left="3240" w:hanging="360"/>
+      </w:pPr>
+      <w:rPr>
+        <w:rFonts w:hint="default"/>
+      </w:rPr>
+    </w:lvl>
+  </w:abstractNum>
+  <w:abstractNum w:abstractNumId="22" w15:restartNumberingAfterBreak="0">
+    <w:nsid w:val="44F41683"/>
+    <w:multiLevelType w:val="multilevel"/>
+    <w:tmpl w:val="894EFF6A"/>
+    <w:lvl w:ilvl="0">
+      <w:start w:val="1"/>
+      <w:numFmt w:val="upperLetter"/>
+      <w:pStyle w:val="TOC7"/>
+      <w:lvlText w:val="%1"/>
+      <w:lvlJc w:val="right"/>
+      <w:pPr>
+        <w:ind w:left="720" w:hanging="374"/>
+      </w:pPr>
+      <w:rPr>
+        <w:rFonts w:ascii="Times New Roman" w:hAnsi="Times New Roman" w:hint="default"/>
+        <w:sz w:val="24"/>
+      </w:rPr>
+    </w:lvl>
+    <w:lvl w:ilvl="1">
+      <w:start w:val="1"/>
+      <w:numFmt w:val="lowerLetter"/>
+      <w:lvlText w:val="%2."/>
+      <w:lvlJc w:val="left"/>
+      <w:pPr>
+        <w:ind w:left="1786" w:hanging="360"/>
+      </w:pPr>
+      <w:rPr>
+        <w:rFonts w:hint="default"/>
+      </w:rPr>
+    </w:lvl>
+    <w:lvl w:ilvl="2">
+      <w:start w:val="1"/>
+      <w:numFmt w:val="lowerRoman"/>
+      <w:lvlText w:val="%3."/>
+      <w:lvlJc w:val="right"/>
+      <w:pPr>
+        <w:ind w:left="2506" w:hanging="180"/>
+      </w:pPr>
+      <w:rPr>
+        <w:rFonts w:hint="default"/>
+      </w:rPr>
+    </w:lvl>
+    <w:lvl w:ilvl="3">
+      <w:start w:val="1"/>
+      <w:numFmt w:val="decimal"/>
+      <w:lvlText w:val="%4."/>
+      <w:lvlJc w:val="left"/>
+      <w:pPr>
+        <w:ind w:left="3226" w:hanging="360"/>
+      </w:pPr>
+      <w:rPr>
+        <w:rFonts w:hint="default"/>
+      </w:rPr>
+    </w:lvl>
+    <w:lvl w:ilvl="4">
+      <w:start w:val="1"/>
+      <w:numFmt w:val="lowerLetter"/>
+      <w:lvlText w:val="%5."/>
+      <w:lvlJc w:val="left"/>
+      <w:pPr>
+        <w:ind w:left="3946" w:hanging="360"/>
+      </w:pPr>
+      <w:rPr>
+        <w:rFonts w:hint="default"/>
+      </w:rPr>
+    </w:lvl>
+    <w:lvl w:ilvl="5">
+      <w:start w:val="1"/>
+      <w:numFmt w:val="lowerRoman"/>
+      <w:lvlText w:val="%6."/>
+      <w:lvlJc w:val="right"/>
+      <w:pPr>
+        <w:ind w:left="4666" w:hanging="180"/>
+      </w:pPr>
+      <w:rPr>
+        <w:rFonts w:hint="default"/>
+      </w:rPr>
+    </w:lvl>
+    <w:lvl w:ilvl="6">
+      <w:start w:val="1"/>
+      <w:numFmt w:val="decimal"/>
+      <w:lvlText w:val="%7."/>
+      <w:lvlJc w:val="left"/>
+      <w:pPr>
+        <w:ind w:left="5386" w:hanging="360"/>
+      </w:pPr>
+      <w:rPr>
+        <w:rFonts w:hint="default"/>
+      </w:rPr>
+    </w:lvl>
+    <w:lvl w:ilvl="7">
+      <w:start w:val="1"/>
+      <w:numFmt w:val="lowerLetter"/>
+      <w:lvlText w:val="%8."/>
+      <w:lvlJc w:val="left"/>
+      <w:pPr>
+        <w:ind w:left="6106" w:hanging="360"/>
+      </w:pPr>
+      <w:rPr>
+        <w:rFonts w:hint="default"/>
+      </w:rPr>
+    </w:lvl>
+    <w:lvl w:ilvl="8">
+      <w:start w:val="1"/>
+      <w:numFmt w:val="lowerRoman"/>
+      <w:lvlText w:val="%9."/>
+      <w:lvlJc w:val="right"/>
+      <w:pPr>
+        <w:ind w:left="6826" w:hanging="180"/>
+      </w:pPr>
+      <w:rPr>
+        <w:rFonts w:hint="default"/>
+      </w:rPr>
+    </w:lvl>
+  </w:abstractNum>
+  <w:abstractNum w:abstractNumId="23" w15:restartNumberingAfterBreak="0">
+    <w:nsid w:val="48CD3173"/>
+    <w:multiLevelType w:val="hybridMultilevel"/>
+    <w:tmpl w:val="9DDC7508"/>
+    <w:lvl w:ilvl="0" w:tplc="0409000F">
+      <w:start w:val="1"/>
+      <w:numFmt w:val="decimal"/>
+      <w:lvlText w:val="%1."/>
+      <w:lvlJc w:val="left"/>
+      <w:pPr>
+        <w:ind w:left="1440" w:hanging="360"/>
+      </w:pPr>
+    </w:lvl>
+    <w:lvl w:ilvl="1" w:tplc="04090019" w:tentative="1">
+      <w:start w:val="1"/>
+      <w:numFmt w:val="lowerLetter"/>
+      <w:lvlText w:val="%2."/>
+      <w:lvlJc w:val="left"/>
+      <w:pPr>
+        <w:ind w:left="2160" w:hanging="360"/>
+      </w:pPr>
+    </w:lvl>
+    <w:lvl w:ilvl="2" w:tplc="0409001B" w:tentative="1">
+      <w:start w:val="1"/>
+      <w:numFmt w:val="lowerRoman"/>
+      <w:lvlText w:val="%3."/>
+      <w:lvlJc w:val="right"/>
+      <w:pPr>
+        <w:ind w:left="2880" w:hanging="180"/>
+      </w:pPr>
+    </w:lvl>
+    <w:lvl w:ilvl="3" w:tplc="0409000F" w:tentative="1">
+      <w:start w:val="1"/>
+      <w:numFmt w:val="decimal"/>
+      <w:lvlText w:val="%4."/>
+      <w:lvlJc w:val="left"/>
+      <w:pPr>
+        <w:ind w:left="3600" w:hanging="360"/>
+      </w:pPr>
+    </w:lvl>
+    <w:lvl w:ilvl="4" w:tplc="04090019" w:tentative="1">
+      <w:start w:val="1"/>
+      <w:numFmt w:val="lowerLetter"/>
+      <w:lvlText w:val="%5."/>
+      <w:lvlJc w:val="left"/>
+      <w:pPr>
+        <w:ind w:left="4320" w:hanging="360"/>
+      </w:pPr>
+    </w:lvl>
+    <w:lvl w:ilvl="5" w:tplc="0409001B" w:tentative="1">
+      <w:start w:val="1"/>
+      <w:numFmt w:val="lowerRoman"/>
+      <w:lvlText w:val="%6."/>
+      <w:lvlJc w:val="right"/>
+      <w:pPr>
+        <w:ind w:left="5040" w:hanging="180"/>
+      </w:pPr>
+    </w:lvl>
+    <w:lvl w:ilvl="6" w:tplc="0409000F" w:tentative="1">
+      <w:start w:val="1"/>
+      <w:numFmt w:val="decimal"/>
+      <w:lvlText w:val="%7."/>
+      <w:lvlJc w:val="left"/>
+      <w:pPr>
+        <w:ind w:left="5760" w:hanging="360"/>
+      </w:pPr>
+    </w:lvl>
+    <w:lvl w:ilvl="7" w:tplc="04090019" w:tentative="1">
+      <w:start w:val="1"/>
+      <w:numFmt w:val="lowerLetter"/>
+      <w:lvlText w:val="%8."/>
+      <w:lvlJc w:val="left"/>
+      <w:pPr>
+        <w:ind w:left="6480" w:hanging="360"/>
+      </w:pPr>
+    </w:lvl>
+    <w:lvl w:ilvl="8" w:tplc="0409001B" w:tentative="1">
+      <w:start w:val="1"/>
+      <w:numFmt w:val="lowerRoman"/>
+      <w:lvlText w:val="%9."/>
+      <w:lvlJc w:val="right"/>
+      <w:pPr>
+        <w:ind w:left="7200" w:hanging="180"/>
+      </w:pPr>
+    </w:lvl>
+  </w:abstractNum>
+  <w:abstractNum w:abstractNumId="24" w15:restartNumberingAfterBreak="0">
+    <w:nsid w:val="490878CB"/>
+    <w:multiLevelType w:val="hybridMultilevel"/>
+    <w:tmpl w:val="50843F9C"/>
+    <w:lvl w:ilvl="0" w:tplc="11BA8340">
+      <w:start w:val="2"/>
+      <w:numFmt w:val="lowerRoman"/>
+      <w:lvlText w:val="%1."/>
+      <w:lvlJc w:val="left"/>
+      <w:pPr>
+        <w:ind w:left="2880" w:hanging="720"/>
+      </w:pPr>
+      <w:rPr>
+        <w:rFonts w:hint="default"/>
+      </w:rPr>
+    </w:lvl>
+    <w:lvl w:ilvl="1" w:tplc="D43C9EA8">
+      <w:start w:val="1"/>
+      <w:numFmt w:val="lowerLetter"/>
+      <w:lvlText w:val="%2."/>
+      <w:lvlJc w:val="left"/>
+      <w:pPr>
+        <w:ind w:left="3240" w:hanging="360"/>
+      </w:pPr>
+      <w:rPr>
+        <w:rFonts w:ascii="Calibri" w:eastAsia="Calibri" w:hAnsi="Calibri" w:cs="Times New Roman"/>
+      </w:rPr>
+    </w:lvl>
+    <w:lvl w:ilvl="2" w:tplc="F70ACCFC">
+      <w:start w:val="1"/>
+      <w:numFmt w:val="lowerRoman"/>
+      <w:lvlText w:val="%3."/>
+      <w:lvlJc w:val="right"/>
+      <w:pPr>
+        <w:ind w:left="3960" w:hanging="180"/>
+      </w:pPr>
+      <w:rPr>
+        <w:strike w:val="0"/>
+      </w:rPr>
+    </w:lvl>
+    <w:lvl w:ilvl="3" w:tplc="0409000F" w:tentative="1">
+      <w:start w:val="1"/>
+      <w:numFmt w:val="decimal"/>
+      <w:lvlText w:val="%4."/>
+      <w:lvlJc w:val="left"/>
+      <w:pPr>
+        <w:ind w:left="4680" w:hanging="360"/>
+      </w:pPr>
+    </w:lvl>
+    <w:lvl w:ilvl="4" w:tplc="04090019" w:tentative="1">
+      <w:start w:val="1"/>
+      <w:numFmt w:val="lowerLetter"/>
+      <w:lvlText w:val="%5."/>
+      <w:lvlJc w:val="left"/>
+      <w:pPr>
+        <w:ind w:left="5400" w:hanging="360"/>
+      </w:pPr>
+    </w:lvl>
+    <w:lvl w:ilvl="5" w:tplc="0409001B" w:tentative="1">
+      <w:start w:val="1"/>
+      <w:numFmt w:val="lowerRoman"/>
+      <w:lvlText w:val="%6."/>
+      <w:lvlJc w:val="right"/>
+      <w:pPr>
+        <w:ind w:left="6120" w:hanging="180"/>
+      </w:pPr>
+    </w:lvl>
+    <w:lvl w:ilvl="6" w:tplc="0409000F" w:tentative="1">
+      <w:start w:val="1"/>
+      <w:numFmt w:val="decimal"/>
+      <w:lvlText w:val="%7."/>
+      <w:lvlJc w:val="left"/>
+      <w:pPr>
+        <w:ind w:left="6840" w:hanging="360"/>
+      </w:pPr>
+    </w:lvl>
+    <w:lvl w:ilvl="7" w:tplc="04090019" w:tentative="1">
+      <w:start w:val="1"/>
+      <w:numFmt w:val="lowerLetter"/>
+      <w:lvlText w:val="%8."/>
+      <w:lvlJc w:val="left"/>
+      <w:pPr>
+        <w:ind w:left="7560" w:hanging="360"/>
+      </w:pPr>
+    </w:lvl>
+    <w:lvl w:ilvl="8" w:tplc="0409001B" w:tentative="1">
+      <w:start w:val="1"/>
+      <w:numFmt w:val="lowerRoman"/>
+      <w:lvlText w:val="%9."/>
+      <w:lvlJc w:val="right"/>
+      <w:pPr>
+        <w:ind w:left="8280" w:hanging="180"/>
+      </w:pPr>
+    </w:lvl>
+  </w:abstractNum>
+  <w:abstractNum w:abstractNumId="25" w15:restartNumberingAfterBreak="0">
+    <w:nsid w:val="4E0E3813"/>
+    <w:multiLevelType w:val="hybridMultilevel"/>
+    <w:tmpl w:val="0F28D4A6"/>
+    <w:lvl w:ilvl="0" w:tplc="04090015">
+      <w:start w:val="1"/>
+      <w:numFmt w:val="upperLetter"/>
+      <w:lvlText w:val="%1."/>
+      <w:lvlJc w:val="left"/>
+      <w:pPr>
+        <w:ind w:left="720" w:hanging="360"/>
+      </w:pPr>
+      <w:rPr>
+        <w:rFonts w:hint="default"/>
+      </w:rPr>
+    </w:lvl>
+    <w:lvl w:ilvl="1" w:tplc="04090019" w:tentative="1">
+      <w:start w:val="1"/>
+      <w:numFmt w:val="lowerLetter"/>
+      <w:lvlText w:val="%2."/>
+      <w:lvlJc w:val="left"/>
+      <w:pPr>
+        <w:ind w:left="1440" w:hanging="360"/>
+      </w:pPr>
+    </w:lvl>
+    <w:lvl w:ilvl="2" w:tplc="0409001B" w:tentative="1">
+      <w:start w:val="1"/>
+      <w:numFmt w:val="lowerRoman"/>
+      <w:lvlText w:val="%3."/>
+      <w:lvlJc w:val="right"/>
+      <w:pPr>
+        <w:ind w:left="2160" w:hanging="180"/>
+      </w:pPr>
+    </w:lvl>
+    <w:lvl w:ilvl="3" w:tplc="0409000F" w:tentative="1">
+      <w:start w:val="1"/>
+      <w:numFmt w:val="decimal"/>
+      <w:lvlText w:val="%4."/>
+      <w:lvlJc w:val="left"/>
+      <w:pPr>
+        <w:ind w:left="2880" w:hanging="360"/>
+      </w:pPr>
+    </w:lvl>
+    <w:lvl w:ilvl="4" w:tplc="04090019" w:tentative="1">
+      <w:start w:val="1"/>
+      <w:numFmt w:val="lowerLetter"/>
+      <w:lvlText w:val="%5."/>
+      <w:lvlJc w:val="left"/>
+      <w:pPr>
+        <w:ind w:left="3600" w:hanging="360"/>
+      </w:pPr>
+    </w:lvl>
+    <w:lvl w:ilvl="5" w:tplc="0409001B" w:tentative="1">
+      <w:start w:val="1"/>
+      <w:numFmt w:val="lowerRoman"/>
+      <w:lvlText w:val="%6."/>
+      <w:lvlJc w:val="right"/>
+      <w:pPr>
+        <w:ind w:left="4320" w:hanging="180"/>
+      </w:pPr>
+    </w:lvl>
+    <w:lvl w:ilvl="6" w:tplc="0409000F" w:tentative="1">
+      <w:start w:val="1"/>
+      <w:numFmt w:val="decimal"/>
+      <w:lvlText w:val="%7."/>
+      <w:lvlJc w:val="left"/>
+      <w:pPr>
+        <w:ind w:left="5040" w:hanging="360"/>
+      </w:pPr>
+    </w:lvl>
+    <w:lvl w:ilvl="7" w:tplc="04090019" w:tentative="1">
+      <w:start w:val="1"/>
+      <w:numFmt w:val="lowerLetter"/>
+      <w:lvlText w:val="%8."/>
+      <w:lvlJc w:val="left"/>
+      <w:pPr>
+        <w:ind w:left="5760" w:hanging="360"/>
+      </w:pPr>
+    </w:lvl>
+    <w:lvl w:ilvl="8" w:tplc="0409001B" w:tentative="1">
+      <w:start w:val="1"/>
+      <w:numFmt w:val="lowerRoman"/>
+      <w:lvlText w:val="%9."/>
+      <w:lvlJc w:val="right"/>
+      <w:pPr>
+        <w:ind w:left="6480" w:hanging="180"/>
+      </w:pPr>
+    </w:lvl>
+  </w:abstractNum>
+  <w:abstractNum w:abstractNumId="26" w15:restartNumberingAfterBreak="0">
+    <w:nsid w:val="501321C6"/>
+    <w:multiLevelType w:val="hybridMultilevel"/>
+    <w:tmpl w:val="9F4CC37A"/>
+    <w:lvl w:ilvl="0" w:tplc="0409000F">
+      <w:start w:val="1"/>
+      <w:numFmt w:val="decimal"/>
+      <w:lvlText w:val="%1."/>
+      <w:lvlJc w:val="left"/>
+      <w:pPr>
+        <w:ind w:left="720" w:hanging="360"/>
+      </w:pPr>
+    </w:lvl>
+    <w:lvl w:ilvl="1" w:tplc="04090019" w:tentative="1">
+      <w:start w:val="1"/>
+      <w:numFmt w:val="lowerLetter"/>
+      <w:lvlText w:val="%2."/>
+      <w:lvlJc w:val="left"/>
+      <w:pPr>
+        <w:ind w:left="1440" w:hanging="360"/>
+      </w:pPr>
+    </w:lvl>
+    <w:lvl w:ilvl="2" w:tplc="0409001B" w:tentative="1">
+      <w:start w:val="1"/>
+      <w:numFmt w:val="lowerRoman"/>
+      <w:lvlText w:val="%3."/>
+      <w:lvlJc w:val="right"/>
+      <w:pPr>
+        <w:ind w:left="2160" w:hanging="180"/>
+      </w:pPr>
+    </w:lvl>
+    <w:lvl w:ilvl="3" w:tplc="0409000F" w:tentative="1">
+      <w:start w:val="1"/>
+      <w:numFmt w:val="decimal"/>
+      <w:lvlText w:val="%4."/>
+      <w:lvlJc w:val="left"/>
+      <w:pPr>
+        <w:ind w:left="2880" w:hanging="360"/>
+      </w:pPr>
+    </w:lvl>
+    <w:lvl w:ilvl="4" w:tplc="04090019" w:tentative="1">
+      <w:start w:val="1"/>
+      <w:numFmt w:val="lowerLetter"/>
+      <w:lvlText w:val="%5."/>
+      <w:lvlJc w:val="left"/>
+      <w:pPr>
+        <w:ind w:left="3600" w:hanging="360"/>
+      </w:pPr>
+    </w:lvl>
+    <w:lvl w:ilvl="5" w:tplc="0409001B" w:tentative="1">
+      <w:start w:val="1"/>
+      <w:numFmt w:val="lowerRoman"/>
+      <w:lvlText w:val="%6."/>
+      <w:lvlJc w:val="right"/>
+      <w:pPr>
+        <w:ind w:left="4320" w:hanging="180"/>
+      </w:pPr>
+    </w:lvl>
+    <w:lvl w:ilvl="6" w:tplc="0409000F" w:tentative="1">
+      <w:start w:val="1"/>
+      <w:numFmt w:val="decimal"/>
+      <w:lvlText w:val="%7."/>
+      <w:lvlJc w:val="left"/>
+      <w:pPr>
+        <w:ind w:left="5040" w:hanging="360"/>
+      </w:pPr>
+    </w:lvl>
+    <w:lvl w:ilvl="7" w:tplc="04090019" w:tentative="1">
+      <w:start w:val="1"/>
+      <w:numFmt w:val="lowerLetter"/>
+      <w:lvlText w:val="%8."/>
+      <w:lvlJc w:val="left"/>
+      <w:pPr>
+        <w:ind w:left="5760" w:hanging="360"/>
+      </w:pPr>
+    </w:lvl>
+    <w:lvl w:ilvl="8" w:tplc="0409001B" w:tentative="1">
+      <w:start w:val="1"/>
+      <w:numFmt w:val="lowerRoman"/>
+      <w:lvlText w:val="%9."/>
+      <w:lvlJc w:val="right"/>
+      <w:pPr>
+        <w:ind w:left="6480" w:hanging="180"/>
+      </w:pPr>
+    </w:lvl>
+  </w:abstractNum>
+  <w:abstractNum w:abstractNumId="27" w15:restartNumberingAfterBreak="0">
+    <w:nsid w:val="51AC00FC"/>
+    <w:multiLevelType w:val="hybridMultilevel"/>
+    <w:tmpl w:val="FB62938A"/>
+    <w:lvl w:ilvl="0" w:tplc="0C9C006C">
+      <w:start w:val="1"/>
+      <w:numFmt w:val="upperLetter"/>
+      <w:lvlText w:val="%1."/>
+      <w:lvlJc w:val="left"/>
+      <w:pPr>
+        <w:ind w:left="1620" w:hanging="360"/>
+      </w:pPr>
+      <w:rPr>
+        <w:rFonts w:hint="default"/>
+      </w:rPr>
+    </w:lvl>
+    <w:lvl w:ilvl="1" w:tplc="04090019">
+      <w:start w:val="1"/>
+      <w:numFmt w:val="lowerLetter"/>
+      <w:lvlText w:val="%2."/>
+      <w:lvlJc w:val="left"/>
+      <w:pPr>
+        <w:ind w:left="1800" w:hanging="360"/>
+      </w:pPr>
+    </w:lvl>
+    <w:lvl w:ilvl="2" w:tplc="0409001B">
+      <w:start w:val="1"/>
+      <w:numFmt w:val="lowerRoman"/>
+      <w:lvlText w:val="%3."/>
+      <w:lvlJc w:val="right"/>
+      <w:pPr>
+        <w:ind w:left="2520" w:hanging="180"/>
+      </w:pPr>
+    </w:lvl>
+    <w:lvl w:ilvl="3" w:tplc="0409000F">
+      <w:start w:val="1"/>
+      <w:numFmt w:val="decimal"/>
+      <w:lvlText w:val="%4."/>
+      <w:lvlJc w:val="left"/>
+      <w:pPr>
+        <w:ind w:left="3240" w:hanging="360"/>
+      </w:pPr>
+    </w:lvl>
+    <w:lvl w:ilvl="4" w:tplc="04090019" w:tentative="1">
+      <w:start w:val="1"/>
+      <w:numFmt w:val="lowerLetter"/>
+      <w:lvlText w:val="%5."/>
+      <w:lvlJc w:val="left"/>
+      <w:pPr>
+        <w:ind w:left="3960" w:hanging="360"/>
+      </w:pPr>
+    </w:lvl>
+    <w:lvl w:ilvl="5" w:tplc="0409001B" w:tentative="1">
+      <w:start w:val="1"/>
+      <w:numFmt w:val="lowerRoman"/>
+      <w:lvlText w:val="%6."/>
+      <w:lvlJc w:val="right"/>
+      <w:pPr>
+        <w:ind w:left="4680" w:hanging="180"/>
+      </w:pPr>
+    </w:lvl>
+    <w:lvl w:ilvl="6" w:tplc="0409000F" w:tentative="1">
+      <w:start w:val="1"/>
+      <w:numFmt w:val="decimal"/>
+      <w:lvlText w:val="%7."/>
+      <w:lvlJc w:val="left"/>
+      <w:pPr>
+        <w:ind w:left="5400" w:hanging="360"/>
+      </w:pPr>
+    </w:lvl>
+    <w:lvl w:ilvl="7" w:tplc="04090019" w:tentative="1">
+      <w:start w:val="1"/>
+      <w:numFmt w:val="lowerLetter"/>
+      <w:lvlText w:val="%8."/>
+      <w:lvlJc w:val="left"/>
+      <w:pPr>
+        <w:ind w:left="6120" w:hanging="360"/>
+      </w:pPr>
+    </w:lvl>
+    <w:lvl w:ilvl="8" w:tplc="0409001B" w:tentative="1">
+      <w:start w:val="1"/>
+      <w:numFmt w:val="lowerRoman"/>
+      <w:lvlText w:val="%9."/>
+      <w:lvlJc w:val="right"/>
+      <w:pPr>
+        <w:ind w:left="6840" w:hanging="180"/>
+      </w:pPr>
+    </w:lvl>
+  </w:abstractNum>
+  <w:abstractNum w:abstractNumId="28" w15:restartNumberingAfterBreak="0">
+    <w:nsid w:val="521E085B"/>
+    <w:multiLevelType w:val="hybridMultilevel"/>
+    <w:tmpl w:val="5B3EEF66"/>
+    <w:lvl w:ilvl="0" w:tplc="04090001">
+      <w:start w:val="1"/>
+      <w:numFmt w:val="bullet"/>
+      <w:lvlText w:val=""/>
+      <w:lvlJc w:val="left"/>
+      <w:pPr>
+        <w:ind w:left="720" w:hanging="360"/>
+      </w:pPr>
+      <w:rPr>
+        <w:rFonts w:ascii="Symbol" w:hAnsi="Symbol" w:hint="default"/>
+      </w:rPr>
+    </w:lvl>
+    <w:lvl w:ilvl="1" w:tplc="04090003" w:tentative="1">
+      <w:start w:val="1"/>
+      <w:numFmt w:val="bullet"/>
+      <w:lvlText w:val="o"/>
+      <w:lvlJc w:val="left"/>
+      <w:pPr>
+        <w:ind w:left="1440" w:hanging="360"/>
+      </w:pPr>
+      <w:rPr>
+        <w:rFonts w:ascii="Courier New" w:hAnsi="Courier New" w:cs="Courier New" w:hint="default"/>
+      </w:rPr>
+    </w:lvl>
+    <w:lvl w:ilvl="2" w:tplc="04090005" w:tentative="1">
+      <w:start w:val="1"/>
+      <w:numFmt w:val="bullet"/>
+      <w:lvlText w:val=""/>
+      <w:lvlJc w:val="left"/>
+      <w:pPr>
+        <w:ind w:left="2160" w:hanging="360"/>
+      </w:pPr>
+      <w:rPr>
+        <w:rFonts w:ascii="Wingdings" w:hAnsi="Wingdings" w:hint="default"/>
+      </w:rPr>
+    </w:lvl>
+    <w:lvl w:ilvl="3" w:tplc="04090001" w:tentative="1">
+      <w:start w:val="1"/>
+      <w:numFmt w:val="bullet"/>
+      <w:lvlText w:val=""/>
+      <w:lvlJc w:val="left"/>
+      <w:pPr>
+        <w:ind w:left="2880" w:hanging="360"/>
+      </w:pPr>
+      <w:rPr>
+        <w:rFonts w:ascii="Symbol" w:hAnsi="Symbol" w:hint="default"/>
+      </w:rPr>
+    </w:lvl>
+    <w:lvl w:ilvl="4" w:tplc="04090003" w:tentative="1">
+      <w:start w:val="1"/>
+      <w:numFmt w:val="bullet"/>
+      <w:lvlText w:val="o"/>
+      <w:lvlJc w:val="left"/>
+      <w:pPr>
+        <w:ind w:left="3600" w:hanging="360"/>
+      </w:pPr>
+      <w:rPr>
+        <w:rFonts w:ascii="Courier New" w:hAnsi="Courier New" w:cs="Courier New" w:hint="default"/>
+      </w:rPr>
+    </w:lvl>
+    <w:lvl w:ilvl="5" w:tplc="04090005" w:tentative="1">
+      <w:start w:val="1"/>
+      <w:numFmt w:val="bullet"/>
+      <w:lvlText w:val=""/>
+      <w:lvlJc w:val="left"/>
+      <w:pPr>
+        <w:ind w:left="4320" w:hanging="360"/>
+      </w:pPr>
+      <w:rPr>
+        <w:rFonts w:ascii="Wingdings" w:hAnsi="Wingdings" w:hint="default"/>
+      </w:rPr>
+    </w:lvl>
+    <w:lvl w:ilvl="6" w:tplc="04090001" w:tentative="1">
+      <w:start w:val="1"/>
+      <w:numFmt w:val="bullet"/>
+      <w:lvlText w:val=""/>
+      <w:lvlJc w:val="left"/>
+      <w:pPr>
+        <w:ind w:left="5040" w:hanging="360"/>
+      </w:pPr>
+      <w:rPr>
+        <w:rFonts w:ascii="Symbol" w:hAnsi="Symbol" w:hint="default"/>
+      </w:rPr>
+    </w:lvl>
+    <w:lvl w:ilvl="7" w:tplc="04090003" w:tentative="1">
+      <w:start w:val="1"/>
+      <w:numFmt w:val="bullet"/>
+      <w:lvlText w:val="o"/>
+      <w:lvlJc w:val="left"/>
+      <w:pPr>
+        <w:ind w:left="5760" w:hanging="360"/>
+      </w:pPr>
+      <w:rPr>
+        <w:rFonts w:ascii="Courier New" w:hAnsi="Courier New" w:cs="Courier New" w:hint="default"/>
+      </w:rPr>
+    </w:lvl>
+    <w:lvl w:ilvl="8" w:tplc="04090005" w:tentative="1">
+      <w:start w:val="1"/>
+      <w:numFmt w:val="bullet"/>
+      <w:lvlText w:val=""/>
+      <w:lvlJc w:val="left"/>
+      <w:pPr>
+        <w:ind w:left="6480" w:hanging="360"/>
+      </w:pPr>
+      <w:rPr>
+        <w:rFonts w:ascii="Wingdings" w:hAnsi="Wingdings" w:hint="default"/>
+      </w:rPr>
+    </w:lvl>
+  </w:abstractNum>
+  <w:abstractNum w:abstractNumId="29" w15:restartNumberingAfterBreak="0">
+    <w:nsid w:val="54377F6C"/>
+    <w:multiLevelType w:val="multilevel"/>
+    <w:tmpl w:val="F86E4056"/>
+    <w:lvl w:ilvl="0">
+      <w:start w:val="1"/>
+      <w:numFmt w:val="upperLetter"/>
+      <w:suff w:val="nothing"/>
+      <w:lvlText w:val="Appendix %1"/>
+      <w:lvlJc w:val="left"/>
+      <w:pPr>
+        <w:ind w:left="0" w:firstLine="0"/>
+      </w:pPr>
+      <w:rPr>
+        <w:rFonts w:hint="default"/>
+      </w:rPr>
+    </w:lvl>
+    <w:lvl w:ilvl="1">
+      <w:start w:val="1"/>
+      <w:numFmt w:val="decimal"/>
+      <w:lvlText w:val="%1.%2"/>
+      <w:lvlJc w:val="left"/>
+      <w:pPr>
+        <w:ind w:left="540" w:hanging="540"/>
+      </w:pPr>
+      <w:rPr>
+        <w:rFonts w:hint="default"/>
+      </w:rPr>
+    </w:lvl>
+    <w:lvl w:ilvl="2">
+      <w:start w:val="1"/>
+      <w:numFmt w:val="decimal"/>
+      <w:lvlText w:val="%1.%2.%3"/>
+      <w:lvlJc w:val="left"/>
+      <w:pPr>
+        <w:ind w:left="720" w:hanging="720"/>
+      </w:pPr>
+      <w:rPr>
+        <w:rFonts w:hint="default"/>
+      </w:rPr>
+    </w:lvl>
+    <w:lvl w:ilvl="3">
+      <w:start w:val="1"/>
+      <w:numFmt w:val="decimal"/>
+      <w:lvlText w:val="%1.%2.%3.%4"/>
+      <w:lvlJc w:val="left"/>
+      <w:pPr>
+        <w:ind w:left="900" w:hanging="900"/>
+      </w:pPr>
+      <w:rPr>
+        <w:rFonts w:hint="default"/>
+      </w:rPr>
+    </w:lvl>
+    <w:lvl w:ilvl="4">
+      <w:start w:val="1"/>
+      <w:numFmt w:val="decimal"/>
+      <w:lvlText w:val="%1.%2.%3.%4.%5"/>
+      <w:lvlJc w:val="left"/>
+      <w:pPr>
+        <w:ind w:left="1080" w:hanging="1080"/>
+      </w:pPr>
+      <w:rPr>
+        <w:rFonts w:hint="default"/>
+      </w:rPr>
+    </w:lvl>
+    <w:lvl w:ilvl="5">
+      <w:start w:val="1"/>
+      <w:numFmt w:val="lowerRoman"/>
+      <w:lvlText w:val="(%6)"/>
+      <w:lvlJc w:val="left"/>
+      <w:pPr>
+        <w:ind w:left="2160" w:hanging="360"/>
+      </w:pPr>
+      <w:rPr>
+        <w:rFonts w:hint="default"/>
+      </w:rPr>
+    </w:lvl>
+    <w:lvl w:ilvl="6">
+      <w:start w:val="1"/>
+      <w:numFmt w:val="decimal"/>
+      <w:lvlText w:val="%7."/>
+      <w:lvlJc w:val="left"/>
+      <w:pPr>
+        <w:ind w:left="2520" w:hanging="360"/>
+      </w:pPr>
+      <w:rPr>
+        <w:rFonts w:hint="default"/>
+      </w:rPr>
+    </w:lvl>
+    <w:lvl w:ilvl="7">
+      <w:start w:val="1"/>
+      <w:numFmt w:val="lowerLetter"/>
+      <w:lvlText w:val="%8."/>
+      <w:lvlJc w:val="left"/>
+      <w:pPr>
+        <w:ind w:left="2880" w:hanging="360"/>
+      </w:pPr>
+      <w:rPr>
+        <w:rFonts w:hint="default"/>
+      </w:rPr>
+    </w:lvl>
+    <w:lvl w:ilvl="8">
+      <w:start w:val="1"/>
+      <w:numFmt w:val="lowerRoman"/>
+      <w:lvlText w:val="%9."/>
+      <w:lvlJc w:val="left"/>
+      <w:pPr>
+        <w:ind w:left="3240" w:hanging="360"/>
+      </w:pPr>
+      <w:rPr>
+        <w:rFonts w:hint="default"/>
+      </w:rPr>
+    </w:lvl>
+  </w:abstractNum>
+  <w:abstractNum w:abstractNumId="30" w15:restartNumberingAfterBreak="0">
+    <w:nsid w:val="6584382C"/>
+    <w:multiLevelType w:val="hybridMultilevel"/>
+    <w:tmpl w:val="32763836"/>
+    <w:lvl w:ilvl="0" w:tplc="04090001">
+      <w:start w:val="1"/>
+      <w:numFmt w:val="bullet"/>
+      <w:lvlText w:val=""/>
+      <w:lvlJc w:val="left"/>
+      <w:pPr>
+        <w:ind w:left="720" w:hanging="360"/>
+      </w:pPr>
+      <w:rPr>
+        <w:rFonts w:ascii="Symbol" w:hAnsi="Symbol" w:hint="default"/>
+      </w:rPr>
+    </w:lvl>
+    <w:lvl w:ilvl="1" w:tplc="04090003" w:tentative="1">
+      <w:start w:val="1"/>
+      <w:numFmt w:val="bullet"/>
+      <w:lvlText w:val="o"/>
+      <w:lvlJc w:val="left"/>
+      <w:pPr>
+        <w:ind w:left="1440" w:hanging="360"/>
+      </w:pPr>
+      <w:rPr>
+        <w:rFonts w:ascii="Courier New" w:hAnsi="Courier New" w:cs="Courier New" w:hint="default"/>
+      </w:rPr>
+    </w:lvl>
+    <w:lvl w:ilvl="2" w:tplc="04090005" w:tentative="1">
+      <w:start w:val="1"/>
+      <w:numFmt w:val="bullet"/>
+      <w:lvlText w:val=""/>
+      <w:lvlJc w:val="left"/>
+      <w:pPr>
+        <w:ind w:left="2160" w:hanging="360"/>
+      </w:pPr>
+      <w:rPr>
+        <w:rFonts w:ascii="Wingdings" w:hAnsi="Wingdings" w:hint="default"/>
+      </w:rPr>
+    </w:lvl>
+    <w:lvl w:ilvl="3" w:tplc="04090001" w:tentative="1">
+      <w:start w:val="1"/>
+      <w:numFmt w:val="bullet"/>
+      <w:lvlText w:val=""/>
+      <w:lvlJc w:val="left"/>
+      <w:pPr>
+        <w:ind w:left="2880" w:hanging="360"/>
+      </w:pPr>
+      <w:rPr>
+        <w:rFonts w:ascii="Symbol" w:hAnsi="Symbol" w:hint="default"/>
+      </w:rPr>
+    </w:lvl>
+    <w:lvl w:ilvl="4" w:tplc="04090003" w:tentative="1">
+      <w:start w:val="1"/>
+      <w:numFmt w:val="bullet"/>
+      <w:lvlText w:val="o"/>
+      <w:lvlJc w:val="left"/>
+      <w:pPr>
+        <w:ind w:left="3600" w:hanging="360"/>
+      </w:pPr>
+      <w:rPr>
+        <w:rFonts w:ascii="Courier New" w:hAnsi="Courier New" w:cs="Courier New" w:hint="default"/>
+      </w:rPr>
+    </w:lvl>
+    <w:lvl w:ilvl="5" w:tplc="04090005" w:tentative="1">
+      <w:start w:val="1"/>
+      <w:numFmt w:val="bullet"/>
+      <w:lvlText w:val=""/>
+      <w:lvlJc w:val="left"/>
+      <w:pPr>
+        <w:ind w:left="4320" w:hanging="360"/>
+      </w:pPr>
+      <w:rPr>
+        <w:rFonts w:ascii="Wingdings" w:hAnsi="Wingdings" w:hint="default"/>
+      </w:rPr>
+    </w:lvl>
+    <w:lvl w:ilvl="6" w:tplc="04090001" w:tentative="1">
+      <w:start w:val="1"/>
+      <w:numFmt w:val="bullet"/>
+      <w:lvlText w:val=""/>
+      <w:lvlJc w:val="left"/>
+      <w:pPr>
+        <w:ind w:left="5040" w:hanging="360"/>
+      </w:pPr>
+      <w:rPr>
+        <w:rFonts w:ascii="Symbol" w:hAnsi="Symbol" w:hint="default"/>
+      </w:rPr>
+    </w:lvl>
+    <w:lvl w:ilvl="7" w:tplc="04090003" w:tentative="1">
+      <w:start w:val="1"/>
+      <w:numFmt w:val="bullet"/>
+      <w:lvlText w:val="o"/>
+      <w:lvlJc w:val="left"/>
+      <w:pPr>
+        <w:ind w:left="5760" w:hanging="360"/>
+      </w:pPr>
+      <w:rPr>
+        <w:rFonts w:ascii="Courier New" w:hAnsi="Courier New" w:cs="Courier New" w:hint="default"/>
+      </w:rPr>
+    </w:lvl>
+    <w:lvl w:ilvl="8" w:tplc="04090005" w:tentative="1">
+      <w:start w:val="1"/>
+      <w:numFmt w:val="bullet"/>
+      <w:lvlText w:val=""/>
+      <w:lvlJc w:val="left"/>
+      <w:pPr>
+        <w:ind w:left="6480" w:hanging="360"/>
+      </w:pPr>
+      <w:rPr>
+        <w:rFonts w:ascii="Wingdings" w:hAnsi="Wingdings" w:hint="default"/>
+      </w:rPr>
+    </w:lvl>
+  </w:abstractNum>
+  <w:abstractNum w:abstractNumId="31" w15:restartNumberingAfterBreak="0">
+    <w:nsid w:val="6E0E66EA"/>
+    <w:multiLevelType w:val="hybridMultilevel"/>
+    <w:tmpl w:val="68A01D7C"/>
+    <w:lvl w:ilvl="0" w:tplc="0409000F">
+      <w:start w:val="1"/>
+      <w:numFmt w:val="decimal"/>
+      <w:lvlText w:val="%1."/>
+      <w:lvlJc w:val="left"/>
+      <w:pPr>
+        <w:ind w:left="720" w:hanging="360"/>
+      </w:pPr>
+    </w:lvl>
+    <w:lvl w:ilvl="1" w:tplc="A270353A">
+      <w:start w:val="1"/>
+      <w:numFmt w:val="lowerLetter"/>
+      <w:lvlText w:val="%2."/>
+      <w:lvlJc w:val="left"/>
+      <w:pPr>
+        <w:ind w:left="1440" w:hanging="360"/>
+      </w:pPr>
+      <w:rPr>
+        <w:b w:val="0"/>
+      </w:rPr>
+    </w:lvl>
+    <w:lvl w:ilvl="2" w:tplc="0409001B" w:tentative="1">
+      <w:start w:val="1"/>
+      <w:numFmt w:val="lowerRoman"/>
+      <w:lvlText w:val="%3."/>
+      <w:lvlJc w:val="right"/>
+      <w:pPr>
+        <w:ind w:left="2160" w:hanging="180"/>
+      </w:pPr>
+    </w:lvl>
+    <w:lvl w:ilvl="3" w:tplc="0409000F" w:tentative="1">
+      <w:start w:val="1"/>
+      <w:numFmt w:val="decimal"/>
+      <w:lvlText w:val="%4."/>
+      <w:lvlJc w:val="left"/>
+      <w:pPr>
+        <w:ind w:left="2880" w:hanging="360"/>
+      </w:pPr>
+    </w:lvl>
+    <w:lvl w:ilvl="4" w:tplc="04090019" w:tentative="1">
+      <w:start w:val="1"/>
+      <w:numFmt w:val="lowerLetter"/>
+      <w:lvlText w:val="%5."/>
+      <w:lvlJc w:val="left"/>
+      <w:pPr>
+        <w:ind w:left="3600" w:hanging="360"/>
+      </w:pPr>
+    </w:lvl>
+    <w:lvl w:ilvl="5" w:tplc="0409001B" w:tentative="1">
+      <w:start w:val="1"/>
+      <w:numFmt w:val="lowerRoman"/>
+      <w:lvlText w:val="%6."/>
+      <w:lvlJc w:val="right"/>
+      <w:pPr>
+        <w:ind w:left="4320" w:hanging="180"/>
+      </w:pPr>
+    </w:lvl>
+    <w:lvl w:ilvl="6" w:tplc="0409000F" w:tentative="1">
+      <w:start w:val="1"/>
+      <w:numFmt w:val="decimal"/>
+      <w:lvlText w:val="%7."/>
+      <w:lvlJc w:val="left"/>
+      <w:pPr>
+        <w:ind w:left="5040" w:hanging="360"/>
+      </w:pPr>
+    </w:lvl>
+    <w:lvl w:ilvl="7" w:tplc="04090019" w:tentative="1">
+      <w:start w:val="1"/>
+      <w:numFmt w:val="lowerLetter"/>
+      <w:lvlText w:val="%8."/>
+      <w:lvlJc w:val="left"/>
+      <w:pPr>
+        <w:ind w:left="5760" w:hanging="360"/>
+      </w:pPr>
+    </w:lvl>
+    <w:lvl w:ilvl="8" w:tplc="0409001B" w:tentative="1">
+      <w:start w:val="1"/>
+      <w:numFmt w:val="lowerRoman"/>
+      <w:lvlText w:val="%9."/>
+      <w:lvlJc w:val="right"/>
+      <w:pPr>
+        <w:ind w:left="6480" w:hanging="180"/>
+      </w:pPr>
+    </w:lvl>
+  </w:abstractNum>
+  <w:abstractNum w:abstractNumId="32" w15:restartNumberingAfterBreak="0">
+    <w:nsid w:val="6E685ABC"/>
+    <w:multiLevelType w:val="hybridMultilevel"/>
+    <w:tmpl w:val="B2DE6FFA"/>
+    <w:lvl w:ilvl="0" w:tplc="F01AC1C0">
+      <w:start w:val="1"/>
+      <w:numFmt w:val="bullet"/>
+      <w:lvlText w:val=""/>
+      <w:lvlJc w:val="left"/>
+      <w:pPr>
+        <w:ind w:left="720" w:hanging="360"/>
+      </w:pPr>
+      <w:rPr>
+        <w:rFonts w:ascii="Symbol" w:hAnsi="Symbol" w:hint="default"/>
+      </w:rPr>
+    </w:lvl>
+    <w:lvl w:ilvl="1" w:tplc="04090003" w:tentative="1">
+      <w:start w:val="1"/>
+      <w:numFmt w:val="bullet"/>
+      <w:lvlText w:val="o"/>
+      <w:lvlJc w:val="left"/>
+      <w:pPr>
+        <w:ind w:left="1440" w:hanging="360"/>
+      </w:pPr>
+      <w:rPr>
+        <w:rFonts w:ascii="Courier New" w:hAnsi="Courier New" w:cs="Courier New" w:hint="default"/>
+      </w:rPr>
+    </w:lvl>
+    <w:lvl w:ilvl="2" w:tplc="04090005" w:tentative="1">
+      <w:start w:val="1"/>
+      <w:numFmt w:val="bullet"/>
+      <w:lvlText w:val=""/>
+      <w:lvlJc w:val="left"/>
+      <w:pPr>
+        <w:ind w:left="2160" w:hanging="360"/>
+      </w:pPr>
+      <w:rPr>
+        <w:rFonts w:ascii="Wingdings" w:hAnsi="Wingdings" w:hint="default"/>
+      </w:rPr>
+    </w:lvl>
+    <w:lvl w:ilvl="3" w:tplc="04090001" w:tentative="1">
+      <w:start w:val="1"/>
+      <w:numFmt w:val="bullet"/>
+      <w:lvlText w:val=""/>
+      <w:lvlJc w:val="left"/>
+      <w:pPr>
+        <w:ind w:left="2880" w:hanging="360"/>
+      </w:pPr>
+      <w:rPr>
+        <w:rFonts w:ascii="Symbol" w:hAnsi="Symbol" w:hint="default"/>
+      </w:rPr>
+    </w:lvl>
+    <w:lvl w:ilvl="4" w:tplc="04090003" w:tentative="1">
+      <w:start w:val="1"/>
+      <w:numFmt w:val="bullet"/>
+      <w:lvlText w:val="o"/>
+      <w:lvlJc w:val="left"/>
+      <w:pPr>
+        <w:ind w:left="3600" w:hanging="360"/>
+      </w:pPr>
+      <w:rPr>
+        <w:rFonts w:ascii="Courier New" w:hAnsi="Courier New" w:cs="Courier New" w:hint="default"/>
+      </w:rPr>
+    </w:lvl>
+    <w:lvl w:ilvl="5" w:tplc="04090005" w:tentative="1">
+      <w:start w:val="1"/>
+      <w:numFmt w:val="bullet"/>
+      <w:lvlText w:val=""/>
+      <w:lvlJc w:val="left"/>
+      <w:pPr>
+        <w:ind w:left="4320" w:hanging="360"/>
+      </w:pPr>
+      <w:rPr>
+        <w:rFonts w:ascii="Wingdings" w:hAnsi="Wingdings" w:hint="default"/>
+      </w:rPr>
+    </w:lvl>
+    <w:lvl w:ilvl="6" w:tplc="04090001" w:tentative="1">
+      <w:start w:val="1"/>
+      <w:numFmt w:val="bullet"/>
+      <w:lvlText w:val=""/>
+      <w:lvlJc w:val="left"/>
+      <w:pPr>
+        <w:ind w:left="5040" w:hanging="360"/>
+      </w:pPr>
+      <w:rPr>
+        <w:rFonts w:ascii="Symbol" w:hAnsi="Symbol" w:hint="default"/>
+      </w:rPr>
+    </w:lvl>
+    <w:lvl w:ilvl="7" w:tplc="04090003" w:tentative="1">
+      <w:start w:val="1"/>
+      <w:numFmt w:val="bullet"/>
+      <w:lvlText w:val="o"/>
+      <w:lvlJc w:val="left"/>
+      <w:pPr>
+        <w:ind w:left="5760" w:hanging="360"/>
+      </w:pPr>
+      <w:rPr>
+        <w:rFonts w:ascii="Courier New" w:hAnsi="Courier New" w:cs="Courier New" w:hint="default"/>
+      </w:rPr>
+    </w:lvl>
+    <w:lvl w:ilvl="8" w:tplc="04090005" w:tentative="1">
+      <w:start w:val="1"/>
+      <w:numFmt w:val="bullet"/>
+      <w:lvlText w:val=""/>
+      <w:lvlJc w:val="left"/>
+      <w:pPr>
+        <w:ind w:left="6480" w:hanging="360"/>
+      </w:pPr>
+      <w:rPr>
+        <w:rFonts w:ascii="Wingdings" w:hAnsi="Wingdings" w:hint="default"/>
+      </w:rPr>
+    </w:lvl>
+  </w:abstractNum>
+  <w:abstractNum w:abstractNumId="33" w15:restartNumberingAfterBreak="0">
+    <w:nsid w:val="70EC66D3"/>
+    <w:multiLevelType w:val="multilevel"/>
+    <w:tmpl w:val="2174CBC2"/>
+    <w:lvl w:ilvl="0">
+      <w:start w:val="1"/>
+      <w:numFmt w:val="none"/>
+      <w:suff w:val="nothing"/>
+      <w:lvlText w:val="Figure "/>
+      <w:lvlJc w:val="left"/>
+      <w:pPr>
+        <w:ind w:left="0" w:firstLine="0"/>
+      </w:pPr>
+      <w:rPr>
+        <w:rFonts w:hint="default"/>
+      </w:rPr>
+    </w:lvl>
+    <w:lvl w:ilvl="1">
+      <w:start w:val="1"/>
+      <w:numFmt w:val="lowerLetter"/>
+      <w:lvlText w:val="%2)"/>
+      <w:lvlJc w:val="left"/>
+      <w:pPr>
+        <w:ind w:left="720" w:hanging="360"/>
+      </w:pPr>
+      <w:rPr>
+        <w:rFonts w:hint="default"/>
+      </w:rPr>
+    </w:lvl>
+    <w:lvl w:ilvl="2">
+      <w:start w:val="1"/>
+      <w:numFmt w:val="lowerRoman"/>
+      <w:lvlText w:val="%3)"/>
+      <w:lvlJc w:val="left"/>
+      <w:pPr>
+        <w:ind w:left="1080" w:hanging="360"/>
+      </w:pPr>
+      <w:rPr>
+        <w:rFonts w:hint="default"/>
+      </w:rPr>
+    </w:lvl>
+    <w:lvl w:ilvl="3">
+      <w:start w:val="1"/>
+      <w:numFmt w:val="decimal"/>
+      <w:lvlText w:val="(%4)"/>
+      <w:lvlJc w:val="left"/>
+      <w:pPr>
+        <w:ind w:left="1440" w:hanging="360"/>
+      </w:pPr>
+      <w:rPr>
+        <w:rFonts w:hint="default"/>
+      </w:rPr>
+    </w:lvl>
+    <w:lvl w:ilvl="4">
+      <w:start w:val="1"/>
+      <w:numFmt w:val="lowerLetter"/>
+      <w:lvlText w:val="(%5)"/>
+      <w:lvlJc w:val="left"/>
+      <w:pPr>
+        <w:ind w:left="1800" w:hanging="360"/>
+      </w:pPr>
+      <w:rPr>
+        <w:rFonts w:hint="default"/>
+      </w:rPr>
+    </w:lvl>
+    <w:lvl w:ilvl="5">
+      <w:start w:val="1"/>
+      <w:numFmt w:val="lowerRoman"/>
+      <w:lvlText w:val="(%6)"/>
+      <w:lvlJc w:val="left"/>
+      <w:pPr>
+        <w:ind w:left="2160" w:hanging="360"/>
+      </w:pPr>
+      <w:rPr>
+        <w:rFonts w:hint="default"/>
+      </w:rPr>
+    </w:lvl>
+    <w:lvl w:ilvl="6">
+      <w:start w:val="1"/>
+      <w:numFmt w:val="decimal"/>
+      <w:lvlText w:val="%7."/>
+      <w:lvlJc w:val="left"/>
+      <w:pPr>
+        <w:ind w:left="2520" w:hanging="360"/>
+      </w:pPr>
+      <w:rPr>
+        <w:rFonts w:hint="default"/>
+      </w:rPr>
+    </w:lvl>
+    <w:lvl w:ilvl="7">
+      <w:start w:val="1"/>
+      <w:numFmt w:val="lowerLetter"/>
+      <w:lvlText w:val="%8."/>
+      <w:lvlJc w:val="left"/>
+      <w:pPr>
+        <w:ind w:left="2880" w:hanging="360"/>
+      </w:pPr>
+      <w:rPr>
+        <w:rFonts w:hint="default"/>
+      </w:rPr>
+    </w:lvl>
+    <w:lvl w:ilvl="8">
+      <w:start w:val="1"/>
+      <w:numFmt w:val="lowerRoman"/>
+      <w:lvlText w:val="%9."/>
+      <w:lvlJc w:val="left"/>
+      <w:pPr>
+        <w:ind w:left="3240" w:hanging="360"/>
+      </w:pPr>
+      <w:rPr>
+        <w:rFonts w:hint="default"/>
+      </w:rPr>
+    </w:lvl>
+  </w:abstractNum>
+  <w:num w:numId="1" w16cid:durableId="1936984264">
+    <w:abstractNumId w:val="29"/>
+  </w:num>
+  <w:num w:numId="2" w16cid:durableId="581455006">
+    <w:abstractNumId w:val="6"/>
+  </w:num>
+  <w:num w:numId="3" w16cid:durableId="374240460">
+    <w:abstractNumId w:val="20"/>
+  </w:num>
+  <w:num w:numId="4" w16cid:durableId="2025401934">
+    <w:abstractNumId w:val="33"/>
+  </w:num>
+  <w:num w:numId="5" w16cid:durableId="513034381">
+    <w:abstractNumId w:val="18"/>
+  </w:num>
+  <w:num w:numId="6" w16cid:durableId="237594873">
+    <w:abstractNumId w:val="13"/>
+  </w:num>
+  <w:num w:numId="7" w16cid:durableId="1931699681">
+    <w:abstractNumId w:val="5"/>
+  </w:num>
+  <w:num w:numId="8" w16cid:durableId="878081588">
+    <w:abstractNumId w:val="21"/>
+  </w:num>
+  <w:num w:numId="9" w16cid:durableId="1813786835">
+    <w:abstractNumId w:val="22"/>
+  </w:num>
+  <w:num w:numId="10" w16cid:durableId="1453590403">
+    <w:abstractNumId w:val="8"/>
+  </w:num>
+  <w:num w:numId="11" w16cid:durableId="1397048780">
+    <w:abstractNumId w:val="16"/>
+  </w:num>
+  <w:num w:numId="12" w16cid:durableId="1567033621">
+    <w:abstractNumId w:val="11"/>
+  </w:num>
+  <w:num w:numId="13" w16cid:durableId="700321615">
+    <w:abstractNumId w:val="15"/>
+  </w:num>
+  <w:num w:numId="14" w16cid:durableId="1834222486">
+    <w:abstractNumId w:val="25"/>
+  </w:num>
+  <w:num w:numId="15" w16cid:durableId="1076629464">
+    <w:abstractNumId w:val="24"/>
+  </w:num>
+  <w:num w:numId="16" w16cid:durableId="117378148">
+    <w:abstractNumId w:val="27"/>
+  </w:num>
+  <w:num w:numId="17" w16cid:durableId="106854892">
+    <w:abstractNumId w:val="4"/>
+  </w:num>
+  <w:num w:numId="18" w16cid:durableId="561478606">
+    <w:abstractNumId w:val="17"/>
+  </w:num>
+  <w:num w:numId="19" w16cid:durableId="1838885038">
+    <w:abstractNumId w:val="31"/>
+  </w:num>
+  <w:num w:numId="20" w16cid:durableId="1653176008">
+    <w:abstractNumId w:val="30"/>
+  </w:num>
+  <w:num w:numId="21" w16cid:durableId="451480931">
+    <w:abstractNumId w:val="2"/>
+  </w:num>
+  <w:num w:numId="22" w16cid:durableId="1405447990">
+    <w:abstractNumId w:val="32"/>
+  </w:num>
+  <w:num w:numId="23" w16cid:durableId="765999376">
+    <w:abstractNumId w:val="3"/>
+  </w:num>
+  <w:num w:numId="24" w16cid:durableId="1319001178">
+    <w:abstractNumId w:val="12"/>
+  </w:num>
+  <w:num w:numId="25" w16cid:durableId="590821938">
+    <w:abstractNumId w:val="14"/>
+  </w:num>
+  <w:num w:numId="26" w16cid:durableId="1029140563">
+    <w:abstractNumId w:val="19"/>
+  </w:num>
+  <w:num w:numId="27" w16cid:durableId="1997024738">
+    <w:abstractNumId w:val="28"/>
+  </w:num>
+  <w:num w:numId="28" w16cid:durableId="1688630191">
+    <w:abstractNumId w:val="26"/>
+  </w:num>
+  <w:num w:numId="29" w16cid:durableId="1680043955">
+    <w:abstractNumId w:val="1"/>
+  </w:num>
+  <w:num w:numId="30" w16cid:durableId="1893419077">
+    <w:abstractNumId w:val="7"/>
+  </w:num>
+  <w:num w:numId="31" w16cid:durableId="1322854247">
+    <w:abstractNumId w:val="9"/>
+  </w:num>
+  <w:num w:numId="32" w16cid:durableId="1652565865">
+    <w:abstractNumId w:val="0"/>
+  </w:num>
+  <w:num w:numId="33" w16cid:durableId="703335473">
+    <w:abstractNumId w:val="10"/>
+  </w:num>
+  <w:num w:numId="34" w16cid:durableId="1742799450">
+    <w:abstractNumId w:val="8"/>
+    <w:lvlOverride w:ilvl="0">
+      <w:startOverride w:val="1"/>
+    </w:lvlOverride>
+    <w:lvlOverride w:ilvl="1">
+      <w:startOverride w:val="1"/>
+    </w:lvlOverride>
+    <w:lvlOverride w:ilvl="2">
+      <w:startOverride w:val="1"/>
+    </w:lvlOverride>
+    <w:lvlOverride w:ilvl="3">
+      <w:startOverride w:val="1"/>
+    </w:lvlOverride>
+    <w:lvlOverride w:ilvl="4">
+      <w:startOverride w:val="1"/>
+    </w:lvlOverride>
+    <w:lvlOverride w:ilvl="5">
+      <w:startOverride w:val="1"/>
+    </w:lvlOverride>
+    <w:lvlOverride w:ilvl="6">
+      <w:startOverride w:val="1"/>
+    </w:lvlOverride>
+    <w:lvlOverride w:ilvl="7">
+      <w:startOverride w:val="1"/>
+    </w:lvlOverride>
+    <w:lvlOverride w:ilvl="8">
+      <w:startOverride w:val="1"/>
+    </w:lvlOverride>
+  </w:num>
+  <w:num w:numId="35" w16cid:durableId="1581330128">
+    <w:abstractNumId w:val="11"/>
+    <w:lvlOverride w:ilvl="0">
+      <w:startOverride w:val="1"/>
+    </w:lvlOverride>
+    <w:lvlOverride w:ilvl="1">
+      <w:startOverride w:val="1"/>
+    </w:lvlOverride>
+    <w:lvlOverride w:ilvl="2">
+      <w:startOverride w:val="1"/>
+    </w:lvlOverride>
+    <w:lvlOverride w:ilvl="3">
+      <w:startOverride w:val="1"/>
+    </w:lvlOverride>
+    <w:lvlOverride w:ilvl="4">
+      <w:startOverride w:val="1"/>
+    </w:lvlOverride>
+    <w:lvlOverride w:ilvl="5">
+      <w:startOverride w:val="1"/>
+    </w:lvlOverride>
+    <w:lvlOverride w:ilvl="6">
+      <w:startOverride w:val="1"/>
+    </w:lvlOverride>
+    <w:lvlOverride w:ilvl="7">
+      <w:startOverride w:val="1"/>
+    </w:lvlOverride>
+    <w:lvlOverride w:ilvl="8">
+      <w:startOverride w:val="1"/>
+    </w:lvlOverride>
+  </w:num>
+  <w:num w:numId="36" w16cid:durableId="464197158">
+    <w:abstractNumId w:val="11"/>
+    <w:lvlOverride w:ilvl="0">
+      <w:startOverride w:val="1"/>
+    </w:lvlOverride>
+    <w:lvlOverride w:ilvl="1">
+      <w:startOverride w:val="1"/>
+    </w:lvlOverride>
+    <w:lvlOverride w:ilvl="2">
+      <w:startOverride w:val="1"/>
+    </w:lvlOverride>
+    <w:lvlOverride w:ilvl="3">
+      <w:startOverride w:val="1"/>
+    </w:lvlOverride>
+    <w:lvlOverride w:ilvl="4">
+      <w:startOverride w:val="1"/>
+    </w:lvlOverride>
+    <w:lvlOverride w:ilvl="5">
+      <w:startOverride w:val="1"/>
+    </w:lvlOverride>
+    <w:lvlOverride w:ilvl="6">
+      <w:startOverride w:val="1"/>
+    </w:lvlOverride>
+    <w:lvlOverride w:ilvl="7">
+      <w:startOverride w:val="1"/>
+    </w:lvlOverride>
+    <w:lvlOverride w:ilvl="8">
+      <w:startOverride w:val="1"/>
+    </w:lvlOverride>
+  </w:num>
+  <w:num w:numId="37" w16cid:durableId="1761825769">
+    <w:abstractNumId w:val="8"/>
+    <w:lvlOverride w:ilvl="0">
+      <w:startOverride w:val="1"/>
+    </w:lvlOverride>
+    <w:lvlOverride w:ilvl="1">
+      <w:startOverride w:val="1"/>
+    </w:lvlOverride>
+    <w:lvlOverride w:ilvl="2">
+      <w:startOverride w:val="1"/>
+    </w:lvlOverride>
+    <w:lvlOverride w:ilvl="3">
+      <w:startOverride w:val="1"/>
+    </w:lvlOverride>
+    <w:lvlOverride w:ilvl="4">
+      <w:startOverride w:val="1"/>
+    </w:lvlOverride>
+    <w:lvlOverride w:ilvl="5">
+      <w:startOverride w:val="1"/>
+    </w:lvlOverride>
+    <w:lvlOverride w:ilvl="6">
+      <w:startOverride w:val="1"/>
+    </w:lvlOverride>
+    <w:lvlOverride w:ilvl="7">
+      <w:startOverride w:val="1"/>
+    </w:lvlOverride>
+    <w:lvlOverride w:ilvl="8">
+      <w:startOverride w:val="1"/>
+    </w:lvlOverride>
+  </w:num>
+  <w:num w:numId="38" w16cid:durableId="1766346189">
+    <w:abstractNumId w:val="23"/>
+  </w:num>
+  <w:numIdMacAtCleanup w:val="21"/>
+</w:numbering>
 </file>
 
 <file path=word/styles.xml><?xml version="1.0" encoding="utf-8"?>
@@ -2938,19 +7401,11 @@
   <w:docDefaults>
     <w:rPrDefault>
       <w:rPr>
-        <w:rFonts w:asciiTheme="minorHAnsi" w:eastAsiaTheme="minorHAnsi" w:hAnsiTheme="minorHAnsi" w:cstheme="minorBidi"/>
-        <w:kern w:val="2"/>
-        <w:sz w:val="24"/>
-        <w:szCs w:val="24"/>
+        <w:rFonts w:ascii="Calibri" w:eastAsia="Calibri" w:hAnsi="Calibri" w:cs="Times New Roman"/>
         <w:lang w:val="en-US" w:eastAsia="en-US" w:bidi="ar-SA"/>
-        <w14:ligatures w14:val="standardContextual"/>
       </w:rPr>
     </w:rPrDefault>
-    <w:pPrDefault>
-      <w:pPr>
-        <w:spacing w:after="160" w:line="278" w:lineRule="auto"/>
-      </w:pPr>
-    </w:pPrDefault>
+    <w:pPrDefault/>
   </w:docDefaults>
   <w:latentStyles w:defLockedState="0" w:defUIPriority="99" w:defSemiHidden="0" w:defUnhideWhenUsed="0" w:defQFormat="0" w:count="376">
     <w:lsdException w:name="Normal" w:uiPriority="0" w:qFormat="1"/>
@@ -2958,11 +7413,11 @@
     <w:lsdException w:name="heading 2" w:semiHidden="1" w:uiPriority="9" w:unhideWhenUsed="1" w:qFormat="1"/>
     <w:lsdException w:name="heading 3" w:semiHidden="1" w:uiPriority="9" w:unhideWhenUsed="1" w:qFormat="1"/>
     <w:lsdException w:name="heading 4" w:semiHidden="1" w:uiPriority="9" w:unhideWhenUsed="1" w:qFormat="1"/>
-    <w:lsdException w:name="heading 5" w:semiHidden="1" w:uiPriority="9" w:unhideWhenUsed="1" w:qFormat="1"/>
-    <w:lsdException w:name="heading 6" w:semiHidden="1" w:uiPriority="9" w:unhideWhenUsed="1" w:qFormat="1"/>
-    <w:lsdException w:name="heading 7" w:semiHidden="1" w:uiPriority="9" w:unhideWhenUsed="1" w:qFormat="1"/>
-    <w:lsdException w:name="heading 8" w:semiHidden="1" w:uiPriority="9" w:unhideWhenUsed="1" w:qFormat="1"/>
-    <w:lsdException w:name="heading 9" w:semiHidden="1" w:uiPriority="9" w:unhideWhenUsed="1" w:qFormat="1"/>
+    <w:lsdException w:name="heading 5" w:semiHidden="1" w:uiPriority="0" w:unhideWhenUsed="1" w:qFormat="1"/>
+    <w:lsdException w:name="heading 6" w:semiHidden="1" w:uiPriority="0" w:unhideWhenUsed="1" w:qFormat="1"/>
+    <w:lsdException w:name="heading 7" w:semiHidden="1" w:uiPriority="0" w:unhideWhenUsed="1" w:qFormat="1"/>
+    <w:lsdException w:name="heading 8" w:semiHidden="1" w:uiPriority="0" w:unhideWhenUsed="1" w:qFormat="1"/>
+    <w:lsdException w:name="heading 9" w:semiHidden="1" w:uiPriority="0" w:unhideWhenUsed="1" w:qFormat="1"/>
     <w:lsdException w:name="index 1" w:semiHidden="1" w:unhideWhenUsed="1"/>
     <w:lsdException w:name="index 2" w:semiHidden="1" w:unhideWhenUsed="1"/>
     <w:lsdException w:name="index 3" w:semiHidden="1" w:unhideWhenUsed="1"/>
@@ -2984,19 +7439,19 @@
     <w:lsdException w:name="Normal Indent" w:semiHidden="1" w:unhideWhenUsed="1"/>
     <w:lsdException w:name="footnote text" w:semiHidden="1" w:unhideWhenUsed="1" w:qFormat="1"/>
     <w:lsdException w:name="annotation text" w:semiHidden="1" w:unhideWhenUsed="1"/>
-    <w:lsdException w:name="header" w:semiHidden="1" w:uiPriority="0" w:unhideWhenUsed="1"/>
+    <w:lsdException w:name="header" w:semiHidden="1" w:unhideWhenUsed="1"/>
     <w:lsdException w:name="footer" w:semiHidden="1" w:unhideWhenUsed="1"/>
     <w:lsdException w:name="index heading" w:semiHidden="1" w:unhideWhenUsed="1"/>
-    <w:lsdException w:name="caption" w:semiHidden="1" w:uiPriority="35" w:unhideWhenUsed="1" w:qFormat="1"/>
-    <w:lsdException w:name="table of figures" w:semiHidden="1" w:unhideWhenUsed="1"/>
+    <w:lsdException w:name="caption" w:semiHidden="1" w:uiPriority="39" w:unhideWhenUsed="1" w:qFormat="1"/>
+    <w:lsdException w:name="table of figures" w:semiHidden="1" w:uiPriority="39" w:unhideWhenUsed="1"/>
     <w:lsdException w:name="envelope address" w:semiHidden="1" w:unhideWhenUsed="1"/>
     <w:lsdException w:name="envelope return" w:semiHidden="1" w:unhideWhenUsed="1"/>
     <w:lsdException w:name="footnote reference" w:semiHidden="1" w:unhideWhenUsed="1"/>
     <w:lsdException w:name="annotation reference" w:semiHidden="1" w:unhideWhenUsed="1"/>
     <w:lsdException w:name="line number" w:semiHidden="1" w:unhideWhenUsed="1"/>
     <w:lsdException w:name="page number" w:semiHidden="1" w:unhideWhenUsed="1"/>
-    <w:lsdException w:name="endnote reference" w:semiHidden="1" w:unhideWhenUsed="1"/>
-    <w:lsdException w:name="endnote text" w:semiHidden="1" w:unhideWhenUsed="1"/>
+    <w:lsdException w:name="endnote reference" w:semiHidden="1" w:uiPriority="0" w:unhideWhenUsed="1"/>
+    <w:lsdException w:name="endnote text" w:semiHidden="1" w:uiPriority="0" w:unhideWhenUsed="1"/>
     <w:lsdException w:name="table of authorities" w:semiHidden="1" w:unhideWhenUsed="1"/>
     <w:lsdException w:name="macro" w:semiHidden="1" w:unhideWhenUsed="1"/>
     <w:lsdException w:name="toa heading" w:semiHidden="1" w:unhideWhenUsed="1"/>
@@ -3015,7 +7470,7 @@
     <w:lsdException w:name="List Number 3" w:semiHidden="1" w:unhideWhenUsed="1"/>
     <w:lsdException w:name="List Number 4" w:semiHidden="1" w:unhideWhenUsed="1"/>
     <w:lsdException w:name="List Number 5" w:semiHidden="1" w:unhideWhenUsed="1"/>
-    <w:lsdException w:name="Title" w:uiPriority="10" w:qFormat="1"/>
+    <w:lsdException w:name="Title" w:uiPriority="10"/>
     <w:lsdException w:name="Closing" w:semiHidden="1" w:unhideWhenUsed="1"/>
     <w:lsdException w:name="Signature" w:semiHidden="1" w:unhideWhenUsed="1"/>
     <w:lsdException w:name="Default Paragraph Font" w:semiHidden="1" w:uiPriority="1" w:unhideWhenUsed="1"/>
@@ -3027,7 +7482,7 @@
     <w:lsdException w:name="List Continue 4" w:semiHidden="1" w:unhideWhenUsed="1"/>
     <w:lsdException w:name="List Continue 5" w:semiHidden="1" w:unhideWhenUsed="1"/>
     <w:lsdException w:name="Message Header" w:semiHidden="1" w:unhideWhenUsed="1"/>
-    <w:lsdException w:name="Subtitle" w:uiPriority="11" w:qFormat="1"/>
+    <w:lsdException w:name="Subtitle" w:uiPriority="11"/>
     <w:lsdException w:name="Salutation" w:semiHidden="1" w:unhideWhenUsed="1"/>
     <w:lsdException w:name="Date" w:semiHidden="1" w:unhideWhenUsed="1"/>
     <w:lsdException w:name="Body Text First Indent" w:semiHidden="1" w:unhideWhenUsed="1"/>
@@ -3040,8 +7495,8 @@
     <w:lsdException w:name="Block Text" w:semiHidden="1" w:unhideWhenUsed="1"/>
     <w:lsdException w:name="Hyperlink" w:semiHidden="1" w:unhideWhenUsed="1"/>
     <w:lsdException w:name="FollowedHyperlink" w:semiHidden="1" w:unhideWhenUsed="1"/>
-    <w:lsdException w:name="Strong" w:uiPriority="22" w:qFormat="1"/>
-    <w:lsdException w:name="Emphasis" w:uiPriority="20" w:qFormat="1"/>
+    <w:lsdException w:name="Strong" w:uiPriority="22"/>
+    <w:lsdException w:name="Emphasis" w:uiPriority="20"/>
     <w:lsdException w:name="Document Map" w:semiHidden="1" w:unhideWhenUsed="1"/>
     <w:lsdException w:name="Plain Text" w:semiHidden="1" w:unhideWhenUsed="1"/>
     <w:lsdException w:name="E-mail Signature" w:semiHidden="1" w:unhideWhenUsed="1"/>
@@ -3107,7 +7562,7 @@
     <w:lsdException w:name="Table Web 2" w:semiHidden="1" w:unhideWhenUsed="1"/>
     <w:lsdException w:name="Table Web 3" w:semiHidden="1" w:unhideWhenUsed="1"/>
     <w:lsdException w:name="Balloon Text" w:semiHidden="1" w:unhideWhenUsed="1"/>
-    <w:lsdException w:name="Table Grid" w:uiPriority="39"/>
+    <w:lsdException w:name="Table Grid" w:uiPriority="0"/>
     <w:lsdException w:name="Table Theme" w:semiHidden="1" w:unhideWhenUsed="1"/>
     <w:lsdException w:name="Placeholder Text" w:semiHidden="1"/>
     <w:lsdException w:name="No Spacing" w:uiPriority="1" w:qFormat="1"/>
@@ -3134,7 +7589,7 @@
     <w:lsdException w:name="Revision" w:semiHidden="1"/>
     <w:lsdException w:name="List Paragraph" w:uiPriority="34" w:qFormat="1"/>
     <w:lsdException w:name="Quote" w:uiPriority="29" w:qFormat="1"/>
-    <w:lsdException w:name="Intense Quote" w:uiPriority="30" w:qFormat="1"/>
+    <w:lsdException w:name="Intense Quote" w:uiPriority="30"/>
     <w:lsdException w:name="Medium List 2 Accent 1" w:uiPriority="66"/>
     <w:lsdException w:name="Medium Grid 1 Accent 1" w:uiPriority="67"/>
     <w:lsdException w:name="Medium Grid 2 Accent 1" w:uiPriority="68"/>
@@ -3213,13 +7668,13 @@
     <w:lsdException w:name="Colorful Shading Accent 6" w:uiPriority="71"/>
     <w:lsdException w:name="Colorful List Accent 6" w:uiPriority="72"/>
     <w:lsdException w:name="Colorful Grid Accent 6" w:uiPriority="73"/>
-    <w:lsdException w:name="Subtle Emphasis" w:uiPriority="19" w:qFormat="1"/>
-    <w:lsdException w:name="Intense Emphasis" w:uiPriority="21" w:qFormat="1"/>
-    <w:lsdException w:name="Subtle Reference" w:uiPriority="31" w:qFormat="1"/>
-    <w:lsdException w:name="Intense Reference" w:uiPriority="32" w:qFormat="1"/>
-    <w:lsdException w:name="Book Title" w:uiPriority="33" w:qFormat="1"/>
+    <w:lsdException w:name="Subtle Emphasis" w:uiPriority="19"/>
+    <w:lsdException w:name="Intense Emphasis" w:uiPriority="21"/>
+    <w:lsdException w:name="Subtle Reference" w:uiPriority="31"/>
+    <w:lsdException w:name="Intense Reference" w:uiPriority="32"/>
+    <w:lsdException w:name="Book Title" w:uiPriority="33"/>
     <w:lsdException w:name="Bibliography" w:semiHidden="1" w:uiPriority="37" w:unhideWhenUsed="1"/>
-    <w:lsdException w:name="TOC Heading" w:semiHidden="1" w:uiPriority="39" w:unhideWhenUsed="1" w:qFormat="1"/>
+    <w:lsdException w:name="TOC Heading" w:semiHidden="1" w:uiPriority="39" w:unhideWhenUsed="1"/>
     <w:lsdException w:name="Plain Table 1" w:uiPriority="41"/>
     <w:lsdException w:name="Plain Table 2" w:uiPriority="42"/>
     <w:lsdException w:name="Plain Table 3" w:uiPriority="43"/>
@@ -3333,242 +7788,204 @@
   <w:style w:type="paragraph" w:default="1" w:styleId="Normal">
     <w:name w:val="Normal"/>
     <w:qFormat/>
-    <w:rsid w:val="00FC517C"/>
+    <w:rsid w:val="003571C1"/>
     <w:pPr>
-      <w:spacing w:after="0" w:line="312" w:lineRule="auto"/>
+      <w:spacing w:line="312" w:lineRule="auto"/>
       <w:jc w:val="both"/>
     </w:pPr>
     <w:rPr>
-      <w:rFonts w:ascii="Calibri" w:eastAsia="Times New Roman" w:hAnsi="Calibri" w:cs="Times New Roman"/>
-      <w:kern w:val="0"/>
-      <w14:ligatures w14:val="none"/>
+      <w:rFonts w:eastAsia="Times New Roman"/>
+      <w:sz w:val="24"/>
+      <w:szCs w:val="24"/>
     </w:rPr>
   </w:style>
   <w:style w:type="paragraph" w:styleId="Heading1">
     <w:name w:val="heading 1"/>
+    <w:aliases w:val="Chapter"/>
     <w:basedOn w:val="Normal"/>
     <w:next w:val="Normal"/>
     <w:link w:val="Heading1Char"/>
     <w:uiPriority w:val="9"/>
     <w:qFormat/>
-    <w:rsid w:val="00FC517C"/>
+    <w:rsid w:val="00106297"/>
     <w:pPr>
       <w:keepNext/>
-      <w:keepLines/>
-      <w:spacing w:before="360" w:after="80" w:line="278" w:lineRule="auto"/>
+      <w:numPr>
+        <w:numId w:val="10"/>
+      </w:numPr>
+      <w:tabs>
+        <w:tab w:val="clear" w:pos="360"/>
+      </w:tabs>
+      <w:spacing w:after="240" w:line="240" w:lineRule="auto"/>
+      <w:ind w:left="720" w:hanging="720"/>
+      <w:contextualSpacing/>
       <w:jc w:val="left"/>
       <w:outlineLvl w:val="0"/>
     </w:pPr>
     <w:rPr>
-      <w:rFonts w:asciiTheme="majorHAnsi" w:eastAsiaTheme="majorEastAsia" w:hAnsiTheme="majorHAnsi" w:cstheme="majorBidi"/>
-      <w:color w:val="2F5496" w:themeColor="accent1" w:themeShade="BF"/>
-      <w:kern w:val="2"/>
-      <w:sz w:val="40"/>
-      <w:szCs w:val="40"/>
-      <w14:ligatures w14:val="standardContextual"/>
+      <w:rFonts w:eastAsia="Calibri" w:cs="Calibri"/>
+      <w:b/>
+      <w:iCs/>
+      <w:caps/>
+      <w:sz w:val="28"/>
+      <w:szCs w:val="28"/>
     </w:rPr>
   </w:style>
   <w:style w:type="paragraph" w:styleId="Heading2">
     <w:name w:val="heading 2"/>
-    <w:basedOn w:val="Normal"/>
+    <w:basedOn w:val="ListParagraph"/>
     <w:next w:val="Normal"/>
     <w:link w:val="Heading2Char"/>
     <w:uiPriority w:val="9"/>
-    <w:semiHidden/>
-    <w:unhideWhenUsed/>
     <w:qFormat/>
-    <w:rsid w:val="00FC517C"/>
+    <w:rsid w:val="00106297"/>
     <w:pPr>
       <w:keepNext/>
-      <w:keepLines/>
-      <w:spacing w:before="160" w:after="80" w:line="278" w:lineRule="auto"/>
-      <w:jc w:val="left"/>
+      <w:numPr>
+        <w:ilvl w:val="1"/>
+        <w:numId w:val="10"/>
+      </w:numPr>
+      <w:tabs>
+        <w:tab w:val="clear" w:pos="1080"/>
+      </w:tabs>
+      <w:spacing w:after="160" w:line="264" w:lineRule="auto"/>
+      <w:ind w:left="1440"/>
       <w:outlineLvl w:val="1"/>
     </w:pPr>
     <w:rPr>
-      <w:rFonts w:asciiTheme="majorHAnsi" w:eastAsiaTheme="majorEastAsia" w:hAnsiTheme="majorHAnsi" w:cstheme="majorBidi"/>
-      <w:color w:val="2F5496" w:themeColor="accent1" w:themeShade="BF"/>
-      <w:kern w:val="2"/>
-      <w:sz w:val="32"/>
-      <w:szCs w:val="32"/>
-      <w14:ligatures w14:val="standardContextual"/>
+      <w:rFonts w:cs="Calibri"/>
+      <w:b/>
+      <w:caps/>
     </w:rPr>
   </w:style>
   <w:style w:type="paragraph" w:styleId="Heading3">
     <w:name w:val="heading 3"/>
-    <w:basedOn w:val="Normal"/>
+    <w:basedOn w:val="ListParagraph"/>
     <w:next w:val="Normal"/>
     <w:link w:val="Heading3Char"/>
     <w:uiPriority w:val="9"/>
-    <w:semiHidden/>
-    <w:unhideWhenUsed/>
     <w:qFormat/>
-    <w:rsid w:val="00FC517C"/>
+    <w:rsid w:val="00EA474D"/>
     <w:pPr>
       <w:keepNext/>
-      <w:keepLines/>
-      <w:spacing w:before="160" w:after="80" w:line="278" w:lineRule="auto"/>
-      <w:jc w:val="left"/>
+      <w:numPr>
+        <w:ilvl w:val="2"/>
+        <w:numId w:val="10"/>
+      </w:numPr>
+      <w:spacing w:after="240"/>
       <w:outlineLvl w:val="2"/>
     </w:pPr>
     <w:rPr>
-      <w:rFonts w:asciiTheme="minorHAnsi" w:eastAsiaTheme="majorEastAsia" w:hAnsiTheme="minorHAnsi" w:cstheme="majorBidi"/>
-      <w:color w:val="2F5496" w:themeColor="accent1" w:themeShade="BF"/>
-      <w:kern w:val="2"/>
-      <w:sz w:val="28"/>
-      <w:szCs w:val="28"/>
-      <w14:ligatures w14:val="standardContextual"/>
+      <w:rFonts w:cs="Calibri"/>
+      <w:b/>
     </w:rPr>
   </w:style>
   <w:style w:type="paragraph" w:styleId="Heading4">
     <w:name w:val="heading 4"/>
-    <w:basedOn w:val="Normal"/>
+    <w:basedOn w:val="ListParagraph"/>
     <w:next w:val="Normal"/>
     <w:link w:val="Heading4Char"/>
     <w:uiPriority w:val="9"/>
-    <w:semiHidden/>
-    <w:unhideWhenUsed/>
     <w:qFormat/>
-    <w:rsid w:val="00FC517C"/>
+    <w:rsid w:val="00EA474D"/>
     <w:pPr>
-      <w:keepNext/>
-      <w:keepLines/>
-      <w:spacing w:before="80" w:after="40" w:line="278" w:lineRule="auto"/>
-      <w:jc w:val="left"/>
+      <w:numPr>
+        <w:ilvl w:val="3"/>
+        <w:numId w:val="10"/>
+      </w:numPr>
+      <w:spacing w:after="240"/>
       <w:outlineLvl w:val="3"/>
     </w:pPr>
     <w:rPr>
-      <w:rFonts w:asciiTheme="minorHAnsi" w:eastAsiaTheme="majorEastAsia" w:hAnsiTheme="minorHAnsi" w:cstheme="majorBidi"/>
+      <w:rFonts w:cs="Calibri"/>
       <w:i/>
-      <w:iCs/>
-      <w:color w:val="2F5496" w:themeColor="accent1" w:themeShade="BF"/>
-      <w:kern w:val="2"/>
-      <w14:ligatures w14:val="standardContextual"/>
+      <w:u w:val="single"/>
     </w:rPr>
   </w:style>
   <w:style w:type="paragraph" w:styleId="Heading5">
     <w:name w:val="heading 5"/>
-    <w:basedOn w:val="Normal"/>
+    <w:basedOn w:val="Heading4"/>
     <w:next w:val="Normal"/>
     <w:link w:val="Heading5Char"/>
-    <w:uiPriority w:val="9"/>
-    <w:semiHidden/>
-    <w:unhideWhenUsed/>
     <w:qFormat/>
-    <w:rsid w:val="00FC517C"/>
+    <w:rsid w:val="00EA474D"/>
     <w:pPr>
-      <w:keepNext/>
-      <w:keepLines/>
-      <w:spacing w:before="80" w:after="40" w:line="278" w:lineRule="auto"/>
-      <w:jc w:val="left"/>
+      <w:numPr>
+        <w:ilvl w:val="4"/>
+      </w:numPr>
       <w:outlineLvl w:val="4"/>
     </w:pPr>
     <w:rPr>
-      <w:rFonts w:asciiTheme="minorHAnsi" w:eastAsiaTheme="majorEastAsia" w:hAnsiTheme="minorHAnsi" w:cstheme="majorBidi"/>
-      <w:color w:val="2F5496" w:themeColor="accent1" w:themeShade="BF"/>
-      <w:kern w:val="2"/>
-      <w14:ligatures w14:val="standardContextual"/>
+      <w:i w:val="0"/>
     </w:rPr>
   </w:style>
   <w:style w:type="paragraph" w:styleId="Heading6">
     <w:name w:val="heading 6"/>
-    <w:basedOn w:val="Normal"/>
+    <w:aliases w:val="Partial Page Table"/>
+    <w:basedOn w:val="Heading5"/>
     <w:next w:val="Normal"/>
     <w:link w:val="Heading6Char"/>
-    <w:uiPriority w:val="9"/>
     <w:semiHidden/>
-    <w:unhideWhenUsed/>
     <w:qFormat/>
-    <w:rsid w:val="00FC517C"/>
+    <w:rsid w:val="00BF2F25"/>
     <w:pPr>
-      <w:keepNext/>
-      <w:keepLines/>
-      <w:spacing w:before="40" w:line="278" w:lineRule="auto"/>
-      <w:jc w:val="left"/>
+      <w:numPr>
+        <w:ilvl w:val="5"/>
+        <w:numId w:val="5"/>
+      </w:numPr>
+      <w:spacing w:before="720"/>
       <w:outlineLvl w:val="5"/>
     </w:pPr>
     <w:rPr>
-      <w:rFonts w:asciiTheme="minorHAnsi" w:eastAsiaTheme="majorEastAsia" w:hAnsiTheme="minorHAnsi" w:cstheme="majorBidi"/>
-      <w:i/>
-      <w:iCs/>
-      <w:color w:val="595959" w:themeColor="text1" w:themeTint="A6"/>
-      <w:kern w:val="2"/>
-      <w14:ligatures w14:val="standardContextual"/>
+      <w:b/>
     </w:rPr>
   </w:style>
   <w:style w:type="paragraph" w:styleId="Heading7">
     <w:name w:val="heading 7"/>
-    <w:basedOn w:val="Normal"/>
+    <w:aliases w:val="Full Page Table"/>
+    <w:basedOn w:val="Heading6"/>
     <w:next w:val="Normal"/>
     <w:link w:val="Heading7Char"/>
-    <w:uiPriority w:val="9"/>
     <w:semiHidden/>
-    <w:unhideWhenUsed/>
-    <w:qFormat/>
-    <w:rsid w:val="00FC517C"/>
+    <w:rsid w:val="00BF2F25"/>
     <w:pPr>
-      <w:keepNext/>
-      <w:keepLines/>
-      <w:spacing w:before="40" w:line="278" w:lineRule="auto"/>
-      <w:jc w:val="left"/>
+      <w:pageBreakBefore/>
+      <w:spacing w:before="0"/>
       <w:outlineLvl w:val="6"/>
     </w:pPr>
-    <w:rPr>
-      <w:rFonts w:asciiTheme="minorHAnsi" w:eastAsiaTheme="majorEastAsia" w:hAnsiTheme="minorHAnsi" w:cstheme="majorBidi"/>
-      <w:color w:val="595959" w:themeColor="text1" w:themeTint="A6"/>
-      <w:kern w:val="2"/>
-      <w14:ligatures w14:val="standardContextual"/>
-    </w:rPr>
   </w:style>
   <w:style w:type="paragraph" w:styleId="Heading8">
     <w:name w:val="heading 8"/>
+    <w:aliases w:val="Partial Page Figure"/>
     <w:basedOn w:val="Normal"/>
     <w:next w:val="Normal"/>
     <w:link w:val="Heading8Char"/>
-    <w:uiPriority w:val="9"/>
     <w:semiHidden/>
-    <w:unhideWhenUsed/>
     <w:qFormat/>
-    <w:rsid w:val="00FC517C"/>
+    <w:rsid w:val="00BF2F25"/>
     <w:pPr>
-      <w:keepNext/>
       <w:keepLines/>
-      <w:spacing w:line="278" w:lineRule="auto"/>
-      <w:jc w:val="left"/>
+      <w:numPr>
+        <w:ilvl w:val="7"/>
+        <w:numId w:val="5"/>
+      </w:numPr>
+      <w:spacing w:before="240" w:after="480"/>
       <w:outlineLvl w:val="7"/>
     </w:pPr>
-    <w:rPr>
-      <w:rFonts w:asciiTheme="minorHAnsi" w:eastAsiaTheme="majorEastAsia" w:hAnsiTheme="minorHAnsi" w:cstheme="majorBidi"/>
-      <w:i/>
-      <w:iCs/>
-      <w:color w:val="272727" w:themeColor="text1" w:themeTint="D8"/>
-      <w:kern w:val="2"/>
-      <w14:ligatures w14:val="standardContextual"/>
-    </w:rPr>
   </w:style>
   <w:style w:type="paragraph" w:styleId="Heading9">
     <w:name w:val="heading 9"/>
-    <w:basedOn w:val="Normal"/>
+    <w:aliases w:val="Full Page Figure"/>
+    <w:basedOn w:val="Heading8"/>
     <w:next w:val="Normal"/>
     <w:link w:val="Heading9Char"/>
-    <w:uiPriority w:val="9"/>
     <w:semiHidden/>
-    <w:unhideWhenUsed/>
     <w:qFormat/>
-    <w:rsid w:val="00FC517C"/>
+    <w:rsid w:val="00BF2F25"/>
     <w:pPr>
-      <w:keepNext/>
-      <w:keepLines/>
-      <w:spacing w:line="278" w:lineRule="auto"/>
-      <w:jc w:val="left"/>
+      <w:spacing w:before="0" w:after="0"/>
       <w:outlineLvl w:val="8"/>
     </w:pPr>
-    <w:rPr>
-      <w:rFonts w:asciiTheme="minorHAnsi" w:eastAsiaTheme="majorEastAsia" w:hAnsiTheme="minorHAnsi" w:cstheme="majorBidi"/>
-      <w:color w:val="272727" w:themeColor="text1" w:themeTint="D8"/>
-      <w:kern w:val="2"/>
-      <w14:ligatures w14:val="standardContextual"/>
-    </w:rPr>
   </w:style>
   <w:style w:type="character" w:default="1" w:styleId="DefaultParagraphFont">
     <w:name w:val="Default Paragraph Font"/>
@@ -3597,323 +8014,178 @@
     <w:semiHidden/>
     <w:unhideWhenUsed/>
   </w:style>
-  <w:style w:type="character" w:customStyle="1" w:styleId="Heading1Char">
-    <w:name w:val="Heading 1 Char"/>
-    <w:basedOn w:val="DefaultParagraphFont"/>
-    <w:link w:val="Heading1"/>
-    <w:uiPriority w:val="9"/>
-    <w:rsid w:val="00FC517C"/>
+  <w:style w:type="paragraph" w:styleId="BalloonText">
+    <w:name w:val="Balloon Text"/>
+    <w:basedOn w:val="Normal"/>
+    <w:link w:val="BalloonTextChar"/>
+    <w:uiPriority w:val="99"/>
+    <w:semiHidden/>
+    <w:unhideWhenUsed/>
+    <w:rsid w:val="00BF2F25"/>
     <w:rPr>
-      <w:rFonts w:asciiTheme="majorHAnsi" w:eastAsiaTheme="majorEastAsia" w:hAnsiTheme="majorHAnsi" w:cstheme="majorBidi"/>
-      <w:color w:val="2F5496" w:themeColor="accent1" w:themeShade="BF"/>
-      <w:sz w:val="40"/>
-      <w:szCs w:val="40"/>
+      <w:rFonts w:ascii="Lucida Grande" w:hAnsi="Lucida Grande" w:cs="Lucida Grande"/>
+      <w:sz w:val="18"/>
+      <w:szCs w:val="18"/>
     </w:rPr>
   </w:style>
-  <w:style w:type="character" w:customStyle="1" w:styleId="Heading2Char">
-    <w:name w:val="Heading 2 Char"/>
-    <w:basedOn w:val="DefaultParagraphFont"/>
-    <w:link w:val="Heading2"/>
-    <w:uiPriority w:val="9"/>
+  <w:style w:type="character" w:customStyle="1" w:styleId="BalloonTextChar">
+    <w:name w:val="Balloon Text Char"/>
+    <w:link w:val="BalloonText"/>
+    <w:uiPriority w:val="99"/>
     <w:semiHidden/>
-    <w:rsid w:val="00FC517C"/>
+    <w:rsid w:val="00BF2F25"/>
     <w:rPr>
-      <w:rFonts w:asciiTheme="majorHAnsi" w:eastAsiaTheme="majorEastAsia" w:hAnsiTheme="majorHAnsi" w:cstheme="majorBidi"/>
-      <w:color w:val="2F5496" w:themeColor="accent1" w:themeShade="BF"/>
-      <w:sz w:val="32"/>
-      <w:szCs w:val="32"/>
+      <w:rFonts w:ascii="Lucida Grande" w:eastAsia="Times New Roman" w:hAnsi="Lucida Grande" w:cs="Lucida Grande"/>
+      <w:sz w:val="18"/>
+      <w:szCs w:val="18"/>
     </w:rPr>
   </w:style>
-  <w:style w:type="character" w:customStyle="1" w:styleId="Heading3Char">
-    <w:name w:val="Heading 3 Char"/>
-    <w:basedOn w:val="DefaultParagraphFont"/>
-    <w:link w:val="Heading3"/>
-    <w:uiPriority w:val="9"/>
+  <w:style w:type="paragraph" w:styleId="Caption">
+    <w:name w:val="caption"/>
+    <w:basedOn w:val="Normal"/>
+    <w:next w:val="Normal"/>
+    <w:uiPriority w:val="39"/>
     <w:semiHidden/>
-    <w:rsid w:val="00FC517C"/>
+    <w:rsid w:val="00BF2F25"/>
     <w:rPr>
-      <w:rFonts w:eastAsiaTheme="majorEastAsia" w:cstheme="majorBidi"/>
-      <w:color w:val="2F5496" w:themeColor="accent1" w:themeShade="BF"/>
-      <w:sz w:val="28"/>
-      <w:szCs w:val="28"/>
+      <w:bCs/>
+      <w:szCs w:val="18"/>
     </w:rPr>
   </w:style>
-  <w:style w:type="character" w:customStyle="1" w:styleId="Heading4Char">
-    <w:name w:val="Heading 4 Char"/>
-    <w:basedOn w:val="DefaultParagraphFont"/>
-    <w:link w:val="Heading4"/>
-    <w:uiPriority w:val="9"/>
+  <w:style w:type="character" w:styleId="CommentReference">
+    <w:name w:val="annotation reference"/>
+    <w:uiPriority w:val="99"/>
     <w:semiHidden/>
-    <w:rsid w:val="00FC517C"/>
+    <w:unhideWhenUsed/>
+    <w:rsid w:val="00BF2F25"/>
     <w:rPr>
-      <w:rFonts w:eastAsiaTheme="majorEastAsia" w:cstheme="majorBidi"/>
-      <w:i/>
-      <w:iCs/>
-      <w:color w:val="2F5496" w:themeColor="accent1" w:themeShade="BF"/>
+      <w:sz w:val="16"/>
+      <w:szCs w:val="16"/>
     </w:rPr>
   </w:style>
-  <w:style w:type="character" w:customStyle="1" w:styleId="Heading5Char">
-    <w:name w:val="Heading 5 Char"/>
-    <w:basedOn w:val="DefaultParagraphFont"/>
-    <w:link w:val="Heading5"/>
-    <w:uiPriority w:val="9"/>
-    <w:semiHidden/>
-    <w:rsid w:val="00FC517C"/>
+  <w:style w:type="paragraph" w:styleId="CommentText">
+    <w:name w:val="annotation text"/>
+    <w:basedOn w:val="Normal"/>
+    <w:link w:val="CommentTextChar"/>
+    <w:uiPriority w:val="99"/>
+    <w:unhideWhenUsed/>
+    <w:rsid w:val="00BF2F25"/>
     <w:rPr>
-      <w:rFonts w:eastAsiaTheme="majorEastAsia" w:cstheme="majorBidi"/>
-      <w:color w:val="2F5496" w:themeColor="accent1" w:themeShade="BF"/>
+      <w:sz w:val="20"/>
+      <w:szCs w:val="20"/>
     </w:rPr>
   </w:style>
-  <w:style w:type="character" w:customStyle="1" w:styleId="Heading6Char">
-    <w:name w:val="Heading 6 Char"/>
-    <w:basedOn w:val="DefaultParagraphFont"/>
-    <w:link w:val="Heading6"/>
-    <w:uiPriority w:val="9"/>
-    <w:semiHidden/>
-    <w:rsid w:val="00FC517C"/>
+  <w:style w:type="character" w:customStyle="1" w:styleId="CommentTextChar">
+    <w:name w:val="Comment Text Char"/>
+    <w:link w:val="CommentText"/>
+    <w:uiPriority w:val="99"/>
+    <w:rsid w:val="00BF2F25"/>
     <w:rPr>
-      <w:rFonts w:eastAsiaTheme="majorEastAsia" w:cstheme="majorBidi"/>
-      <w:i/>
-      <w:iCs/>
-      <w:color w:val="595959" w:themeColor="text1" w:themeTint="A6"/>
+      <w:rFonts w:ascii="Times New Roman" w:eastAsia="Times New Roman" w:hAnsi="Times New Roman" w:cs="Times New Roman"/>
+      <w:sz w:val="20"/>
+      <w:szCs w:val="20"/>
     </w:rPr>
   </w:style>
-  <w:style w:type="character" w:customStyle="1" w:styleId="Heading7Char">
-    <w:name w:val="Heading 7 Char"/>
-    <w:basedOn w:val="DefaultParagraphFont"/>
-    <w:link w:val="Heading7"/>
-    <w:uiPriority w:val="9"/>
+  <w:style w:type="paragraph" w:styleId="CommentSubject">
+    <w:name w:val="annotation subject"/>
+    <w:basedOn w:val="CommentText"/>
+    <w:next w:val="CommentText"/>
+    <w:link w:val="CommentSubjectChar"/>
+    <w:uiPriority w:val="99"/>
     <w:semiHidden/>
-    <w:rsid w:val="00FC517C"/>
-    <w:rPr>
-      <w:rFonts w:eastAsiaTheme="majorEastAsia" w:cstheme="majorBidi"/>
-      <w:color w:val="595959" w:themeColor="text1" w:themeTint="A6"/>
-    </w:rPr>
-  </w:style>
-  <w:style w:type="character" w:customStyle="1" w:styleId="Heading8Char">
-    <w:name w:val="Heading 8 Char"/>
-    <w:basedOn w:val="DefaultParagraphFont"/>
-    <w:link w:val="Heading8"/>
-    <w:uiPriority w:val="9"/>
-    <w:semiHidden/>
-    <w:rsid w:val="00FC517C"/>
-    <w:rPr>
-      <w:rFonts w:eastAsiaTheme="majorEastAsia" w:cstheme="majorBidi"/>
-      <w:i/>
-      <w:iCs/>
-      <w:color w:val="272727" w:themeColor="text1" w:themeTint="D8"/>
-    </w:rPr>
-  </w:style>
-  <w:style w:type="character" w:customStyle="1" w:styleId="Heading9Char">
-    <w:name w:val="Heading 9 Char"/>
-    <w:basedOn w:val="DefaultParagraphFont"/>
-    <w:link w:val="Heading9"/>
-    <w:uiPriority w:val="9"/>
-    <w:semiHidden/>
-    <w:rsid w:val="00FC517C"/>
-    <w:rPr>
-      <w:rFonts w:eastAsiaTheme="majorEastAsia" w:cstheme="majorBidi"/>
-      <w:color w:val="272727" w:themeColor="text1" w:themeTint="D8"/>
-    </w:rPr>
-  </w:style>
-  <w:style w:type="paragraph" w:styleId="Title">
-    <w:name w:val="Title"/>
-    <w:basedOn w:val="Normal"/>
-    <w:next w:val="Normal"/>
-    <w:link w:val="TitleChar"/>
-    <w:uiPriority w:val="10"/>
-    <w:qFormat/>
-    <w:rsid w:val="00FC517C"/>
-    <w:pPr>
-      <w:spacing w:after="80" w:line="240" w:lineRule="auto"/>
-      <w:contextualSpacing/>
-      <w:jc w:val="left"/>
-    </w:pPr>
-    <w:rPr>
-      <w:rFonts w:asciiTheme="majorHAnsi" w:eastAsiaTheme="majorEastAsia" w:hAnsiTheme="majorHAnsi" w:cstheme="majorBidi"/>
-      <w:spacing w:val="-10"/>
-      <w:kern w:val="28"/>
-      <w:sz w:val="56"/>
-      <w:szCs w:val="56"/>
-      <w14:ligatures w14:val="standardContextual"/>
-    </w:rPr>
-  </w:style>
-  <w:style w:type="character" w:customStyle="1" w:styleId="TitleChar">
-    <w:name w:val="Title Char"/>
-    <w:basedOn w:val="DefaultParagraphFont"/>
-    <w:link w:val="Title"/>
-    <w:uiPriority w:val="10"/>
-    <w:rsid w:val="00FC517C"/>
-    <w:rPr>
-      <w:rFonts w:asciiTheme="majorHAnsi" w:eastAsiaTheme="majorEastAsia" w:hAnsiTheme="majorHAnsi" w:cstheme="majorBidi"/>
-      <w:spacing w:val="-10"/>
-      <w:kern w:val="28"/>
-      <w:sz w:val="56"/>
-      <w:szCs w:val="56"/>
-    </w:rPr>
-  </w:style>
-  <w:style w:type="paragraph" w:styleId="Subtitle">
-    <w:name w:val="Subtitle"/>
-    <w:basedOn w:val="Normal"/>
-    <w:next w:val="Normal"/>
-    <w:link w:val="SubtitleChar"/>
-    <w:uiPriority w:val="11"/>
-    <w:qFormat/>
-    <w:rsid w:val="00FC517C"/>
-    <w:pPr>
-      <w:numPr>
-        <w:ilvl w:val="1"/>
-      </w:numPr>
-      <w:spacing w:after="160" w:line="278" w:lineRule="auto"/>
-      <w:jc w:val="left"/>
-    </w:pPr>
-    <w:rPr>
-      <w:rFonts w:asciiTheme="minorHAnsi" w:eastAsiaTheme="majorEastAsia" w:hAnsiTheme="minorHAnsi" w:cstheme="majorBidi"/>
-      <w:color w:val="595959" w:themeColor="text1" w:themeTint="A6"/>
-      <w:spacing w:val="15"/>
-      <w:kern w:val="2"/>
-      <w:sz w:val="28"/>
-      <w:szCs w:val="28"/>
-      <w14:ligatures w14:val="standardContextual"/>
-    </w:rPr>
-  </w:style>
-  <w:style w:type="character" w:customStyle="1" w:styleId="SubtitleChar">
-    <w:name w:val="Subtitle Char"/>
-    <w:basedOn w:val="DefaultParagraphFont"/>
-    <w:link w:val="Subtitle"/>
-    <w:uiPriority w:val="11"/>
-    <w:rsid w:val="00FC517C"/>
-    <w:rPr>
-      <w:rFonts w:eastAsiaTheme="majorEastAsia" w:cstheme="majorBidi"/>
-      <w:color w:val="595959" w:themeColor="text1" w:themeTint="A6"/>
-      <w:spacing w:val="15"/>
-      <w:sz w:val="28"/>
-      <w:szCs w:val="28"/>
-    </w:rPr>
-  </w:style>
-  <w:style w:type="paragraph" w:styleId="Quote">
-    <w:name w:val="Quote"/>
-    <w:basedOn w:val="Normal"/>
-    <w:next w:val="Normal"/>
-    <w:link w:val="QuoteChar"/>
-    <w:uiPriority w:val="29"/>
-    <w:qFormat/>
-    <w:rsid w:val="00FC517C"/>
-    <w:pPr>
-      <w:spacing w:before="160" w:after="160" w:line="278" w:lineRule="auto"/>
-      <w:jc w:val="center"/>
-    </w:pPr>
-    <w:rPr>
-      <w:rFonts w:asciiTheme="minorHAnsi" w:eastAsiaTheme="minorHAnsi" w:hAnsiTheme="minorHAnsi" w:cstheme="minorBidi"/>
-      <w:i/>
-      <w:iCs/>
-      <w:color w:val="404040" w:themeColor="text1" w:themeTint="BF"/>
-      <w:kern w:val="2"/>
-      <w14:ligatures w14:val="standardContextual"/>
-    </w:rPr>
-  </w:style>
-  <w:style w:type="character" w:customStyle="1" w:styleId="QuoteChar">
-    <w:name w:val="Quote Char"/>
-    <w:basedOn w:val="DefaultParagraphFont"/>
-    <w:link w:val="Quote"/>
-    <w:uiPriority w:val="29"/>
-    <w:rsid w:val="00FC517C"/>
-    <w:rPr>
-      <w:i/>
-      <w:iCs/>
-      <w:color w:val="404040" w:themeColor="text1" w:themeTint="BF"/>
-    </w:rPr>
-  </w:style>
-  <w:style w:type="paragraph" w:styleId="ListParagraph">
-    <w:name w:val="List Paragraph"/>
-    <w:basedOn w:val="Normal"/>
-    <w:uiPriority w:val="34"/>
-    <w:qFormat/>
-    <w:rsid w:val="00FC517C"/>
-    <w:pPr>
-      <w:spacing w:after="160" w:line="278" w:lineRule="auto"/>
-      <w:ind w:left="720"/>
-      <w:contextualSpacing/>
-      <w:jc w:val="left"/>
-    </w:pPr>
-    <w:rPr>
-      <w:rFonts w:asciiTheme="minorHAnsi" w:eastAsiaTheme="minorHAnsi" w:hAnsiTheme="minorHAnsi" w:cstheme="minorBidi"/>
-      <w:kern w:val="2"/>
-      <w14:ligatures w14:val="standardContextual"/>
-    </w:rPr>
-  </w:style>
-  <w:style w:type="character" w:styleId="IntenseEmphasis">
-    <w:name w:val="Intense Emphasis"/>
-    <w:basedOn w:val="DefaultParagraphFont"/>
-    <w:uiPriority w:val="21"/>
-    <w:qFormat/>
-    <w:rsid w:val="00FC517C"/>
-    <w:rPr>
-      <w:i/>
-      <w:iCs/>
-      <w:color w:val="2F5496" w:themeColor="accent1" w:themeShade="BF"/>
-    </w:rPr>
-  </w:style>
-  <w:style w:type="paragraph" w:styleId="IntenseQuote">
-    <w:name w:val="Intense Quote"/>
-    <w:basedOn w:val="Normal"/>
-    <w:next w:val="Normal"/>
-    <w:link w:val="IntenseQuoteChar"/>
-    <w:uiPriority w:val="30"/>
-    <w:qFormat/>
-    <w:rsid w:val="00FC517C"/>
-    <w:pPr>
-      <w:pBdr>
-        <w:top w:val="single" w:sz="4" w:space="10" w:color="2F5496" w:themeColor="accent1" w:themeShade="BF"/>
-        <w:bottom w:val="single" w:sz="4" w:space="10" w:color="2F5496" w:themeColor="accent1" w:themeShade="BF"/>
-      </w:pBdr>
-      <w:spacing w:before="360" w:after="360" w:line="278" w:lineRule="auto"/>
-      <w:ind w:left="864" w:right="864"/>
-      <w:jc w:val="center"/>
-    </w:pPr>
-    <w:rPr>
-      <w:rFonts w:asciiTheme="minorHAnsi" w:eastAsiaTheme="minorHAnsi" w:hAnsiTheme="minorHAnsi" w:cstheme="minorBidi"/>
-      <w:i/>
-      <w:iCs/>
-      <w:color w:val="2F5496" w:themeColor="accent1" w:themeShade="BF"/>
-      <w:kern w:val="2"/>
-      <w14:ligatures w14:val="standardContextual"/>
-    </w:rPr>
-  </w:style>
-  <w:style w:type="character" w:customStyle="1" w:styleId="IntenseQuoteChar">
-    <w:name w:val="Intense Quote Char"/>
-    <w:basedOn w:val="DefaultParagraphFont"/>
-    <w:link w:val="IntenseQuote"/>
-    <w:uiPriority w:val="30"/>
-    <w:rsid w:val="00FC517C"/>
-    <w:rPr>
-      <w:i/>
-      <w:iCs/>
-      <w:color w:val="2F5496" w:themeColor="accent1" w:themeShade="BF"/>
-    </w:rPr>
-  </w:style>
-  <w:style w:type="character" w:styleId="IntenseReference">
-    <w:name w:val="Intense Reference"/>
-    <w:basedOn w:val="DefaultParagraphFont"/>
-    <w:uiPriority w:val="32"/>
-    <w:qFormat/>
-    <w:rsid w:val="00FC517C"/>
+    <w:unhideWhenUsed/>
+    <w:rsid w:val="00BF2F25"/>
     <w:rPr>
       <w:b/>
       <w:bCs/>
-      <w:smallCaps/>
-      <w:color w:val="2F5496" w:themeColor="accent1" w:themeShade="BF"/>
-      <w:spacing w:val="5"/>
+    </w:rPr>
+  </w:style>
+  <w:style w:type="character" w:customStyle="1" w:styleId="CommentSubjectChar">
+    <w:name w:val="Comment Subject Char"/>
+    <w:link w:val="CommentSubject"/>
+    <w:uiPriority w:val="99"/>
+    <w:semiHidden/>
+    <w:rsid w:val="00BF2F25"/>
+    <w:rPr>
+      <w:rFonts w:ascii="Times New Roman" w:eastAsia="Times New Roman" w:hAnsi="Times New Roman" w:cs="Times New Roman"/>
+      <w:b/>
+      <w:bCs/>
+      <w:sz w:val="20"/>
+      <w:szCs w:val="20"/>
     </w:rPr>
   </w:style>
   <w:style w:type="character" w:styleId="FootnoteReference">
     <w:name w:val="footnote reference"/>
     <w:uiPriority w:val="99"/>
     <w:semiHidden/>
-    <w:rsid w:val="00FC517C"/>
+    <w:rsid w:val="00BF2F25"/>
     <w:rPr>
       <w:position w:val="6"/>
       <w:sz w:val="18"/>
+    </w:rPr>
+  </w:style>
+  <w:style w:type="character" w:styleId="EndnoteReference">
+    <w:name w:val="endnote reference"/>
+    <w:semiHidden/>
+    <w:rsid w:val="00BF2F25"/>
+    <w:rPr>
+      <w:position w:val="6"/>
+      <w:sz w:val="18"/>
+      <w:vertAlign w:val="baseline"/>
+    </w:rPr>
+  </w:style>
+  <w:style w:type="paragraph" w:styleId="EndnoteText">
+    <w:name w:val="endnote text"/>
+    <w:basedOn w:val="Normal"/>
+    <w:link w:val="EndnoteTextChar"/>
+    <w:semiHidden/>
+    <w:rsid w:val="00BF2F25"/>
+    <w:pPr>
+      <w:spacing w:after="240"/>
+    </w:pPr>
+  </w:style>
+  <w:style w:type="character" w:customStyle="1" w:styleId="EndnoteTextChar">
+    <w:name w:val="Endnote Text Char"/>
+    <w:link w:val="EndnoteText"/>
+    <w:semiHidden/>
+    <w:rsid w:val="00BF2F25"/>
+    <w:rPr>
+      <w:rFonts w:ascii="Times New Roman" w:eastAsia="Times New Roman" w:hAnsi="Times New Roman" w:cs="Times New Roman"/>
+      <w:sz w:val="24"/>
+      <w:szCs w:val="24"/>
+    </w:rPr>
+  </w:style>
+  <w:style w:type="character" w:customStyle="1" w:styleId="Heading8Char">
+    <w:name w:val="Heading 8 Char"/>
+    <w:aliases w:val="Partial Page Figure Char"/>
+    <w:link w:val="Heading8"/>
+    <w:semiHidden/>
+    <w:rsid w:val="00BF2F25"/>
+    <w:rPr>
+      <w:rFonts w:eastAsia="Times New Roman" w:cs="Times New Roman"/>
+      <w:sz w:val="24"/>
+      <w:szCs w:val="24"/>
+    </w:rPr>
+  </w:style>
+  <w:style w:type="paragraph" w:styleId="Footer">
+    <w:name w:val="footer"/>
+    <w:basedOn w:val="Normal"/>
+    <w:link w:val="FooterChar"/>
+    <w:uiPriority w:val="99"/>
+    <w:rsid w:val="00BF2F25"/>
+    <w:pPr>
+      <w:jc w:val="center"/>
+    </w:pPr>
+  </w:style>
+  <w:style w:type="character" w:customStyle="1" w:styleId="FooterChar">
+    <w:name w:val="Footer Char"/>
+    <w:link w:val="Footer"/>
+    <w:uiPriority w:val="99"/>
+    <w:rsid w:val="00BF2F25"/>
+    <w:rPr>
+      <w:rFonts w:ascii="Times New Roman" w:eastAsia="Times New Roman" w:hAnsi="Times New Roman" w:cs="Times New Roman"/>
+      <w:sz w:val="24"/>
+      <w:szCs w:val="24"/>
     </w:rPr>
   </w:style>
   <w:style w:type="paragraph" w:styleId="FootnoteText">
@@ -3922,7 +8194,7 @@
     <w:link w:val="FootnoteTextChar"/>
     <w:uiPriority w:val="99"/>
     <w:qFormat/>
-    <w:rsid w:val="00FC517C"/>
+    <w:rsid w:val="00EA474D"/>
     <w:pPr>
       <w:spacing w:after="120"/>
       <w:ind w:left="274" w:hanging="274"/>
@@ -3933,77 +8205,567 @@
   </w:style>
   <w:style w:type="character" w:customStyle="1" w:styleId="FootnoteTextChar">
     <w:name w:val="Footnote Text Char"/>
-    <w:basedOn w:val="DefaultParagraphFont"/>
     <w:link w:val="FootnoteText"/>
     <w:uiPriority w:val="99"/>
-    <w:rsid w:val="00FC517C"/>
+    <w:rsid w:val="00EA474D"/>
     <w:rPr>
-      <w:rFonts w:ascii="Calibri" w:eastAsia="Times New Roman" w:hAnsi="Calibri" w:cs="Times New Roman"/>
-      <w:kern w:val="0"/>
+      <w:rFonts w:eastAsia="Times New Roman" w:cs="Times New Roman"/>
       <w:sz w:val="20"/>
-      <w14:ligatures w14:val="none"/>
+      <w:szCs w:val="24"/>
+    </w:rPr>
+  </w:style>
+  <w:style w:type="paragraph" w:styleId="Header">
+    <w:name w:val="header"/>
+    <w:basedOn w:val="Footer"/>
+    <w:link w:val="HeaderChar"/>
+    <w:uiPriority w:val="99"/>
+    <w:rsid w:val="00BF2F25"/>
+  </w:style>
+  <w:style w:type="character" w:customStyle="1" w:styleId="HeaderChar">
+    <w:name w:val="Header Char"/>
+    <w:link w:val="Header"/>
+    <w:uiPriority w:val="99"/>
+    <w:rsid w:val="00BF2F25"/>
+    <w:rPr>
+      <w:rFonts w:ascii="Times New Roman" w:eastAsia="Times New Roman" w:hAnsi="Times New Roman" w:cs="Times New Roman"/>
+      <w:sz w:val="24"/>
+      <w:szCs w:val="24"/>
+    </w:rPr>
+  </w:style>
+  <w:style w:type="character" w:customStyle="1" w:styleId="Heading1Char">
+    <w:name w:val="Heading 1 Char"/>
+    <w:aliases w:val="Chapter Char"/>
+    <w:link w:val="Heading1"/>
+    <w:uiPriority w:val="9"/>
+    <w:rsid w:val="00106297"/>
+    <w:rPr>
+      <w:rFonts w:cs="Calibri"/>
+      <w:b/>
+      <w:iCs/>
+      <w:caps/>
+      <w:sz w:val="28"/>
+      <w:szCs w:val="28"/>
+    </w:rPr>
+  </w:style>
+  <w:style w:type="character" w:customStyle="1" w:styleId="Heading2Char">
+    <w:name w:val="Heading 2 Char"/>
+    <w:link w:val="Heading2"/>
+    <w:uiPriority w:val="9"/>
+    <w:rsid w:val="00106297"/>
+    <w:rPr>
+      <w:rFonts w:eastAsia="Times New Roman" w:cs="Calibri"/>
+      <w:b/>
+      <w:caps/>
+      <w:sz w:val="24"/>
+      <w:szCs w:val="24"/>
+    </w:rPr>
+  </w:style>
+  <w:style w:type="character" w:customStyle="1" w:styleId="Heading3Char">
+    <w:name w:val="Heading 3 Char"/>
+    <w:link w:val="Heading3"/>
+    <w:uiPriority w:val="9"/>
+    <w:rsid w:val="00EA474D"/>
+    <w:rPr>
+      <w:rFonts w:eastAsia="Times New Roman" w:cs="Calibri"/>
+      <w:b/>
+      <w:sz w:val="24"/>
+      <w:szCs w:val="24"/>
+    </w:rPr>
+  </w:style>
+  <w:style w:type="character" w:customStyle="1" w:styleId="Heading4Char">
+    <w:name w:val="Heading 4 Char"/>
+    <w:link w:val="Heading4"/>
+    <w:uiPriority w:val="9"/>
+    <w:rsid w:val="00EA474D"/>
+    <w:rPr>
+      <w:rFonts w:eastAsia="Times New Roman" w:cs="Calibri"/>
+      <w:b w:val="0"/>
+      <w:i/>
+      <w:caps w:val="0"/>
+      <w:sz w:val="24"/>
+      <w:szCs w:val="24"/>
+      <w:u w:val="single"/>
+    </w:rPr>
+  </w:style>
+  <w:style w:type="character" w:customStyle="1" w:styleId="Heading5Char">
+    <w:name w:val="Heading 5 Char"/>
+    <w:link w:val="Heading5"/>
+    <w:rsid w:val="00EA474D"/>
+    <w:rPr>
+      <w:rFonts w:eastAsia="Times New Roman" w:cs="Calibri"/>
+      <w:b w:val="0"/>
+      <w:i w:val="0"/>
+      <w:caps w:val="0"/>
+      <w:sz w:val="24"/>
+      <w:szCs w:val="24"/>
+      <w:u w:val="single"/>
+    </w:rPr>
+  </w:style>
+  <w:style w:type="character" w:customStyle="1" w:styleId="Heading6Char">
+    <w:name w:val="Heading 6 Char"/>
+    <w:aliases w:val="Partial Page Table Char"/>
+    <w:link w:val="Heading6"/>
+    <w:semiHidden/>
+    <w:rsid w:val="00BF2F25"/>
+    <w:rPr>
+      <w:rFonts w:eastAsia="Times New Roman" w:cs="Calibri"/>
+      <w:b/>
+      <w:i w:val="0"/>
+      <w:caps w:val="0"/>
+      <w:sz w:val="24"/>
+      <w:szCs w:val="24"/>
+      <w:u w:val="single"/>
+    </w:rPr>
+  </w:style>
+  <w:style w:type="character" w:customStyle="1" w:styleId="Heading7Char">
+    <w:name w:val="Heading 7 Char"/>
+    <w:aliases w:val="Full Page Table Char"/>
+    <w:link w:val="Heading7"/>
+    <w:semiHidden/>
+    <w:rsid w:val="00BF2F25"/>
+    <w:rPr>
+      <w:rFonts w:eastAsia="Times New Roman" w:cs="Calibri"/>
+      <w:b/>
+      <w:sz w:val="24"/>
+      <w:szCs w:val="24"/>
+      <w:u w:val="single"/>
+    </w:rPr>
+  </w:style>
+  <w:style w:type="character" w:customStyle="1" w:styleId="Heading9Char">
+    <w:name w:val="Heading 9 Char"/>
+    <w:aliases w:val="Full Page Figure Char"/>
+    <w:link w:val="Heading9"/>
+    <w:semiHidden/>
+    <w:rsid w:val="00BF2F25"/>
+    <w:rPr>
+      <w:rFonts w:eastAsia="Times New Roman" w:cs="Times New Roman"/>
+      <w:sz w:val="24"/>
+      <w:szCs w:val="24"/>
     </w:rPr>
   </w:style>
   <w:style w:type="character" w:styleId="Hyperlink">
     <w:name w:val="Hyperlink"/>
     <w:uiPriority w:val="99"/>
     <w:unhideWhenUsed/>
-    <w:rsid w:val="00FC517C"/>
+    <w:rsid w:val="00BF2F25"/>
     <w:rPr>
       <w:color w:val="0563C1"/>
       <w:u w:val="single"/>
     </w:rPr>
   </w:style>
-  <w:style w:type="paragraph" w:styleId="Header">
-    <w:name w:val="header"/>
+  <w:style w:type="paragraph" w:customStyle="1" w:styleId="RIACParagraph">
+    <w:name w:val="RIAC Paragraph"/>
     <w:basedOn w:val="Normal"/>
-    <w:link w:val="HeaderChar"/>
+    <w:link w:val="RIACParagraphChar"/>
+    <w:qFormat/>
+    <w:rsid w:val="00C54006"/>
+    <w:pPr>
+      <w:spacing w:line="240" w:lineRule="auto"/>
+      <w:ind w:firstLine="720"/>
+    </w:pPr>
+  </w:style>
+  <w:style w:type="character" w:customStyle="1" w:styleId="RIACParagraphChar">
+    <w:name w:val="RIAC Paragraph Char"/>
+    <w:link w:val="RIACParagraph"/>
+    <w:rsid w:val="00C54006"/>
+    <w:rPr>
+      <w:rFonts w:eastAsia="Times New Roman"/>
+      <w:sz w:val="24"/>
+      <w:szCs w:val="24"/>
+    </w:rPr>
+  </w:style>
+  <w:style w:type="paragraph" w:styleId="PlainText">
+    <w:name w:val="Plain Text"/>
+    <w:basedOn w:val="Normal"/>
+    <w:link w:val="PlainTextChar"/>
+    <w:uiPriority w:val="99"/>
+    <w:semiHidden/>
     <w:unhideWhenUsed/>
-    <w:rsid w:val="002E192A"/>
+    <w:rsid w:val="00BF2F25"/>
+    <w:rPr>
+      <w:rFonts w:eastAsia="Calibri" w:cs="Calibri"/>
+      <w:szCs w:val="21"/>
+    </w:rPr>
+  </w:style>
+  <w:style w:type="character" w:customStyle="1" w:styleId="PlainTextChar">
+    <w:name w:val="Plain Text Char"/>
+    <w:link w:val="PlainText"/>
+    <w:uiPriority w:val="99"/>
+    <w:semiHidden/>
+    <w:rsid w:val="00BF2F25"/>
+    <w:rPr>
+      <w:rFonts w:cs="Calibri"/>
+      <w:sz w:val="24"/>
+      <w:szCs w:val="21"/>
+    </w:rPr>
+  </w:style>
+  <w:style w:type="table" w:styleId="TableGrid">
+    <w:name w:val="Table Grid"/>
+    <w:basedOn w:val="TableNormal"/>
+    <w:rsid w:val="00BF2F25"/>
+    <w:rPr>
+      <w:rFonts w:ascii="Times New Roman" w:eastAsia="Times New Roman" w:hAnsi="Times New Roman"/>
+    </w:rPr>
+    <w:tblPr>
+      <w:tblBorders>
+        <w:top w:val="single" w:sz="4" w:space="0" w:color="auto"/>
+        <w:left w:val="single" w:sz="4" w:space="0" w:color="auto"/>
+        <w:bottom w:val="single" w:sz="4" w:space="0" w:color="auto"/>
+        <w:right w:val="single" w:sz="4" w:space="0" w:color="auto"/>
+        <w:insideH w:val="single" w:sz="4" w:space="0" w:color="auto"/>
+        <w:insideV w:val="single" w:sz="4" w:space="0" w:color="auto"/>
+      </w:tblBorders>
+    </w:tblPr>
+  </w:style>
+  <w:style w:type="paragraph" w:styleId="TableofFigures">
+    <w:name w:val="table of figures"/>
+    <w:basedOn w:val="Normal"/>
+    <w:uiPriority w:val="39"/>
+    <w:semiHidden/>
+    <w:rsid w:val="00BF2F25"/>
+    <w:pPr>
+      <w:spacing w:after="240"/>
+      <w:ind w:left="1260" w:hanging="1260"/>
+    </w:pPr>
+  </w:style>
+  <w:style w:type="paragraph" w:styleId="TOC1">
+    <w:name w:val="toc 1"/>
+    <w:basedOn w:val="Normal"/>
+    <w:uiPriority w:val="39"/>
+    <w:rsid w:val="007F1C83"/>
+    <w:pPr>
+      <w:keepLines/>
+      <w:tabs>
+        <w:tab w:val="right" w:leader="dot" w:pos="9072"/>
+      </w:tabs>
+      <w:spacing w:before="240" w:after="100"/>
+      <w:ind w:left="446" w:right="288" w:hanging="446"/>
+    </w:pPr>
+    <w:rPr>
+      <w:b/>
+      <w:noProof/>
+    </w:rPr>
+  </w:style>
+  <w:style w:type="paragraph" w:styleId="TOC2">
+    <w:name w:val="toc 2"/>
+    <w:basedOn w:val="TOC1"/>
+    <w:uiPriority w:val="39"/>
+    <w:rsid w:val="007F1C83"/>
     <w:pPr>
       <w:tabs>
-        <w:tab w:val="center" w:pos="4680"/>
-        <w:tab w:val="right" w:pos="9360"/>
+        <w:tab w:val="left" w:pos="1170"/>
       </w:tabs>
+      <w:spacing w:before="0" w:line="360" w:lineRule="auto"/>
+      <w:ind w:left="806" w:hanging="360"/>
+      <w:contextualSpacing/>
+    </w:pPr>
+    <w:rPr>
+      <w:b w:val="0"/>
+    </w:rPr>
+  </w:style>
+  <w:style w:type="paragraph" w:styleId="TOC3">
+    <w:name w:val="toc 3"/>
+    <w:basedOn w:val="TOC2"/>
+    <w:uiPriority w:val="39"/>
+    <w:rsid w:val="00D34245"/>
+    <w:pPr>
+      <w:ind w:left="1170"/>
+    </w:pPr>
+    <w:rPr>
+      <w:i/>
+    </w:rPr>
+  </w:style>
+  <w:style w:type="paragraph" w:styleId="TOC4">
+    <w:name w:val="toc 4"/>
+    <w:basedOn w:val="TOC3"/>
+    <w:uiPriority w:val="39"/>
+    <w:rsid w:val="00F47DF8"/>
+    <w:pPr>
+      <w:ind w:left="1620" w:hanging="450"/>
+    </w:pPr>
+    <w:rPr>
+      <w:b/>
+      <w:i w:val="0"/>
+    </w:rPr>
+  </w:style>
+  <w:style w:type="paragraph" w:styleId="TOC5">
+    <w:name w:val="toc 5"/>
+    <w:basedOn w:val="TOC4"/>
+    <w:uiPriority w:val="39"/>
+    <w:rsid w:val="00197256"/>
+    <w:pPr>
+      <w:ind w:left="2160" w:hanging="540"/>
+    </w:pPr>
+  </w:style>
+  <w:style w:type="paragraph" w:styleId="TOC6">
+    <w:name w:val="toc 6"/>
+    <w:basedOn w:val="TOC1"/>
+    <w:uiPriority w:val="39"/>
+    <w:rsid w:val="00BF2F25"/>
+    <w:pPr>
+      <w:spacing w:before="0" w:after="240"/>
+      <w:ind w:left="1267" w:hanging="1267"/>
+    </w:pPr>
+    <w:rPr>
+      <w:szCs w:val="20"/>
+    </w:rPr>
+  </w:style>
+  <w:style w:type="paragraph" w:styleId="TOC7">
+    <w:name w:val="toc 7"/>
+    <w:basedOn w:val="TOC1"/>
+    <w:link w:val="TOC7Char"/>
+    <w:uiPriority w:val="39"/>
+    <w:rsid w:val="00BF2F25"/>
+    <w:pPr>
+      <w:numPr>
+        <w:numId w:val="9"/>
+      </w:numPr>
+      <w:contextualSpacing/>
+    </w:pPr>
+  </w:style>
+  <w:style w:type="character" w:customStyle="1" w:styleId="TOC7Char">
+    <w:name w:val="TOC 7 Char"/>
+    <w:link w:val="TOC7"/>
+    <w:uiPriority w:val="39"/>
+    <w:rsid w:val="00BF2F25"/>
+    <w:rPr>
+      <w:rFonts w:eastAsia="Times New Roman" w:cs="Times New Roman"/>
+      <w:b/>
+      <w:noProof/>
+      <w:sz w:val="24"/>
+      <w:szCs w:val="24"/>
+    </w:rPr>
+  </w:style>
+  <w:style w:type="paragraph" w:styleId="TOC8">
+    <w:name w:val="toc 8"/>
+    <w:basedOn w:val="TOC6"/>
+    <w:uiPriority w:val="39"/>
+    <w:rsid w:val="00BF2F25"/>
+    <w:pPr>
+      <w:spacing w:before="240" w:after="0"/>
+      <w:ind w:left="720" w:firstLine="0"/>
+      <w:contextualSpacing/>
+    </w:pPr>
+  </w:style>
+  <w:style w:type="paragraph" w:styleId="TOC9">
+    <w:name w:val="toc 9"/>
+    <w:basedOn w:val="TOC1"/>
+    <w:uiPriority w:val="39"/>
+    <w:rsid w:val="00BF2F25"/>
+    <w:pPr>
+      <w:ind w:left="0" w:firstLine="0"/>
+      <w:contextualSpacing/>
+    </w:pPr>
+  </w:style>
+  <w:style w:type="paragraph" w:styleId="ListParagraph">
+    <w:name w:val="List Paragraph"/>
+    <w:basedOn w:val="Normal"/>
+    <w:link w:val="ListParagraphChar"/>
+    <w:uiPriority w:val="34"/>
+    <w:qFormat/>
+    <w:rsid w:val="00EA474D"/>
+    <w:pPr>
+      <w:ind w:left="720"/>
+      <w:contextualSpacing/>
+    </w:pPr>
+  </w:style>
+  <w:style w:type="character" w:styleId="IntenseEmphasis">
+    <w:name w:val="Intense Emphasis"/>
+    <w:uiPriority w:val="21"/>
+    <w:rsid w:val="00EA474D"/>
+    <w:rPr>
+      <w:i/>
+      <w:iCs/>
+      <w:color w:val="5B9BD5"/>
+    </w:rPr>
+  </w:style>
+  <w:style w:type="paragraph" w:styleId="Quote">
+    <w:name w:val="Quote"/>
+    <w:basedOn w:val="Normal"/>
+    <w:next w:val="Normal"/>
+    <w:link w:val="QuoteChar"/>
+    <w:uiPriority w:val="29"/>
+    <w:qFormat/>
+    <w:rsid w:val="00EA474D"/>
+    <w:pPr>
+      <w:spacing w:before="200" w:after="160"/>
+      <w:ind w:left="720" w:right="900"/>
+    </w:pPr>
+    <w:rPr>
+      <w:iCs/>
+      <w:color w:val="404040"/>
+    </w:rPr>
+  </w:style>
+  <w:style w:type="character" w:customStyle="1" w:styleId="QuoteChar">
+    <w:name w:val="Quote Char"/>
+    <w:link w:val="Quote"/>
+    <w:uiPriority w:val="29"/>
+    <w:rsid w:val="00EA474D"/>
+    <w:rPr>
+      <w:rFonts w:eastAsia="Times New Roman" w:cs="Times New Roman"/>
+      <w:iCs/>
+      <w:color w:val="404040"/>
+      <w:sz w:val="24"/>
+      <w:szCs w:val="24"/>
+    </w:rPr>
+  </w:style>
+  <w:style w:type="paragraph" w:styleId="TOCHeading">
+    <w:name w:val="TOC Heading"/>
+    <w:basedOn w:val="Heading1"/>
+    <w:next w:val="Normal"/>
+    <w:uiPriority w:val="39"/>
+    <w:unhideWhenUsed/>
+    <w:rsid w:val="00197256"/>
+    <w:pPr>
+      <w:keepLines/>
+      <w:numPr>
+        <w:numId w:val="0"/>
+      </w:numPr>
+      <w:spacing w:before="240" w:after="0" w:line="259" w:lineRule="auto"/>
+      <w:contextualSpacing w:val="0"/>
+      <w:outlineLvl w:val="9"/>
+    </w:pPr>
+    <w:rPr>
+      <w:rFonts w:eastAsia="Times New Roman"/>
+      <w:color w:val="000000"/>
+      <w:szCs w:val="32"/>
+    </w:rPr>
+  </w:style>
+  <w:style w:type="character" w:customStyle="1" w:styleId="ListParagraphChar">
+    <w:name w:val="List Paragraph Char"/>
+    <w:link w:val="ListParagraph"/>
+    <w:uiPriority w:val="34"/>
+    <w:rsid w:val="00960656"/>
+    <w:rPr>
+      <w:rFonts w:eastAsia="Times New Roman" w:cs="Times New Roman"/>
+      <w:sz w:val="24"/>
+      <w:szCs w:val="24"/>
+    </w:rPr>
+  </w:style>
+  <w:style w:type="paragraph" w:styleId="NoSpacing">
+    <w:name w:val="No Spacing"/>
+    <w:uiPriority w:val="1"/>
+    <w:qFormat/>
+    <w:rsid w:val="00FD01B6"/>
+    <w:rPr>
+      <w:sz w:val="10"/>
+      <w:szCs w:val="22"/>
+    </w:rPr>
+  </w:style>
+  <w:style w:type="paragraph" w:styleId="NormalWeb">
+    <w:name w:val="Normal (Web)"/>
+    <w:basedOn w:val="Normal"/>
+    <w:uiPriority w:val="99"/>
+    <w:unhideWhenUsed/>
+    <w:rsid w:val="00470723"/>
+    <w:pPr>
+      <w:spacing w:before="100" w:beforeAutospacing="1" w:after="100" w:afterAutospacing="1" w:line="240" w:lineRule="auto"/>
+      <w:jc w:val="left"/>
+    </w:pPr>
+    <w:rPr>
+      <w:rFonts w:cs="Calibri"/>
+    </w:rPr>
+  </w:style>
+  <w:style w:type="paragraph" w:customStyle="1" w:styleId="NoNumberParagraph">
+    <w:name w:val="No Number Paragraph"/>
+    <w:basedOn w:val="ListParagraph"/>
+    <w:link w:val="NoNumberParagraphChar"/>
+    <w:qFormat/>
+    <w:rsid w:val="009724A6"/>
+    <w:pPr>
+      <w:spacing w:line="276" w:lineRule="auto"/>
+      <w:ind w:left="0" w:firstLine="720"/>
+    </w:pPr>
+    <w:rPr>
+      <w:rFonts w:eastAsia="Calibri" w:cs="Calibri"/>
+    </w:rPr>
+  </w:style>
+  <w:style w:type="character" w:customStyle="1" w:styleId="NoNumberParagraphChar">
+    <w:name w:val="No Number Paragraph Char"/>
+    <w:link w:val="NoNumberParagraph"/>
+    <w:rsid w:val="009724A6"/>
+    <w:rPr>
+      <w:rFonts w:cs="Calibri"/>
+      <w:sz w:val="24"/>
+      <w:szCs w:val="24"/>
+    </w:rPr>
+  </w:style>
+  <w:style w:type="paragraph" w:styleId="Revision">
+    <w:name w:val="Revision"/>
+    <w:hidden/>
+    <w:uiPriority w:val="99"/>
+    <w:semiHidden/>
+    <w:rsid w:val="006A3E22"/>
+    <w:rPr>
+      <w:rFonts w:eastAsia="Times New Roman"/>
+      <w:sz w:val="24"/>
+      <w:szCs w:val="24"/>
+    </w:rPr>
+  </w:style>
+  <w:style w:type="paragraph" w:customStyle="1" w:styleId="RIACAdvisorySubtitle">
+    <w:name w:val="RIAC Advisory Subtitle"/>
+    <w:qFormat/>
+    <w:rsid w:val="00AA137A"/>
+    <w:pPr>
+      <w:jc w:val="center"/>
+    </w:pPr>
+    <w:rPr>
+      <w:rFonts w:ascii="Amasis MT Pro" w:hAnsi="Amasis MT Pro"/>
+      <w:b/>
+      <w:i/>
+      <w:iCs/>
+      <w:color w:val="002641"/>
+      <w:sz w:val="28"/>
+      <w:szCs w:val="24"/>
+    </w:rPr>
+  </w:style>
+  <w:style w:type="paragraph" w:customStyle="1" w:styleId="RIACAdvisoryTitle">
+    <w:name w:val="RIAC Advisory Title"/>
+    <w:basedOn w:val="Header"/>
+    <w:next w:val="RIACAdvisorySubtitle"/>
+    <w:qFormat/>
+    <w:rsid w:val="00AA137A"/>
+    <w:pPr>
       <w:spacing w:line="240" w:lineRule="auto"/>
     </w:pPr>
-  </w:style>
-  <w:style w:type="character" w:customStyle="1" w:styleId="HeaderChar">
-    <w:name w:val="Header Char"/>
-    <w:basedOn w:val="DefaultParagraphFont"/>
-    <w:link w:val="Header"/>
-    <w:rsid w:val="002E192A"/>
     <w:rPr>
-      <w:rFonts w:ascii="Calibri" w:eastAsia="Times New Roman" w:hAnsi="Calibri" w:cs="Times New Roman"/>
-      <w:kern w:val="0"/>
-      <w14:ligatures w14:val="none"/>
+      <w:rFonts w:ascii="Amasis MT Pro" w:eastAsia="Calibri" w:hAnsi="Amasis MT Pro"/>
+      <w:b/>
+      <w:color w:val="002641"/>
+      <w:sz w:val="36"/>
+      <w:szCs w:val="32"/>
     </w:rPr>
   </w:style>
-  <w:style w:type="paragraph" w:styleId="Footer">
-    <w:name w:val="footer"/>
+  <w:style w:type="paragraph" w:customStyle="1" w:styleId="SectionHeader">
+    <w:name w:val="Section Header"/>
     <w:basedOn w:val="Normal"/>
-    <w:link w:val="FooterChar"/>
-    <w:uiPriority w:val="99"/>
-    <w:unhideWhenUsed/>
-    <w:rsid w:val="002E192A"/>
+    <w:link w:val="SectionHeaderChar"/>
+    <w:qFormat/>
+    <w:rsid w:val="00512C55"/>
     <w:pPr>
-      <w:tabs>
-        <w:tab w:val="center" w:pos="4680"/>
-        <w:tab w:val="right" w:pos="9360"/>
-      </w:tabs>
+      <w:keepNext/>
       <w:spacing w:line="240" w:lineRule="auto"/>
+      <w:jc w:val="center"/>
+      <w:textAlignment w:val="baseline"/>
     </w:pPr>
+    <w:rPr>
+      <w:b/>
+      <w:caps/>
+      <w:sz w:val="28"/>
+      <w:szCs w:val="28"/>
+    </w:rPr>
   </w:style>
-  <w:style w:type="character" w:customStyle="1" w:styleId="FooterChar">
-    <w:name w:val="Footer Char"/>
+  <w:style w:type="character" w:customStyle="1" w:styleId="SectionHeaderChar">
+    <w:name w:val="Section Header Char"/>
     <w:basedOn w:val="DefaultParagraphFont"/>
-    <w:link w:val="Footer"/>
-    <w:uiPriority w:val="99"/>
-    <w:rsid w:val="002E192A"/>
+    <w:link w:val="SectionHeader"/>
+    <w:rsid w:val="00512C55"/>
     <w:rPr>
-      <w:rFonts w:ascii="Calibri" w:eastAsia="Times New Roman" w:hAnsi="Calibri" w:cs="Times New Roman"/>
-      <w:kern w:val="0"/>
-      <w14:ligatures w14:val="none"/>
+      <w:rFonts w:eastAsia="Times New Roman"/>
+      <w:b/>
+      <w:caps/>
+      <w:sz w:val="28"/>
+      <w:szCs w:val="28"/>
     </w:rPr>
   </w:style>
 </w:styles>
@@ -4020,39 +8782,39 @@
         <a:sysClr val="window" lastClr="FFFFFF"/>
       </a:lt1>
       <a:dk2>
-        <a:srgbClr val="44546A"/>
+        <a:srgbClr val="0E2841"/>
       </a:dk2>
       <a:lt2>
-        <a:srgbClr val="E7E6E6"/>
+        <a:srgbClr val="E8E8E8"/>
       </a:lt2>
       <a:accent1>
-        <a:srgbClr val="4472C4"/>
+        <a:srgbClr val="156082"/>
       </a:accent1>
       <a:accent2>
-        <a:srgbClr val="ED7D31"/>
+        <a:srgbClr val="E97132"/>
       </a:accent2>
       <a:accent3>
-        <a:srgbClr val="A5A5A5"/>
+        <a:srgbClr val="196B24"/>
       </a:accent3>
       <a:accent4>
-        <a:srgbClr val="FFC000"/>
+        <a:srgbClr val="0F9ED5"/>
       </a:accent4>
       <a:accent5>
-        <a:srgbClr val="5B9BD5"/>
+        <a:srgbClr val="A02B93"/>
       </a:accent5>
       <a:accent6>
-        <a:srgbClr val="70AD47"/>
+        <a:srgbClr val="4EA72E"/>
       </a:accent6>
       <a:hlink>
-        <a:srgbClr val="0563C1"/>
+        <a:srgbClr val="467886"/>
       </a:hlink>
       <a:folHlink>
-        <a:srgbClr val="954F72"/>
+        <a:srgbClr val="96607D"/>
       </a:folHlink>
     </a:clrScheme>
     <a:fontScheme name="Office">
       <a:majorFont>
-        <a:latin typeface="Calibri Light" panose="020F0302020204030204"/>
+        <a:latin typeface="Aptos Display" panose="02110004020202020204"/>
         <a:ea typeface=""/>
         <a:cs typeface=""/>
         <a:font script="Jpan" typeface="游ゴシック Light"/>
@@ -4104,7 +8866,7 @@
         <a:font script="Tfng" typeface="Ebrima"/>
       </a:majorFont>
       <a:minorFont>
-        <a:latin typeface="Calibri" panose="020F0502020204030204"/>
+        <a:latin typeface="Aptos" panose="02110004020202020204"/>
         <a:ea typeface=""/>
         <a:cs typeface=""/>
         <a:font script="Jpan" typeface="游明朝"/>
@@ -4215,13 +8977,6 @@
         </a:gradFill>
       </a:fillStyleLst>
       <a:lnStyleLst>
-        <a:ln w="6350" cap="flat" cmpd="sng" algn="ctr">
-          <a:solidFill>
-            <a:schemeClr val="phClr"/>
-          </a:solidFill>
-          <a:prstDash val="solid"/>
-          <a:miter lim="800000"/>
-        </a:ln>
         <a:ln w="12700" cap="flat" cmpd="sng" algn="ctr">
           <a:solidFill>
             <a:schemeClr val="phClr"/>
@@ -4230,6 +8985,13 @@
           <a:miter lim="800000"/>
         </a:ln>
         <a:ln w="19050" cap="flat" cmpd="sng" algn="ctr">
+          <a:solidFill>
+            <a:schemeClr val="phClr"/>
+          </a:solidFill>
+          <a:prstDash val="solid"/>
+          <a:miter lim="800000"/>
+        </a:ln>
+        <a:ln w="25400" cap="flat" cmpd="sng" algn="ctr">
           <a:solidFill>
             <a:schemeClr val="phClr"/>
           </a:solidFill>
@@ -4294,11 +9056,31 @@
       </a:bgFillStyleLst>
     </a:fmtScheme>
   </a:themeElements>
-  <a:objectDefaults/>
+  <a:objectDefaults>
+    <a:lnDef>
+      <a:spPr/>
+      <a:bodyPr/>
+      <a:lstStyle/>
+      <a:style>
+        <a:lnRef idx="2">
+          <a:schemeClr val="accent1"/>
+        </a:lnRef>
+        <a:fillRef idx="0">
+          <a:schemeClr val="accent1"/>
+        </a:fillRef>
+        <a:effectRef idx="1">
+          <a:schemeClr val="accent1"/>
+        </a:effectRef>
+        <a:fontRef idx="minor">
+          <a:schemeClr val="tx1"/>
+        </a:fontRef>
+      </a:style>
+    </a:lnDef>
+  </a:objectDefaults>
   <a:extraClrSchemeLst/>
   <a:extLst>
     <a:ext uri="{05A4C25C-085E-4340-85A3-A5531E510DB2}">
-      <thm15:themeFamily xmlns:thm15="http://schemas.microsoft.com/office/thememl/2012/main" name="Office Theme" id="{62F939B6-93AF-4DB8-9C6B-D6C7DFDC589F}" vid="{4A3C46E8-61CC-4603-A589-7422A47A8E4A}"/>
+      <thm15:themeFamily xmlns:thm15="http://schemas.microsoft.com/office/thememl/2012/main" name="Office Theme" id="{2E142A2C-CD16-42D6-873A-C26D2A0506FA}" vid="{1BDDFF52-6CD6-40A5-AB3C-68EB2F1E4D0A}"/>
     </a:ext>
   </a:extLst>
 </a:theme>
@@ -4316,6 +9098,10 @@
 </file>
 
 <file path=customXml/item2.xml><?xml version="1.0" encoding="utf-8"?>
+<b:Sources xmlns:b="http://schemas.openxmlformats.org/officeDocument/2006/bibliography" xmlns="http://schemas.openxmlformats.org/officeDocument/2006/bibliography" SelectedStyle="\APASixthEditionOfficeOnline.xsl" StyleName="APA" Version="6"/>
+</file>
+
+<file path=customXml/item3.xml><?xml version="1.0" encoding="utf-8"?>
 <ct:contentTypeSchema xmlns:ct="http://schemas.microsoft.com/office/2006/metadata/contentType" xmlns:ma="http://schemas.microsoft.com/office/2006/metadata/properties/metaAttributes" ct:_="" ma:_="" ma:contentTypeName="Document" ma:contentTypeID="0x0101001BBECA09418D434985371152D78633BC" ma:contentTypeVersion="11" ma:contentTypeDescription="Create a new document." ma:contentTypeScope="" ma:versionID="1ff01b9c9ebe5baeac55163eb68a01fe">
   <xsd:schema xmlns:xsd="http://www.w3.org/2001/XMLSchema" xmlns:xs="http://www.w3.org/2001/XMLSchema" xmlns:p="http://schemas.microsoft.com/office/2006/metadata/properties" xmlns:ns2="b8d09027-3915-499f-b0e7-28fda8d51cc7" xmlns:ns3="4b8fbf8b-1220-443d-9737-fe6d9b6798d5" targetNamespace="http://schemas.microsoft.com/office/2006/metadata/properties" ma:root="true" ma:fieldsID="914701d973fbe8f1dcb4cc87e3d1187b" ns2:_="" ns3:_="">
     <xsd:import namespace="b8d09027-3915-499f-b0e7-28fda8d51cc7"/>
@@ -4510,7 +9296,7 @@
 </ct:contentTypeSchema>
 </file>
 
-<file path=customXml/item3.xml><?xml version="1.0" encoding="utf-8"?>
+<file path=customXml/item4.xml><?xml version="1.0" encoding="utf-8"?>
 <?mso-contentType ?>
 <FormTemplates xmlns="http://schemas.microsoft.com/sharepoint/v3/contenttype/forms">
   <Display>DocumentLibraryForm</Display>
@@ -4520,7 +9306,7 @@
 </file>
 
 <file path=customXml/itemProps1.xml><?xml version="1.0" encoding="utf-8"?>
-<ds:datastoreItem xmlns:ds="http://schemas.openxmlformats.org/officeDocument/2006/customXml" ds:itemID="{A2FAEFE0-29F5-4BE9-97B8-E98CACFD43EE}">
+<ds:datastoreItem xmlns:ds="http://schemas.openxmlformats.org/officeDocument/2006/customXml" ds:itemID="{4FF05673-E026-48F8-8798-3608F594A6D6}">
   <ds:schemaRefs>
     <ds:schemaRef ds:uri="http://schemas.microsoft.com/office/2006/metadata/properties"/>
     <ds:schemaRef ds:uri="http://schemas.microsoft.com/office/infopath/2007/PartnerControls"/>
@@ -4531,7 +9317,15 @@
 </file>
 
 <file path=customXml/itemProps2.xml><?xml version="1.0" encoding="utf-8"?>
-<ds:datastoreItem xmlns:ds="http://schemas.openxmlformats.org/officeDocument/2006/customXml" ds:itemID="{8C79AA9A-5063-4418-8E39-E4B2E286BCEF}">
+<ds:datastoreItem xmlns:ds="http://schemas.openxmlformats.org/officeDocument/2006/customXml" ds:itemID="{C5F5E596-91BB-4B34-82B4-B72D70B5E76D}">
+  <ds:schemaRefs>
+    <ds:schemaRef ds:uri="http://schemas.openxmlformats.org/officeDocument/2006/bibliography"/>
+  </ds:schemaRefs>
+</ds:datastoreItem>
+</file>
+
+<file path=customXml/itemProps3.xml><?xml version="1.0" encoding="utf-8"?>
+<ds:datastoreItem xmlns:ds="http://schemas.openxmlformats.org/officeDocument/2006/customXml" ds:itemID="{139E9B56-92D4-4F8B-A75D-AFB5CC94EFA8}">
   <ds:schemaRefs>
     <ds:schemaRef ds:uri="http://schemas.microsoft.com/office/2006/metadata/contentType"/>
     <ds:schemaRef ds:uri="http://schemas.microsoft.com/office/2006/metadata/properties/metaAttributes"/>
@@ -4549,8 +9343,8 @@
 </ds:datastoreItem>
 </file>
 
-<file path=customXml/itemProps3.xml><?xml version="1.0" encoding="utf-8"?>
-<ds:datastoreItem xmlns:ds="http://schemas.openxmlformats.org/officeDocument/2006/customXml" ds:itemID="{CB3E0D11-4621-4A33-86C9-E06BC731B66F}">
+<file path=customXml/itemProps4.xml><?xml version="1.0" encoding="utf-8"?>
+<ds:datastoreItem xmlns:ds="http://schemas.openxmlformats.org/officeDocument/2006/customXml" ds:itemID="{2A8B2333-735A-4AA7-A482-FFBB6F5E1D20}">
   <ds:schemaRefs>
     <ds:schemaRef ds:uri="http://schemas.microsoft.com/sharepoint/v3/contenttype/forms"/>
   </ds:schemaRefs>
